--- a/docs/DMP_Frost_Day_Prediction_in_Vienna.docx
+++ b/docs/DMP_Frost_Day_Prediction_in_Vienna.docx
@@ -91,12 +91,6 @@
           <w:lang w:val="en-GB"/>
         </w:rPr>
         <w:t>:</w:t>
-      </w:r>
-      <w:r>
-        <w:rPr>
-          <w:rFonts w:cstheme="minorHAnsi"/>
-          <w:lang w:val="en-GB"/>
-        </w:rPr>
         <w:tab/>
         <w:t>Read everything carefully and adjust automatically generated text if necessary.</w:t>
       </w:r>
@@ -133,12 +127,6 @@
           <w:lang w:val="en-GB"/>
         </w:rPr>
         <w:t>:</w:t>
-      </w:r>
-      <w:r>
-        <w:rPr>
-          <w:rFonts w:cstheme="minorHAnsi"/>
-          <w:lang w:val="en-GB"/>
-        </w:rPr>
         <w:tab/>
         <w:t xml:space="preserve">Content in </w:t>
       </w:r>
@@ -155,63 +143,7 @@
           <w:rFonts w:cstheme="minorHAnsi"/>
           <w:lang w:val="en-GB"/>
         </w:rPr>
-        <w:t xml:space="preserve"> and in […] needs extra attention. Check and add missing information. Delete the square brackets and change the font colour to black. E</w:t>
-      </w:r>
-      <w:r>
-        <w:rPr>
-          <w:rFonts w:cstheme="minorHAnsi"/>
-          <w:lang w:val="en-GB"/>
-        </w:rPr>
-        <w:t>XAMPLE 1</w:t>
-      </w:r>
-      <w:r>
-        <w:rPr>
-          <w:rFonts w:cstheme="minorHAnsi"/>
-          <w:lang w:val="en-GB"/>
-        </w:rPr>
-        <w:t xml:space="preserve">: </w:t>
-      </w:r>
-      <w:r>
-        <w:rPr>
-          <w:rFonts w:cstheme="minorHAnsi"/>
-          <w:lang w:val="en-GB"/>
-        </w:rPr>
-        <w:t>Deliverable information</w:t>
-      </w:r>
-      <w:r>
-        <w:rPr>
-          <w:rFonts w:cstheme="minorHAnsi"/>
-          <w:lang w:val="en-GB"/>
-        </w:rPr>
-        <w:t xml:space="preserve"> </w:t>
-      </w:r>
-      <w:r>
-        <w:rPr>
-          <w:rFonts w:cstheme="minorHAnsi"/>
-          <w:lang w:val="en-GB"/>
-        </w:rPr>
-        <w:t>on the cover page.</w:t>
-      </w:r>
-      <w:r>
-        <w:rPr>
-          <w:rFonts w:cstheme="minorHAnsi"/>
-          <w:lang w:val="en-GB"/>
-        </w:rPr>
-        <w:t xml:space="preserve"> EXAMPLE 2: README file level </w:t>
-      </w:r>
-      <w:r>
-        <w:rPr>
-          <w:rFonts w:cstheme="minorHAnsi"/>
-          <w:lang w:val="en-GB"/>
-        </w:rPr>
-        <w:t>in section 2</w:t>
-      </w:r>
-      <w:r>
-        <w:rPr>
-          <w:rFonts w:cstheme="minorHAnsi"/>
-          <w:lang w:val="en-GB"/>
-        </w:rPr>
-        <w:t>.1 - choose one and delete the other options.</w:t>
+        <w:t xml:space="preserve"> and in […] needs extra attention. Check and add missing information. Delete the square brackets and change the font colour to black. EXAMPLE 1: Deliverable information on the cover page. EXAMPLE 2: README file level in section 2.1 - choose one and delete the other options.</w:t>
       </w:r>
     </w:p>
     <w:p>
@@ -246,35 +178,8 @@
           <w:lang w:val="en-GB"/>
         </w:rPr>
         <w:t>:</w:t>
-      </w:r>
-      <w:r>
-        <w:rPr>
-          <w:rFonts w:cstheme="minorHAnsi"/>
-          <w:lang w:val="en-GB"/>
-        </w:rPr>
         <w:tab/>
-        <w:t xml:space="preserve">Fill in missing information. </w:t>
-      </w:r>
-      <w:r>
-        <w:rPr>
-          <w:rFonts w:cstheme="minorHAnsi"/>
-          <w:lang w:val="en-GB"/>
-        </w:rPr>
-        <w:t xml:space="preserve">EXAMPLE: Add specific acronyms used in the DMP </w:t>
-      </w:r>
-      <w:r>
-        <w:rPr>
-          <w:rFonts w:cstheme="minorHAnsi"/>
-          <w:lang w:val="en-GB"/>
-        </w:rPr>
-        <w:t>in the Terminology section</w:t>
-      </w:r>
-      <w:r>
-        <w:rPr>
-          <w:rFonts w:cstheme="minorHAnsi"/>
-          <w:lang w:val="en-GB"/>
-        </w:rPr>
-        <w:t xml:space="preserve"> on page 2. </w:t>
+        <w:t xml:space="preserve">Fill in missing information. EXAMPLE: Add specific acronyms used in the DMP in the Terminology section on page 2. </w:t>
       </w:r>
     </w:p>
     <w:p>
@@ -301,14 +206,6 @@
           <w:lang w:val="en-GB"/>
         </w:rPr>
         <w:t>Delete (1):</w:t>
-      </w:r>
-      <w:r>
-        <w:rPr>
-          <w:rFonts w:cstheme="minorHAnsi"/>
-          <w:b/>
-          <w:bCs/>
-          <w:lang w:val="en-GB"/>
-        </w:rPr>
         <w:tab/>
         <w:t xsi:nil="true"/>
       </w:r>
@@ -344,33 +241,7 @@
           <w:bCs/>
           <w:lang w:val="en-GB"/>
         </w:rPr>
-        <w:t xml:space="preserve">Delete </w:t>
-      </w:r>
-      <w:r>
-        <w:rPr>
-          <w:rFonts w:cstheme="minorHAnsi"/>
-          <w:b/>
-          <w:bCs/>
-          <w:lang w:val="en-GB"/>
-        </w:rPr>
-        <w:t>(2)</w:t>
-      </w:r>
-      <w:r>
-        <w:rPr>
-          <w:rFonts w:cstheme="minorHAnsi"/>
-          <w:b/>
-          <w:bCs/>
-          <w:lang w:val="en-GB"/>
-        </w:rPr>
-        <w:t>:</w:t>
-      </w:r>
-      <w:r>
-        <w:rPr>
-          <w:rFonts w:cstheme="minorHAnsi"/>
-          <w:b/>
-          <w:bCs/>
-          <w:lang w:val="en-GB"/>
-        </w:rPr>
+        <w:t>Delete (2):</w:t>
         <w:tab/>
         <w:t xsi:nil="true"/>
       </w:r>
@@ -379,28 +250,7 @@
           <w:rFonts w:cstheme="minorHAnsi"/>
           <w:lang w:val="en-GB"/>
         </w:rPr>
-        <w:t>D</w:t>
-      </w:r>
-      <w:r>
-        <w:rPr>
-          <w:rFonts w:cstheme="minorHAnsi"/>
-          <w:lang w:val="en-GB"/>
-        </w:rPr>
-        <w:t xml:space="preserve">elete this </w:t>
-      </w:r>
-      <w:r>
-        <w:rPr>
-          <w:rFonts w:cstheme="minorHAnsi"/>
-          <w:lang w:val="en-GB"/>
-        </w:rPr>
-        <w:t xml:space="preserve">instruction </w:t>
-      </w:r>
-      <w:r>
-        <w:rPr>
-          <w:rFonts w:cstheme="minorHAnsi"/>
-          <w:lang w:val="en-GB"/>
-        </w:rPr>
-        <w:t xml:space="preserve">page. </w:t>
+        <w:t xml:space="preserve">Delete this instruction page. </w:t>
       </w:r>
     </w:p>
     <w:p>
@@ -435,12 +285,6 @@
           <w:lang w:val="en-GB"/>
         </w:rPr>
         <w:t xml:space="preserve"> </w:t>
-      </w:r>
-      <w:r>
-        <w:rPr>
-          <w:rFonts w:cstheme="minorHAnsi"/>
-          <w:lang w:val="en-GB"/>
-        </w:rPr>
         <w:tab/>
         <w:t xml:space="preserve">Update the table of contents. </w:t>
       </w:r>
@@ -553,8 +397,6 @@
           <w:color w:val="000000" w:themeColor="text1"/>
         </w:rPr>
       </w:pPr>
-      <w:proofErr w:type="spellStart"/>
-      <w:proofErr w:type="spellEnd"/>
       <w:r>
         <w:rPr>
           <w:b/>
@@ -1081,24 +923,8 @@
               <w:rPr>
                 <w:rFonts w:eastAsia="Arial"/>
               </w:rPr>
-              <w:t xml:space="preserve">This </w:t>
-            </w:r>
-            <w:proofErr w:type="gramStart"/>
-            <w:r>
-              <w:rPr>
-                <w:rFonts w:eastAsia="Arial"/>
-              </w:rPr>
-              <w:t>deliverable</w:t>
-            </w:r>
-            <w:proofErr w:type="gramEnd"/>
-            <w:r>
-              <w:rPr>
-                <w:rFonts w:eastAsia="Arial"/>
-              </w:rPr>
-              <w:t xml:space="preserve"> is the initial Data Management Plan (DMP) for t</w:t>
-            </w:r>
-            <w:proofErr w:type="spellStart"/>
-            <w:proofErr w:type="spellEnd"/>
+              <w:t>This deliverable is the initial Data Management Plan (DMP) for t</w:t>
+            </w:r>
             <w:r>
               <w:rPr>
                 <w:rFonts w:eastAsia="Arial"/>
@@ -1230,8 +1056,6 @@
         </w:drawing>
         <w:t xsi:nil="true"/>
       </w:r>
-      <w:proofErr w:type="spellStart"/>
-      <w:proofErr w:type="spellEnd"/>
       <w:r>
         <w:rPr>
           <w:color w:val="000000" w:themeColor="text1"/>
@@ -1248,35 +1072,11 @@
           <w:t>http://creativecommons.org/licenses/by/4.0/</w:t>
         </w:r>
       </w:hyperlink>
-      <w:proofErr w:type="spellStart"/>
-      <w:proofErr w:type="spellEnd"/>
       <w:r>
         <w:rPr>
           <w:color w:val="000000" w:themeColor="text1"/>
         </w:rPr>
-        <w:t xml:space="preserve">). The Frost Day Prediction in Vienna project is funded by the European Union Horizon Europe </w:t>
-      </w:r>
-      <w:proofErr w:type="spellStart"/>
-      <w:r>
-        <w:rPr>
-          <w:color w:val="000000" w:themeColor="text1"/>
-        </w:rPr>
-        <w:t>programme</w:t>
-      </w:r>
-      <w:proofErr w:type="spellEnd"/>
-      <w:r>
-        <w:rPr>
-          <w:color w:val="000000" w:themeColor="text1"/>
-        </w:rPr>
-        <w:t xml:space="preserve"> under Grant Agreement No </w:t>
-      </w:r>
-      <w:proofErr w:type="spellStart"/>
-      <w:proofErr w:type="spellEnd"/>
-      <w:r>
-        <w:rPr>
-          <w:color w:val="000000" w:themeColor="text1"/>
-        </w:rPr>
-        <w:t>.</w:t>
+        <w:t>). The Frost Day Prediction in Vienna project is funded by the European Union Horizon Europe programme under Grant Agreement No .</w:t>
       </w:r>
     </w:p>
     <w:p>
@@ -2096,10 +1896,6 @@
                 <w:szCs w:val="20"/>
               </w:rPr>
             </w:pPr>
-            <w:proofErr w:type="spellStart"/>
-            <w:proofErr w:type="gramStart"/>
-            <w:proofErr w:type="spellEnd"/>
-            <w:proofErr w:type="gramEnd"/>
             <w:r>
               <w:rPr>
                 <w:color w:val="92D050"/>
@@ -2851,15 +2647,6 @@
                 <w:lang w:val="en-GB"/>
               </w:rPr>
               <w:t>Project Coordinator</w:t>
-            </w:r>
-            <w:r>
-              <w:rPr>
-                <w:bCs/>
-                <w:color w:val="auto"/>
-                <w:sz w:val="20"/>
-                <w:szCs w:val="20"/>
-                <w:lang w:val="en-GB"/>
-              </w:rPr>
               <w:br/>
               <w:t>Principal Investigator</w:t>
             </w:r>
@@ -3031,7 +2818,6 @@
                 <w:szCs w:val="20"/>
                 <w:lang w:val="en-GB"/>
               </w:rPr>
-              <w:t/>
               <w:t>Vivek Sharma, ORCID: 0009-0006-4879-6388, Maharishi Markandeshwar University, Mullana, Researcher</w:t>
               <w:br/>
               <w:br/>
@@ -3114,21 +2900,7 @@
               <w:color w:val="auto"/>
             </w:rPr>
             <w:fldChar w:fldCharType="begin"/>
-          </w:r>
-          <w:r>
-            <w:rPr>
-              <w:rFonts w:eastAsiaTheme="minorHAnsi"/>
-              <w:noProof/>
-              <w:color w:val="auto"/>
-            </w:rPr>
             <w:instrText xml:space="preserve"> TOC \o "1-3" \h \z \u </w:instrText>
-          </w:r>
-          <w:r>
-            <w:rPr>
-              <w:rFonts w:eastAsiaTheme="minorHAnsi"/>
-              <w:noProof/>
-              <w:color w:val="auto"/>
-            </w:rPr>
             <w:fldChar w:fldCharType="separate"/>
           </w:r>
           <w:hyperlink w:anchor="_Toc156287338" w:history="1">
@@ -3165,46 +2937,10 @@
                 <w:webHidden/>
               </w:rPr>
               <w:tab/>
-            </w:r>
-            <w:r>
-              <w:rPr>
-                <w:noProof/>
-                <w:webHidden/>
-              </w:rPr>
               <w:fldChar w:fldCharType="begin"/>
-            </w:r>
-            <w:r>
-              <w:rPr>
-                <w:noProof/>
-                <w:webHidden/>
-              </w:rPr>
               <w:instrText xml:space="preserve"> PAGEREF _Toc156287338 \h </w:instrText>
-            </w:r>
-            <w:r>
-              <w:rPr>
-                <w:noProof/>
-                <w:webHidden/>
-              </w:rPr>
-            </w:r>
-            <w:r>
-              <w:rPr>
-                <w:noProof/>
-                <w:webHidden/>
-              </w:rPr>
               <w:fldChar w:fldCharType="separate"/>
-            </w:r>
-            <w:r>
-              <w:rPr>
-                <w:noProof/>
-                <w:webHidden/>
-              </w:rPr>
               <w:t>5</w:t>
-            </w:r>
-            <w:r>
-              <w:rPr>
-                <w:noProof/>
-                <w:webHidden/>
-              </w:rPr>
               <w:fldChar w:fldCharType="end"/>
             </w:r>
           </w:hyperlink>
@@ -3255,46 +2991,10 @@
                 <w:webHidden/>
               </w:rPr>
               <w:tab/>
-            </w:r>
-            <w:r>
-              <w:rPr>
-                <w:noProof/>
-                <w:webHidden/>
-              </w:rPr>
               <w:fldChar w:fldCharType="begin"/>
-            </w:r>
-            <w:r>
-              <w:rPr>
-                <w:noProof/>
-                <w:webHidden/>
-              </w:rPr>
               <w:instrText xml:space="preserve"> PAGEREF _Toc156287339 \h </w:instrText>
-            </w:r>
-            <w:r>
-              <w:rPr>
-                <w:noProof/>
-                <w:webHidden/>
-              </w:rPr>
-            </w:r>
-            <w:r>
-              <w:rPr>
-                <w:noProof/>
-                <w:webHidden/>
-              </w:rPr>
               <w:fldChar w:fldCharType="separate"/>
-            </w:r>
-            <w:r>
-              <w:rPr>
-                <w:noProof/>
-                <w:webHidden/>
-              </w:rPr>
               <w:t>5</w:t>
-            </w:r>
-            <w:r>
-              <w:rPr>
-                <w:noProof/>
-                <w:webHidden/>
-              </w:rPr>
               <w:fldChar w:fldCharType="end"/>
             </w:r>
           </w:hyperlink>
@@ -3345,46 +3045,10 @@
                 <w:webHidden/>
               </w:rPr>
               <w:tab/>
-            </w:r>
-            <w:r>
-              <w:rPr>
-                <w:noProof/>
-                <w:webHidden/>
-              </w:rPr>
               <w:fldChar w:fldCharType="begin"/>
-            </w:r>
-            <w:r>
-              <w:rPr>
-                <w:noProof/>
-                <w:webHidden/>
-              </w:rPr>
               <w:instrText xml:space="preserve"> PAGEREF _Toc156287340 \h </w:instrText>
-            </w:r>
-            <w:r>
-              <w:rPr>
-                <w:noProof/>
-                <w:webHidden/>
-              </w:rPr>
-            </w:r>
-            <w:r>
-              <w:rPr>
-                <w:noProof/>
-                <w:webHidden/>
-              </w:rPr>
               <w:fldChar w:fldCharType="separate"/>
-            </w:r>
-            <w:r>
-              <w:rPr>
-                <w:noProof/>
-                <w:webHidden/>
-              </w:rPr>
               <w:t>5</w:t>
-            </w:r>
-            <w:r>
-              <w:rPr>
-                <w:noProof/>
-                <w:webHidden/>
-              </w:rPr>
               <w:fldChar w:fldCharType="end"/>
             </w:r>
           </w:hyperlink>
@@ -3435,46 +3099,10 @@
                 <w:webHidden/>
               </w:rPr>
               <w:tab/>
-            </w:r>
-            <w:r>
-              <w:rPr>
-                <w:noProof/>
-                <w:webHidden/>
-              </w:rPr>
               <w:fldChar w:fldCharType="begin"/>
-            </w:r>
-            <w:r>
-              <w:rPr>
-                <w:noProof/>
-                <w:webHidden/>
-              </w:rPr>
               <w:instrText xml:space="preserve"> PAGEREF _Toc156287341 \h </w:instrText>
-            </w:r>
-            <w:r>
-              <w:rPr>
-                <w:noProof/>
-                <w:webHidden/>
-              </w:rPr>
-            </w:r>
-            <w:r>
-              <w:rPr>
-                <w:noProof/>
-                <w:webHidden/>
-              </w:rPr>
               <w:fldChar w:fldCharType="separate"/>
-            </w:r>
-            <w:r>
-              <w:rPr>
-                <w:noProof/>
-                <w:webHidden/>
-              </w:rPr>
               <w:t>5</w:t>
-            </w:r>
-            <w:r>
-              <w:rPr>
-                <w:noProof/>
-                <w:webHidden/>
-              </w:rPr>
               <w:fldChar w:fldCharType="end"/>
             </w:r>
           </w:hyperlink>
@@ -3525,46 +3153,10 @@
                 <w:webHidden/>
               </w:rPr>
               <w:tab/>
-            </w:r>
-            <w:r>
-              <w:rPr>
-                <w:noProof/>
-                <w:webHidden/>
-              </w:rPr>
               <w:fldChar w:fldCharType="begin"/>
-            </w:r>
-            <w:r>
-              <w:rPr>
-                <w:noProof/>
-                <w:webHidden/>
-              </w:rPr>
               <w:instrText xml:space="preserve"> PAGEREF _Toc156287342 \h </w:instrText>
-            </w:r>
-            <w:r>
-              <w:rPr>
-                <w:noProof/>
-                <w:webHidden/>
-              </w:rPr>
-            </w:r>
-            <w:r>
-              <w:rPr>
-                <w:noProof/>
-                <w:webHidden/>
-              </w:rPr>
               <w:fldChar w:fldCharType="separate"/>
-            </w:r>
-            <w:r>
-              <w:rPr>
-                <w:noProof/>
-                <w:webHidden/>
-              </w:rPr>
               <w:t>6</w:t>
-            </w:r>
-            <w:r>
-              <w:rPr>
-                <w:noProof/>
-                <w:webHidden/>
-              </w:rPr>
               <w:fldChar w:fldCharType="end"/>
             </w:r>
           </w:hyperlink>
@@ -3619,46 +3211,10 @@
                 <w:webHidden/>
               </w:rPr>
               <w:tab/>
-            </w:r>
-            <w:r>
-              <w:rPr>
-                <w:noProof/>
-                <w:webHidden/>
-              </w:rPr>
               <w:fldChar w:fldCharType="begin"/>
-            </w:r>
-            <w:r>
-              <w:rPr>
-                <w:noProof/>
-                <w:webHidden/>
-              </w:rPr>
               <w:instrText xml:space="preserve"> PAGEREF _Toc156287343 \h </w:instrText>
-            </w:r>
-            <w:r>
-              <w:rPr>
-                <w:noProof/>
-                <w:webHidden/>
-              </w:rPr>
-            </w:r>
-            <w:r>
-              <w:rPr>
-                <w:noProof/>
-                <w:webHidden/>
-              </w:rPr>
               <w:fldChar w:fldCharType="separate"/>
-            </w:r>
-            <w:r>
-              <w:rPr>
-                <w:noProof/>
-                <w:webHidden/>
-              </w:rPr>
               <w:t>6</w:t>
-            </w:r>
-            <w:r>
-              <w:rPr>
-                <w:noProof/>
-                <w:webHidden/>
-              </w:rPr>
               <w:fldChar w:fldCharType="end"/>
             </w:r>
           </w:hyperlink>
@@ -3709,46 +3265,10 @@
                 <w:webHidden/>
               </w:rPr>
               <w:tab/>
-            </w:r>
-            <w:r>
-              <w:rPr>
-                <w:noProof/>
-                <w:webHidden/>
-              </w:rPr>
               <w:fldChar w:fldCharType="begin"/>
-            </w:r>
-            <w:r>
-              <w:rPr>
-                <w:noProof/>
-                <w:webHidden/>
-              </w:rPr>
               <w:instrText xml:space="preserve"> PAGEREF _Toc156287344 \h </w:instrText>
-            </w:r>
-            <w:r>
-              <w:rPr>
-                <w:noProof/>
-                <w:webHidden/>
-              </w:rPr>
-            </w:r>
-            <w:r>
-              <w:rPr>
-                <w:noProof/>
-                <w:webHidden/>
-              </w:rPr>
               <w:fldChar w:fldCharType="separate"/>
-            </w:r>
-            <w:r>
-              <w:rPr>
-                <w:noProof/>
-                <w:webHidden/>
-              </w:rPr>
               <w:t>6</w:t>
-            </w:r>
-            <w:r>
-              <w:rPr>
-                <w:noProof/>
-                <w:webHidden/>
-              </w:rPr>
               <w:fldChar w:fldCharType="end"/>
             </w:r>
           </w:hyperlink>
@@ -3799,46 +3319,10 @@
                 <w:webHidden/>
               </w:rPr>
               <w:tab/>
-            </w:r>
-            <w:r>
-              <w:rPr>
-                <w:noProof/>
-                <w:webHidden/>
-              </w:rPr>
               <w:fldChar w:fldCharType="begin"/>
-            </w:r>
-            <w:r>
-              <w:rPr>
-                <w:noProof/>
-                <w:webHidden/>
-              </w:rPr>
               <w:instrText xml:space="preserve"> PAGEREF _Toc156287345 \h </w:instrText>
-            </w:r>
-            <w:r>
-              <w:rPr>
-                <w:noProof/>
-                <w:webHidden/>
-              </w:rPr>
-            </w:r>
-            <w:r>
-              <w:rPr>
-                <w:noProof/>
-                <w:webHidden/>
-              </w:rPr>
               <w:fldChar w:fldCharType="separate"/>
-            </w:r>
-            <w:r>
-              <w:rPr>
-                <w:noProof/>
-                <w:webHidden/>
-              </w:rPr>
               <w:t>6</w:t>
-            </w:r>
-            <w:r>
-              <w:rPr>
-                <w:noProof/>
-                <w:webHidden/>
-              </w:rPr>
               <w:fldChar w:fldCharType="end"/>
             </w:r>
           </w:hyperlink>
@@ -3906,46 +3390,10 @@
                 <w:webHidden/>
               </w:rPr>
               <w:tab/>
-            </w:r>
-            <w:r>
-              <w:rPr>
-                <w:noProof/>
-                <w:webHidden/>
-              </w:rPr>
               <w:fldChar w:fldCharType="begin"/>
-            </w:r>
-            <w:r>
-              <w:rPr>
-                <w:noProof/>
-                <w:webHidden/>
-              </w:rPr>
               <w:instrText xml:space="preserve"> PAGEREF _Toc156287346 \h </w:instrText>
-            </w:r>
-            <w:r>
-              <w:rPr>
-                <w:noProof/>
-                <w:webHidden/>
-              </w:rPr>
-            </w:r>
-            <w:r>
-              <w:rPr>
-                <w:noProof/>
-                <w:webHidden/>
-              </w:rPr>
               <w:fldChar w:fldCharType="separate"/>
-            </w:r>
-            <w:r>
-              <w:rPr>
-                <w:noProof/>
-                <w:webHidden/>
-              </w:rPr>
               <w:t>7</w:t>
-            </w:r>
-            <w:r>
-              <w:rPr>
-                <w:noProof/>
-                <w:webHidden/>
-              </w:rPr>
               <w:fldChar w:fldCharType="end"/>
             </w:r>
           </w:hyperlink>
@@ -3996,46 +3444,10 @@
                 <w:webHidden/>
               </w:rPr>
               <w:tab/>
-            </w:r>
-            <w:r>
-              <w:rPr>
-                <w:noProof/>
-                <w:webHidden/>
-              </w:rPr>
               <w:fldChar w:fldCharType="begin"/>
-            </w:r>
-            <w:r>
-              <w:rPr>
-                <w:noProof/>
-                <w:webHidden/>
-              </w:rPr>
               <w:instrText xml:space="preserve"> PAGEREF _Toc156287347 \h </w:instrText>
-            </w:r>
-            <w:r>
-              <w:rPr>
-                <w:noProof/>
-                <w:webHidden/>
-              </w:rPr>
-            </w:r>
-            <w:r>
-              <w:rPr>
-                <w:noProof/>
-                <w:webHidden/>
-              </w:rPr>
               <w:fldChar w:fldCharType="separate"/>
-            </w:r>
-            <w:r>
-              <w:rPr>
-                <w:noProof/>
-                <w:webHidden/>
-              </w:rPr>
               <w:t>8</w:t>
-            </w:r>
-            <w:r>
-              <w:rPr>
-                <w:noProof/>
-                <w:webHidden/>
-              </w:rPr>
               <w:fldChar w:fldCharType="end"/>
             </w:r>
           </w:hyperlink>
@@ -4090,46 +3502,10 @@
                 <w:webHidden/>
               </w:rPr>
               <w:tab/>
-            </w:r>
-            <w:r>
-              <w:rPr>
-                <w:noProof/>
-                <w:webHidden/>
-              </w:rPr>
               <w:fldChar w:fldCharType="begin"/>
-            </w:r>
-            <w:r>
-              <w:rPr>
-                <w:noProof/>
-                <w:webHidden/>
-              </w:rPr>
               <w:instrText xml:space="preserve"> PAGEREF _Toc156287348 \h </w:instrText>
-            </w:r>
-            <w:r>
-              <w:rPr>
-                <w:noProof/>
-                <w:webHidden/>
-              </w:rPr>
-            </w:r>
-            <w:r>
-              <w:rPr>
-                <w:noProof/>
-                <w:webHidden/>
-              </w:rPr>
               <w:fldChar w:fldCharType="separate"/>
-            </w:r>
-            <w:r>
-              <w:rPr>
-                <w:noProof/>
-                <w:webHidden/>
-              </w:rPr>
               <w:t>8</w:t>
-            </w:r>
-            <w:r>
-              <w:rPr>
-                <w:noProof/>
-                <w:webHidden/>
-              </w:rPr>
               <w:fldChar w:fldCharType="end"/>
             </w:r>
           </w:hyperlink>
@@ -4201,46 +3577,10 @@
                 <w:webHidden/>
               </w:rPr>
               <w:tab/>
-            </w:r>
-            <w:r>
-              <w:rPr>
-                <w:noProof/>
-                <w:webHidden/>
-              </w:rPr>
               <w:fldChar w:fldCharType="begin"/>
-            </w:r>
-            <w:r>
-              <w:rPr>
-                <w:noProof/>
-                <w:webHidden/>
-              </w:rPr>
               <w:instrText xml:space="preserve"> PAGEREF _Toc156287349 \h </w:instrText>
-            </w:r>
-            <w:r>
-              <w:rPr>
-                <w:noProof/>
-                <w:webHidden/>
-              </w:rPr>
-            </w:r>
-            <w:r>
-              <w:rPr>
-                <w:noProof/>
-                <w:webHidden/>
-              </w:rPr>
               <w:fldChar w:fldCharType="separate"/>
-            </w:r>
-            <w:r>
-              <w:rPr>
-                <w:noProof/>
-                <w:webHidden/>
-              </w:rPr>
               <w:t>9</w:t>
-            </w:r>
-            <w:r>
-              <w:rPr>
-                <w:noProof/>
-                <w:webHidden/>
-              </w:rPr>
               <w:fldChar w:fldCharType="end"/>
             </w:r>
           </w:hyperlink>
@@ -4312,46 +3652,10 @@
                 <w:webHidden/>
               </w:rPr>
               <w:tab/>
-            </w:r>
-            <w:r>
-              <w:rPr>
-                <w:noProof/>
-                <w:webHidden/>
-              </w:rPr>
               <w:fldChar w:fldCharType="begin"/>
-            </w:r>
-            <w:r>
-              <w:rPr>
-                <w:noProof/>
-                <w:webHidden/>
-              </w:rPr>
               <w:instrText xml:space="preserve"> PAGEREF _Toc156287350 \h </w:instrText>
-            </w:r>
-            <w:r>
-              <w:rPr>
-                <w:noProof/>
-                <w:webHidden/>
-              </w:rPr>
-            </w:r>
-            <w:r>
-              <w:rPr>
-                <w:noProof/>
-                <w:webHidden/>
-              </w:rPr>
               <w:fldChar w:fldCharType="separate"/>
-            </w:r>
-            <w:r>
-              <w:rPr>
-                <w:noProof/>
-                <w:webHidden/>
-              </w:rPr>
               <w:t>9</w:t>
-            </w:r>
-            <w:r>
-              <w:rPr>
-                <w:noProof/>
-                <w:webHidden/>
-              </w:rPr>
               <w:fldChar w:fldCharType="end"/>
             </w:r>
           </w:hyperlink>
@@ -4402,46 +3706,10 @@
                 <w:webHidden/>
               </w:rPr>
               <w:tab/>
-            </w:r>
-            <w:r>
-              <w:rPr>
-                <w:noProof/>
-                <w:webHidden/>
-              </w:rPr>
               <w:fldChar w:fldCharType="begin"/>
-            </w:r>
-            <w:r>
-              <w:rPr>
-                <w:noProof/>
-                <w:webHidden/>
-              </w:rPr>
               <w:instrText xml:space="preserve"> PAGEREF _Toc156287351 \h </w:instrText>
-            </w:r>
-            <w:r>
-              <w:rPr>
-                <w:noProof/>
-                <w:webHidden/>
-              </w:rPr>
-            </w:r>
-            <w:r>
-              <w:rPr>
-                <w:noProof/>
-                <w:webHidden/>
-              </w:rPr>
               <w:fldChar w:fldCharType="separate"/>
-            </w:r>
-            <w:r>
-              <w:rPr>
-                <w:noProof/>
-                <w:webHidden/>
-              </w:rPr>
               <w:t>10</w:t>
-            </w:r>
-            <w:r>
-              <w:rPr>
-                <w:noProof/>
-                <w:webHidden/>
-              </w:rPr>
               <w:fldChar w:fldCharType="end"/>
             </w:r>
           </w:hyperlink>
@@ -4492,46 +3760,10 @@
                 <w:webHidden/>
               </w:rPr>
               <w:tab/>
-            </w:r>
-            <w:r>
-              <w:rPr>
-                <w:noProof/>
-                <w:webHidden/>
-              </w:rPr>
               <w:fldChar w:fldCharType="begin"/>
-            </w:r>
-            <w:r>
-              <w:rPr>
-                <w:noProof/>
-                <w:webHidden/>
-              </w:rPr>
               <w:instrText xml:space="preserve"> PAGEREF _Toc156287352 \h </w:instrText>
-            </w:r>
-            <w:r>
-              <w:rPr>
-                <w:noProof/>
-                <w:webHidden/>
-              </w:rPr>
-            </w:r>
-            <w:r>
-              <w:rPr>
-                <w:noProof/>
-                <w:webHidden/>
-              </w:rPr>
               <w:fldChar w:fldCharType="separate"/>
-            </w:r>
-            <w:r>
-              <w:rPr>
-                <w:noProof/>
-                <w:webHidden/>
-              </w:rPr>
               <w:t>10</w:t>
-            </w:r>
-            <w:r>
-              <w:rPr>
-                <w:noProof/>
-                <w:webHidden/>
-              </w:rPr>
               <w:fldChar w:fldCharType="end"/>
             </w:r>
           </w:hyperlink>
@@ -4582,46 +3814,10 @@
                 <w:webHidden/>
               </w:rPr>
               <w:tab/>
-            </w:r>
-            <w:r>
-              <w:rPr>
-                <w:noProof/>
-                <w:webHidden/>
-              </w:rPr>
               <w:fldChar w:fldCharType="begin"/>
-            </w:r>
-            <w:r>
-              <w:rPr>
-                <w:noProof/>
-                <w:webHidden/>
-              </w:rPr>
               <w:instrText xml:space="preserve"> PAGEREF _Toc156287353 \h </w:instrText>
-            </w:r>
-            <w:r>
-              <w:rPr>
-                <w:noProof/>
-                <w:webHidden/>
-              </w:rPr>
-            </w:r>
-            <w:r>
-              <w:rPr>
-                <w:noProof/>
-                <w:webHidden/>
-              </w:rPr>
               <w:fldChar w:fldCharType="separate"/>
-            </w:r>
-            <w:r>
-              <w:rPr>
-                <w:noProof/>
-                <w:webHidden/>
-              </w:rPr>
               <w:t>10</w:t>
-            </w:r>
-            <w:r>
-              <w:rPr>
-                <w:noProof/>
-                <w:webHidden/>
-              </w:rPr>
               <w:fldChar w:fldCharType="end"/>
             </w:r>
           </w:hyperlink>
@@ -4676,46 +3872,10 @@
                 <w:webHidden/>
               </w:rPr>
               <w:tab/>
-            </w:r>
-            <w:r>
-              <w:rPr>
-                <w:noProof/>
-                <w:webHidden/>
-              </w:rPr>
               <w:fldChar w:fldCharType="begin"/>
-            </w:r>
-            <w:r>
-              <w:rPr>
-                <w:noProof/>
-                <w:webHidden/>
-              </w:rPr>
               <w:instrText xml:space="preserve"> PAGEREF _Toc156287354 \h </w:instrText>
-            </w:r>
-            <w:r>
-              <w:rPr>
-                <w:noProof/>
-                <w:webHidden/>
-              </w:rPr>
-            </w:r>
-            <w:r>
-              <w:rPr>
-                <w:noProof/>
-                <w:webHidden/>
-              </w:rPr>
               <w:fldChar w:fldCharType="separate"/>
-            </w:r>
-            <w:r>
-              <w:rPr>
-                <w:noProof/>
-                <w:webHidden/>
-              </w:rPr>
               <w:t>11</w:t>
-            </w:r>
-            <w:r>
-              <w:rPr>
-                <w:noProof/>
-                <w:webHidden/>
-              </w:rPr>
               <w:fldChar w:fldCharType="end"/>
             </w:r>
           </w:hyperlink>
@@ -4766,46 +3926,10 @@
                 <w:webHidden/>
               </w:rPr>
               <w:tab/>
-            </w:r>
-            <w:r>
-              <w:rPr>
-                <w:noProof/>
-                <w:webHidden/>
-              </w:rPr>
               <w:fldChar w:fldCharType="begin"/>
-            </w:r>
-            <w:r>
-              <w:rPr>
-                <w:noProof/>
-                <w:webHidden/>
-              </w:rPr>
               <w:instrText xml:space="preserve"> PAGEREF _Toc156287355 \h </w:instrText>
-            </w:r>
-            <w:r>
-              <w:rPr>
-                <w:noProof/>
-                <w:webHidden/>
-              </w:rPr>
-            </w:r>
-            <w:r>
-              <w:rPr>
-                <w:noProof/>
-                <w:webHidden/>
-              </w:rPr>
               <w:fldChar w:fldCharType="separate"/>
-            </w:r>
-            <w:r>
-              <w:rPr>
-                <w:noProof/>
-                <w:webHidden/>
-              </w:rPr>
               <w:t>11</w:t>
-            </w:r>
-            <w:r>
-              <w:rPr>
-                <w:noProof/>
-                <w:webHidden/>
-              </w:rPr>
               <w:fldChar w:fldCharType="end"/>
             </w:r>
           </w:hyperlink>
@@ -4856,46 +3980,10 @@
                 <w:webHidden/>
               </w:rPr>
               <w:tab/>
-            </w:r>
-            <w:r>
-              <w:rPr>
-                <w:noProof/>
-                <w:webHidden/>
-              </w:rPr>
               <w:fldChar w:fldCharType="begin"/>
-            </w:r>
-            <w:r>
-              <w:rPr>
-                <w:noProof/>
-                <w:webHidden/>
-              </w:rPr>
               <w:instrText xml:space="preserve"> PAGEREF _Toc156287356 \h </w:instrText>
-            </w:r>
-            <w:r>
-              <w:rPr>
-                <w:noProof/>
-                <w:webHidden/>
-              </w:rPr>
-            </w:r>
-            <w:r>
-              <w:rPr>
-                <w:noProof/>
-                <w:webHidden/>
-              </w:rPr>
               <w:fldChar w:fldCharType="separate"/>
-            </w:r>
-            <w:r>
-              <w:rPr>
-                <w:noProof/>
-                <w:webHidden/>
-              </w:rPr>
               <w:t>11</w:t>
-            </w:r>
-            <w:r>
-              <w:rPr>
-                <w:noProof/>
-                <w:webHidden/>
-              </w:rPr>
               <w:fldChar w:fldCharType="end"/>
             </w:r>
           </w:hyperlink>
@@ -4946,46 +4034,10 @@
                 <w:webHidden/>
               </w:rPr>
               <w:tab/>
-            </w:r>
-            <w:r>
-              <w:rPr>
-                <w:noProof/>
-                <w:webHidden/>
-              </w:rPr>
               <w:fldChar w:fldCharType="begin"/>
-            </w:r>
-            <w:r>
-              <w:rPr>
-                <w:noProof/>
-                <w:webHidden/>
-              </w:rPr>
               <w:instrText xml:space="preserve"> PAGEREF _Toc156287357 \h </w:instrText>
-            </w:r>
-            <w:r>
-              <w:rPr>
-                <w:noProof/>
-                <w:webHidden/>
-              </w:rPr>
-            </w:r>
-            <w:r>
-              <w:rPr>
-                <w:noProof/>
-                <w:webHidden/>
-              </w:rPr>
               <w:fldChar w:fldCharType="separate"/>
-            </w:r>
-            <w:r>
-              <w:rPr>
-                <w:noProof/>
-                <w:webHidden/>
-              </w:rPr>
               <w:t>11</w:t>
-            </w:r>
-            <w:r>
-              <w:rPr>
-                <w:noProof/>
-                <w:webHidden/>
-              </w:rPr>
               <w:fldChar w:fldCharType="end"/>
             </w:r>
           </w:hyperlink>
@@ -5040,46 +4092,10 @@
                 <w:webHidden/>
               </w:rPr>
               <w:tab/>
-            </w:r>
-            <w:r>
-              <w:rPr>
-                <w:noProof/>
-                <w:webHidden/>
-              </w:rPr>
               <w:fldChar w:fldCharType="begin"/>
-            </w:r>
-            <w:r>
-              <w:rPr>
-                <w:noProof/>
-                <w:webHidden/>
-              </w:rPr>
               <w:instrText xml:space="preserve"> PAGEREF _Toc156287358 \h </w:instrText>
-            </w:r>
-            <w:r>
-              <w:rPr>
-                <w:noProof/>
-                <w:webHidden/>
-              </w:rPr>
-            </w:r>
-            <w:r>
-              <w:rPr>
-                <w:noProof/>
-                <w:webHidden/>
-              </w:rPr>
               <w:fldChar w:fldCharType="separate"/>
-            </w:r>
-            <w:r>
-              <w:rPr>
-                <w:noProof/>
-                <w:webHidden/>
-              </w:rPr>
               <w:t>11</w:t>
-            </w:r>
-            <w:r>
-              <w:rPr>
-                <w:noProof/>
-                <w:webHidden/>
-              </w:rPr>
               <w:fldChar w:fldCharType="end"/>
             </w:r>
           </w:hyperlink>
@@ -5179,8 +4195,6 @@
           <w:color w:val="404040"/>
         </w:rPr>
       </w:pPr>
-      <w:proofErr w:type="spellStart"/>
-      <w:proofErr w:type="spellEnd"/>
       <w:r>
         <w:rPr>
           <w:bCs/>
@@ -5193,16 +4207,7 @@
           <w:bCs/>
           <w:color w:val="404040"/>
         </w:rPr>
-        <w:t xml:space="preserve"> </w:t>
-      </w:r>
-      <w:proofErr w:type="spellStart"/>
-      <w:proofErr w:type="spellEnd"/>
-      <w:r>
-        <w:rPr>
-          <w:bCs/>
-          <w:color w:val="404040"/>
-        </w:rPr>
-        <w:t>will act as the data manager who will be in charge of the actions described by this DMP.</w:t>
+        <w:t xml:space="preserve"> will act as the data manager who will be in charge of the actions described by this DMP.</w:t>
       </w:r>
     </w:p>
     <w:p>
@@ -5953,13 +4958,10 @@
           <w:color w:val="auto"/>
         </w:rPr>
       </w:pPr>
-      <w:proofErr w:type="spellStart"/>
-      <w:proofErr w:type="spellEnd"/>
       <w:r>
         <w:rPr>
           <w:color w:val="auto"/>
         </w:rPr>
-        <w:t/>
         <w:t>Description for "Frost Day Prediction Random Forest Model":</w:t>
         <w:br/>
         <w:br/>
@@ -5978,8 +4980,6 @@
           <w:color w:val="auto"/>
         </w:rPr>
       </w:pPr>
-      <w:proofErr w:type="spellStart"/>
-      <w:proofErr w:type="spellEnd"/>
       <w:r>
         <w:rPr>
           <w:color w:val="auto"/>
@@ -6274,7 +5274,7 @@
                 <w:sz w:val="18"/>
                 <w:szCs w:val="18"/>
               </w:rPr>
-              <w:t/>
+              <w:t>CC0</w:t>
             </w:r>
           </w:p>
         </w:tc>
@@ -6308,10 +5308,7 @@
         <w:jc w:val="left"/>
       </w:pPr>
       <w:bookmarkStart w:id="12" w:name="_Toc156287341"/>
-      <w:proofErr w:type="spellStart"/>
-      <w:proofErr w:type="spellEnd"/>
-      <w:r>
-        <w:t/>
+      <w:r>
         <w:t>Description for "Messstationen Tagesdaten v2 (Daily Station Measurements)":</w:t>
         <w:br/>
         <w:br/>
@@ -6336,8 +5333,6 @@
           <w:bCs/>
         </w:rPr>
       </w:pPr>
-      <w:proofErr w:type="spellStart"/>
-      <w:proofErr w:type="spellEnd"/>
       <w:r>
         <w:rPr>
           <w:rFonts w:eastAsiaTheme="minorEastAsia"/>
@@ -6364,8 +5359,6 @@
           <w:color w:val="000000" w:themeColor="text1"/>
         </w:rPr>
       </w:pPr>
-      <w:proofErr w:type="spellStart"/>
-      <w:proofErr w:type="spellEnd"/>
       <w:r>
         <w:t>The primary target audience includes meteorologists, climate scientists, and data scientists interested in weather prediction and frost day analysis for the Vienna region. The dataset and experiment may also be of interest to urban planners, agricultural researchers, and public health professionals who need to anticipate frost events. Additionally, educators and students in data science and machine learning courses may find the experiment useful as a reproducible example of a FAIR-compliant open-science workflow. The CC0 licence on the input data and MIT licence on the code place no restrictions on reuse.</w:t>
       </w:r>
@@ -6517,26 +5510,10 @@
     </w:p>
     <w:p>
       <w:r>
-        <w:t xml:space="preserve">We will make our data findable by uploading it to a data repository that provides a persistent </w:t>
-      </w:r>
-      <w:proofErr w:type="gramStart"/>
-      <w:r>
-        <w:t>identifier, and</w:t>
-      </w:r>
-      <w:proofErr w:type="gramEnd"/>
-      <w:r>
-        <w:t xml:space="preserve"> adding relevant metadata.</w:t>
-      </w:r>
-      <w:r>
-        <w:t xml:space="preserve"> </w:t>
-      </w:r>
-      <w:r>
-        <w:t>The repository will provide means for harvesting the metadata, including its machine-actionable representation.</w:t>
-      </w:r>
-    </w:p>
-    <w:p>
-      <w:proofErr w:type="spellStart"/>
-      <w:proofErr w:type="spellEnd"/>
+        <w:t>We will make our data findable by uploading it to a data repository that provides a persistent identifier, and adding relevant metadata. The repository will provide means for harvesting the metadata, including its machine-actionable representation.</w:t>
+      </w:r>
+    </w:p>
+    <w:p>
       <w:r>
         <w:t>The input data is stored in a relational database in DBRepo following a Third Normal Form (3NF) schema consisting of two tables: station (station metadata) and daily_observation (daily meteorological measurements). The schema includes primary and foreign key constraints to ensure data integrity.
 All code, notebooks, and configuration files are version-controlled in a public GitHub repository using Git. A consistent file-naming convention is applied covering input datasets, output files, scripts and configuration files, documented in the README. GitHub releases are used to create versioned snapshots of the experiment at key milestones. The repository is connected to Zenodo for automatic DOI minting upon each release, ensuring persistent and citable versions of the software.
@@ -6554,24 +5531,12 @@
     <w:p>
       <w:bookmarkStart w:id="19" w:name="_Toc123731435"/>
       <w:r>
-        <w:t xml:space="preserve">Additionally, we will provide common metadata such as title, description, or keywords when publishing data. In </w:t>
-      </w:r>
-      <w:r>
-        <w:t>this</w:t>
-      </w:r>
-      <w:r>
-        <w:t xml:space="preserve"> case, we will follow the default template provided by the repository, such as Data Cite Metadata or Dublin Core.</w:t>
-      </w:r>
-    </w:p>
-    <w:p>
-      <w:r>
-        <w:t>A</w:t>
-      </w:r>
-      <w:r>
-        <w:t>s</w:t>
-      </w:r>
-      <w:r>
-        <w:t xml:space="preserve"> far as possible, we will use controlled vocabularies for our data to allow inter-disciplinary interoperability and machine-actionability.</w:t>
+        <w:t>Additionally, we will provide common metadata such as title, description, or keywords when publishing data. In this case, we will follow the default template provided by the repository, such as Data Cite Metadata or Dublin Core.</w:t>
+      </w:r>
+    </w:p>
+    <w:p>
+      <w:r>
+        <w:t>As far as possible, we will use controlled vocabularies for our data to allow inter-disciplinary interoperability and machine-actionability.</w:t>
       </w:r>
     </w:p>
     <w:p>
@@ -6751,12 +5716,6 @@
           <w:lang w:val="en-GB"/>
         </w:rPr>
         <w:t>Will all data be made openly available? If certain datasets cannot be shared (or need to be shared under restricted access conditions), explain why, clearly separating legal and contractual reasons from intentional restrictions. Note that in multi-</w:t>
-      </w:r>
-      <w:r>
-        <w:rPr>
-          <w:color w:val="auto"/>
-          <w:lang w:val="en-GB"/>
-        </w:rPr>
         <w:lastRenderedPageBreak/>
         <w:t>beneficiary projects it is also possible for specific beneficiaries to keep their data closed if opening their data goes against their legitimate interests or other constraints as per the Grant Agreement.</w:t>
       </w:r>
@@ -6923,23 +5882,13 @@
           <w:color w:val="auto"/>
         </w:rPr>
       </w:pPr>
-      <w:proofErr w:type="spellStart"/>
       <w:r>
         <w:rPr>
           <w:b/>
           <w:bCs/>
           <w:color w:val="auto"/>
         </w:rPr>
-        <w:t>Metadata</w:t>
-      </w:r>
-      <w:proofErr w:type="spellEnd"/>
-      <w:r>
-        <w:rPr>
-          <w:b/>
-          <w:bCs/>
-          <w:color w:val="auto"/>
-        </w:rPr>
-        <w:t>:</w:t>
+        <w:t>Metadata:</w:t>
       </w:r>
     </w:p>
     <w:p>
@@ -7026,31 +5975,12 @@
           <w:color w:val="auto"/>
           <w:lang w:val="en-GB"/>
         </w:rPr>
-        <w:t xml:space="preserve">Will documentation or reference about any software be needed to access or read the data be included? Will it be possible to include the relevant software (e.g. in </w:t>
-      </w:r>
-      <w:proofErr w:type="gramStart"/>
-      <w:r>
-        <w:rPr>
-          <w:color w:val="auto"/>
-          <w:lang w:val="en-GB"/>
-        </w:rPr>
-        <w:t>open source</w:t>
-      </w:r>
-      <w:proofErr w:type="gramEnd"/>
-      <w:r>
-        <w:rPr>
-          <w:color w:val="auto"/>
-          <w:lang w:val="en-GB"/>
-        </w:rPr>
-        <w:t xml:space="preserve"> code)?</w:t>
-      </w:r>
-    </w:p>
-    <w:p>
-      <w:r>
-        <w:t>We will make our data accessible by providing open access to data, wherever possible. In cases where open access is not possible, we will provide meaningful metadata plus contact information for access requests.</w:t>
-      </w:r>
-      <w:r>
-        <w:t xml:space="preserve"> Some datasets cannot be published and even need to be deleted at the end of the project. See section 5 for more details.</w:t>
+        <w:t>Will documentation or reference about any software be needed to access or read the data be included? Will it be possible to include the relevant software (e.g. in open source code)?</w:t>
+      </w:r>
+    </w:p>
+    <w:p>
+      <w:r>
+        <w:t>We will make our data accessible by providing open access to data, wherever possible. In cases where open access is not possible, we will provide meaningful metadata plus contact information for access requests. Some datasets cannot be published and even need to be deleted at the end of the project. See section 5 for more details.</w:t>
       </w:r>
     </w:p>
     <w:tbl>
@@ -7658,8 +6588,6 @@
       <w:pPr>
         <w:spacing w:before="240"/>
       </w:pPr>
-      <w:proofErr w:type="spellStart"/>
-      <w:proofErr w:type="spellEnd"/>
       <w:r>
         <w:t/>
       </w:r>
@@ -7669,10 +6597,7 @@
         <w:spacing w:before="240"/>
         <w:jc w:val="left"/>
       </w:pPr>
-      <w:proofErr w:type="spellStart"/>
-      <w:proofErr w:type="spellEnd"/>
-      <w:r>
-        <w:t/>
+      <w:r>
         <w:t>Repository description:</w:t>
         <w:br/>
         <w:br/>
@@ -7689,8 +6614,6 @@
       </w:r>
     </w:p>
     <w:p>
-      <w:proofErr w:type="spellStart"/>
-      <w:proofErr w:type="spellEnd"/>
       <w:r>
         <w:t/>
       </w:r>
@@ -7807,19 +6730,7 @@
     <w:p>
       <w:bookmarkStart w:id="23" w:name="_Toc123731437"/>
       <w:r>
-        <w:t xml:space="preserve">We will make our data interoperable by providing and describing data in a way that is common within our domain. </w:t>
-      </w:r>
-      <w:r>
-        <w:t>A</w:t>
-      </w:r>
-      <w:r>
-        <w:t>s</w:t>
-      </w:r>
-      <w:r>
-        <w:t xml:space="preserve"> far as possible, we will use controlled vocabularies for our data to allow inter-disciplinary interoperability and machine-actionability. </w:t>
-      </w:r>
-      <w:r>
-        <w:t>We will provide good documentation for all our datasets.</w:t>
+        <w:t>We will make our data interoperable by providing and describing data in a way that is common within our domain. As far as possible, we will use controlled vocabularies for our data to allow inter-disciplinary interoperability and machine-actionability. We will provide good documentation for all our datasets.</w:t>
       </w:r>
     </w:p>
     <w:p>
@@ -7917,23 +6828,7 @@
           <w:color w:val="auto"/>
           <w:lang w:val="en-GB"/>
         </w:rPr>
-        <w:t xml:space="preserve">Will the data produced in the project be useable by third parties, </w:t>
-      </w:r>
-      <w:proofErr w:type="gramStart"/>
-      <w:r>
-        <w:rPr>
-          <w:color w:val="auto"/>
-          <w:lang w:val="en-GB"/>
-        </w:rPr>
-        <w:t>in particular after</w:t>
-      </w:r>
-      <w:proofErr w:type="gramEnd"/>
-      <w:r>
-        <w:rPr>
-          <w:color w:val="auto"/>
-          <w:lang w:val="en-GB"/>
-        </w:rPr>
-        <w:t xml:space="preserve"> the end of the project?</w:t>
+        <w:t>Will the data produced in the project be useable by third parties, in particular after the end of the project?</w:t>
       </w:r>
     </w:p>
     <w:p>
@@ -8025,15 +6920,7 @@
     </w:p>
     <w:p>
       <w:r>
-        <w:t xml:space="preserve">We will make our data reusable by adding metadata and comprehensive Readme files to all published datasets. The descriptions will include details on the methodology used, analytical, and procedural information. In case of publication, licenses for code and data will always be assigned and clearly marked. The digital research data obtained will be published Open Access under a Creative Commons CC BY license, </w:t>
-      </w:r>
-      <w:proofErr w:type="gramStart"/>
-      <w:r>
-        <w:t>provided that</w:t>
-      </w:r>
-      <w:proofErr w:type="gramEnd"/>
-      <w:r>
-        <w:t xml:space="preserve"> there are no data protection concerns.</w:t>
+        <w:t>We will make our data reusable by adding metadata and comprehensive Readme files to all published datasets. The descriptions will include details on the methodology used, analytical, and procedural information. In case of publication, licenses for code and data will always be assigned and clearly marked. The digital research data obtained will be published Open Access under a Creative Commons CC BY license, provided that there are no data protection concerns.</w:t>
       </w:r>
     </w:p>
     <w:p>
@@ -8049,8 +6936,6 @@
       <w:pPr>
         <w:ind w:right="243"/>
       </w:pPr>
-      <w:proofErr w:type="spellStart"/>
-      <w:proofErr w:type="spellEnd"/>
       <w:r>
         <w:t>The following data quality checks will be done: standardised data capture, data entry validation, representation with controlled vocabularies and The input data is obtained from GeoSphere Austria, an official national meteorological service, ensuring high quality and scientific reliability. The dataset is publicly available under a CC0 licence and listed in re3data, confirming it meets open data standards.
 Data quality control measures applied during processing include: identification and handling of missing values (represented as -1 in the original CSV, converted to NULL during loading into DBRepo), removal of rows with invalid or incomplete measurements, and verification of data types and value ranges during import.
@@ -8304,8 +7189,6 @@
           <w:lang w:val="en-GB"/>
         </w:rPr>
       </w:pPr>
-      <w:proofErr w:type="spellStart"/>
-      <w:proofErr w:type="spellEnd"/>
       <w:r>
         <w:rPr>
           <w:rFonts w:eastAsiaTheme="minorEastAsia"/>
@@ -8314,8 +7197,6 @@
         </w:rPr>
         <w:t/>
       </w:r>
-      <w:proofErr w:type="spellStart"/>
-      <w:proofErr w:type="spellEnd"/>
       <w:r>
         <w:rPr>
           <w:rFonts w:eastAsiaTheme="minorEastAsia"/>
@@ -8336,33 +7217,7 @@
         <w:rPr>
           <w:color w:val="auto"/>
         </w:rPr>
-        <w:t>The data manager will direct the data management process</w:t>
-      </w:r>
-      <w:r>
-        <w:rPr>
-          <w:color w:val="auto"/>
-        </w:rPr>
-        <w:t xml:space="preserve"> </w:t>
-      </w:r>
-      <w:r>
-        <w:rPr>
-          <w:color w:val="auto"/>
-        </w:rPr>
-        <w:t>overall, with</w:t>
-      </w:r>
-      <w:r>
-        <w:rPr>
-          <w:color w:val="auto"/>
-        </w:rPr>
-        <w:t xml:space="preserve"> </w:t>
-      </w:r>
-      <w:proofErr w:type="spellStart"/>
-      <w:proofErr w:type="spellEnd"/>
-      <w:r>
-        <w:rPr>
-          <w:color w:val="auto"/>
-        </w:rPr>
-        <w:t>[the work package leaders] being responsible for ensuring metadata production, day-to-day cross-checks, back-up and other quality control activities are maintained. The researchers will be responsible for routine supervision of the dataset development.</w:t>
+        <w:t>The data manager will direct the data management process overall, with [the work package leaders] being responsible for ensuring metadata production, day-to-day cross-checks, back-up and other quality control activities are maintained. The researchers will be responsible for routine supervision of the dataset development.</w:t>
       </w:r>
     </w:p>
     <w:p>
@@ -8464,14 +7319,12 @@
           <w:lang w:val="en-GB"/>
         </w:rPr>
       </w:pPr>
-      <w:proofErr w:type="spellStart"/>
-      <w:proofErr w:type="spellEnd"/>
       <w:r>
         <w:rPr>
           <w:rFonts w:eastAsiaTheme="minorEastAsia"/>
           <w:lang w:val="en-GB"/>
         </w:rPr>
-        <w:t>For the duration of the project, storage and backup of data will be ensured by Anxhela Sulmina (acting as the person responsible for data management and DMP) in cooperation with the system operator. The data will not be stored on the servers of TU Wien.</w:t>
+        <w:t>For the duration of the project, storage and backup of data will be ensured by Anxhela Sulmina (acting as the person responsible for data management and DMP) in cooperation with the system operator. Data and code are stored in GitHub (version control), DBRepo (structured input data), Zenodo (software archiving), and the TU Wien Research Data Repository (model and output deposits).</w:t>
       </w:r>
     </w:p>
     <w:p>
@@ -8514,8 +7367,6 @@
           <w:lang w:val="en-GB"/>
         </w:rPr>
       </w:pPr>
-      <w:proofErr w:type="spellStart"/>
-      <w:proofErr w:type="spellEnd"/>
       <w:r>
         <w:rPr>
           <w:rFonts w:eastAsiaTheme="minorEastAsia"/>
@@ -9127,15 +7978,6 @@
                 <w:szCs w:val="18"/>
               </w:rPr>
               <w:t>minimum retention period</w:t>
-            </w:r>
-            <w:r>
-              <w:rPr>
-                <w:b/>
-                <w:bCs/>
-                <w:color w:val="000000" w:themeColor="text1"/>
-                <w:sz w:val="18"/>
-                <w:szCs w:val="18"/>
-              </w:rPr>
               <w:br/>
               <w:t>(</w:t>
             </w:r>
@@ -9372,23 +8214,7 @@
           <w:color w:val="000000"/>
           <w:lang w:val="en-GB"/>
         </w:rPr>
-        <w:t>Are there, or could there be, any ethics or legal issues that can have an impact on data sharing? These can also be discussed in the context of the ethics review. If relevant, include references to ethics deliverables and ethics chapter in the Description of the Action (</w:t>
-      </w:r>
-      <w:proofErr w:type="spellStart"/>
-      <w:r>
-        <w:rPr>
-          <w:color w:val="000000"/>
-          <w:lang w:val="en-GB"/>
-        </w:rPr>
-        <w:t>DoA</w:t>
-      </w:r>
-      <w:proofErr w:type="spellEnd"/>
-      <w:r>
-        <w:rPr>
-          <w:color w:val="000000"/>
-          <w:lang w:val="en-GB"/>
-        </w:rPr>
-        <w:t>).</w:t>
+        <w:t>Are there, or could there be, any ethics or legal issues that can have an impact on data sharing? These can also be discussed in the context of the ethics review. If relevant, include references to ethics deliverables and ethics chapter in the Description of the Action (DoA).</w:t>
       </w:r>
     </w:p>
     <w:p>
@@ -9416,23 +8242,7 @@
           <w:color w:val="000000"/>
           <w:lang w:val="en-GB"/>
         </w:rPr>
-        <w:t xml:space="preserve">Will informed consent for data sharing and </w:t>
-      </w:r>
-      <w:proofErr w:type="gramStart"/>
-      <w:r>
-        <w:rPr>
-          <w:color w:val="000000"/>
-          <w:lang w:val="en-GB"/>
-        </w:rPr>
-        <w:t>long term</w:t>
-      </w:r>
-      <w:proofErr w:type="gramEnd"/>
-      <w:r>
-        <w:rPr>
-          <w:color w:val="000000"/>
-          <w:lang w:val="en-GB"/>
-        </w:rPr>
-        <w:t xml:space="preserve"> preservation be included in questionnaires dealing with personal data?</w:t>
+        <w:t>Will informed consent for data sharing and long term preservation be included in questionnaires dealing with personal data?</w:t>
       </w:r>
     </w:p>
     <w:p>
@@ -9448,8 +8258,6 @@
       <w:bookmarkEnd w:id="45"/>
     </w:p>
     <w:p>
-      <w:proofErr w:type="spellStart"/>
-      <w:proofErr w:type="spellEnd"/>
       <w:r>
         <w:t>At this stage, it is not foreseen to process any personal data in the project. If this changes, advice will be sought from the data protection specialist at TU Wien, and the DMP will be updated.</w:t>
       </w:r>
@@ -9463,8 +8271,6 @@
       </w:r>
     </w:p>
     <w:p>
-      <w:proofErr w:type="spellStart"/>
-      <w:proofErr w:type="spellEnd"/>
       <w:r>
         <w:t>The following individual(s) hold rights and control access to the project data: All datasets and research outputs are publicly accessible under open licences. No access restrictions are applied.
 The GitHub repository is owned by the group account datastewgroup4. All four group members (Role A, B, C, D) have collaborator access with write permissions to the repository.
@@ -9487,8 +8293,6 @@
       <w:bookmarkEnd w:id="47"/>
     </w:p>
     <w:p>
-      <w:proofErr w:type="spellStart"/>
-      <w:proofErr w:type="spellEnd"/>
       <w:r>
         <w:t xml:space="preserve">No particular ethical issue is foreseen with the data to be used or produced by the project. This section will be updated if issues arise. </w:t>
       </w:r>

--- a/docs/DMP_Frost_Day_Prediction_in_Vienna.docx
+++ b/docs/DMP_Frost_Day_Prediction_in_Vienna.docx
@@ -1,40 +1,40 @@
 
 <file path=word/document.xml><?xml version="1.0" encoding="utf-8"?>
-<w:document xmlns:wpc="http://schemas.microsoft.com/office/word/2010/wordprocessingCanvas" xmlns:cx="http://schemas.microsoft.com/office/drawing/2014/chartex" xmlns:cx1="http://schemas.microsoft.com/office/drawing/2015/9/8/chartex" xmlns:cx2="http://schemas.microsoft.com/office/drawing/2015/10/21/chartex" xmlns:cx3="http://schemas.microsoft.com/office/drawing/2016/5/9/chartex" xmlns:cx4="http://schemas.microsoft.com/office/drawing/2016/5/10/chartex" xmlns:cx5="http://schemas.microsoft.com/office/drawing/2016/5/11/chartex" xmlns:cx6="http://schemas.microsoft.com/office/drawing/2016/5/12/chartex" xmlns:cx7="http://schemas.microsoft.com/office/drawing/2016/5/13/chartex" xmlns:cx8="http://schemas.microsoft.com/office/drawing/2016/5/14/chartex" xmlns:mc="http://schemas.openxmlformats.org/markup-compatibility/2006" xmlns:aink="http://schemas.microsoft.com/office/drawing/2016/ink" xmlns:am3d="http://schemas.microsoft.com/office/drawing/2017/model3d" xmlns:o="urn:schemas-microsoft-com:office:office" xmlns:oel="http://schemas.microsoft.com/office/2019/extlst" xmlns:r="http://schemas.openxmlformats.org/officeDocument/2006/relationships" xmlns:m="http://schemas.openxmlformats.org/officeDocument/2006/math" xmlns:v="urn:schemas-microsoft-com:vml" xmlns:wp14="http://schemas.microsoft.com/office/word/2010/wordprocessingDrawing" xmlns:wp="http://schemas.openxmlformats.org/drawingml/2006/wordprocessingDrawing" xmlns:w10="urn:schemas-microsoft-com:office:word" xmlns:w="http://schemas.openxmlformats.org/wordprocessingml/2006/main" xmlns:w14="http://schemas.microsoft.com/office/word/2010/wordml" xmlns:w15="http://schemas.microsoft.com/office/word/2012/wordml" xmlns:w16cex="http://schemas.microsoft.com/office/word/2018/wordml/cex" xmlns:w16cid="http://schemas.microsoft.com/office/word/2016/wordml/cid" xmlns:w16="http://schemas.microsoft.com/office/word/2018/wordml" xmlns:w16du="http://schemas.microsoft.com/office/word/2023/wordml/word16du" xmlns:w16sdtdh="http://schemas.microsoft.com/office/word/2020/wordml/sdtdatahash" xmlns:w16sdtfl="http://schemas.microsoft.com/office/word/2024/wordml/sdtformatlock" xmlns:w16se="http://schemas.microsoft.com/office/word/2015/wordml/symex" xmlns:wpg="http://schemas.microsoft.com/office/word/2010/wordprocessingGroup" xmlns:wpi="http://schemas.microsoft.com/office/word/2010/wordprocessingInk" xmlns:wne="http://schemas.microsoft.com/office/word/2006/wordml" xmlns:wps="http://schemas.microsoft.com/office/word/2010/wordprocessingShape" xmlns:xsi="http://www.w3.org/2001/XMLSchema-instance" mc:Ignorable="w14 w15 w16se w16cid w16 w16cex w16sdtdh w16sdtfl w16du wp14">
+<w:document xmlns:wpc="http://schemas.microsoft.com/office/word/2010/wordprocessingCanvas" xmlns:cx="http://schemas.microsoft.com/office/drawing/2014/chartex" xmlns:cx1="http://schemas.microsoft.com/office/drawing/2015/9/8/chartex" xmlns:cx2="http://schemas.microsoft.com/office/drawing/2015/10/21/chartex" xmlns:cx3="http://schemas.microsoft.com/office/drawing/2016/5/9/chartex" xmlns:cx4="http://schemas.microsoft.com/office/drawing/2016/5/10/chartex" xmlns:cx5="http://schemas.microsoft.com/office/drawing/2016/5/11/chartex" xmlns:cx6="http://schemas.microsoft.com/office/drawing/2016/5/12/chartex" xmlns:cx7="http://schemas.microsoft.com/office/drawing/2016/5/13/chartex" xmlns:cx8="http://schemas.microsoft.com/office/drawing/2016/5/14/chartex" xmlns:mc="http://schemas.openxmlformats.org/markup-compatibility/2006" xmlns:aink="http://schemas.microsoft.com/office/drawing/2016/ink" xmlns:am3d="http://schemas.microsoft.com/office/drawing/2017/model3d" xmlns:o="urn:schemas-microsoft-com:office:office" xmlns:oel="http://schemas.microsoft.com/office/2019/extlst" xmlns:r="http://schemas.openxmlformats.org/officeDocument/2006/relationships" xmlns:m="http://schemas.openxmlformats.org/officeDocument/2006/math" xmlns:v="urn:schemas-microsoft-com:vml" xmlns:wp14="http://schemas.microsoft.com/office/word/2010/wordprocessingDrawing" xmlns:wp="http://schemas.openxmlformats.org/drawingml/2006/wordprocessingDrawing" xmlns:w10="urn:schemas-microsoft-com:office:word" xmlns:w="http://schemas.openxmlformats.org/wordprocessingml/2006/main" xmlns:w14="http://schemas.microsoft.com/office/word/2010/wordml" xmlns:w15="http://schemas.microsoft.com/office/word/2012/wordml" xmlns:w16cex="http://schemas.microsoft.com/office/word/2018/wordml/cex" xmlns:w16cid="http://schemas.microsoft.com/office/word/2016/wordml/cid" xmlns:w16="http://schemas.microsoft.com/office/word/2018/wordml" xmlns:w16du="http://schemas.microsoft.com/office/word/2023/wordml/word16du" xmlns:w16sdtdh="http://schemas.microsoft.com/office/word/2020/wordml/sdtdatahash" xmlns:w16sdtfl="http://schemas.microsoft.com/office/word/2024/wordml/sdtformatlock" xmlns:w16se="http://schemas.microsoft.com/office/word/2015/wordml/symex" xmlns:wpg="http://schemas.microsoft.com/office/word/2010/wordprocessingGroup" xmlns:wpi="http://schemas.microsoft.com/office/word/2010/wordprocessingInk" xmlns:wne="http://schemas.microsoft.com/office/word/2006/wordml" xmlns:wps="http://schemas.microsoft.com/office/word/2010/wordprocessingShape" mc:Ignorable="w14 w15 w16se w16cid w16 w16cex w16sdtdh w16sdtfl w16du wp14">
   <w:body>
     <w:p>
       <w:pPr>
-        <w:pStyle w:val="berschrift3"/>
-      </w:pPr>
-    </w:p>
-    <w:p>
-      <w:pPr>
-        <w:pStyle w:val="berschrift3"/>
-      </w:pPr>
-    </w:p>
-    <w:p>
-      <w:pPr>
-        <w:pStyle w:val="berschrift3"/>
-      </w:pPr>
-    </w:p>
-    <w:p>
-      <w:pPr>
-        <w:pStyle w:val="berschrift3"/>
-      </w:pPr>
-    </w:p>
-    <w:p>
-      <w:pPr>
-        <w:pStyle w:val="berschrift3"/>
-      </w:pPr>
-    </w:p>
-    <w:p>
-      <w:pPr>
-        <w:pStyle w:val="berschrift3"/>
-      </w:pPr>
-    </w:p>
-    <w:p>
-      <w:pPr>
-        <w:pStyle w:val="berschrift3"/>
+        <w:pStyle w:val="Heading3"/>
+      </w:pPr>
+    </w:p>
+    <w:p>
+      <w:pPr>
+        <w:pStyle w:val="Heading3"/>
+      </w:pPr>
+    </w:p>
+    <w:p>
+      <w:pPr>
+        <w:pStyle w:val="Heading3"/>
+      </w:pPr>
+    </w:p>
+    <w:p>
+      <w:pPr>
+        <w:pStyle w:val="Heading3"/>
+      </w:pPr>
+    </w:p>
+    <w:p>
+      <w:pPr>
+        <w:pStyle w:val="Heading3"/>
+      </w:pPr>
+    </w:p>
+    <w:p>
+      <w:pPr>
+        <w:pStyle w:val="Heading3"/>
+      </w:pPr>
+    </w:p>
+    <w:p>
+      <w:pPr>
+        <w:pStyle w:val="Heading3"/>
       </w:pPr>
       <w:r>
         <w:t>You are almost there!</w:t>
@@ -91,8 +91,21 @@
           <w:lang w:val="en-GB"/>
         </w:rPr>
         <w:t>:</w:t>
+      </w:r>
+      <w:r>
+        <w:rPr>
+          <w:rFonts w:cstheme="minorHAnsi"/>
+          <w:lang w:val="en-GB"/>
+        </w:rPr>
         <w:tab/>
         <w:t>Read everything carefully and adjust automatically generated text if necessary.</w:t>
+      </w:r>
+      <w:r>
+        <w:rPr>
+          <w:rFonts w:cstheme="minorHAnsi"/>
+          <w:lang w:val="en-GB"/>
+        </w:rPr>
+        <w:t xml:space="preserve"> </w:t>
       </w:r>
     </w:p>
     <w:p>
@@ -127,6 +140,12 @@
           <w:lang w:val="en-GB"/>
         </w:rPr>
         <w:t>:</w:t>
+      </w:r>
+      <w:r>
+        <w:rPr>
+          <w:rFonts w:cstheme="minorHAnsi"/>
+          <w:lang w:val="en-GB"/>
+        </w:rPr>
         <w:tab/>
         <w:t xml:space="preserve">Content in </w:t>
       </w:r>
@@ -178,6 +197,12 @@
           <w:lang w:val="en-GB"/>
         </w:rPr>
         <w:t>:</w:t>
+      </w:r>
+      <w:r>
+        <w:rPr>
+          <w:rFonts w:cstheme="minorHAnsi"/>
+          <w:lang w:val="en-GB"/>
+        </w:rPr>
         <w:tab/>
         <w:t xml:space="preserve">Fill in missing information. EXAMPLE: Add specific acronyms used in the DMP in the Terminology section on page 2. </w:t>
       </w:r>
@@ -206,8 +231,15 @@
           <w:lang w:val="en-GB"/>
         </w:rPr>
         <w:t>Delete (1):</w:t>
+      </w:r>
+      <w:r>
+        <w:rPr>
+          <w:rFonts w:cstheme="minorHAnsi"/>
+          <w:b/>
+          <w:bCs/>
+          <w:lang w:val="en-GB"/>
+        </w:rPr>
         <w:tab/>
-        <w:t xsi:nil="true"/>
       </w:r>
       <w:r>
         <w:rPr>
@@ -242,8 +274,15 @@
           <w:lang w:val="en-GB"/>
         </w:rPr>
         <w:t>Delete (2):</w:t>
+      </w:r>
+      <w:r>
+        <w:rPr>
+          <w:rFonts w:cstheme="minorHAnsi"/>
+          <w:b/>
+          <w:bCs/>
+          <w:lang w:val="en-GB"/>
+        </w:rPr>
         <w:tab/>
-        <w:t xsi:nil="true"/>
       </w:r>
       <w:r>
         <w:rPr>
@@ -285,6 +324,12 @@
           <w:lang w:val="en-GB"/>
         </w:rPr>
         <w:t xml:space="preserve"> </w:t>
+      </w:r>
+      <w:r>
+        <w:rPr>
+          <w:rFonts w:cstheme="minorHAnsi"/>
+          <w:lang w:val="en-GB"/>
+        </w:rPr>
         <w:tab/>
         <w:t xml:space="preserve">Update the table of contents. </w:t>
       </w:r>
@@ -327,7 +372,6 @@
           <w:szCs w:val="72"/>
         </w:rPr>
         <w:br w:type="page"/>
-        <w:t xsi:nil="true"/>
       </w:r>
     </w:p>
     <w:p>
@@ -387,7 +431,6 @@
             </a:graphic>
           </wp:inline>
         </w:drawing>
-        <w:t xsi:nil="true"/>
       </w:r>
     </w:p>
     <w:p>
@@ -780,14 +823,6 @@
                 <w:color w:val="auto"/>
               </w:rPr>
             </w:pPr>
-            <w:r>
-              <w:rPr>
-                <w:rFonts w:eastAsiaTheme="minorHAnsi"/>
-                <w:noProof/>
-                <w:color w:val="auto"/>
-              </w:rPr>
-              <w:t/>
-            </w:r>
           </w:p>
         </w:tc>
       </w:tr>
@@ -834,14 +869,6 @@
                 <w:color w:val="auto"/>
               </w:rPr>
             </w:pPr>
-            <w:r>
-              <w:rPr>
-                <w:rFonts w:eastAsiaTheme="minorHAnsi"/>
-                <w:noProof/>
-                <w:color w:val="auto"/>
-              </w:rPr>
-              <w:t/>
-            </w:r>
           </w:p>
         </w:tc>
       </w:tr>
@@ -979,7 +1006,6 @@
       </w:pPr>
       <w:r>
         <w:br w:type="page"/>
-        <w:t xsi:nil="true"/>
       </w:r>
     </w:p>
     <w:p>
@@ -1054,7 +1080,6 @@
             </a:graphic>
           </wp:anchor>
         </w:drawing>
-        <w:t xsi:nil="true"/>
       </w:r>
       <w:r>
         <w:rPr>
@@ -1117,7 +1142,6 @@
               <w:bottom w:val="single" w:sz="12" w:space="0" w:color="2E74B5"/>
               <w:right w:val="single" w:sz="12" w:space="0" w:color="BFBFBF"/>
             </w:tcBorders>
-            <w:shd w:val="clear" w:color="auto" w:fill="auto"/>
             <w:vAlign w:val="center"/>
           </w:tcPr>
           <w:p>
@@ -1144,7 +1168,6 @@
               <w:bottom w:val="single" w:sz="12" w:space="0" w:color="2E74B5"/>
               <w:right w:val="single" w:sz="12" w:space="0" w:color="BFBFBF"/>
             </w:tcBorders>
-            <w:shd w:val="clear" w:color="auto" w:fill="auto"/>
             <w:vAlign w:val="center"/>
           </w:tcPr>
           <w:p>
@@ -1209,7 +1232,6 @@
               <w:bottom w:val="single" w:sz="12" w:space="0" w:color="2E74B5"/>
               <w:right w:val="single" w:sz="12" w:space="0" w:color="BFBFBF"/>
             </w:tcBorders>
-            <w:shd w:val="clear" w:color="auto" w:fill="auto"/>
             <w:vAlign w:val="center"/>
           </w:tcPr>
           <w:p>
@@ -1244,7 +1266,6 @@
               <w:bottom w:val="single" w:sz="12" w:space="0" w:color="BFBFBF"/>
               <w:right w:val="single" w:sz="12" w:space="0" w:color="BFBFBF"/>
             </w:tcBorders>
-            <w:shd w:val="clear" w:color="auto" w:fill="auto"/>
             <w:vAlign w:val="center"/>
           </w:tcPr>
           <w:p>
@@ -1275,7 +1296,6 @@
               <w:bottom w:val="single" w:sz="12" w:space="0" w:color="BFBFBF"/>
               <w:right w:val="single" w:sz="12" w:space="0" w:color="BFBFBF"/>
             </w:tcBorders>
-            <w:shd w:val="clear" w:color="auto" w:fill="auto"/>
             <w:vAlign w:val="center"/>
           </w:tcPr>
           <w:p>
@@ -1289,9 +1309,6 @@
                 <w:szCs w:val="20"/>
               </w:rPr>
             </w:pPr>
-            <w:r>
-              <w:t xsi:nil="true"/>
-            </w:r>
           </w:p>
         </w:tc>
         <w:tc>
@@ -1328,7 +1345,6 @@
               <w:bottom w:val="single" w:sz="12" w:space="0" w:color="BFBFBF"/>
               <w:right w:val="single" w:sz="12" w:space="0" w:color="BFBFBF"/>
             </w:tcBorders>
-            <w:shd w:val="clear" w:color="auto" w:fill="auto"/>
             <w:vAlign w:val="center"/>
           </w:tcPr>
           <w:p>
@@ -1356,7 +1372,6 @@
               <w:bottom w:val="single" w:sz="12" w:space="0" w:color="BFBFBF"/>
               <w:right w:val="single" w:sz="12" w:space="0" w:color="BFBFBF"/>
             </w:tcBorders>
-            <w:shd w:val="clear" w:color="auto" w:fill="auto"/>
             <w:vAlign w:val="center"/>
           </w:tcPr>
           <w:p>
@@ -1387,7 +1402,6 @@
               <w:bottom w:val="single" w:sz="12" w:space="0" w:color="BFBFBF"/>
               <w:right w:val="single" w:sz="12" w:space="0" w:color="BFBFBF"/>
             </w:tcBorders>
-            <w:shd w:val="clear" w:color="auto" w:fill="auto"/>
             <w:vAlign w:val="center"/>
           </w:tcPr>
           <w:p>
@@ -1437,7 +1451,6 @@
               <w:bottom w:val="single" w:sz="12" w:space="0" w:color="BFBFBF"/>
               <w:right w:val="single" w:sz="12" w:space="0" w:color="BFBFBF"/>
             </w:tcBorders>
-            <w:shd w:val="clear" w:color="auto" w:fill="auto"/>
             <w:vAlign w:val="center"/>
           </w:tcPr>
           <w:p>
@@ -1465,7 +1478,6 @@
               <w:bottom w:val="single" w:sz="12" w:space="0" w:color="BFBFBF"/>
               <w:right w:val="single" w:sz="12" w:space="0" w:color="BFBFBF"/>
             </w:tcBorders>
-            <w:shd w:val="clear" w:color="auto" w:fill="auto"/>
             <w:vAlign w:val="center"/>
           </w:tcPr>
           <w:p>
@@ -1496,7 +1508,6 @@
               <w:bottom w:val="single" w:sz="12" w:space="0" w:color="BFBFBF"/>
               <w:right w:val="single" w:sz="12" w:space="0" w:color="BFBFBF"/>
             </w:tcBorders>
-            <w:shd w:val="clear" w:color="auto" w:fill="auto"/>
             <w:vAlign w:val="center"/>
           </w:tcPr>
           <w:p>
@@ -1547,7 +1558,6 @@
               <w:bottom w:val="single" w:sz="12" w:space="0" w:color="BFBFBF"/>
               <w:right w:val="single" w:sz="12" w:space="0" w:color="BFBFBF"/>
             </w:tcBorders>
-            <w:shd w:val="clear" w:color="auto" w:fill="auto"/>
             <w:vAlign w:val="center"/>
           </w:tcPr>
           <w:p>
@@ -1575,7 +1585,6 @@
               <w:bottom w:val="single" w:sz="12" w:space="0" w:color="BFBFBF"/>
               <w:right w:val="single" w:sz="12" w:space="0" w:color="BFBFBF"/>
             </w:tcBorders>
-            <w:shd w:val="clear" w:color="auto" w:fill="auto"/>
             <w:vAlign w:val="center"/>
           </w:tcPr>
           <w:p>
@@ -1606,7 +1615,6 @@
               <w:bottom w:val="single" w:sz="12" w:space="0" w:color="BFBFBF"/>
               <w:right w:val="single" w:sz="12" w:space="0" w:color="BFBFBF"/>
             </w:tcBorders>
-            <w:shd w:val="clear" w:color="auto" w:fill="auto"/>
             <w:vAlign w:val="center"/>
           </w:tcPr>
           <w:p>
@@ -1657,7 +1665,6 @@
               <w:bottom w:val="single" w:sz="12" w:space="0" w:color="BFBFBF"/>
               <w:right w:val="single" w:sz="12" w:space="0" w:color="BFBFBF"/>
             </w:tcBorders>
-            <w:shd w:val="clear" w:color="auto" w:fill="auto"/>
             <w:vAlign w:val="center"/>
           </w:tcPr>
           <w:p>
@@ -1721,7 +1728,6 @@
             <w:tcBorders>
               <w:bottom w:val="single" w:sz="12" w:space="0" w:color="006AAB"/>
             </w:tcBorders>
-            <w:shd w:val="clear" w:color="auto" w:fill="auto"/>
             <w:vAlign w:val="center"/>
           </w:tcPr>
           <w:p>
@@ -1754,7 +1760,6 @@
             <w:tcBorders>
               <w:bottom w:val="single" w:sz="12" w:space="0" w:color="006AAB"/>
             </w:tcBorders>
-            <w:shd w:val="clear" w:color="auto" w:fill="auto"/>
             <w:vAlign w:val="center"/>
           </w:tcPr>
           <w:p>
@@ -1819,7 +1824,6 @@
             <w:tcBorders>
               <w:bottom w:val="single" w:sz="12" w:space="0" w:color="006AAB"/>
             </w:tcBorders>
-            <w:shd w:val="clear" w:color="auto" w:fill="auto"/>
             <w:vAlign w:val="center"/>
           </w:tcPr>
           <w:p>
@@ -1854,7 +1858,6 @@
             <w:tcBorders>
               <w:top w:val="single" w:sz="12" w:space="0" w:color="006AAB"/>
             </w:tcBorders>
-            <w:shd w:val="clear" w:color="auto" w:fill="auto"/>
             <w:vAlign w:val="center"/>
           </w:tcPr>
           <w:p>
@@ -1883,7 +1886,6 @@
             <w:tcBorders>
               <w:top w:val="single" w:sz="12" w:space="0" w:color="006AAB"/>
             </w:tcBorders>
-            <w:shd w:val="clear" w:color="auto" w:fill="auto"/>
             <w:vAlign w:val="center"/>
           </w:tcPr>
           <w:p>
@@ -1933,7 +1935,6 @@
             <w:tcBorders>
               <w:top w:val="single" w:sz="12" w:space="0" w:color="006AAB"/>
             </w:tcBorders>
-            <w:shd w:val="clear" w:color="auto" w:fill="auto"/>
             <w:vAlign w:val="center"/>
           </w:tcPr>
           <w:p>
@@ -1954,7 +1955,6 @@
         <w:tc>
           <w:tcPr>
             <w:tcW w:w="1134" w:type="dxa"/>
-            <w:shd w:val="clear" w:color="auto" w:fill="auto"/>
             <w:vAlign w:val="center"/>
           </w:tcPr>
           <w:p>
@@ -1972,7 +1972,6 @@
         <w:tc>
           <w:tcPr>
             <w:tcW w:w="1545" w:type="dxa"/>
-            <w:shd w:val="clear" w:color="auto" w:fill="auto"/>
             <w:vAlign w:val="center"/>
           </w:tcPr>
           <w:p>
@@ -2008,7 +2007,6 @@
         <w:tc>
           <w:tcPr>
             <w:tcW w:w="2835" w:type="dxa"/>
-            <w:shd w:val="clear" w:color="auto" w:fill="auto"/>
             <w:vAlign w:val="center"/>
           </w:tcPr>
           <w:p>
@@ -2029,7 +2027,6 @@
         <w:tc>
           <w:tcPr>
             <w:tcW w:w="1134" w:type="dxa"/>
-            <w:shd w:val="clear" w:color="auto" w:fill="auto"/>
             <w:vAlign w:val="center"/>
           </w:tcPr>
           <w:p>
@@ -2048,7 +2045,6 @@
         <w:tc>
           <w:tcPr>
             <w:tcW w:w="1545" w:type="dxa"/>
-            <w:shd w:val="clear" w:color="auto" w:fill="auto"/>
             <w:vAlign w:val="center"/>
           </w:tcPr>
           <w:p>
@@ -2085,7 +2081,6 @@
         <w:tc>
           <w:tcPr>
             <w:tcW w:w="2835" w:type="dxa"/>
-            <w:shd w:val="clear" w:color="auto" w:fill="auto"/>
             <w:vAlign w:val="center"/>
           </w:tcPr>
           <w:p>
@@ -2182,7 +2177,6 @@
               <w:bottom w:val="single" w:sz="12" w:space="0" w:color="006AAB"/>
               <w:right w:val="single" w:sz="12" w:space="0" w:color="BFBFBF"/>
             </w:tcBorders>
-            <w:shd w:val="clear" w:color="auto" w:fill="auto"/>
             <w:vAlign w:val="center"/>
           </w:tcPr>
           <w:p>
@@ -2589,7 +2583,6 @@
               <w:bottom w:val="single" w:sz="12" w:space="0" w:color="006AAB"/>
               <w:right w:val="single" w:sz="12" w:space="0" w:color="BFBFBF"/>
             </w:tcBorders>
-            <w:shd w:val="clear" w:color="auto" w:fill="auto"/>
             <w:vAlign w:val="center"/>
           </w:tcPr>
           <w:p>
@@ -2647,6 +2640,15 @@
                 <w:lang w:val="en-GB"/>
               </w:rPr>
               <w:t>Project Coordinator</w:t>
+            </w:r>
+            <w:r>
+              <w:rPr>
+                <w:bCs/>
+                <w:color w:val="auto"/>
+                <w:sz w:val="20"/>
+                <w:szCs w:val="20"/>
+                <w:lang w:val="en-GB"/>
+              </w:rPr>
               <w:br/>
               <w:t>Principal Investigator</w:t>
             </w:r>
@@ -2675,15 +2677,6 @@
                 <w:lang w:val="en-GB"/>
               </w:rPr>
             </w:pPr>
-            <w:r>
-              <w:rPr>
-                <w:color w:val="auto"/>
-                <w:sz w:val="20"/>
-                <w:szCs w:val="20"/>
-                <w:lang w:val="en-GB"/>
-              </w:rPr>
-              <w:t/>
-            </w:r>
           </w:p>
         </w:tc>
       </w:tr>
@@ -2819,13 +2812,61 @@
                 <w:lang w:val="en-GB"/>
               </w:rPr>
               <w:t>Vivek Sharma, ORCID: 0009-0006-4879-6388, Maharishi Markandeshwar University, Mullana, Researcher</w:t>
+            </w:r>
+            <w:r>
+              <w:rPr>
+                <w:color w:val="auto"/>
+                <w:sz w:val="20"/>
+                <w:szCs w:val="20"/>
+                <w:lang w:val="en-GB"/>
+              </w:rPr>
               <w:br/>
+            </w:r>
+            <w:r>
+              <w:rPr>
+                <w:color w:val="auto"/>
+                <w:sz w:val="20"/>
+                <w:szCs w:val="20"/>
+                <w:lang w:val="en-GB"/>
+              </w:rPr>
               <w:br/>
               <w:t>Sophie Konecny, ORCID: 0009-0006-5745-5729, Researcher</w:t>
+            </w:r>
+            <w:r>
+              <w:rPr>
+                <w:color w:val="auto"/>
+                <w:sz w:val="20"/>
+                <w:szCs w:val="20"/>
+                <w:lang w:val="en-GB"/>
+              </w:rPr>
               <w:br/>
+            </w:r>
+            <w:r>
+              <w:rPr>
+                <w:color w:val="auto"/>
+                <w:sz w:val="20"/>
+                <w:szCs w:val="20"/>
+                <w:lang w:val="en-GB"/>
+              </w:rPr>
               <w:br/>
               <w:t>Anxhela Sulmina, ORCID: 0009-0008-9371-0488, TU Wien, Researcher</w:t>
+            </w:r>
+            <w:r>
+              <w:rPr>
+                <w:color w:val="auto"/>
+                <w:sz w:val="20"/>
+                <w:szCs w:val="20"/>
+                <w:lang w:val="en-GB"/>
+              </w:rPr>
               <w:br/>
+            </w:r>
+            <w:r>
+              <w:rPr>
+                <w:color w:val="auto"/>
+                <w:sz w:val="20"/>
+                <w:szCs w:val="20"/>
+                <w:lang w:val="en-GB"/>
+              </w:rPr>
               <w:br/>
               <w:t>Nayma Alam, e12512103@student.tuwien.ac.at, TU Wien, ROR: ror.org/04d836q62, Researcher</w:t>
             </w:r>
@@ -2835,12 +2876,17 @@
     </w:tbl>
     <w:p>
       <w:pPr>
-        <w:pStyle w:val="Inhaltsverzeichnisberschrift"/>
+        <w:pStyle w:val="TOCHeading"/>
         <w:ind w:left="0" w:firstLine="0"/>
-      </w:pPr>
-      <w:r>
+        <w:rPr>
+          <w:lang w:val="en-US"/>
+        </w:rPr>
+      </w:pPr>
+      <w:r>
+        <w:rPr>
+          <w:lang w:val="en-US"/>
+        </w:rPr>
         <w:br w:type="page"/>
-        <w:t xsi:nil="true"/>
       </w:r>
     </w:p>
     <w:sdt>
@@ -2861,10 +2907,11 @@
           <w:docPartUnique/>
         </w:docPartObj>
       </w:sdtPr>
+      <w:sdtEndPr/>
       <w:sdtContent>
         <w:p>
           <w:pPr>
-            <w:pStyle w:val="Inhaltsverzeichnisberschrift"/>
+            <w:pStyle w:val="TOCHeading"/>
             <w:ind w:firstLine="0"/>
             <w:rPr>
               <w:rFonts w:ascii="Open Sans" w:hAnsi="Open Sans" w:cs="Open Sans"/>
@@ -2879,7 +2926,7 @@
         </w:p>
         <w:p>
           <w:pPr>
-            <w:pStyle w:val="Verzeichnis1"/>
+            <w:pStyle w:val="TOC1"/>
             <w:tabs>
               <w:tab w:val="left" w:pos="440"/>
               <w:tab w:val="right" w:pos="9062"/>
@@ -2900,7 +2947,21 @@
               <w:color w:val="auto"/>
             </w:rPr>
             <w:fldChar w:fldCharType="begin"/>
+          </w:r>
+          <w:r>
+            <w:rPr>
+              <w:rFonts w:eastAsiaTheme="minorHAnsi"/>
+              <w:noProof/>
+              <w:color w:val="auto"/>
+            </w:rPr>
             <w:instrText xml:space="preserve"> TOC \o "1-3" \h \z \u </w:instrText>
+          </w:r>
+          <w:r>
+            <w:rPr>
+              <w:rFonts w:eastAsiaTheme="minorHAnsi"/>
+              <w:noProof/>
+              <w:color w:val="auto"/>
+            </w:rPr>
             <w:fldChar w:fldCharType="separate"/>
           </w:r>
           <w:hyperlink w:anchor="_Toc156287338" w:history="1">
@@ -2937,17 +2998,53 @@
                 <w:webHidden/>
               </w:rPr>
               <w:tab/>
+            </w:r>
+            <w:r>
+              <w:rPr>
+                <w:noProof/>
+                <w:webHidden/>
+              </w:rPr>
               <w:fldChar w:fldCharType="begin"/>
+            </w:r>
+            <w:r>
+              <w:rPr>
+                <w:noProof/>
+                <w:webHidden/>
+              </w:rPr>
               <w:instrText xml:space="preserve"> PAGEREF _Toc156287338 \h </w:instrText>
+            </w:r>
+            <w:r>
+              <w:rPr>
+                <w:noProof/>
+                <w:webHidden/>
+              </w:rPr>
+            </w:r>
+            <w:r>
+              <w:rPr>
+                <w:noProof/>
+                <w:webHidden/>
+              </w:rPr>
               <w:fldChar w:fldCharType="separate"/>
+            </w:r>
+            <w:r>
+              <w:rPr>
+                <w:noProof/>
+                <w:webHidden/>
+              </w:rPr>
               <w:t>5</w:t>
+            </w:r>
+            <w:r>
+              <w:rPr>
+                <w:noProof/>
+                <w:webHidden/>
+              </w:rPr>
               <w:fldChar w:fldCharType="end"/>
             </w:r>
           </w:hyperlink>
         </w:p>
         <w:p>
           <w:pPr>
-            <w:pStyle w:val="Verzeichnis2"/>
+            <w:pStyle w:val="TOC2"/>
             <w:rPr>
               <w:rFonts w:eastAsiaTheme="minorEastAsia"/>
               <w:noProof/>
@@ -2991,17 +3088,53 @@
                 <w:webHidden/>
               </w:rPr>
               <w:tab/>
+            </w:r>
+            <w:r>
+              <w:rPr>
+                <w:noProof/>
+                <w:webHidden/>
+              </w:rPr>
               <w:fldChar w:fldCharType="begin"/>
+            </w:r>
+            <w:r>
+              <w:rPr>
+                <w:noProof/>
+                <w:webHidden/>
+              </w:rPr>
               <w:instrText xml:space="preserve"> PAGEREF _Toc156287339 \h </w:instrText>
+            </w:r>
+            <w:r>
+              <w:rPr>
+                <w:noProof/>
+                <w:webHidden/>
+              </w:rPr>
+            </w:r>
+            <w:r>
+              <w:rPr>
+                <w:noProof/>
+                <w:webHidden/>
+              </w:rPr>
               <w:fldChar w:fldCharType="separate"/>
+            </w:r>
+            <w:r>
+              <w:rPr>
+                <w:noProof/>
+                <w:webHidden/>
+              </w:rPr>
               <w:t>5</w:t>
+            </w:r>
+            <w:r>
+              <w:rPr>
+                <w:noProof/>
+                <w:webHidden/>
+              </w:rPr>
               <w:fldChar w:fldCharType="end"/>
             </w:r>
           </w:hyperlink>
         </w:p>
         <w:p>
           <w:pPr>
-            <w:pStyle w:val="Verzeichnis2"/>
+            <w:pStyle w:val="TOC2"/>
             <w:rPr>
               <w:rFonts w:eastAsiaTheme="minorEastAsia"/>
               <w:noProof/>
@@ -3045,17 +3178,53 @@
                 <w:webHidden/>
               </w:rPr>
               <w:tab/>
+            </w:r>
+            <w:r>
+              <w:rPr>
+                <w:noProof/>
+                <w:webHidden/>
+              </w:rPr>
               <w:fldChar w:fldCharType="begin"/>
+            </w:r>
+            <w:r>
+              <w:rPr>
+                <w:noProof/>
+                <w:webHidden/>
+              </w:rPr>
               <w:instrText xml:space="preserve"> PAGEREF _Toc156287340 \h </w:instrText>
+            </w:r>
+            <w:r>
+              <w:rPr>
+                <w:noProof/>
+                <w:webHidden/>
+              </w:rPr>
+            </w:r>
+            <w:r>
+              <w:rPr>
+                <w:noProof/>
+                <w:webHidden/>
+              </w:rPr>
               <w:fldChar w:fldCharType="separate"/>
+            </w:r>
+            <w:r>
+              <w:rPr>
+                <w:noProof/>
+                <w:webHidden/>
+              </w:rPr>
               <w:t>5</w:t>
+            </w:r>
+            <w:r>
+              <w:rPr>
+                <w:noProof/>
+                <w:webHidden/>
+              </w:rPr>
               <w:fldChar w:fldCharType="end"/>
             </w:r>
           </w:hyperlink>
         </w:p>
         <w:p>
           <w:pPr>
-            <w:pStyle w:val="Verzeichnis2"/>
+            <w:pStyle w:val="TOC2"/>
             <w:rPr>
               <w:rFonts w:eastAsiaTheme="minorEastAsia"/>
               <w:noProof/>
@@ -3099,17 +3268,53 @@
                 <w:webHidden/>
               </w:rPr>
               <w:tab/>
+            </w:r>
+            <w:r>
+              <w:rPr>
+                <w:noProof/>
+                <w:webHidden/>
+              </w:rPr>
               <w:fldChar w:fldCharType="begin"/>
+            </w:r>
+            <w:r>
+              <w:rPr>
+                <w:noProof/>
+                <w:webHidden/>
+              </w:rPr>
               <w:instrText xml:space="preserve"> PAGEREF _Toc156287341 \h </w:instrText>
+            </w:r>
+            <w:r>
+              <w:rPr>
+                <w:noProof/>
+                <w:webHidden/>
+              </w:rPr>
+            </w:r>
+            <w:r>
+              <w:rPr>
+                <w:noProof/>
+                <w:webHidden/>
+              </w:rPr>
               <w:fldChar w:fldCharType="separate"/>
+            </w:r>
+            <w:r>
+              <w:rPr>
+                <w:noProof/>
+                <w:webHidden/>
+              </w:rPr>
               <w:t>5</w:t>
+            </w:r>
+            <w:r>
+              <w:rPr>
+                <w:noProof/>
+                <w:webHidden/>
+              </w:rPr>
               <w:fldChar w:fldCharType="end"/>
             </w:r>
           </w:hyperlink>
         </w:p>
         <w:p>
           <w:pPr>
-            <w:pStyle w:val="Verzeichnis2"/>
+            <w:pStyle w:val="TOC2"/>
             <w:rPr>
               <w:rFonts w:eastAsiaTheme="minorEastAsia"/>
               <w:noProof/>
@@ -3153,17 +3358,53 @@
                 <w:webHidden/>
               </w:rPr>
               <w:tab/>
+            </w:r>
+            <w:r>
+              <w:rPr>
+                <w:noProof/>
+                <w:webHidden/>
+              </w:rPr>
               <w:fldChar w:fldCharType="begin"/>
+            </w:r>
+            <w:r>
+              <w:rPr>
+                <w:noProof/>
+                <w:webHidden/>
+              </w:rPr>
               <w:instrText xml:space="preserve"> PAGEREF _Toc156287342 \h </w:instrText>
+            </w:r>
+            <w:r>
+              <w:rPr>
+                <w:noProof/>
+                <w:webHidden/>
+              </w:rPr>
+            </w:r>
+            <w:r>
+              <w:rPr>
+                <w:noProof/>
+                <w:webHidden/>
+              </w:rPr>
               <w:fldChar w:fldCharType="separate"/>
+            </w:r>
+            <w:r>
+              <w:rPr>
+                <w:noProof/>
+                <w:webHidden/>
+              </w:rPr>
               <w:t>6</w:t>
+            </w:r>
+            <w:r>
+              <w:rPr>
+                <w:noProof/>
+                <w:webHidden/>
+              </w:rPr>
               <w:fldChar w:fldCharType="end"/>
             </w:r>
           </w:hyperlink>
         </w:p>
         <w:p>
           <w:pPr>
-            <w:pStyle w:val="Verzeichnis1"/>
+            <w:pStyle w:val="TOC1"/>
             <w:tabs>
               <w:tab w:val="left" w:pos="440"/>
               <w:tab w:val="right" w:pos="9062"/>
@@ -3211,17 +3452,53 @@
                 <w:webHidden/>
               </w:rPr>
               <w:tab/>
+            </w:r>
+            <w:r>
+              <w:rPr>
+                <w:noProof/>
+                <w:webHidden/>
+              </w:rPr>
               <w:fldChar w:fldCharType="begin"/>
+            </w:r>
+            <w:r>
+              <w:rPr>
+                <w:noProof/>
+                <w:webHidden/>
+              </w:rPr>
               <w:instrText xml:space="preserve"> PAGEREF _Toc156287343 \h </w:instrText>
+            </w:r>
+            <w:r>
+              <w:rPr>
+                <w:noProof/>
+                <w:webHidden/>
+              </w:rPr>
+            </w:r>
+            <w:r>
+              <w:rPr>
+                <w:noProof/>
+                <w:webHidden/>
+              </w:rPr>
               <w:fldChar w:fldCharType="separate"/>
+            </w:r>
+            <w:r>
+              <w:rPr>
+                <w:noProof/>
+                <w:webHidden/>
+              </w:rPr>
               <w:t>6</w:t>
+            </w:r>
+            <w:r>
+              <w:rPr>
+                <w:noProof/>
+                <w:webHidden/>
+              </w:rPr>
               <w:fldChar w:fldCharType="end"/>
             </w:r>
           </w:hyperlink>
         </w:p>
         <w:p>
           <w:pPr>
-            <w:pStyle w:val="Verzeichnis2"/>
+            <w:pStyle w:val="TOC2"/>
             <w:rPr>
               <w:rFonts w:eastAsiaTheme="minorEastAsia"/>
               <w:noProof/>
@@ -3265,17 +3542,53 @@
                 <w:webHidden/>
               </w:rPr>
               <w:tab/>
+            </w:r>
+            <w:r>
+              <w:rPr>
+                <w:noProof/>
+                <w:webHidden/>
+              </w:rPr>
               <w:fldChar w:fldCharType="begin"/>
+            </w:r>
+            <w:r>
+              <w:rPr>
+                <w:noProof/>
+                <w:webHidden/>
+              </w:rPr>
               <w:instrText xml:space="preserve"> PAGEREF _Toc156287344 \h </w:instrText>
+            </w:r>
+            <w:r>
+              <w:rPr>
+                <w:noProof/>
+                <w:webHidden/>
+              </w:rPr>
+            </w:r>
+            <w:r>
+              <w:rPr>
+                <w:noProof/>
+                <w:webHidden/>
+              </w:rPr>
               <w:fldChar w:fldCharType="separate"/>
+            </w:r>
+            <w:r>
+              <w:rPr>
+                <w:noProof/>
+                <w:webHidden/>
+              </w:rPr>
               <w:t>6</w:t>
+            </w:r>
+            <w:r>
+              <w:rPr>
+                <w:noProof/>
+                <w:webHidden/>
+              </w:rPr>
               <w:fldChar w:fldCharType="end"/>
             </w:r>
           </w:hyperlink>
         </w:p>
         <w:p>
           <w:pPr>
-            <w:pStyle w:val="Verzeichnis2"/>
+            <w:pStyle w:val="TOC2"/>
             <w:rPr>
               <w:rFonts w:eastAsiaTheme="minorEastAsia"/>
               <w:noProof/>
@@ -3319,17 +3632,53 @@
                 <w:webHidden/>
               </w:rPr>
               <w:tab/>
+            </w:r>
+            <w:r>
+              <w:rPr>
+                <w:noProof/>
+                <w:webHidden/>
+              </w:rPr>
               <w:fldChar w:fldCharType="begin"/>
+            </w:r>
+            <w:r>
+              <w:rPr>
+                <w:noProof/>
+                <w:webHidden/>
+              </w:rPr>
               <w:instrText xml:space="preserve"> PAGEREF _Toc156287345 \h </w:instrText>
+            </w:r>
+            <w:r>
+              <w:rPr>
+                <w:noProof/>
+                <w:webHidden/>
+              </w:rPr>
+            </w:r>
+            <w:r>
+              <w:rPr>
+                <w:noProof/>
+                <w:webHidden/>
+              </w:rPr>
               <w:fldChar w:fldCharType="separate"/>
+            </w:r>
+            <w:r>
+              <w:rPr>
+                <w:noProof/>
+                <w:webHidden/>
+              </w:rPr>
               <w:t>6</w:t>
+            </w:r>
+            <w:r>
+              <w:rPr>
+                <w:noProof/>
+                <w:webHidden/>
+              </w:rPr>
               <w:fldChar w:fldCharType="end"/>
             </w:r>
           </w:hyperlink>
         </w:p>
         <w:p>
           <w:pPr>
-            <w:pStyle w:val="Verzeichnis2"/>
+            <w:pStyle w:val="TOC2"/>
             <w:rPr>
               <w:rFonts w:eastAsiaTheme="minorEastAsia"/>
               <w:noProof/>
@@ -3390,17 +3739,53 @@
                 <w:webHidden/>
               </w:rPr>
               <w:tab/>
+            </w:r>
+            <w:r>
+              <w:rPr>
+                <w:noProof/>
+                <w:webHidden/>
+              </w:rPr>
               <w:fldChar w:fldCharType="begin"/>
+            </w:r>
+            <w:r>
+              <w:rPr>
+                <w:noProof/>
+                <w:webHidden/>
+              </w:rPr>
               <w:instrText xml:space="preserve"> PAGEREF _Toc156287346 \h </w:instrText>
+            </w:r>
+            <w:r>
+              <w:rPr>
+                <w:noProof/>
+                <w:webHidden/>
+              </w:rPr>
+            </w:r>
+            <w:r>
+              <w:rPr>
+                <w:noProof/>
+                <w:webHidden/>
+              </w:rPr>
               <w:fldChar w:fldCharType="separate"/>
+            </w:r>
+            <w:r>
+              <w:rPr>
+                <w:noProof/>
+                <w:webHidden/>
+              </w:rPr>
               <w:t>7</w:t>
+            </w:r>
+            <w:r>
+              <w:rPr>
+                <w:noProof/>
+                <w:webHidden/>
+              </w:rPr>
               <w:fldChar w:fldCharType="end"/>
             </w:r>
           </w:hyperlink>
         </w:p>
         <w:p>
           <w:pPr>
-            <w:pStyle w:val="Verzeichnis2"/>
+            <w:pStyle w:val="TOC2"/>
             <w:rPr>
               <w:rFonts w:eastAsiaTheme="minorEastAsia"/>
               <w:noProof/>
@@ -3444,17 +3829,53 @@
                 <w:webHidden/>
               </w:rPr>
               <w:tab/>
+            </w:r>
+            <w:r>
+              <w:rPr>
+                <w:noProof/>
+                <w:webHidden/>
+              </w:rPr>
               <w:fldChar w:fldCharType="begin"/>
+            </w:r>
+            <w:r>
+              <w:rPr>
+                <w:noProof/>
+                <w:webHidden/>
+              </w:rPr>
               <w:instrText xml:space="preserve"> PAGEREF _Toc156287347 \h </w:instrText>
+            </w:r>
+            <w:r>
+              <w:rPr>
+                <w:noProof/>
+                <w:webHidden/>
+              </w:rPr>
+            </w:r>
+            <w:r>
+              <w:rPr>
+                <w:noProof/>
+                <w:webHidden/>
+              </w:rPr>
               <w:fldChar w:fldCharType="separate"/>
+            </w:r>
+            <w:r>
+              <w:rPr>
+                <w:noProof/>
+                <w:webHidden/>
+              </w:rPr>
               <w:t>8</w:t>
+            </w:r>
+            <w:r>
+              <w:rPr>
+                <w:noProof/>
+                <w:webHidden/>
+              </w:rPr>
               <w:fldChar w:fldCharType="end"/>
             </w:r>
           </w:hyperlink>
         </w:p>
         <w:p>
           <w:pPr>
-            <w:pStyle w:val="Verzeichnis1"/>
+            <w:pStyle w:val="TOC1"/>
             <w:tabs>
               <w:tab w:val="left" w:pos="440"/>
               <w:tab w:val="right" w:pos="9062"/>
@@ -3502,17 +3923,53 @@
                 <w:webHidden/>
               </w:rPr>
               <w:tab/>
+            </w:r>
+            <w:r>
+              <w:rPr>
+                <w:noProof/>
+                <w:webHidden/>
+              </w:rPr>
               <w:fldChar w:fldCharType="begin"/>
+            </w:r>
+            <w:r>
+              <w:rPr>
+                <w:noProof/>
+                <w:webHidden/>
+              </w:rPr>
               <w:instrText xml:space="preserve"> PAGEREF _Toc156287348 \h </w:instrText>
+            </w:r>
+            <w:r>
+              <w:rPr>
+                <w:noProof/>
+                <w:webHidden/>
+              </w:rPr>
+            </w:r>
+            <w:r>
+              <w:rPr>
+                <w:noProof/>
+                <w:webHidden/>
+              </w:rPr>
               <w:fldChar w:fldCharType="separate"/>
+            </w:r>
+            <w:r>
+              <w:rPr>
+                <w:noProof/>
+                <w:webHidden/>
+              </w:rPr>
               <w:t>8</w:t>
+            </w:r>
+            <w:r>
+              <w:rPr>
+                <w:noProof/>
+                <w:webHidden/>
+              </w:rPr>
               <w:fldChar w:fldCharType="end"/>
             </w:r>
           </w:hyperlink>
         </w:p>
         <w:p>
           <w:pPr>
-            <w:pStyle w:val="Verzeichnis1"/>
+            <w:pStyle w:val="TOC1"/>
             <w:tabs>
               <w:tab w:val="left" w:pos="440"/>
               <w:tab w:val="right" w:pos="9062"/>
@@ -3577,17 +4034,53 @@
                 <w:webHidden/>
               </w:rPr>
               <w:tab/>
+            </w:r>
+            <w:r>
+              <w:rPr>
+                <w:noProof/>
+                <w:webHidden/>
+              </w:rPr>
               <w:fldChar w:fldCharType="begin"/>
+            </w:r>
+            <w:r>
+              <w:rPr>
+                <w:noProof/>
+                <w:webHidden/>
+              </w:rPr>
               <w:instrText xml:space="preserve"> PAGEREF _Toc156287349 \h </w:instrText>
+            </w:r>
+            <w:r>
+              <w:rPr>
+                <w:noProof/>
+                <w:webHidden/>
+              </w:rPr>
+            </w:r>
+            <w:r>
+              <w:rPr>
+                <w:noProof/>
+                <w:webHidden/>
+              </w:rPr>
               <w:fldChar w:fldCharType="separate"/>
+            </w:r>
+            <w:r>
+              <w:rPr>
+                <w:noProof/>
+                <w:webHidden/>
+              </w:rPr>
               <w:t>9</w:t>
+            </w:r>
+            <w:r>
+              <w:rPr>
+                <w:noProof/>
+                <w:webHidden/>
+              </w:rPr>
               <w:fldChar w:fldCharType="end"/>
             </w:r>
           </w:hyperlink>
         </w:p>
         <w:p>
           <w:pPr>
-            <w:pStyle w:val="Verzeichnis1"/>
+            <w:pStyle w:val="TOC1"/>
             <w:tabs>
               <w:tab w:val="left" w:pos="440"/>
               <w:tab w:val="right" w:pos="9062"/>
@@ -3652,17 +4145,53 @@
                 <w:webHidden/>
               </w:rPr>
               <w:tab/>
+            </w:r>
+            <w:r>
+              <w:rPr>
+                <w:noProof/>
+                <w:webHidden/>
+              </w:rPr>
               <w:fldChar w:fldCharType="begin"/>
+            </w:r>
+            <w:r>
+              <w:rPr>
+                <w:noProof/>
+                <w:webHidden/>
+              </w:rPr>
               <w:instrText xml:space="preserve"> PAGEREF _Toc156287350 \h </w:instrText>
+            </w:r>
+            <w:r>
+              <w:rPr>
+                <w:noProof/>
+                <w:webHidden/>
+              </w:rPr>
+            </w:r>
+            <w:r>
+              <w:rPr>
+                <w:noProof/>
+                <w:webHidden/>
+              </w:rPr>
               <w:fldChar w:fldCharType="separate"/>
+            </w:r>
+            <w:r>
+              <w:rPr>
+                <w:noProof/>
+                <w:webHidden/>
+              </w:rPr>
               <w:t>9</w:t>
+            </w:r>
+            <w:r>
+              <w:rPr>
+                <w:noProof/>
+                <w:webHidden/>
+              </w:rPr>
               <w:fldChar w:fldCharType="end"/>
             </w:r>
           </w:hyperlink>
         </w:p>
         <w:p>
           <w:pPr>
-            <w:pStyle w:val="Verzeichnis2"/>
+            <w:pStyle w:val="TOC2"/>
             <w:rPr>
               <w:rFonts w:eastAsiaTheme="minorEastAsia"/>
               <w:noProof/>
@@ -3706,17 +4235,53 @@
                 <w:webHidden/>
               </w:rPr>
               <w:tab/>
+            </w:r>
+            <w:r>
+              <w:rPr>
+                <w:noProof/>
+                <w:webHidden/>
+              </w:rPr>
               <w:fldChar w:fldCharType="begin"/>
+            </w:r>
+            <w:r>
+              <w:rPr>
+                <w:noProof/>
+                <w:webHidden/>
+              </w:rPr>
               <w:instrText xml:space="preserve"> PAGEREF _Toc156287351 \h </w:instrText>
+            </w:r>
+            <w:r>
+              <w:rPr>
+                <w:noProof/>
+                <w:webHidden/>
+              </w:rPr>
+            </w:r>
+            <w:r>
+              <w:rPr>
+                <w:noProof/>
+                <w:webHidden/>
+              </w:rPr>
               <w:fldChar w:fldCharType="separate"/>
+            </w:r>
+            <w:r>
+              <w:rPr>
+                <w:noProof/>
+                <w:webHidden/>
+              </w:rPr>
               <w:t>10</w:t>
+            </w:r>
+            <w:r>
+              <w:rPr>
+                <w:noProof/>
+                <w:webHidden/>
+              </w:rPr>
               <w:fldChar w:fldCharType="end"/>
             </w:r>
           </w:hyperlink>
         </w:p>
         <w:p>
           <w:pPr>
-            <w:pStyle w:val="Verzeichnis2"/>
+            <w:pStyle w:val="TOC2"/>
             <w:rPr>
               <w:rFonts w:eastAsiaTheme="minorEastAsia"/>
               <w:noProof/>
@@ -3760,17 +4325,53 @@
                 <w:webHidden/>
               </w:rPr>
               <w:tab/>
+            </w:r>
+            <w:r>
+              <w:rPr>
+                <w:noProof/>
+                <w:webHidden/>
+              </w:rPr>
               <w:fldChar w:fldCharType="begin"/>
+            </w:r>
+            <w:r>
+              <w:rPr>
+                <w:noProof/>
+                <w:webHidden/>
+              </w:rPr>
               <w:instrText xml:space="preserve"> PAGEREF _Toc156287352 \h </w:instrText>
+            </w:r>
+            <w:r>
+              <w:rPr>
+                <w:noProof/>
+                <w:webHidden/>
+              </w:rPr>
+            </w:r>
+            <w:r>
+              <w:rPr>
+                <w:noProof/>
+                <w:webHidden/>
+              </w:rPr>
               <w:fldChar w:fldCharType="separate"/>
+            </w:r>
+            <w:r>
+              <w:rPr>
+                <w:noProof/>
+                <w:webHidden/>
+              </w:rPr>
               <w:t>10</w:t>
+            </w:r>
+            <w:r>
+              <w:rPr>
+                <w:noProof/>
+                <w:webHidden/>
+              </w:rPr>
               <w:fldChar w:fldCharType="end"/>
             </w:r>
           </w:hyperlink>
         </w:p>
         <w:p>
           <w:pPr>
-            <w:pStyle w:val="Verzeichnis2"/>
+            <w:pStyle w:val="TOC2"/>
             <w:rPr>
               <w:rFonts w:eastAsiaTheme="minorEastAsia"/>
               <w:noProof/>
@@ -3814,17 +4415,53 @@
                 <w:webHidden/>
               </w:rPr>
               <w:tab/>
+            </w:r>
+            <w:r>
+              <w:rPr>
+                <w:noProof/>
+                <w:webHidden/>
+              </w:rPr>
               <w:fldChar w:fldCharType="begin"/>
+            </w:r>
+            <w:r>
+              <w:rPr>
+                <w:noProof/>
+                <w:webHidden/>
+              </w:rPr>
               <w:instrText xml:space="preserve"> PAGEREF _Toc156287353 \h </w:instrText>
+            </w:r>
+            <w:r>
+              <w:rPr>
+                <w:noProof/>
+                <w:webHidden/>
+              </w:rPr>
+            </w:r>
+            <w:r>
+              <w:rPr>
+                <w:noProof/>
+                <w:webHidden/>
+              </w:rPr>
               <w:fldChar w:fldCharType="separate"/>
+            </w:r>
+            <w:r>
+              <w:rPr>
+                <w:noProof/>
+                <w:webHidden/>
+              </w:rPr>
               <w:t>10</w:t>
+            </w:r>
+            <w:r>
+              <w:rPr>
+                <w:noProof/>
+                <w:webHidden/>
+              </w:rPr>
               <w:fldChar w:fldCharType="end"/>
             </w:r>
           </w:hyperlink>
         </w:p>
         <w:p>
           <w:pPr>
-            <w:pStyle w:val="Verzeichnis1"/>
+            <w:pStyle w:val="TOC1"/>
             <w:tabs>
               <w:tab w:val="left" w:pos="440"/>
               <w:tab w:val="right" w:pos="9062"/>
@@ -3872,17 +4509,53 @@
                 <w:webHidden/>
               </w:rPr>
               <w:tab/>
+            </w:r>
+            <w:r>
+              <w:rPr>
+                <w:noProof/>
+                <w:webHidden/>
+              </w:rPr>
               <w:fldChar w:fldCharType="begin"/>
+            </w:r>
+            <w:r>
+              <w:rPr>
+                <w:noProof/>
+                <w:webHidden/>
+              </w:rPr>
               <w:instrText xml:space="preserve"> PAGEREF _Toc156287354 \h </w:instrText>
+            </w:r>
+            <w:r>
+              <w:rPr>
+                <w:noProof/>
+                <w:webHidden/>
+              </w:rPr>
+            </w:r>
+            <w:r>
+              <w:rPr>
+                <w:noProof/>
+                <w:webHidden/>
+              </w:rPr>
               <w:fldChar w:fldCharType="separate"/>
+            </w:r>
+            <w:r>
+              <w:rPr>
+                <w:noProof/>
+                <w:webHidden/>
+              </w:rPr>
               <w:t>11</w:t>
+            </w:r>
+            <w:r>
+              <w:rPr>
+                <w:noProof/>
+                <w:webHidden/>
+              </w:rPr>
               <w:fldChar w:fldCharType="end"/>
             </w:r>
           </w:hyperlink>
         </w:p>
         <w:p>
           <w:pPr>
-            <w:pStyle w:val="Verzeichnis2"/>
+            <w:pStyle w:val="TOC2"/>
             <w:rPr>
               <w:rFonts w:eastAsiaTheme="minorEastAsia"/>
               <w:noProof/>
@@ -3926,17 +4599,53 @@
                 <w:webHidden/>
               </w:rPr>
               <w:tab/>
+            </w:r>
+            <w:r>
+              <w:rPr>
+                <w:noProof/>
+                <w:webHidden/>
+              </w:rPr>
               <w:fldChar w:fldCharType="begin"/>
+            </w:r>
+            <w:r>
+              <w:rPr>
+                <w:noProof/>
+                <w:webHidden/>
+              </w:rPr>
               <w:instrText xml:space="preserve"> PAGEREF _Toc156287355 \h </w:instrText>
+            </w:r>
+            <w:r>
+              <w:rPr>
+                <w:noProof/>
+                <w:webHidden/>
+              </w:rPr>
+            </w:r>
+            <w:r>
+              <w:rPr>
+                <w:noProof/>
+                <w:webHidden/>
+              </w:rPr>
               <w:fldChar w:fldCharType="separate"/>
+            </w:r>
+            <w:r>
+              <w:rPr>
+                <w:noProof/>
+                <w:webHidden/>
+              </w:rPr>
               <w:t>11</w:t>
+            </w:r>
+            <w:r>
+              <w:rPr>
+                <w:noProof/>
+                <w:webHidden/>
+              </w:rPr>
               <w:fldChar w:fldCharType="end"/>
             </w:r>
           </w:hyperlink>
         </w:p>
         <w:p>
           <w:pPr>
-            <w:pStyle w:val="Verzeichnis2"/>
+            <w:pStyle w:val="TOC2"/>
             <w:rPr>
               <w:rFonts w:eastAsiaTheme="minorEastAsia"/>
               <w:noProof/>
@@ -3980,17 +4689,53 @@
                 <w:webHidden/>
               </w:rPr>
               <w:tab/>
+            </w:r>
+            <w:r>
+              <w:rPr>
+                <w:noProof/>
+                <w:webHidden/>
+              </w:rPr>
               <w:fldChar w:fldCharType="begin"/>
+            </w:r>
+            <w:r>
+              <w:rPr>
+                <w:noProof/>
+                <w:webHidden/>
+              </w:rPr>
               <w:instrText xml:space="preserve"> PAGEREF _Toc156287356 \h </w:instrText>
+            </w:r>
+            <w:r>
+              <w:rPr>
+                <w:noProof/>
+                <w:webHidden/>
+              </w:rPr>
+            </w:r>
+            <w:r>
+              <w:rPr>
+                <w:noProof/>
+                <w:webHidden/>
+              </w:rPr>
               <w:fldChar w:fldCharType="separate"/>
+            </w:r>
+            <w:r>
+              <w:rPr>
+                <w:noProof/>
+                <w:webHidden/>
+              </w:rPr>
               <w:t>11</w:t>
+            </w:r>
+            <w:r>
+              <w:rPr>
+                <w:noProof/>
+                <w:webHidden/>
+              </w:rPr>
               <w:fldChar w:fldCharType="end"/>
             </w:r>
           </w:hyperlink>
         </w:p>
         <w:p>
           <w:pPr>
-            <w:pStyle w:val="Verzeichnis2"/>
+            <w:pStyle w:val="TOC2"/>
             <w:rPr>
               <w:rFonts w:eastAsiaTheme="minorEastAsia"/>
               <w:noProof/>
@@ -4034,17 +4779,53 @@
                 <w:webHidden/>
               </w:rPr>
               <w:tab/>
+            </w:r>
+            <w:r>
+              <w:rPr>
+                <w:noProof/>
+                <w:webHidden/>
+              </w:rPr>
               <w:fldChar w:fldCharType="begin"/>
+            </w:r>
+            <w:r>
+              <w:rPr>
+                <w:noProof/>
+                <w:webHidden/>
+              </w:rPr>
               <w:instrText xml:space="preserve"> PAGEREF _Toc156287357 \h </w:instrText>
+            </w:r>
+            <w:r>
+              <w:rPr>
+                <w:noProof/>
+                <w:webHidden/>
+              </w:rPr>
+            </w:r>
+            <w:r>
+              <w:rPr>
+                <w:noProof/>
+                <w:webHidden/>
+              </w:rPr>
               <w:fldChar w:fldCharType="separate"/>
+            </w:r>
+            <w:r>
+              <w:rPr>
+                <w:noProof/>
+                <w:webHidden/>
+              </w:rPr>
               <w:t>11</w:t>
+            </w:r>
+            <w:r>
+              <w:rPr>
+                <w:noProof/>
+                <w:webHidden/>
+              </w:rPr>
               <w:fldChar w:fldCharType="end"/>
             </w:r>
           </w:hyperlink>
         </w:p>
         <w:p>
           <w:pPr>
-            <w:pStyle w:val="Verzeichnis1"/>
+            <w:pStyle w:val="TOC1"/>
             <w:tabs>
               <w:tab w:val="left" w:pos="440"/>
               <w:tab w:val="right" w:pos="9062"/>
@@ -4092,10 +4873,46 @@
                 <w:webHidden/>
               </w:rPr>
               <w:tab/>
+            </w:r>
+            <w:r>
+              <w:rPr>
+                <w:noProof/>
+                <w:webHidden/>
+              </w:rPr>
               <w:fldChar w:fldCharType="begin"/>
+            </w:r>
+            <w:r>
+              <w:rPr>
+                <w:noProof/>
+                <w:webHidden/>
+              </w:rPr>
               <w:instrText xml:space="preserve"> PAGEREF _Toc156287358 \h </w:instrText>
+            </w:r>
+            <w:r>
+              <w:rPr>
+                <w:noProof/>
+                <w:webHidden/>
+              </w:rPr>
+            </w:r>
+            <w:r>
+              <w:rPr>
+                <w:noProof/>
+                <w:webHidden/>
+              </w:rPr>
               <w:fldChar w:fldCharType="separate"/>
+            </w:r>
+            <w:r>
+              <w:rPr>
+                <w:noProof/>
+                <w:webHidden/>
+              </w:rPr>
               <w:t>11</w:t>
+            </w:r>
+            <w:r>
+              <w:rPr>
+                <w:noProof/>
+                <w:webHidden/>
+              </w:rPr>
               <w:fldChar w:fldCharType="end"/>
             </w:r>
           </w:hyperlink>
@@ -4142,12 +4959,11 @@
           <w:noProof/>
         </w:rPr>
         <w:br w:type="page"/>
-        <w:t xsi:nil="true"/>
-      </w:r>
-    </w:p>
-    <w:p>
-      <w:pPr>
-        <w:pStyle w:val="berschrift1"/>
+      </w:r>
+    </w:p>
+    <w:p>
+      <w:pPr>
+        <w:pStyle w:val="Heading1"/>
       </w:pPr>
       <w:bookmarkStart w:id="4" w:name="_Toc123731430"/>
       <w:bookmarkStart w:id="5" w:name="_Toc156287338"/>
@@ -4160,7 +4976,7 @@
     </w:p>
     <w:p>
       <w:pPr>
-        <w:pStyle w:val="berschrift2"/>
+        <w:pStyle w:val="Heading2"/>
       </w:pPr>
       <w:bookmarkStart w:id="6" w:name="_Toc123731431"/>
       <w:bookmarkStart w:id="7" w:name="_Toc109653673"/>
@@ -4212,7 +5028,7 @@
     </w:p>
     <w:p>
       <w:pPr>
-        <w:pStyle w:val="berschrift2"/>
+        <w:pStyle w:val="Heading2"/>
       </w:pPr>
       <w:bookmarkStart w:id="9" w:name="_Toc69311943"/>
       <w:bookmarkStart w:id="10" w:name="_Toc123731432"/>
@@ -4422,7 +5238,7 @@
     </w:p>
     <w:tbl>
       <w:tblPr>
-        <w:tblStyle w:val="TabellemithellemGitternetz"/>
+        <w:tblStyle w:val="TableGridLight"/>
         <w:tblW w:w="9908" w:type="dxa"/>
         <w:tblBorders>
           <w:top w:val="single" w:sz="12" w:space="0" w:color="BFBFBF"/>
@@ -4963,13 +5779,49 @@
           <w:color w:val="auto"/>
         </w:rPr>
         <w:t>Description for "Frost Day Prediction Random Forest Model":</w:t>
+      </w:r>
+      <w:r>
+        <w:rPr>
+          <w:color w:val="auto"/>
+        </w:rPr>
         <w:br/>
+      </w:r>
+      <w:r>
+        <w:rPr>
+          <w:color w:val="auto"/>
+        </w:rPr>
         <w:br/>
         <w:t>A Random Forest Classifier trained on daily meteorological measurements from Vienna Hohe Warte station (2000-2023) to predict frost days (minimum temperature below 0°C). The model is serialised in joblib format using scikit-learn. It includes hyperparameters tuned via 5-fold cross-validation and achieves expected accuracy of 85-92% and ROC-AUC of 0.90-0.95 on the held-out test set. Deposited in the TU Wien Research Data Repository with a persistent DOI.</w:t>
+      </w:r>
+      <w:r>
+        <w:rPr>
+          <w:color w:val="auto"/>
+        </w:rPr>
         <w:br/>
+      </w:r>
+      <w:r>
+        <w:rPr>
+          <w:color w:val="auto"/>
+        </w:rPr>
         <w:br/>
+      </w:r>
+      <w:r>
+        <w:rPr>
+          <w:color w:val="auto"/>
+        </w:rPr>
+        <w:lastRenderedPageBreak/>
         <w:t>Description for "Frost Day Prediction Evaluation Results":</w:t>
+      </w:r>
+      <w:r>
+        <w:rPr>
+          <w:color w:val="auto"/>
+        </w:rPr>
         <w:br/>
+      </w:r>
+      <w:r>
+        <w:rPr>
+          <w:color w:val="auto"/>
+        </w:rPr>
         <w:br/>
         <w:t>Evaluation artefacts produced by the frost day prediction experiment including: confusion matrix (PNG), ROC-AUC curve (PNG), feature importance chart (PNG), per-feature histograms (PNG), correlation heatmap (PNG), and evaluation metrics (CSV) containing accuracy, precision, recall, F1-score and ROC-AUC on the held-out test set. All figures are saved in PNG format. Deposited in the TU Wien Research Data Repository as a separate deposit from the model, with a persistent DOI.</w:t>
       </w:r>
@@ -4980,12 +5832,6 @@
           <w:color w:val="auto"/>
         </w:rPr>
       </w:pPr>
-      <w:r>
-        <w:rPr>
-          <w:color w:val="auto"/>
-        </w:rPr>
-        <w:t/>
-      </w:r>
     </w:p>
     <w:p>
       <w:pPr>
@@ -5002,7 +5848,7 @@
     </w:p>
     <w:tbl>
       <w:tblPr>
-        <w:tblStyle w:val="TabellemithellemGitternetz"/>
+        <w:tblStyle w:val="TableGridLight"/>
         <w:tblW w:w="9908" w:type="dxa"/>
         <w:tblBorders>
           <w:top w:val="single" w:sz="12" w:space="0" w:color="BFBFBF"/>
@@ -5310,17 +6156,20 @@
       <w:bookmarkStart w:id="12" w:name="_Toc156287341"/>
       <w:r>
         <w:t>Description for "Messstationen Tagesdaten v2 (Daily Station Measurements)":</w:t>
+      </w:r>
+      <w:r>
         <w:br/>
+      </w:r>
+      <w:r>
         <w:br/>
         <w:t>Daily meteorological measurements from Vienna Hohe Warte station (ID: 5904) provided by GeoSphere Austria Data Hub. The dataset covers the period 2000-2023 and contains approximately 8766 rows with attributes including daily mean, maximum and minimum air temperature, precipitation sum, sunshine duration, relative humidity and horizontal visibility. The dataset is openly available under a CC0 licence via the GeoSphere Austria Data Hub API and is also listed on data.gv.at (Austrian Open Data Portal) and in re3data.</w:t>
       </w:r>
     </w:p>
     <w:p>
       <w:pPr>
-        <w:pStyle w:val="berschrift2"/>
-      </w:pPr>
-      <w:r>
-        <w:lastRenderedPageBreak/>
+        <w:pStyle w:val="Heading2"/>
+      </w:pPr>
+      <w:r>
         <w:t>Methods and software used for data generation and reuse</w:t>
       </w:r>
       <w:bookmarkEnd w:id="12"/>
@@ -5338,17 +6187,23 @@
           <w:rFonts w:eastAsiaTheme="minorEastAsia"/>
           <w:color w:val="auto"/>
         </w:rPr>
-        <w:t xml:space="preserve">
-The input dataset is reused from GeoSphere Austria Data Hub (Messstationen Tagesdaten v2), accessed via the public REST API (https://dataset.api.hub.geosphere.at/v1/station/historical/klima-v1-1d). The data is downloaded in CSV format and loaded into DBRepo using the DBRepo Python REST API client.
-The experiment is implemented as a Python 3.11 pipeline following the CRISP-DM methodology. The following software and libraries are used: scikit-learn for Random Forest classification and model evaluation, pandas and NumPy for data preparation and feature engineering, Matplotlib and Seaborn for visualisation, and joblib for model serialisation. The trained model, evaluation figures and metrics are stored as output artefacts and deposited in the TU Wien Research Data Repository with persistent identifiers.</w:t>
-      </w:r>
-    </w:p>
-    <w:p>
-      <w:pPr>
-        <w:pStyle w:val="berschrift2"/>
+        <w:t xml:space="preserve"> The input dataset is reused from GeoSphere Austria Data Hub (Messstationen Tagesdaten v2), accessed via the public REST API (https://dataset.api.hub.geosphere.at/v1/station/historical/klima-v1-1d). The data is downloaded in CSV format and loaded into DBRepo using the DBRepo Python REST API client.  The experiment is implemented as a Python 3.11 pipeline following the CRISP-DM methodology. The following software and libraries are used: scikit-learn for Random Forest classification and model evaluation, pand</w:t>
+      </w:r>
+      <w:r>
+        <w:rPr>
+          <w:rFonts w:eastAsiaTheme="minorEastAsia"/>
+          <w:color w:val="auto"/>
+        </w:rPr>
+        <w:t>as and NumPy for data preparation and feature engineering, Matplotlib and Seaborn for visualisation, and joblib for model serialisation. The trained model, evaluation figures and metrics are stored as output artefacts and deposited in the TU Wien Research Data Repository with persistent identifiers.</w:t>
+      </w:r>
+    </w:p>
+    <w:p>
+      <w:pPr>
+        <w:pStyle w:val="Heading2"/>
       </w:pPr>
       <w:bookmarkStart w:id="13" w:name="_Toc156287342"/>
       <w:r>
+        <w:lastRenderedPageBreak/>
         <w:t>Foreseeable research uses and /or users</w:t>
       </w:r>
       <w:bookmarkEnd w:id="13"/>
@@ -5360,12 +6215,15 @@
         </w:rPr>
       </w:pPr>
       <w:r>
-        <w:t>The primary target audience includes meteorologists, climate scientists, and data scientists interested in weather prediction and frost day analysis for the Vienna region. The dataset and experiment may also be of interest to urban planners, agricultural researchers, and public health professionals who need to anticipate frost events. Additionally, educators and students in data science and machine learning courses may find the experiment useful as a reproducible example of a FAIR-compliant open-science workflow. The CC0 licence on the input data and MIT licence on the code place no restrictions on reuse.</w:t>
-      </w:r>
-    </w:p>
-    <w:p>
-      <w:pPr>
-        <w:pStyle w:val="berschrift1"/>
+        <w:t>The primary target audience includes meteorologists, climate scientists, and data scientists interested in weather prediction and frost day analysis for the Vienna region. The dataset and experiment may also be of interest to urban planners, agricultural researchers, and public health professionals who need to anticipate frost events. Additionally, educators and students in data science and machine learning courses may find the experiment useful as a reproducible example of a FAIR-compliant open-science wor</w:t>
+      </w:r>
+      <w:r>
+        <w:t>kflow. The CC0 licence on the input data and MIT licence on the code place no restrictions on reuse.</w:t>
+      </w:r>
+    </w:p>
+    <w:p>
+      <w:pPr>
+        <w:pStyle w:val="Heading1"/>
       </w:pPr>
       <w:bookmarkStart w:id="14" w:name="_Toc123731433"/>
       <w:bookmarkStart w:id="15" w:name="_Toc69311944"/>
@@ -5379,13 +6237,13 @@
     </w:p>
     <w:p>
       <w:pPr>
-        <w:pStyle w:val="berschrift2"/>
+        <w:pStyle w:val="Heading2"/>
       </w:pPr>
       <w:bookmarkStart w:id="17" w:name="_Toc123731434"/>
       <w:bookmarkStart w:id="18" w:name="_Toc156287344"/>
       <w:r>
         <w:rPr>
-          <w:rStyle w:val="berschrift3Zchn"/>
+          <w:rStyle w:val="Heading3Char"/>
           <w:rFonts w:ascii="Open Sans" w:hAnsi="Open Sans" w:cs="Open Sans"/>
           <w:b/>
           <w:sz w:val="22"/>
@@ -5515,17 +6373,25 @@
     </w:p>
     <w:p>
       <w:r>
-        <w:t>The input data is stored in a relational database in DBRepo following a Third Normal Form (3NF) schema consisting of two tables: station (station metadata) and daily_observation (daily meteorological measurements). The schema includes primary and foreign key constraints to ensure data integrity.
-All code, notebooks, and configuration files are version-controlled in a public GitHub repository using Git. A consistent file-naming convention is applied covering input datasets, output files, scripts and configuration files, documented in the README. GitHub releases are used to create versioned snapshots of the experiment at key milestones. The repository is connected to Zenodo for automatic DOI minting upon each release, ensuring persistent and citable versions of the software.
-Output artefacts including the trained model, evaluation figures and metrics are deposited in the TU Wien Research Data Repository as separate versioned deposits with full metadata.</w:t>
-      </w:r>
-    </w:p>
-    <w:p>
-      <w:r>
-        <w:t>The experiment applies multiple complementary metadata standards to ensure full FAIR compliance.
-Input data is described using semantic mappings to the CF Standard Names ontology (for meteorological attributes) and SOSA/SSN (for observation and station metadata). Units of measurement are mapped to the SI Digital Framework ontology and stored in DBRepo column metadata.
-The software and experiment package is described using RO-Crate (ro-crate-metadata.json) covering all entities, relationships, licences and persistent identifiers. CodeMeta (codemeta.json) documents software dependencies, authors with ORCIDs, and the runtime environment. The trained ML model is described using FAIR4ML metadata and a Model Card (docs/model-card.md) covering intended use, evaluation results, limitations and ethical considerations. Input datasets are described using a Croissant JSON-LD record.
-All deposits in the TU Wien Research Data Repository include extensive metadata: title, description, keywords, creators with ORCIDs, licences, and cross-references via related identifiers. A CITATION.cff file is provided in the repository root referencing the Zenodo DOI. This will help others to identify, discover and reuse our data.</w:t>
+        <w:t>The input data is stored in a relational database in DBRepo following a Third Normal Form (3NF) schema consisting of two tables: station (station metadata) and daily_observation (daily meteorological measurements). The schema includes primary and foreign key constraints to ensure data integrity.  All code, notebooks, and configuration files are version-controlled in a public GitHub repository using Git. A consistent file-naming convention is applied covering input datasets, output files, scripts and configu</w:t>
+      </w:r>
+      <w:r>
+        <w:t>ration files, documented in the README. GitHub releases are used to create versioned snapshots of the experiment at key milestones. The repository is connected to Zenodo for automatic DOI minting upon each release, ensuring persistent and citable versions of the software.  Output artefacts including the trained model, evaluation figures and metrics are deposited in the TU Wien Research Data Repository as separate versioned deposits with full metadata.</w:t>
+      </w:r>
+    </w:p>
+    <w:p>
+      <w:r>
+        <w:t xml:space="preserve">The experiment applies multiple complementary metadata standards to ensure full FAIR compliance.  Input data is described using semantic mappings to the CF Standard Names </w:t>
+      </w:r>
+      <w:r>
+        <w:lastRenderedPageBreak/>
+        <w:t>ontology (for meteorological attributes) and SOSA/SSN (for observation and station metadata). Units of measurement are mapped to the SI Digital Framework ontology and stored in DBRepo column metadata.  The software and experiment package is described using RO-Crate (ro-crate-metadata.json) covering all entities, relationships, licences and persistent identifiers. CodeMeta (codemeta.json) documents software dependencies, authors with ORCIDs, and the runtime environment. The trained ML model is described usin</w:t>
+      </w:r>
+      <w:r>
+        <w:t>g FAIR4ML metadata and a Model Card (docs/model-card.md) covering intended use, evaluation results, limitations and ethical considerations. Input datasets are described using a Croissant JSON-LD record.  All deposits in the TU Wien Research Data Repository include extensive metadata: title, description, keywords, creators with ORCIDs, licences, and cross-references via related identifiers. A CITATION.cff file is provided in the repository root referencing the Zenodo DOI. This will help others to identify, d</w:t>
+      </w:r>
+      <w:r>
+        <w:t>iscover and reuse our data.</w:t>
       </w:r>
     </w:p>
     <w:p>
@@ -5541,7 +6407,7 @@
     </w:p>
     <w:p>
       <w:pPr>
-        <w:pStyle w:val="berschrift2"/>
+        <w:pStyle w:val="Heading2"/>
       </w:pPr>
       <w:bookmarkStart w:id="20" w:name="_Toc156287345"/>
       <w:r>
@@ -5715,9 +6581,7 @@
           <w:color w:val="auto"/>
           <w:lang w:val="en-GB"/>
         </w:rPr>
-        <w:t>Will all data be made openly available? If certain datasets cannot be shared (or need to be shared under restricted access conditions), explain why, clearly separating legal and contractual reasons from intentional restrictions. Note that in multi-</w:t>
-        <w:lastRenderedPageBreak/>
-        <w:t>beneficiary projects it is also possible for specific beneficiaries to keep their data closed if opening their data goes against their legitimate interests or other constraints as per the Grant Agreement.</w:t>
+        <w:t>Will all data be made openly available? If certain datasets cannot be shared (or need to be shared under restricted access conditions), explain why, clearly separating legal and contractual reasons from intentional restrictions. Note that in multi-beneficiary projects it is also possible for specific beneficiaries to keep their data closed if opening their data goes against their legitimate interests or other constraints as per the Grant Agreement.</w:t>
       </w:r>
     </w:p>
     <w:p>
@@ -5888,6 +6752,7 @@
           <w:bCs/>
           <w:color w:val="auto"/>
         </w:rPr>
+        <w:lastRenderedPageBreak/>
         <w:t>Metadata:</w:t>
       </w:r>
     </w:p>
@@ -6392,11 +7257,10 @@
                 <w:color w:val="auto"/>
               </w:rPr>
             </w:pPr>
-            <w:hyperlink r:id="rId20">
+            <w:hyperlink r:id="rId15">
               <w:r>
                 <w:rPr>
                   <w:rStyle w:val="Hyperlink"/>
-                  <w:rFonts w:ascii="" w:hAnsi="" w:cs="" w:eastAsia=""/>
                   <w:sz w:val="18"/>
                 </w:rPr>
                 <w:t>CC-BY-4.0</w:t>
@@ -6570,11 +7434,10 @@
                 <w:color w:val="auto"/>
               </w:rPr>
             </w:pPr>
-            <w:hyperlink r:id="rId21">
+            <w:hyperlink r:id="rId16">
               <w:r>
                 <w:rPr>
                   <w:rStyle w:val="Hyperlink"/>
-                  <w:rFonts w:ascii="" w:hAnsi="" w:cs="" w:eastAsia=""/>
                   <w:sz w:val="18"/>
                 </w:rPr>
                 <w:t>CC-BY-4.0</w:t>
@@ -6588,9 +7451,6 @@
       <w:pPr>
         <w:spacing w:before="240"/>
       </w:pPr>
-      <w:r>
-        <w:t/>
-      </w:r>
     </w:p>
     <w:p>
       <w:pPr>
@@ -6599,9 +7459,18 @@
       </w:pPr>
       <w:r>
         <w:t>Repository description:</w:t>
+      </w:r>
+      <w:r>
         <w:br/>
+      </w:r>
+      <w:r>
         <w:br/>
-        <w:t>TU Wien Research Data is an institutional repository of TU Wien to enable storing, sharing and publishing of digital objects, in particular research data. It facilitates the funders' requirements for open access to research data and the FAIR principles by making research output findable, accessible, interoperable, and reusable. A DOI is assigned to each dataset published in TU Wien Research Data. This service is developed by the TU Wien Center for Research Data Management and hosted by TU.it. https://researchdata.tuwien.ac.at/</w:t>
+      </w:r>
+      <w:r>
+        <w:t>TU Wien Research Data is an institutional repository of TU Wien to enable storing, sharing and publishing of digital objects, in particular research data. It facilitates the funders' requirements for open access to research data and the FAIR principles by making research output findable, accessible, interoperable, and reusable. A DOI is assigned to each dataset published in TU Wien Research Data. This service is developed by the TU Wien Center for Research Data Management and hosted by TU.it. https://resear</w:t>
+      </w:r>
+      <w:r>
+        <w:t>chdata.tuwien.ac.at/</w:t>
       </w:r>
     </w:p>
     <w:p>
@@ -6609,23 +7478,20 @@
         <w:spacing w:before="240"/>
       </w:pPr>
       <w:r>
-        <w:t>Methods or software needed to access and use data: To access the input data, users require a standard HTTP client or web browser to query the GeoSphere Austria Data Hub API or the DBRepo REST API. No authentication is required for either.
-To reuse the experiment code, users need Python 3.11 or higher with the following libraries: scikit-learn, pandas, NumPy, Matplotlib, Seaborn, joblib, and the dbrepo Python client. All dependencies are documented in the repository with version pins in requirements.txt. The trained model is serialised in joblib format, which is compatible with any scikit-learn installation. Step-by-step reproduction instructions are provided in the README.md.</w:t>
-      </w:r>
-    </w:p>
-    <w:p>
-      <w:r>
-        <w:t/>
-      </w:r>
-    </w:p>
-    <w:p>
-      <w:pPr>
-        <w:pStyle w:val="berschrift2"/>
+        <w:t>Methods or software needed to access and use data: To access the input data, users require a standard HTTP client or web browser to query the GeoSphere Austria Data Hub API or the DBRepo REST API. No authentication is required for either.  To reuse the experiment code, users need Python 3.11 or higher with the following libraries: scikit-learn, pandas, NumPy, Matplotlib, Seaborn, joblib, and the dbrepo Python client. All dependencies are documented in the repository with version pins in requirements.txt. Th</w:t>
+      </w:r>
+      <w:r>
+        <w:t>e trained model is serialised in joblib format, which is compatible with any scikit-learn installation. Step-by-step reproduction instructions are provided in the README.md.</w:t>
+      </w:r>
+    </w:p>
+    <w:p/>
+    <w:p>
+      <w:pPr>
+        <w:pStyle w:val="Heading2"/>
       </w:pPr>
       <w:bookmarkStart w:id="21" w:name="_Toc123731436"/>
       <w:bookmarkStart w:id="22" w:name="_Toc156287346"/>
       <w:r>
-        <w:lastRenderedPageBreak/>
         <w:t>Making data</w:t>
       </w:r>
       <w:r>
@@ -6735,7 +7601,7 @@
     </w:p>
     <w:p>
       <w:pPr>
-        <w:pStyle w:val="berschrift2"/>
+        <w:pStyle w:val="Heading2"/>
       </w:pPr>
       <w:bookmarkStart w:id="24" w:name="_Toc156287347"/>
       <w:r>
@@ -6925,11 +7791,17 @@
     </w:p>
     <w:p>
       <w:r>
-        <w:t>The experiment follows the CRISP-DM methodology and is fully documented to ensure reproducibility and reuse.
-All data processing, model training and evaluation steps are implemented in Jupyter notebooks stored in the src/ folder of the GitHub repository. The notebooks include inline comments explaining each step and decision. A step-by-step reproduction guide is provided in the README.md covering requirements, installation, and execution instructions.
-The relational database schema is documented with an Entity-Relationship diagram and SQL CREATE statements stored in the repository. All DBRepo tables include descriptive column metadata, semantic concept mappings and unit of measurement mappings via ontology URIs.
-The trained model is accompanied by a Model Card (docs/model-card.md) documenting training data, evaluation metrics, intended use, limitations and ethical considerations. FAIR4ML metadata records all hyperparameters, evaluation metrics and algorithm details. A standards overlap analysis is included in the final report comparing RO-Crate, CodeMeta, FAIR4ML, Croissant and Model Card.
-Fixed random seeds and stratified splits ensure that the experiment produces identical results when re-executed. The API-based data loading reimplementation (T2.6) is verified to produce results identical to the original local-file version.</w:t>
+        <w:t xml:space="preserve">The experiment follows the CRISP-DM methodology and is fully documented to ensure reproducibility and reuse.  All data processing, model training and evaluation steps are implemented in Jupyter notebooks stored in the src/ folder of the GitHub repository. The </w:t>
+      </w:r>
+      <w:r>
+        <w:lastRenderedPageBreak/>
+        <w:t>notebooks include inline comments explaining each step and decision. A step-by-step reproduction guide is provided in the README.md covering requirements, installation, and execution instructions.  The relational database schema is documented with an Entity-Relationship diagram and SQL CREATE statements stored in the repository. All DBRepo tables include descriptive column metadata, semantic concept mappings and unit of measurement mappings via ontology URIs.  The trained model is accompanied by a Model Car</w:t>
+      </w:r>
+      <w:r>
+        <w:t>d (docs/model-card.md) documenting training data, evaluation metrics, intended use, limitations and ethical considerations. FAIR4ML metadata records all hyperparameters, evaluation metrics and algorithm details. A standards overlap analysis is included in the final report comparing RO-Crate, CodeMeta, FAIR4ML, Croissant and Model Card.  Fixed random seeds and stratified splits ensure that the experiment produces identical results when re-executed. The API-based data loading reimplementation (T2.6) is verifi</w:t>
+      </w:r>
+      <w:r>
+        <w:t>ed to produce results identical to the original local-file version.</w:t>
       </w:r>
     </w:p>
     <w:p>
@@ -6937,21 +7809,23 @@
         <w:ind w:right="243"/>
       </w:pPr>
       <w:r>
-        <w:t>The following data quality checks will be done: standardised data capture, data entry validation, representation with controlled vocabularies and The input data is obtained from GeoSphere Austria, an official national meteorological service, ensuring high quality and scientific reliability. The dataset is publicly available under a CC0 licence and listed in re3data, confirming it meets open data standards.
-Data quality control measures applied during processing include: identification and handling of missing values (represented as -1 in the original CSV, converted to NULL during loading into DBRepo), removal of rows with invalid or incomplete measurements, and verification of data types and value ranges during import.
-The relational schema enforces data integrity through primary key constraints, foreign key constraints between the station and daily_observation tables, and appropriate data types for all columns.
-The machine learning pipeline uses a stratified 70/15/15% train/validation/test split with a fixed random seed to ensure reproducibility and prevent data leakage. Model performance is evaluated on a held-out test set using multiple metrics including accuracy, precision, recall, F1-score and ROC-AUC. The API-based reimplementation is verified to produce results identical to the original local-file version, confirming consistency across different data access methods..</w:t>
-      </w:r>
-    </w:p>
-    <w:p>
-      <w:pPr>
-        <w:pStyle w:val="berschrift1"/>
+        <w:t>The following data quality checks will be done: standardised data capture, data entry validation, representation with controlled vocabularies and The input data is obtained from GeoSphere Austria, an official national meteorological service, ensuring high quality and scientific reliability. The dataset is publicly available under a CC0 licence and listed in re3data, confirming it meets open data standards.  Data quality control measures applied during processing include: identification and handling of missi</w:t>
+      </w:r>
+      <w:r>
+        <w:t>ng values (represented as -1 in the original CSV, converted to NULL during loading into DBRepo), removal of rows with invalid or incomplete measurements, and verification of data types and value ranges during import.  The relational schema enforces data integrity through primary key constraints, foreign key constraints between the station and daily_observation tables, and appropriate data types for all columns.  The machine learning pipeline uses a stratified 70/15/15% train/validation/test split with a fix</w:t>
+      </w:r>
+      <w:r>
+        <w:t>ed random seed to ensure reproducibility and prevent data leakage. Model performance is evaluated on a held-out test set using multiple metrics including accuracy, precision, recall, F1-score and ROC-AUC. The API-based reimplementation is verified to produce results identical to the original local-file version, confirming consistency across different data access methods..</w:t>
+      </w:r>
+    </w:p>
+    <w:p>
+      <w:pPr>
+        <w:pStyle w:val="Heading1"/>
       </w:pPr>
       <w:bookmarkStart w:id="25" w:name="_Toc123731438"/>
       <w:bookmarkStart w:id="26" w:name="_Toc69311945"/>
       <w:bookmarkStart w:id="27" w:name="_Toc156287348"/>
       <w:r>
-        <w:lastRenderedPageBreak/>
         <w:t>Other research outputs</w:t>
       </w:r>
       <w:bookmarkEnd w:id="25"/>
@@ -7015,6 +7889,7 @@
           <w:color w:val="auto"/>
           <w:lang w:val="en-GB"/>
         </w:rPr>
+        <w:lastRenderedPageBreak/>
         <w:t>Beneficiaries should consider which of the questions pertaining to FAIR data above, can apply to the management of other research outputs, and should strive to provide sufficient detail on how their research outputs will be managed and shared, or made available for re-use, in line with the FAIR principles.</w:t>
       </w:r>
     </w:p>
@@ -7035,7 +7910,7 @@
     </w:p>
     <w:p>
       <w:pPr>
-        <w:pStyle w:val="berschrift1"/>
+        <w:pStyle w:val="Heading1"/>
       </w:pPr>
       <w:bookmarkStart w:id="30" w:name="_Toc156287349"/>
       <w:r>
@@ -7189,46 +8064,29 @@
           <w:lang w:val="en-GB"/>
         </w:rPr>
       </w:pPr>
-      <w:r>
-        <w:rPr>
-          <w:rFonts w:eastAsiaTheme="minorEastAsia"/>
+    </w:p>
+    <w:p>
+      <w:pPr>
+        <w:spacing w:before="240"/>
+        <w:rPr>
           <w:color w:val="auto"/>
-          <w:lang w:val="en-GB"/>
-        </w:rPr>
-        <w:t/>
-      </w:r>
-      <w:r>
-        <w:rPr>
-          <w:rFonts w:eastAsiaTheme="minorEastAsia"/>
-          <w:color w:val="92D050"/>
-          <w:lang w:val="en-GB"/>
-        </w:rPr>
-        <w:t/>
-      </w:r>
-    </w:p>
-    <w:p>
-      <w:pPr>
-        <w:spacing w:before="240"/>
+        </w:rPr>
+      </w:pPr>
+      <w:r>
         <w:rPr>
           <w:color w:val="auto"/>
         </w:rPr>
-      </w:pPr>
-      <w:r>
-        <w:rPr>
-          <w:color w:val="auto"/>
-        </w:rPr>
         <w:t>The data manager will direct the data management process overall, with [the work package leaders] being responsible for ensuring metadata production, day-to-day cross-checks, back-up and other quality control activities are maintained. The researchers will be responsible for routine supervision of the dataset development.</w:t>
       </w:r>
     </w:p>
     <w:p>
       <w:pPr>
-        <w:pStyle w:val="berschrift1"/>
+        <w:pStyle w:val="Heading1"/>
       </w:pPr>
       <w:bookmarkStart w:id="31" w:name="_Toc123731440"/>
       <w:bookmarkStart w:id="32" w:name="_Toc69311947"/>
       <w:bookmarkStart w:id="33" w:name="_Toc156287350"/>
       <w:r>
-        <w:lastRenderedPageBreak/>
         <w:t>Data</w:t>
       </w:r>
       <w:r>
@@ -7303,7 +8161,7 @@
     </w:p>
     <w:p>
       <w:pPr>
-        <w:pStyle w:val="berschrift2"/>
+        <w:pStyle w:val="Heading2"/>
       </w:pPr>
       <w:bookmarkStart w:id="35" w:name="_Toc156287351"/>
       <w:r>
@@ -7334,22 +8192,16 @@
           <w:lang w:val="en-GB"/>
         </w:rPr>
       </w:pPr>
-      <w:r>
-        <w:rPr>
-          <w:rFonts w:eastAsiaTheme="minorEastAsia"/>
-          <w:lang w:val="en-GB"/>
-        </w:rPr>
-        <w:t/>
-      </w:r>
-    </w:p>
-    <w:p>
-      <w:pPr>
-        <w:pStyle w:val="berschrift2"/>
+    </w:p>
+    <w:p>
+      <w:pPr>
+        <w:pStyle w:val="Heading2"/>
       </w:pPr>
       <w:bookmarkStart w:id="36" w:name="_Toc109653684"/>
       <w:bookmarkStart w:id="37" w:name="_Toc123731442"/>
       <w:bookmarkStart w:id="38" w:name="_Toc156287352"/>
       <w:r>
+        <w:lastRenderedPageBreak/>
         <w:t>Data security and protection of sensitive data</w:t>
       </w:r>
       <w:bookmarkEnd w:id="36"/>
@@ -7382,7 +8234,7 @@
     </w:p>
     <w:tbl>
       <w:tblPr>
-        <w:tblStyle w:val="TabellemithellemGitternetz"/>
+        <w:tblStyle w:val="TableGridLight"/>
         <w:tblW w:w="9060" w:type="dxa"/>
         <w:tblBorders>
           <w:top w:val="single" w:sz="12" w:space="0" w:color="BFBFBF"/>
@@ -7851,7 +8703,7 @@
     </w:p>
     <w:p>
       <w:pPr>
-        <w:pStyle w:val="berschrift2"/>
+        <w:pStyle w:val="Heading2"/>
       </w:pPr>
       <w:bookmarkStart w:id="39" w:name="_Toc109653691"/>
       <w:bookmarkStart w:id="40" w:name="_Toc156287353"/>
@@ -7863,7 +8715,7 @@
     </w:p>
     <w:tbl>
       <w:tblPr>
-        <w:tblStyle w:val="TabellemithellemGitternetz"/>
+        <w:tblStyle w:val="TableGridLight"/>
         <w:tblW w:w="9057" w:type="dxa"/>
         <w:tblBorders>
           <w:top w:val="single" w:sz="12" w:space="0" w:color="BFBFBF" w:themeColor="background1" w:themeShade="BF"/>
@@ -7978,6 +8830,15 @@
                 <w:szCs w:val="18"/>
               </w:rPr>
               <w:t>minimum retention period</w:t>
+            </w:r>
+            <w:r>
+              <w:rPr>
+                <w:b/>
+                <w:bCs/>
+                <w:color w:val="000000" w:themeColor="text1"/>
+                <w:sz w:val="18"/>
+                <w:szCs w:val="18"/>
+              </w:rPr>
               <w:br/>
               <w:t>(</w:t>
             </w:r>
@@ -8160,14 +9021,14 @@
     </w:tbl>
     <w:p>
       <w:pPr>
-        <w:pStyle w:val="berschrift1"/>
+        <w:pStyle w:val="Heading1"/>
       </w:pPr>
       <w:bookmarkStart w:id="41" w:name="_Toc123731443"/>
       <w:bookmarkStart w:id="42" w:name="_Toc69311948"/>
       <w:bookmarkStart w:id="43" w:name="_Toc156287354"/>
       <w:r>
         <w:rPr>
-          <w:rStyle w:val="berschrift2Zchn"/>
+          <w:rStyle w:val="Heading2Char"/>
           <w:rFonts w:cstheme="majorBidi"/>
           <w:b/>
           <w:color w:val="000000"/>
@@ -8179,7 +9040,7 @@
       <w:bookmarkEnd w:id="42"/>
       <w:r>
         <w:rPr>
-          <w:rStyle w:val="berschrift2Zchn"/>
+          <w:rStyle w:val="Heading2Char"/>
           <w:rFonts w:cstheme="majorBidi"/>
           <w:b/>
           <w:color w:val="000000"/>
@@ -8247,7 +9108,7 @@
     </w:p>
     <w:p>
       <w:pPr>
-        <w:pStyle w:val="berschrift2"/>
+        <w:pStyle w:val="Heading2"/>
       </w:pPr>
       <w:bookmarkStart w:id="44" w:name="_Toc109653686"/>
       <w:bookmarkStart w:id="45" w:name="_Toc156287355"/>
@@ -8264,25 +9125,24 @@
     </w:p>
     <w:p>
       <w:pPr>
-        <w:pStyle w:val="berschrift2"/>
-      </w:pPr>
-      <w:r>
+        <w:pStyle w:val="Heading2"/>
+      </w:pPr>
+      <w:r>
+        <w:lastRenderedPageBreak/>
         <w:t>Intellectual property rights and rights of use</w:t>
       </w:r>
     </w:p>
     <w:p>
       <w:r>
-        <w:t>The following individual(s) hold rights and control access to the project data: All datasets and research outputs are publicly accessible under open licences. No access restrictions are applied.
-The GitHub repository is owned by the group account datastewgroup4. All four group members (Role A, B, C, D) have collaborator access with write permissions to the repository.
-The DBRepo database (ID: a16a980a-3489-492b-adcf-74c70a07248b) is owned by the group account datastewgroup4. All group members have write access to the database.
-The TU Wien Research Data Repository deposits are created by the group members with all four listed as creators. The deposits are publicly accessible upon publication.
-The Zenodo deposit is connected to the GitHub repository via the GitHub-Zenodo integration and is publicly accessible.
-After the project concludes, the TU Wien Research Data Repository and Zenodo will serve as the long-term archives, maintained by their respective institutions.</w:t>
-      </w:r>
-    </w:p>
-    <w:p>
-      <w:pPr>
-        <w:pStyle w:val="berschrift2"/>
+        <w:t>The following individual(s) hold rights and control access to the project data: All datasets and research outputs are publicly accessible under open licences. No access restrictions are applied.  The GitHub repository is owned by the group account datastewgroup4. All four group members (Role A, B, C, D) have collaborator access with write permissions to the repository.  The DBRepo database (ID: a16a980a-3489-492b-adcf-74c70a07248b) is owned by the group account datastewgroup4. All group members have write a</w:t>
+      </w:r>
+      <w:r>
+        <w:t>ccess to the database.  The TU Wien Research Data Repository deposits are created by the group members with all four listed as creators. The deposits are publicly accessible upon publication.  The Zenodo deposit is connected to the GitHub repository via the GitHub-Zenodo integration and is publicly accessible.  After the project concludes, the TU Wien Research Data Repository and Zenodo will serve as the long-term archives, maintained by their respective institutions.</w:t>
+      </w:r>
+    </w:p>
+    <w:p>
+      <w:pPr>
+        <w:pStyle w:val="Heading2"/>
       </w:pPr>
       <w:bookmarkStart w:id="46" w:name="_Toc109653688"/>
       <w:bookmarkStart w:id="47" w:name="_Toc156287357"/>
@@ -8299,7 +9159,7 @@
     </w:p>
     <w:p>
       <w:pPr>
-        <w:pStyle w:val="berschrift1"/>
+        <w:pStyle w:val="Heading1"/>
       </w:pPr>
       <w:bookmarkStart w:id="48" w:name="_Toc123731444"/>
       <w:bookmarkStart w:id="49" w:name="_Toc69311949"/>
@@ -8346,9 +9206,9 @@
       </w:pPr>
     </w:p>
     <w:sectPr>
-      <w:headerReference w:type="even" r:id="rId15"/>
-      <w:footerReference w:type="default" r:id="rId16"/>
-      <w:footerReference w:type="first" r:id="rId17"/>
+      <w:headerReference w:type="even" r:id="rId17"/>
+      <w:footerReference w:type="default" r:id="rId18"/>
+      <w:footerReference w:type="first" r:id="rId19"/>
       <w:pgSz w:w="11906" w:h="16838"/>
       <w:pgMar w:top="1701" w:right="1700" w:bottom="1134" w:left="1134" w:header="709" w:footer="709" w:gutter="0"/>
       <w:cols w:space="720"/>
@@ -8386,10 +9246,10 @@
 </file>
 
 <file path=word/footer1.xml><?xml version="1.0" encoding="utf-8"?>
-<w:ftr xmlns:wpc="http://schemas.microsoft.com/office/word/2010/wordprocessingCanvas" xmlns:cx="http://schemas.microsoft.com/office/drawing/2014/chartex" xmlns:cx1="http://schemas.microsoft.com/office/drawing/2015/9/8/chartex" xmlns:cx2="http://schemas.microsoft.com/office/drawing/2015/10/21/chartex" xmlns:cx3="http://schemas.microsoft.com/office/drawing/2016/5/9/chartex" xmlns:cx4="http://schemas.microsoft.com/office/drawing/2016/5/10/chartex" xmlns:cx5="http://schemas.microsoft.com/office/drawing/2016/5/11/chartex" xmlns:cx6="http://schemas.microsoft.com/office/drawing/2016/5/12/chartex" xmlns:cx7="http://schemas.microsoft.com/office/drawing/2016/5/13/chartex" xmlns:cx8="http://schemas.microsoft.com/office/drawing/2016/5/14/chartex" xmlns:mc="http://schemas.openxmlformats.org/markup-compatibility/2006" xmlns:aink="http://schemas.microsoft.com/office/drawing/2016/ink" xmlns:am3d="http://schemas.microsoft.com/office/drawing/2017/model3d" xmlns:o="urn:schemas-microsoft-com:office:office" xmlns:oel="http://schemas.microsoft.com/office/2019/extlst" xmlns:r="http://schemas.openxmlformats.org/officeDocument/2006/relationships" xmlns:m="http://schemas.openxmlformats.org/officeDocument/2006/math" xmlns:v="urn:schemas-microsoft-com:vml" xmlns:wp14="http://schemas.microsoft.com/office/word/2010/wordprocessingDrawing" xmlns:wp="http://schemas.openxmlformats.org/drawingml/2006/wordprocessingDrawing" xmlns:w10="urn:schemas-microsoft-com:office:word" xmlns:w="http://schemas.openxmlformats.org/wordprocessingml/2006/main" xmlns:w14="http://schemas.microsoft.com/office/word/2010/wordml" xmlns:w15="http://schemas.microsoft.com/office/word/2012/wordml" xmlns:w16cex="http://schemas.microsoft.com/office/word/2018/wordml/cex" xmlns:w16cid="http://schemas.microsoft.com/office/word/2016/wordml/cid" xmlns:w16="http://schemas.microsoft.com/office/word/2018/wordml" xmlns:w16du="http://schemas.microsoft.com/office/word/2023/wordml/word16du" xmlns:w16sdtdh="http://schemas.microsoft.com/office/word/2020/wordml/sdtdatahash" xmlns:w16sdtfl="http://schemas.microsoft.com/office/word/2024/wordml/sdtformatlock" xmlns:w16se="http://schemas.microsoft.com/office/word/2015/wordml/symex" xmlns:wpg="http://schemas.microsoft.com/office/word/2010/wordprocessingGroup" xmlns:wpi="http://schemas.microsoft.com/office/word/2010/wordprocessingInk" xmlns:wne="http://schemas.microsoft.com/office/word/2006/wordml" xmlns:wps="http://schemas.microsoft.com/office/word/2010/wordprocessingShape" xmlns:xsi="http://www.w3.org/2001/XMLSchema-instance" mc:Ignorable="w14 w15 w16se w16cid w16 w16cex w16sdtdh w16sdtfl w16du wp14">
+<w:ftr xmlns:wpc="http://schemas.microsoft.com/office/word/2010/wordprocessingCanvas" xmlns:cx="http://schemas.microsoft.com/office/drawing/2014/chartex" xmlns:cx1="http://schemas.microsoft.com/office/drawing/2015/9/8/chartex" xmlns:cx2="http://schemas.microsoft.com/office/drawing/2015/10/21/chartex" xmlns:cx3="http://schemas.microsoft.com/office/drawing/2016/5/9/chartex" xmlns:cx4="http://schemas.microsoft.com/office/drawing/2016/5/10/chartex" xmlns:cx5="http://schemas.microsoft.com/office/drawing/2016/5/11/chartex" xmlns:cx6="http://schemas.microsoft.com/office/drawing/2016/5/12/chartex" xmlns:cx7="http://schemas.microsoft.com/office/drawing/2016/5/13/chartex" xmlns:cx8="http://schemas.microsoft.com/office/drawing/2016/5/14/chartex" xmlns:mc="http://schemas.openxmlformats.org/markup-compatibility/2006" xmlns:aink="http://schemas.microsoft.com/office/drawing/2016/ink" xmlns:am3d="http://schemas.microsoft.com/office/drawing/2017/model3d" xmlns:o="urn:schemas-microsoft-com:office:office" xmlns:oel="http://schemas.microsoft.com/office/2019/extlst" xmlns:r="http://schemas.openxmlformats.org/officeDocument/2006/relationships" xmlns:m="http://schemas.openxmlformats.org/officeDocument/2006/math" xmlns:v="urn:schemas-microsoft-com:vml" xmlns:wp14="http://schemas.microsoft.com/office/word/2010/wordprocessingDrawing" xmlns:wp="http://schemas.openxmlformats.org/drawingml/2006/wordprocessingDrawing" xmlns:w10="urn:schemas-microsoft-com:office:word" xmlns:w="http://schemas.openxmlformats.org/wordprocessingml/2006/main" xmlns:w14="http://schemas.microsoft.com/office/word/2010/wordml" xmlns:w15="http://schemas.microsoft.com/office/word/2012/wordml" xmlns:w16cex="http://schemas.microsoft.com/office/word/2018/wordml/cex" xmlns:w16cid="http://schemas.microsoft.com/office/word/2016/wordml/cid" xmlns:w16="http://schemas.microsoft.com/office/word/2018/wordml" xmlns:w16du="http://schemas.microsoft.com/office/word/2023/wordml/word16du" xmlns:w16sdtdh="http://schemas.microsoft.com/office/word/2020/wordml/sdtdatahash" xmlns:w16sdtfl="http://schemas.microsoft.com/office/word/2024/wordml/sdtformatlock" xmlns:w16se="http://schemas.microsoft.com/office/word/2015/wordml/symex" xmlns:wpg="http://schemas.microsoft.com/office/word/2010/wordprocessingGroup" xmlns:wpi="http://schemas.microsoft.com/office/word/2010/wordprocessingInk" xmlns:wne="http://schemas.microsoft.com/office/word/2006/wordml" xmlns:wps="http://schemas.microsoft.com/office/word/2010/wordprocessingShape" mc:Ignorable="w14 w15 w16se w16cid w16 w16cex w16sdtdh w16sdtfl w16du wp14">
   <w:p>
     <w:pPr>
-      <w:pStyle w:val="Fuzeile"/>
+      <w:pStyle w:val="Footer"/>
     </w:pPr>
     <w:r>
       <w:rPr>
@@ -8414,43 +9274,37 @@
         <w:color w:val="808080"/>
       </w:rPr>
       <w:tab/>
-      <w:t xsi:nil="true"/>
     </w:r>
     <w:r>
       <w:rPr>
         <w:color w:val="808080"/>
       </w:rPr>
       <w:tab/>
-      <w:t xsi:nil="true"/>
     </w:r>
     <w:r>
       <w:fldChar w:fldCharType="begin"/>
-      <w:t xsi:nil="true"/>
     </w:r>
     <w:r>
       <w:instrText xml:space="preserve"> PAGE </w:instrText>
-      <w:t xsi:nil="true"/>
     </w:r>
     <w:r>
       <w:fldChar w:fldCharType="separate"/>
-      <w:t xsi:nil="true"/>
     </w:r>
     <w:r>
       <w:t>10</w:t>
     </w:r>
     <w:r>
       <w:fldChar w:fldCharType="end"/>
-      <w:t xsi:nil="true"/>
     </w:r>
   </w:p>
 </w:ftr>
 </file>
 
 <file path=word/footer2.xml><?xml version="1.0" encoding="utf-8"?>
-<w:ftr xmlns:wpc="http://schemas.microsoft.com/office/word/2010/wordprocessingCanvas" xmlns:cx="http://schemas.microsoft.com/office/drawing/2014/chartex" xmlns:cx1="http://schemas.microsoft.com/office/drawing/2015/9/8/chartex" xmlns:cx2="http://schemas.microsoft.com/office/drawing/2015/10/21/chartex" xmlns:cx3="http://schemas.microsoft.com/office/drawing/2016/5/9/chartex" xmlns:cx4="http://schemas.microsoft.com/office/drawing/2016/5/10/chartex" xmlns:cx5="http://schemas.microsoft.com/office/drawing/2016/5/11/chartex" xmlns:cx6="http://schemas.microsoft.com/office/drawing/2016/5/12/chartex" xmlns:cx7="http://schemas.microsoft.com/office/drawing/2016/5/13/chartex" xmlns:cx8="http://schemas.microsoft.com/office/drawing/2016/5/14/chartex" xmlns:mc="http://schemas.openxmlformats.org/markup-compatibility/2006" xmlns:aink="http://schemas.microsoft.com/office/drawing/2016/ink" xmlns:am3d="http://schemas.microsoft.com/office/drawing/2017/model3d" xmlns:o="urn:schemas-microsoft-com:office:office" xmlns:oel="http://schemas.microsoft.com/office/2019/extlst" xmlns:r="http://schemas.openxmlformats.org/officeDocument/2006/relationships" xmlns:m="http://schemas.openxmlformats.org/officeDocument/2006/math" xmlns:v="urn:schemas-microsoft-com:vml" xmlns:wp14="http://schemas.microsoft.com/office/word/2010/wordprocessingDrawing" xmlns:wp="http://schemas.openxmlformats.org/drawingml/2006/wordprocessingDrawing" xmlns:w10="urn:schemas-microsoft-com:office:word" xmlns:w="http://schemas.openxmlformats.org/wordprocessingml/2006/main" xmlns:w14="http://schemas.microsoft.com/office/word/2010/wordml" xmlns:w15="http://schemas.microsoft.com/office/word/2012/wordml" xmlns:w16cex="http://schemas.microsoft.com/office/word/2018/wordml/cex" xmlns:w16cid="http://schemas.microsoft.com/office/word/2016/wordml/cid" xmlns:w16="http://schemas.microsoft.com/office/word/2018/wordml" xmlns:w16du="http://schemas.microsoft.com/office/word/2023/wordml/word16du" xmlns:w16sdtdh="http://schemas.microsoft.com/office/word/2020/wordml/sdtdatahash" xmlns:w16sdtfl="http://schemas.microsoft.com/office/word/2024/wordml/sdtformatlock" xmlns:w16se="http://schemas.microsoft.com/office/word/2015/wordml/symex" xmlns:wpg="http://schemas.microsoft.com/office/word/2010/wordprocessingGroup" xmlns:wpi="http://schemas.microsoft.com/office/word/2010/wordprocessingInk" xmlns:wne="http://schemas.microsoft.com/office/word/2006/wordml" xmlns:wps="http://schemas.microsoft.com/office/word/2010/wordprocessingShape" xmlns:xsi="http://www.w3.org/2001/XMLSchema-instance" mc:Ignorable="w14 w15 w16se w16cid w16 w16cex w16sdtdh w16sdtfl w16du wp14">
+<w:ftr xmlns:wpc="http://schemas.microsoft.com/office/word/2010/wordprocessingCanvas" xmlns:cx="http://schemas.microsoft.com/office/drawing/2014/chartex" xmlns:cx1="http://schemas.microsoft.com/office/drawing/2015/9/8/chartex" xmlns:cx2="http://schemas.microsoft.com/office/drawing/2015/10/21/chartex" xmlns:cx3="http://schemas.microsoft.com/office/drawing/2016/5/9/chartex" xmlns:cx4="http://schemas.microsoft.com/office/drawing/2016/5/10/chartex" xmlns:cx5="http://schemas.microsoft.com/office/drawing/2016/5/11/chartex" xmlns:cx6="http://schemas.microsoft.com/office/drawing/2016/5/12/chartex" xmlns:cx7="http://schemas.microsoft.com/office/drawing/2016/5/13/chartex" xmlns:cx8="http://schemas.microsoft.com/office/drawing/2016/5/14/chartex" xmlns:mc="http://schemas.openxmlformats.org/markup-compatibility/2006" xmlns:aink="http://schemas.microsoft.com/office/drawing/2016/ink" xmlns:am3d="http://schemas.microsoft.com/office/drawing/2017/model3d" xmlns:o="urn:schemas-microsoft-com:office:office" xmlns:oel="http://schemas.microsoft.com/office/2019/extlst" xmlns:r="http://schemas.openxmlformats.org/officeDocument/2006/relationships" xmlns:m="http://schemas.openxmlformats.org/officeDocument/2006/math" xmlns:v="urn:schemas-microsoft-com:vml" xmlns:wp14="http://schemas.microsoft.com/office/word/2010/wordprocessingDrawing" xmlns:wp="http://schemas.openxmlformats.org/drawingml/2006/wordprocessingDrawing" xmlns:w10="urn:schemas-microsoft-com:office:word" xmlns:w="http://schemas.openxmlformats.org/wordprocessingml/2006/main" xmlns:w14="http://schemas.microsoft.com/office/word/2010/wordml" xmlns:w15="http://schemas.microsoft.com/office/word/2012/wordml" xmlns:w16cex="http://schemas.microsoft.com/office/word/2018/wordml/cex" xmlns:w16cid="http://schemas.microsoft.com/office/word/2016/wordml/cid" xmlns:w16="http://schemas.microsoft.com/office/word/2018/wordml" xmlns:w16du="http://schemas.microsoft.com/office/word/2023/wordml/word16du" xmlns:w16sdtdh="http://schemas.microsoft.com/office/word/2020/wordml/sdtdatahash" xmlns:w16sdtfl="http://schemas.microsoft.com/office/word/2024/wordml/sdtformatlock" xmlns:w16se="http://schemas.microsoft.com/office/word/2015/wordml/symex" xmlns:wpg="http://schemas.microsoft.com/office/word/2010/wordprocessingGroup" xmlns:wpi="http://schemas.microsoft.com/office/word/2010/wordprocessingInk" xmlns:wne="http://schemas.microsoft.com/office/word/2006/wordml" xmlns:wps="http://schemas.microsoft.com/office/word/2010/wordprocessingShape" mc:Ignorable="w14 w15 w16se w16cid w16 w16cex w16sdtdh w16sdtfl w16du wp14">
   <w:p>
     <w:pPr>
-      <w:pStyle w:val="Fuzeile"/>
+      <w:pStyle w:val="Footer"/>
     </w:pPr>
     <w:r>
       <w:rPr>
@@ -8490,20 +9344,17 @@
           </a:graphic>
         </wp:inline>
       </w:drawing>
-      <w:t xsi:nil="true"/>
     </w:r>
   </w:p>
   <w:p>
     <w:pPr>
-      <w:pStyle w:val="Fuzeile"/>
+      <w:pStyle w:val="Footer"/>
     </w:pPr>
   </w:p>
   <w:p>
     <w:pPr>
-      <w:pStyle w:val="Fuzeile"/>
+      <w:pStyle w:val="Footer"/>
     </w:pPr>
-    <w:proofErr w:type="spellStart"/>
-    <w:proofErr w:type="spellEnd"/>
     <w:r>
       <w:rPr>
         <w:color w:val="000000" w:themeColor="text1"/>
@@ -8519,16 +9370,19 @@
     </w:r>
     <w:proofErr w:type="spellEnd"/>
     <w:r>
-      <w:t xml:space="preserve"> under Grant Agreement No</w:t>
+      <w:t xml:space="preserve"> under Grant Agreement </w:t>
     </w:r>
-    <w:proofErr w:type="spellStart"/>
-    <w:proofErr w:type="spellEnd"/>
+    <w:proofErr w:type="gramStart"/>
+    <w:r>
+      <w:t>No</w:t>
+    </w:r>
     <w:r>
       <w:rPr>
         <w:color w:val="000000" w:themeColor="text1"/>
       </w:rPr>
       <w:t>. .</w:t>
     </w:r>
+    <w:proofErr w:type="gramEnd"/>
   </w:p>
 </w:ftr>
 </file>
@@ -8562,7 +9416,7 @@
 <w:hdr xmlns:wpc="http://schemas.microsoft.com/office/word/2010/wordprocessingCanvas" xmlns:cx="http://schemas.microsoft.com/office/drawing/2014/chartex" xmlns:cx1="http://schemas.microsoft.com/office/drawing/2015/9/8/chartex" xmlns:cx2="http://schemas.microsoft.com/office/drawing/2015/10/21/chartex" xmlns:cx3="http://schemas.microsoft.com/office/drawing/2016/5/9/chartex" xmlns:cx4="http://schemas.microsoft.com/office/drawing/2016/5/10/chartex" xmlns:cx5="http://schemas.microsoft.com/office/drawing/2016/5/11/chartex" xmlns:cx6="http://schemas.microsoft.com/office/drawing/2016/5/12/chartex" xmlns:cx7="http://schemas.microsoft.com/office/drawing/2016/5/13/chartex" xmlns:cx8="http://schemas.microsoft.com/office/drawing/2016/5/14/chartex" xmlns:mc="http://schemas.openxmlformats.org/markup-compatibility/2006" xmlns:aink="http://schemas.microsoft.com/office/drawing/2016/ink" xmlns:am3d="http://schemas.microsoft.com/office/drawing/2017/model3d" xmlns:o="urn:schemas-microsoft-com:office:office" xmlns:oel="http://schemas.microsoft.com/office/2019/extlst" xmlns:r="http://schemas.openxmlformats.org/officeDocument/2006/relationships" xmlns:m="http://schemas.openxmlformats.org/officeDocument/2006/math" xmlns:v="urn:schemas-microsoft-com:vml" xmlns:wp14="http://schemas.microsoft.com/office/word/2010/wordprocessingDrawing" xmlns:wp="http://schemas.openxmlformats.org/drawingml/2006/wordprocessingDrawing" xmlns:w10="urn:schemas-microsoft-com:office:word" xmlns:w="http://schemas.openxmlformats.org/wordprocessingml/2006/main" xmlns:w14="http://schemas.microsoft.com/office/word/2010/wordml" xmlns:w15="http://schemas.microsoft.com/office/word/2012/wordml" xmlns:w16cex="http://schemas.microsoft.com/office/word/2018/wordml/cex" xmlns:w16cid="http://schemas.microsoft.com/office/word/2016/wordml/cid" xmlns:w16="http://schemas.microsoft.com/office/word/2018/wordml" xmlns:w16du="http://schemas.microsoft.com/office/word/2023/wordml/word16du" xmlns:w16sdtdh="http://schemas.microsoft.com/office/word/2020/wordml/sdtdatahash" xmlns:w16sdtfl="http://schemas.microsoft.com/office/word/2024/wordml/sdtformatlock" xmlns:w16se="http://schemas.microsoft.com/office/word/2015/wordml/symex" xmlns:wpg="http://schemas.microsoft.com/office/word/2010/wordprocessingGroup" xmlns:wpi="http://schemas.microsoft.com/office/word/2010/wordprocessingInk" xmlns:wne="http://schemas.microsoft.com/office/word/2006/wordml" xmlns:wps="http://schemas.microsoft.com/office/word/2010/wordprocessingShape" mc:Ignorable="w14 w15 w16se w16cid w16 w16cex w16sdtdh w16sdtfl w16du wp14">
   <w:p>
     <w:pPr>
-      <w:pStyle w:val="Kopfzeile"/>
+      <w:pStyle w:val="Header"/>
     </w:pPr>
     <w:r>
       <w:rPr>
@@ -8623,7 +9477,7 @@
     <w:lvl w:ilvl="0">
       <w:start w:val="1"/>
       <w:numFmt w:val="decimal"/>
-      <w:pStyle w:val="berschrift1"/>
+      <w:pStyle w:val="Heading1"/>
       <w:lvlText w:val="%1."/>
       <w:lvlJc w:val="left"/>
       <w:pPr>
@@ -8633,7 +9487,7 @@
     <w:lvl w:ilvl="1">
       <w:start w:val="1"/>
       <w:numFmt w:val="decimal"/>
-      <w:pStyle w:val="berschrift2"/>
+      <w:pStyle w:val="Heading2"/>
       <w:lvlText w:val="%1.%2."/>
       <w:lvlJc w:val="left"/>
       <w:pPr>
@@ -10068,7 +10922,7 @@
     <w:lsdException w:name="Unresolved Mention" w:semiHidden="1" w:unhideWhenUsed="1"/>
     <w:lsdException w:name="Smart Link" w:semiHidden="1" w:unhideWhenUsed="1"/>
   </w:latentStyles>
-  <w:style w:type="paragraph" w:default="1" w:styleId="Standard">
+  <w:style w:type="paragraph" w:default="1" w:styleId="Normal">
     <w:name w:val="Normal"/>
     <w:qFormat/>
     <w:rsid w:val="002E3B1C"/>
@@ -10086,11 +10940,11 @@
       <w:lang w:val="en-US"/>
     </w:rPr>
   </w:style>
-  <w:style w:type="paragraph" w:styleId="berschrift1">
+  <w:style w:type="paragraph" w:styleId="Heading1">
     <w:name w:val="heading 1"/>
-    <w:basedOn w:val="Standard"/>
-    <w:next w:val="Standard"/>
-    <w:link w:val="berschrift1Zchn"/>
+    <w:basedOn w:val="Normal"/>
+    <w:next w:val="Normal"/>
+    <w:link w:val="Heading1Char"/>
     <w:uiPriority w:val="9"/>
     <w:qFormat/>
     <w:rsid w:val="00506500"/>
@@ -10117,11 +10971,11 @@
       <w:lang w:val="en-GB"/>
     </w:rPr>
   </w:style>
-  <w:style w:type="paragraph" w:styleId="berschrift2">
+  <w:style w:type="paragraph" w:styleId="Heading2">
     <w:name w:val="heading 2"/>
-    <w:basedOn w:val="berschrift3"/>
-    <w:next w:val="Standard"/>
-    <w:link w:val="berschrift2Zchn"/>
+    <w:basedOn w:val="Heading3"/>
+    <w:next w:val="Normal"/>
+    <w:link w:val="Heading2Char"/>
     <w:uiPriority w:val="9"/>
     <w:unhideWhenUsed/>
     <w:qFormat/>
@@ -10143,11 +10997,11 @@
       <w:szCs w:val="22"/>
     </w:rPr>
   </w:style>
-  <w:style w:type="paragraph" w:styleId="berschrift3">
+  <w:style w:type="paragraph" w:styleId="Heading3">
     <w:name w:val="heading 3"/>
-    <w:basedOn w:val="Standard"/>
-    <w:next w:val="Standard"/>
-    <w:link w:val="berschrift3Zchn"/>
+    <w:basedOn w:val="Normal"/>
+    <w:next w:val="Normal"/>
+    <w:link w:val="Heading3Char"/>
     <w:uiPriority w:val="9"/>
     <w:unhideWhenUsed/>
     <w:qFormat/>
@@ -10169,10 +11023,10 @@
       <w:szCs w:val="20"/>
     </w:rPr>
   </w:style>
-  <w:style w:type="paragraph" w:styleId="berschrift4">
+  <w:style w:type="paragraph" w:styleId="Heading4">
     <w:name w:val="heading 4"/>
-    <w:basedOn w:val="Standard"/>
-    <w:next w:val="Standard"/>
+    <w:basedOn w:val="Normal"/>
+    <w:next w:val="Normal"/>
     <w:qFormat/>
     <w:pPr>
       <w:keepNext/>
@@ -10198,13 +11052,13 @@
       <w:lang w:val="en-GB"/>
     </w:rPr>
   </w:style>
-  <w:style w:type="character" w:default="1" w:styleId="Absatz-Standardschriftart">
+  <w:style w:type="character" w:default="1" w:styleId="DefaultParagraphFont">
     <w:name w:val="Default Paragraph Font"/>
     <w:uiPriority w:val="1"/>
     <w:semiHidden/>
     <w:unhideWhenUsed/>
   </w:style>
-  <w:style w:type="table" w:default="1" w:styleId="NormaleTabelle">
+  <w:style w:type="table" w:default="1" w:styleId="TableNormal">
     <w:name w:val="Normal Table"/>
     <w:uiPriority w:val="99"/>
     <w:semiHidden/>
@@ -10219,16 +11073,16 @@
       </w:tblCellMar>
     </w:tblPr>
   </w:style>
-  <w:style w:type="numbering" w:default="1" w:styleId="KeineListe">
+  <w:style w:type="numbering" w:default="1" w:styleId="NoList">
     <w:name w:val="No List"/>
     <w:uiPriority w:val="99"/>
     <w:semiHidden/>
     <w:unhideWhenUsed/>
   </w:style>
-  <w:style w:type="character" w:customStyle="1" w:styleId="berschrift2Zchn">
-    <w:name w:val="Überschrift 2 Zchn"/>
-    <w:basedOn w:val="Absatz-Standardschriftart"/>
-    <w:link w:val="berschrift2"/>
+  <w:style w:type="character" w:customStyle="1" w:styleId="Heading2Char">
+    <w:name w:val="Heading 2 Char"/>
+    <w:basedOn w:val="DefaultParagraphFont"/>
+    <w:link w:val="Heading2"/>
     <w:uiPriority w:val="9"/>
     <w:qFormat/>
     <w:rsid w:val="00506500"/>
@@ -10239,10 +11093,10 @@
       <w:lang w:val="en-US"/>
     </w:rPr>
   </w:style>
-  <w:style w:type="character" w:customStyle="1" w:styleId="berschrift3Zchn">
-    <w:name w:val="Überschrift 3 Zchn"/>
-    <w:basedOn w:val="Absatz-Standardschriftart"/>
-    <w:link w:val="berschrift3"/>
+  <w:style w:type="character" w:customStyle="1" w:styleId="Heading3Char">
+    <w:name w:val="Heading 3 Char"/>
+    <w:basedOn w:val="DefaultParagraphFont"/>
+    <w:link w:val="Heading3"/>
     <w:uiPriority w:val="9"/>
     <w:qFormat/>
     <w:rsid w:val="007C56D7"/>
@@ -10267,10 +11121,10 @@
       <w:sz w:val="20"/>
     </w:rPr>
   </w:style>
-  <w:style w:type="character" w:customStyle="1" w:styleId="KopfzeileZchn">
-    <w:name w:val="Kopfzeile Zchn"/>
-    <w:basedOn w:val="Absatz-Standardschriftart"/>
-    <w:link w:val="Kopfzeile"/>
+  <w:style w:type="character" w:customStyle="1" w:styleId="HeaderChar">
+    <w:name w:val="Header Char"/>
+    <w:basedOn w:val="DefaultParagraphFont"/>
+    <w:link w:val="Header"/>
     <w:uiPriority w:val="99"/>
     <w:qFormat/>
     <w:rsid w:val="0038173F"/>
@@ -10279,10 +11133,10 @@
       <w:sz w:val="20"/>
     </w:rPr>
   </w:style>
-  <w:style w:type="character" w:customStyle="1" w:styleId="FuzeileZchn">
-    <w:name w:val="Fußzeile Zchn"/>
-    <w:basedOn w:val="Absatz-Standardschriftart"/>
-    <w:link w:val="Fuzeile"/>
+  <w:style w:type="character" w:customStyle="1" w:styleId="FooterChar">
+    <w:name w:val="Footer Char"/>
+    <w:basedOn w:val="DefaultParagraphFont"/>
+    <w:link w:val="Footer"/>
     <w:uiPriority w:val="99"/>
     <w:qFormat/>
     <w:rsid w:val="0038173F"/>
@@ -10291,10 +11145,10 @@
       <w:sz w:val="20"/>
     </w:rPr>
   </w:style>
-  <w:style w:type="character" w:customStyle="1" w:styleId="FunotentextZchn">
-    <w:name w:val="Fußnotentext Zchn"/>
-    <w:basedOn w:val="Absatz-Standardschriftart"/>
-    <w:link w:val="Funotentext"/>
+  <w:style w:type="character" w:customStyle="1" w:styleId="FootnoteTextChar">
+    <w:name w:val="Footnote Text Char"/>
+    <w:basedOn w:val="DefaultParagraphFont"/>
+    <w:link w:val="FootnoteText"/>
     <w:uiPriority w:val="99"/>
     <w:qFormat/>
     <w:rsid w:val="0038173F"/>
@@ -10306,7 +11160,7 @@
   </w:style>
   <w:style w:type="character" w:customStyle="1" w:styleId="FootnoteCharacters">
     <w:name w:val="Footnote Characters"/>
-    <w:basedOn w:val="Absatz-Standardschriftart"/>
+    <w:basedOn w:val="DefaultParagraphFont"/>
     <w:uiPriority w:val="99"/>
     <w:semiHidden/>
     <w:unhideWhenUsed/>
@@ -10322,10 +11176,10 @@
       <w:vertAlign w:val="superscript"/>
     </w:rPr>
   </w:style>
-  <w:style w:type="character" w:customStyle="1" w:styleId="TextkrperZchn">
-    <w:name w:val="Textkörper Zchn"/>
-    <w:basedOn w:val="Absatz-Standardschriftart"/>
-    <w:link w:val="Textkrper"/>
+  <w:style w:type="character" w:customStyle="1" w:styleId="BodyTextChar">
+    <w:name w:val="Body Text Char"/>
+    <w:basedOn w:val="DefaultParagraphFont"/>
+    <w:link w:val="BodyText"/>
     <w:uiPriority w:val="1"/>
     <w:qFormat/>
     <w:rsid w:val="0038173F"/>
@@ -10336,10 +11190,10 @@
       <w:lang w:val="nl-BE" w:eastAsia="nl-BE"/>
     </w:rPr>
   </w:style>
-  <w:style w:type="character" w:customStyle="1" w:styleId="SprechblasentextZchn">
-    <w:name w:val="Sprechblasentext Zchn"/>
-    <w:basedOn w:val="Absatz-Standardschriftart"/>
-    <w:link w:val="Sprechblasentext"/>
+  <w:style w:type="character" w:customStyle="1" w:styleId="BalloonTextChar">
+    <w:name w:val="Balloon Text Char"/>
+    <w:basedOn w:val="DefaultParagraphFont"/>
+    <w:link w:val="BalloonText"/>
     <w:uiPriority w:val="99"/>
     <w:semiHidden/>
     <w:qFormat/>
@@ -10350,9 +11204,9 @@
       <w:szCs w:val="16"/>
     </w:rPr>
   </w:style>
-  <w:style w:type="character" w:styleId="Kommentarzeichen">
+  <w:style w:type="character" w:styleId="CommentReference">
     <w:name w:val="annotation reference"/>
-    <w:basedOn w:val="Absatz-Standardschriftart"/>
+    <w:basedOn w:val="DefaultParagraphFont"/>
     <w:uiPriority w:val="99"/>
     <w:semiHidden/>
     <w:unhideWhenUsed/>
@@ -10363,10 +11217,10 @@
       <w:szCs w:val="16"/>
     </w:rPr>
   </w:style>
-  <w:style w:type="character" w:customStyle="1" w:styleId="KommentartextZchn">
-    <w:name w:val="Kommentartext Zchn"/>
-    <w:basedOn w:val="Absatz-Standardschriftart"/>
-    <w:link w:val="Kommentartext"/>
+  <w:style w:type="character" w:customStyle="1" w:styleId="CommentTextChar">
+    <w:name w:val="Comment Text Char"/>
+    <w:basedOn w:val="DefaultParagraphFont"/>
+    <w:link w:val="CommentText"/>
     <w:uiPriority w:val="99"/>
     <w:qFormat/>
     <w:rsid w:val="00281C8E"/>
@@ -10375,10 +11229,10 @@
       <w:szCs w:val="20"/>
     </w:rPr>
   </w:style>
-  <w:style w:type="character" w:customStyle="1" w:styleId="KommentarthemaZchn">
-    <w:name w:val="Kommentarthema Zchn"/>
-    <w:basedOn w:val="KommentartextZchn"/>
-    <w:link w:val="Kommentarthema"/>
+  <w:style w:type="character" w:customStyle="1" w:styleId="CommentSubjectChar">
+    <w:name w:val="Comment Subject Char"/>
+    <w:basedOn w:val="CommentTextChar"/>
+    <w:link w:val="CommentSubject"/>
     <w:uiPriority w:val="99"/>
     <w:semiHidden/>
     <w:qFormat/>
@@ -10390,10 +11244,10 @@
       <w:szCs w:val="20"/>
     </w:rPr>
   </w:style>
-  <w:style w:type="character" w:customStyle="1" w:styleId="berschrift1Zchn">
-    <w:name w:val="Überschrift 1 Zchn"/>
-    <w:basedOn w:val="Absatz-Standardschriftart"/>
-    <w:link w:val="berschrift1"/>
+  <w:style w:type="character" w:customStyle="1" w:styleId="Heading1Char">
+    <w:name w:val="Heading 1 Char"/>
+    <w:basedOn w:val="DefaultParagraphFont"/>
+    <w:link w:val="Heading1"/>
     <w:uiPriority w:val="9"/>
     <w:qFormat/>
     <w:rsid w:val="00506500"/>
@@ -10406,9 +11260,9 @@
       <w:szCs w:val="28"/>
     </w:rPr>
   </w:style>
-  <w:style w:type="character" w:styleId="NichtaufgelsteErwhnung">
+  <w:style w:type="character" w:styleId="UnresolvedMention">
     <w:name w:val="Unresolved Mention"/>
-    <w:basedOn w:val="Absatz-Standardschriftart"/>
+    <w:basedOn w:val="DefaultParagraphFont"/>
     <w:uiPriority w:val="99"/>
     <w:semiHidden/>
     <w:unhideWhenUsed/>
@@ -10423,7 +11277,7 @@
     <w:name w:val="Index Link"/>
     <w:qFormat/>
   </w:style>
-  <w:style w:type="character" w:styleId="BesuchterLink">
+  <w:style w:type="character" w:styleId="FollowedHyperlink">
     <w:name w:val="FollowedHyperlink"/>
     <w:rPr>
       <w:color w:val="800000"/>
@@ -10432,8 +11286,8 @@
   </w:style>
   <w:style w:type="paragraph" w:customStyle="1" w:styleId="Heading">
     <w:name w:val="Heading"/>
-    <w:basedOn w:val="Standard"/>
-    <w:next w:val="Textkrper"/>
+    <w:basedOn w:val="Normal"/>
+    <w:next w:val="BodyText"/>
     <w:qFormat/>
     <w:pPr>
       <w:keepNext/>
@@ -10445,10 +11299,10 @@
       <w:szCs w:val="28"/>
     </w:rPr>
   </w:style>
-  <w:style w:type="paragraph" w:styleId="Textkrper">
+  <w:style w:type="paragraph" w:styleId="BodyText">
     <w:name w:val="Body Text"/>
-    <w:basedOn w:val="Standard"/>
-    <w:link w:val="TextkrperZchn"/>
+    <w:basedOn w:val="Normal"/>
+    <w:link w:val="BodyTextChar"/>
     <w:uiPriority w:val="1"/>
     <w:qFormat/>
     <w:rsid w:val="0038173F"/>
@@ -10463,16 +11317,16 @@
       <w:lang w:val="nl-BE" w:eastAsia="nl-BE"/>
     </w:rPr>
   </w:style>
-  <w:style w:type="paragraph" w:styleId="Liste">
+  <w:style w:type="paragraph" w:styleId="List">
     <w:name w:val="List"/>
-    <w:basedOn w:val="Textkrper"/>
+    <w:basedOn w:val="BodyText"/>
     <w:rPr>
       <w:rFonts w:cs="Lohit Devanagari"/>
     </w:rPr>
   </w:style>
-  <w:style w:type="paragraph" w:styleId="Beschriftung">
+  <w:style w:type="paragraph" w:styleId="Caption">
     <w:name w:val="caption"/>
-    <w:basedOn w:val="Standard"/>
+    <w:basedOn w:val="Normal"/>
     <w:qFormat/>
     <w:pPr>
       <w:suppressLineNumbers/>
@@ -10488,7 +11342,7 @@
   </w:style>
   <w:style w:type="paragraph" w:customStyle="1" w:styleId="Index">
     <w:name w:val="Index"/>
-    <w:basedOn w:val="Standard"/>
+    <w:basedOn w:val="Normal"/>
     <w:qFormat/>
     <w:pPr>
       <w:suppressLineNumbers/>
@@ -10499,13 +11353,13 @@
   </w:style>
   <w:style w:type="paragraph" w:customStyle="1" w:styleId="HeaderandFooter">
     <w:name w:val="Header and Footer"/>
-    <w:basedOn w:val="Standard"/>
+    <w:basedOn w:val="Normal"/>
     <w:qFormat/>
   </w:style>
-  <w:style w:type="paragraph" w:styleId="Kopfzeile">
+  <w:style w:type="paragraph" w:styleId="Header">
     <w:name w:val="header"/>
-    <w:basedOn w:val="Standard"/>
-    <w:link w:val="KopfzeileZchn"/>
+    <w:basedOn w:val="Normal"/>
+    <w:link w:val="HeaderChar"/>
     <w:uiPriority w:val="99"/>
     <w:unhideWhenUsed/>
     <w:rsid w:val="0038173F"/>
@@ -10517,10 +11371,10 @@
       <w:sz w:val="20"/>
     </w:rPr>
   </w:style>
-  <w:style w:type="paragraph" w:styleId="Fuzeile">
+  <w:style w:type="paragraph" w:styleId="Footer">
     <w:name w:val="footer"/>
-    <w:basedOn w:val="Standard"/>
-    <w:link w:val="FuzeileZchn"/>
+    <w:basedOn w:val="Normal"/>
+    <w:link w:val="FooterChar"/>
     <w:uiPriority w:val="99"/>
     <w:unhideWhenUsed/>
     <w:rsid w:val="0038173F"/>
@@ -10532,10 +11386,10 @@
       <w:sz w:val="20"/>
     </w:rPr>
   </w:style>
-  <w:style w:type="paragraph" w:styleId="Funotentext">
+  <w:style w:type="paragraph" w:styleId="FootnoteText">
     <w:name w:val="footnote text"/>
-    <w:basedOn w:val="Standard"/>
-    <w:link w:val="FunotentextZchn"/>
+    <w:basedOn w:val="Normal"/>
+    <w:link w:val="FootnoteTextChar"/>
     <w:uiPriority w:val="99"/>
     <w:unhideWhenUsed/>
     <w:rsid w:val="0038173F"/>
@@ -10548,10 +11402,10 @@
       <w:szCs w:val="20"/>
     </w:rPr>
   </w:style>
-  <w:style w:type="paragraph" w:styleId="Sprechblasentext">
+  <w:style w:type="paragraph" w:styleId="BalloonText">
     <w:name w:val="Balloon Text"/>
-    <w:basedOn w:val="Standard"/>
-    <w:link w:val="SprechblasentextZchn"/>
+    <w:basedOn w:val="Normal"/>
+    <w:link w:val="BalloonTextChar"/>
     <w:uiPriority w:val="99"/>
     <w:semiHidden/>
     <w:unhideWhenUsed/>
@@ -10568,8 +11422,8 @@
   </w:style>
   <w:style w:type="paragraph" w:customStyle="1" w:styleId="Listenabsatz1">
     <w:name w:val="Listenabsatz1"/>
-    <w:basedOn w:val="Standard"/>
-    <w:next w:val="Listenabsatz"/>
+    <w:basedOn w:val="Normal"/>
+    <w:next w:val="ListParagraph"/>
     <w:uiPriority w:val="34"/>
     <w:qFormat/>
     <w:rsid w:val="005D3311"/>
@@ -10582,9 +11436,9 @@
       <w:lang w:val="de-DE"/>
     </w:rPr>
   </w:style>
-  <w:style w:type="paragraph" w:styleId="Listenabsatz">
+  <w:style w:type="paragraph" w:styleId="ListParagraph">
     <w:name w:val="List Paragraph"/>
-    <w:basedOn w:val="Standard"/>
+    <w:basedOn w:val="Normal"/>
     <w:uiPriority w:val="34"/>
     <w:qFormat/>
     <w:rsid w:val="005D3311"/>
@@ -10593,10 +11447,10 @@
       <w:contextualSpacing/>
     </w:pPr>
   </w:style>
-  <w:style w:type="paragraph" w:styleId="Kommentartext">
+  <w:style w:type="paragraph" w:styleId="CommentText">
     <w:name w:val="annotation text"/>
-    <w:basedOn w:val="Standard"/>
-    <w:link w:val="KommentartextZchn"/>
+    <w:basedOn w:val="Normal"/>
+    <w:link w:val="CommentTextChar"/>
     <w:uiPriority w:val="99"/>
     <w:unhideWhenUsed/>
     <w:qFormat/>
@@ -10609,11 +11463,11 @@
       <w:szCs w:val="20"/>
     </w:rPr>
   </w:style>
-  <w:style w:type="paragraph" w:styleId="Kommentarthema">
+  <w:style w:type="paragraph" w:styleId="CommentSubject">
     <w:name w:val="annotation subject"/>
-    <w:basedOn w:val="Kommentartext"/>
-    <w:next w:val="Kommentartext"/>
-    <w:link w:val="KommentarthemaZchn"/>
+    <w:basedOn w:val="CommentText"/>
+    <w:next w:val="CommentText"/>
+    <w:link w:val="CommentSubjectChar"/>
     <w:uiPriority w:val="99"/>
     <w:semiHidden/>
     <w:unhideWhenUsed/>
@@ -10624,7 +11478,7 @@
       <w:bCs/>
     </w:rPr>
   </w:style>
-  <w:style w:type="paragraph" w:styleId="KeinLeerraum">
+  <w:style w:type="paragraph" w:styleId="NoSpacing">
     <w:name w:val="No Spacing"/>
     <w:uiPriority w:val="1"/>
     <w:qFormat/>
@@ -10633,14 +11487,14 @@
       <w:lang w:val="de-DE"/>
     </w:rPr>
   </w:style>
-  <w:style w:type="paragraph" w:styleId="Indexberschrift">
+  <w:style w:type="paragraph" w:styleId="IndexHeading">
     <w:name w:val="index heading"/>
     <w:basedOn w:val="Heading"/>
   </w:style>
-  <w:style w:type="paragraph" w:styleId="Inhaltsverzeichnisberschrift">
+  <w:style w:type="paragraph" w:styleId="TOCHeading">
     <w:name w:val="TOC Heading"/>
-    <w:basedOn w:val="berschrift1"/>
-    <w:next w:val="Standard"/>
+    <w:basedOn w:val="Heading1"/>
+    <w:next w:val="Normal"/>
     <w:uiPriority w:val="39"/>
     <w:unhideWhenUsed/>
     <w:qFormat/>
@@ -10661,10 +11515,10 @@
       <w:lang w:val="de-DE" w:eastAsia="de-AT"/>
     </w:rPr>
   </w:style>
-  <w:style w:type="paragraph" w:styleId="Verzeichnis1">
+  <w:style w:type="paragraph" w:styleId="TOC1">
     <w:name w:val="toc 1"/>
-    <w:basedOn w:val="Standard"/>
-    <w:next w:val="Standard"/>
+    <w:basedOn w:val="Normal"/>
+    <w:next w:val="Normal"/>
     <w:autoRedefine/>
     <w:uiPriority w:val="39"/>
     <w:unhideWhenUsed/>
@@ -10677,10 +11531,10 @@
       <w:spacing w:after="100"/>
     </w:pPr>
   </w:style>
-  <w:style w:type="paragraph" w:styleId="Verzeichnis2">
+  <w:style w:type="paragraph" w:styleId="TOC2">
     <w:name w:val="toc 2"/>
-    <w:basedOn w:val="Standard"/>
-    <w:next w:val="Standard"/>
+    <w:basedOn w:val="Normal"/>
+    <w:next w:val="Normal"/>
     <w:autoRedefine/>
     <w:uiPriority w:val="39"/>
     <w:unhideWhenUsed/>
@@ -10696,10 +11550,10 @@
       <w:ind w:left="220"/>
     </w:pPr>
   </w:style>
-  <w:style w:type="paragraph" w:styleId="Verzeichnis3">
+  <w:style w:type="paragraph" w:styleId="TOC3">
     <w:name w:val="toc 3"/>
-    <w:basedOn w:val="Standard"/>
-    <w:next w:val="Standard"/>
+    <w:basedOn w:val="Normal"/>
+    <w:next w:val="Normal"/>
     <w:autoRedefine/>
     <w:uiPriority w:val="39"/>
     <w:unhideWhenUsed/>
@@ -10715,12 +11569,12 @@
   </w:style>
   <w:style w:type="paragraph" w:customStyle="1" w:styleId="FrameContents">
     <w:name w:val="Frame Contents"/>
-    <w:basedOn w:val="Standard"/>
+    <w:basedOn w:val="Normal"/>
     <w:qFormat/>
   </w:style>
   <w:style w:type="paragraph" w:customStyle="1" w:styleId="TableContents">
     <w:name w:val="Table Contents"/>
-    <w:basedOn w:val="Standard"/>
+    <w:basedOn w:val="Normal"/>
     <w:qFormat/>
     <w:pPr>
       <w:widowControl w:val="0"/>
@@ -10739,9 +11593,9 @@
       <w:bCs/>
     </w:rPr>
   </w:style>
-  <w:style w:type="table" w:styleId="TabellemithellemGitternetz">
+  <w:style w:type="table" w:styleId="TableGridLight">
     <w:name w:val="Grid Table Light"/>
-    <w:basedOn w:val="NormaleTabelle"/>
+    <w:basedOn w:val="TableNormal"/>
     <w:uiPriority w:val="40"/>
     <w:rsid w:val="009D48F5"/>
     <w:pPr>
@@ -10759,9 +11613,9 @@
       </w:tblBorders>
     </w:tblPr>
   </w:style>
-  <w:style w:type="table" w:styleId="Gitternetztabelle3Akzent3">
+  <w:style w:type="table" w:styleId="GridTable3-Accent3">
     <w:name w:val="Grid Table 3 Accent 3"/>
-    <w:basedOn w:val="NormaleTabelle"/>
+    <w:basedOn w:val="TableNormal"/>
     <w:uiPriority w:val="48"/>
     <w:rsid w:val="007369FE"/>
     <w:tblPr>
@@ -10890,9 +11744,9 @@
       </w:tcPr>
     </w:tblStylePr>
   </w:style>
-  <w:style w:type="table" w:styleId="Gitternetztabelle2Akzent3">
+  <w:style w:type="table" w:styleId="GridTable2-Accent3">
     <w:name w:val="Grid Table 2 Accent 3"/>
-    <w:basedOn w:val="NormaleTabelle"/>
+    <w:basedOn w:val="TableNormal"/>
     <w:uiPriority w:val="47"/>
     <w:rsid w:val="007369FE"/>
     <w:tblPr>
@@ -10964,8 +11818,8 @@
   </w:style>
   <w:style w:type="table" w:customStyle="1" w:styleId="TableGridLight1">
     <w:name w:val="Table Grid Light1"/>
-    <w:basedOn w:val="NormaleTabelle"/>
-    <w:next w:val="TabellemithellemGitternetz"/>
+    <w:basedOn w:val="TableNormal"/>
+    <w:next w:val="TableGridLight"/>
     <w:uiPriority w:val="40"/>
     <w:rsid w:val="00261BD9"/>
     <w:pPr>
@@ -10996,8 +11850,8 @@
   </w:style>
   <w:style w:type="table" w:customStyle="1" w:styleId="TableGridLight2">
     <w:name w:val="Table Grid Light2"/>
-    <w:basedOn w:val="NormaleTabelle"/>
-    <w:next w:val="TabellemithellemGitternetz"/>
+    <w:basedOn w:val="TableNormal"/>
+    <w:next w:val="TableGridLight"/>
     <w:uiPriority w:val="40"/>
     <w:rsid w:val="00261BD9"/>
     <w:pPr>
@@ -11028,8 +11882,8 @@
   </w:style>
   <w:style w:type="table" w:customStyle="1" w:styleId="TableGridLight3">
     <w:name w:val="Table Grid Light3"/>
-    <w:basedOn w:val="NormaleTabelle"/>
-    <w:next w:val="TabellemithellemGitternetz"/>
+    <w:basedOn w:val="TableNormal"/>
+    <w:next w:val="TableGridLight"/>
     <w:uiPriority w:val="40"/>
     <w:rsid w:val="00261BD9"/>
     <w:pPr>
@@ -11058,7 +11912,7 @@
       </w:tblBorders>
     </w:tblPr>
   </w:style>
-  <w:style w:type="paragraph" w:styleId="berarbeitung">
+  <w:style w:type="paragraph" w:styleId="Revision">
     <w:name w:val="Revision"/>
     <w:hidden/>
     <w:uiPriority w:val="99"/>
@@ -11075,7 +11929,7 @@
   </w:style>
   <w:style w:type="table" w:customStyle="1" w:styleId="StGen0">
     <w:name w:val="StGen0"/>
-    <w:basedOn w:val="NormaleTabelle"/>
+    <w:basedOn w:val="TableNormal"/>
     <w:rsid w:val="00913FF7"/>
     <w:pPr>
       <w:widowControl w:val="0"/>
@@ -11365,26 +12219,6 @@
 </file>
 
 <file path=customXml/item1.xml><?xml version="1.0" encoding="utf-8"?>
-<p:properties xmlns:p="http://schemas.microsoft.com/office/2006/metadata/properties" xmlns:xsi="http://www.w3.org/2001/XMLSchema-instance" xmlns:pc="http://schemas.microsoft.com/office/infopath/2007/PartnerControls">
-  <documentManagement>
-    <Order1 xmlns="084a5cd8-1559-4e94-ac72-b94fb9abc19e">45</Order1>
-    <DocComments xmlns="084a5cd8-1559-4e94-ac72-b94fb9abc19e" xsi:nil="true"/>
-    <DocPublversion xmlns="084a5cd8-1559-4e94-ac72-b94fb9abc19e">1</DocPublversion>
-    <DocInternalExternal xmlns="084a5cd8-1559-4e94-ac72-b94fb9abc19e">External</DocInternalExternal>
-    <ProgrCategory xmlns="084a5cd8-1559-4e94-ac72-b94fb9abc19e">3. Customised reports &amp; forms</ProgrCategory>
-    <ProgrGroup xmlns="084a5cd8-1559-4e94-ac72-b94fb9abc19e">01 HORIZON and EURATOM</ProgrGroup>
-    <DocStatus xmlns="084a5cd8-1559-4e94-ac72-b94fb9abc19e">Published</DocStatus>
-    <DocPublDestination xmlns="084a5cd8-1559-4e94-ac72-b94fb9abc19e" xsi:nil="true"/>
-    <DocPublProtocol xmlns="084a5cd8-1559-4e94-ac72-b94fb9abc19e">TPL2-2 Programme tpl - Application forms, etc</DocPublProtocol>
-    <DocOfficerComments xmlns="084a5cd8-1559-4e94-ac72-b94fb9abc19e" xsi:nil="true"/>
-    <DocPublDate xmlns="084a5cd8-1559-4e94-ac72-b94fb9abc19e">2021-05-04T22:00:00+00:00</DocPublDate>
-    <ITcomments xmlns="084a5cd8-1559-4e94-ac72-b94fb9abc19e" xsi:nil="true"/>
-    <ITstatus xmlns="084a5cd8-1559-4e94-ac72-b94fb9abc19e" xsi:nil="true"/>
-  </documentManagement>
-</p:properties>
-</file>
-
-<file path=customXml/item2.xml><?xml version="1.0" encoding="utf-8"?>
 <ct:contentTypeSchema xmlns:ct="http://schemas.microsoft.com/office/2006/metadata/contentType" xmlns:ma="http://schemas.microsoft.com/office/2006/metadata/properties/metaAttributes" ct:_="" ma:_="" ma:contentTypeName="EC Document" ma:contentTypeID="0x010100258AA79CEB83498886A3A086811232500015D68561EDF2314DA91E1210E4D82B5C" ma:contentTypeVersion="38" ma:contentTypeDescription="Create a new document in this library." ma:contentTypeScope="" ma:versionID="3bfd783927ea96c5c14b5f9466c0d5de">
   <xsd:schema xmlns:xsd="http://www.w3.org/2001/XMLSchema" xmlns:xs="http://www.w3.org/2001/XMLSchema" xmlns:p="http://schemas.microsoft.com/office/2006/metadata/properties" xmlns:ns2="084a5cd8-1559-4e94-ac72-b94fb9abc19e" targetNamespace="http://schemas.microsoft.com/office/2006/metadata/properties" ma:root="true" ma:fieldsID="6907ed16e1ea7430830aa2dae5b3c1f7" ns2:_="">
     <xsd:import namespace="084a5cd8-1559-4e94-ac72-b94fb9abc19e"/>
@@ -11726,7 +12560,31 @@
 </ct:contentTypeSchema>
 </file>
 
+<file path=customXml/item2.xml><?xml version="1.0" encoding="utf-8"?>
+<p:properties xmlns:p="http://schemas.microsoft.com/office/2006/metadata/properties" xmlns:xsi="http://www.w3.org/2001/XMLSchema-instance" xmlns:pc="http://schemas.microsoft.com/office/infopath/2007/PartnerControls">
+  <documentManagement>
+    <Order1 xmlns="084a5cd8-1559-4e94-ac72-b94fb9abc19e">45</Order1>
+    <DocComments xmlns="084a5cd8-1559-4e94-ac72-b94fb9abc19e" xsi:nil="true"/>
+    <DocPublversion xmlns="084a5cd8-1559-4e94-ac72-b94fb9abc19e">1</DocPublversion>
+    <DocInternalExternal xmlns="084a5cd8-1559-4e94-ac72-b94fb9abc19e">External</DocInternalExternal>
+    <ProgrCategory xmlns="084a5cd8-1559-4e94-ac72-b94fb9abc19e">3. Customised reports &amp; forms</ProgrCategory>
+    <ProgrGroup xmlns="084a5cd8-1559-4e94-ac72-b94fb9abc19e">01 HORIZON and EURATOM</ProgrGroup>
+    <DocStatus xmlns="084a5cd8-1559-4e94-ac72-b94fb9abc19e">Published</DocStatus>
+    <DocPublDestination xmlns="084a5cd8-1559-4e94-ac72-b94fb9abc19e" xsi:nil="true"/>
+    <DocPublProtocol xmlns="084a5cd8-1559-4e94-ac72-b94fb9abc19e">TPL2-2 Programme tpl - Application forms, etc</DocPublProtocol>
+    <DocOfficerComments xmlns="084a5cd8-1559-4e94-ac72-b94fb9abc19e" xsi:nil="true"/>
+    <DocPublDate xmlns="084a5cd8-1559-4e94-ac72-b94fb9abc19e">2021-05-04T22:00:00+00:00</DocPublDate>
+    <ITcomments xmlns="084a5cd8-1559-4e94-ac72-b94fb9abc19e" xsi:nil="true"/>
+    <ITstatus xmlns="084a5cd8-1559-4e94-ac72-b94fb9abc19e" xsi:nil="true"/>
+  </documentManagement>
+</p:properties>
+</file>
+
 <file path=customXml/item3.xml><?xml version="1.0" encoding="utf-8"?>
+<b:Sources xmlns:b="http://schemas.openxmlformats.org/officeDocument/2006/bibliography" xmlns="http://schemas.openxmlformats.org/officeDocument/2006/bibliography" SelectedStyle="\APASixthEditionOfficeOnline.xsl" StyleName="APA" Version="6"/>
+</file>
+
+<file path=customXml/item4.xml><?xml version="1.0" encoding="utf-8"?>
 <?mso-contentType ?>
 <FormTemplates xmlns="http://schemas.microsoft.com/sharepoint/v3/contenttype/forms">
   <Display>DocumentLibraryForm</Display>
@@ -11735,21 +12593,7 @@
 </FormTemplates>
 </file>
 
-<file path=customXml/item4.xml><?xml version="1.0" encoding="utf-8"?>
-<b:Sources xmlns:b="http://schemas.openxmlformats.org/officeDocument/2006/bibliography" xmlns="http://schemas.openxmlformats.org/officeDocument/2006/bibliography" SelectedStyle="\APASixthEditionOfficeOnline.xsl" StyleName="APA" Version="6"/>
-</file>
-
 <file path=customXml/itemProps1.xml><?xml version="1.0" encoding="utf-8"?>
-<ds:datastoreItem xmlns:ds="http://schemas.openxmlformats.org/officeDocument/2006/customXml" ds:itemID="{FA90FD41-FA76-42DA-A088-7C01AECDABAA}">
-  <ds:schemaRefs>
-    <ds:schemaRef ds:uri="http://schemas.microsoft.com/office/2006/metadata/properties"/>
-    <ds:schemaRef ds:uri="http://schemas.microsoft.com/office/infopath/2007/PartnerControls"/>
-    <ds:schemaRef ds:uri="084a5cd8-1559-4e94-ac72-b94fb9abc19e"/>
-  </ds:schemaRefs>
-</ds:datastoreItem>
-</file>
-
-<file path=customXml/itemProps2.xml><?xml version="1.0" encoding="utf-8"?>
 <ds:datastoreItem xmlns:ds="http://schemas.openxmlformats.org/officeDocument/2006/customXml" ds:itemID="{789122CC-B268-41FA-A377-ABDD5160F69C}">
   <ds:schemaRefs>
     <ds:schemaRef ds:uri="http://schemas.microsoft.com/office/2006/metadata/contentType"/>
@@ -11767,7 +12611,25 @@
 </ds:datastoreItem>
 </file>
 
+<file path=customXml/itemProps2.xml><?xml version="1.0" encoding="utf-8"?>
+<ds:datastoreItem xmlns:ds="http://schemas.openxmlformats.org/officeDocument/2006/customXml" ds:itemID="{FA90FD41-FA76-42DA-A088-7C01AECDABAA}">
+  <ds:schemaRefs>
+    <ds:schemaRef ds:uri="http://schemas.microsoft.com/office/2006/metadata/properties"/>
+    <ds:schemaRef ds:uri="http://schemas.microsoft.com/office/infopath/2007/PartnerControls"/>
+    <ds:schemaRef ds:uri="084a5cd8-1559-4e94-ac72-b94fb9abc19e"/>
+  </ds:schemaRefs>
+</ds:datastoreItem>
+</file>
+
 <file path=customXml/itemProps3.xml><?xml version="1.0" encoding="utf-8"?>
+<ds:datastoreItem xmlns:ds="http://schemas.openxmlformats.org/officeDocument/2006/customXml" ds:itemID="{E6E3F1C5-BDFC-4981-9034-4A05696CDD37}">
+  <ds:schemaRefs>
+    <ds:schemaRef ds:uri="http://schemas.openxmlformats.org/officeDocument/2006/bibliography"/>
+  </ds:schemaRefs>
+</ds:datastoreItem>
+</file>
+
+<file path=customXml/itemProps4.xml><?xml version="1.0" encoding="utf-8"?>
 <ds:datastoreItem xmlns:ds="http://schemas.openxmlformats.org/officeDocument/2006/customXml" ds:itemID="{E5ABEBC2-8F24-42D8-B0A5-1D2B76C15645}">
   <ds:schemaRefs>
     <ds:schemaRef ds:uri="http://schemas.microsoft.com/sharepoint/v3/contenttype/forms"/>
@@ -11775,10 +12637,8 @@
 </ds:datastoreItem>
 </file>
 
-<file path=customXml/itemProps4.xml><?xml version="1.0" encoding="utf-8"?>
-<ds:datastoreItem xmlns:ds="http://schemas.openxmlformats.org/officeDocument/2006/customXml" ds:itemID="{E6E3F1C5-BDFC-4981-9034-4A05696CDD37}">
-  <ds:schemaRefs>
-    <ds:schemaRef ds:uri="http://schemas.openxmlformats.org/officeDocument/2006/bibliography"/>
-  </ds:schemaRefs>
-</ds:datastoreItem>
+<file path=docMetadata/LabelInfo.xml><?xml version="1.0" encoding="utf-8"?>
+<clbl:labelList xmlns:clbl="http://schemas.microsoft.com/office/2020/mipLabelMetadata">
+  <clbl:label id="{21fe9e59-ae52-479c-ae85-68f3aa06763d}" enabled="0" method="" siteId="{21fe9e59-ae52-479c-ae85-68f3aa06763d}" removed="1"/>
+</clbl:labelList>
 </file>
--- a/docs/DMP_Frost_Day_Prediction_in_Vienna.docx
+++ b/docs/DMP_Frost_Day_Prediction_in_Vienna.docx
@@ -34,4965 +34,35 @@
     </w:p>
     <w:p>
       <w:pPr>
-        <w:pStyle w:val="Heading3"/>
-      </w:pPr>
-      <w:r>
-        <w:t>You are almost there!</w:t>
-      </w:r>
-    </w:p>
-    <w:p>
-      <w:pPr>
-        <w:pBdr>
-          <w:top w:val="single" w:sz="4" w:space="1" w:color="auto"/>
-          <w:left w:val="single" w:sz="4" w:space="4" w:color="auto"/>
-          <w:bottom w:val="single" w:sz="4" w:space="1" w:color="auto"/>
-          <w:right w:val="single" w:sz="4" w:space="4" w:color="auto"/>
-        </w:pBdr>
-        <w:rPr>
-          <w:lang w:val="en-GB"/>
-        </w:rPr>
-      </w:pPr>
-      <w:r>
-        <w:rPr>
-          <w:lang w:val="en-GB"/>
-        </w:rPr>
-        <w:t>Here are some suggestions for you to finalise the DMP.</w:t>
-      </w:r>
-    </w:p>
-    <w:p>
-      <w:pPr>
-        <w:pBdr>
-          <w:top w:val="single" w:sz="4" w:space="1" w:color="auto"/>
-          <w:left w:val="single" w:sz="4" w:space="4" w:color="auto"/>
-          <w:bottom w:val="single" w:sz="4" w:space="1" w:color="auto"/>
-          <w:right w:val="single" w:sz="4" w:space="4" w:color="auto"/>
-        </w:pBdr>
-        <w:tabs>
-          <w:tab w:val="left" w:pos="1418"/>
-        </w:tabs>
-        <w:ind w:left="1418" w:hanging="1418"/>
-        <w:rPr>
-          <w:rFonts w:cstheme="minorHAnsi"/>
-          <w:lang w:val="en-GB"/>
-        </w:rPr>
-      </w:pPr>
-      <w:r>
-        <w:rPr>
-          <w:rFonts w:cstheme="minorHAnsi"/>
-          <w:b/>
-          <w:bCs/>
-          <w:lang w:val="en-GB"/>
-        </w:rPr>
-        <w:t>Check</w:t>
-      </w:r>
-      <w:r>
-        <w:rPr>
-          <w:rFonts w:cstheme="minorHAnsi"/>
-          <w:lang w:val="en-GB"/>
-        </w:rPr>
-        <w:t>:</w:t>
-      </w:r>
-      <w:r>
-        <w:rPr>
-          <w:rFonts w:cstheme="minorHAnsi"/>
-          <w:lang w:val="en-GB"/>
-        </w:rPr>
-        <w:tab/>
-        <w:t>Read everything carefully and adjust automatically generated text if necessary.</w:t>
-      </w:r>
-      <w:r>
-        <w:rPr>
-          <w:rFonts w:cstheme="minorHAnsi"/>
-          <w:lang w:val="en-GB"/>
-        </w:rPr>
-        <w:t xml:space="preserve"> </w:t>
-      </w:r>
-    </w:p>
-    <w:p>
-      <w:pPr>
-        <w:pBdr>
-          <w:top w:val="single" w:sz="4" w:space="1" w:color="auto"/>
-          <w:left w:val="single" w:sz="4" w:space="4" w:color="auto"/>
-          <w:bottom w:val="single" w:sz="4" w:space="1" w:color="auto"/>
-          <w:right w:val="single" w:sz="4" w:space="4" w:color="auto"/>
-        </w:pBdr>
-        <w:tabs>
-          <w:tab w:val="left" w:pos="1418"/>
-        </w:tabs>
-        <w:ind w:left="1418" w:hanging="1418"/>
-        <w:rPr>
-          <w:rFonts w:cstheme="minorHAnsi"/>
-          <w:lang w:val="en-GB"/>
-        </w:rPr>
-      </w:pPr>
-      <w:r>
-        <w:rPr>
-          <w:rFonts w:cstheme="minorHAnsi"/>
-          <w:b/>
-          <w:bCs/>
-          <w:lang w:val="en-GB"/>
-        </w:rPr>
-        <w:t>Replace</w:t>
-      </w:r>
-      <w:r>
-        <w:rPr>
-          <w:rFonts w:cstheme="minorHAnsi"/>
-          <w:lang w:val="en-GB"/>
-        </w:rPr>
-        <w:t>:</w:t>
-      </w:r>
-      <w:r>
-        <w:rPr>
-          <w:rFonts w:cstheme="minorHAnsi"/>
-          <w:lang w:val="en-GB"/>
-        </w:rPr>
-        <w:tab/>
-        <w:t xml:space="preserve">Content in </w:t>
-      </w:r>
-      <w:r>
-        <w:rPr>
-          <w:rFonts w:cstheme="minorHAnsi"/>
-          <w:color w:val="00B050"/>
-          <w:lang w:val="en-GB"/>
-        </w:rPr>
-        <w:t>green font</w:t>
-      </w:r>
-      <w:r>
-        <w:rPr>
-          <w:rFonts w:cstheme="minorHAnsi"/>
-          <w:lang w:val="en-GB"/>
-        </w:rPr>
-        <w:t xml:space="preserve"> and in […] needs extra attention. Check and add missing information. Delete the square brackets and change the font colour to black. EXAMPLE 1: Deliverable information on the cover page. EXAMPLE 2: README file level in section 2.1 - choose one and delete the other options.</w:t>
-      </w:r>
-    </w:p>
-    <w:p>
-      <w:pPr>
-        <w:pBdr>
-          <w:top w:val="single" w:sz="4" w:space="1" w:color="auto"/>
-          <w:left w:val="single" w:sz="4" w:space="4" w:color="auto"/>
-          <w:bottom w:val="single" w:sz="4" w:space="1" w:color="auto"/>
-          <w:right w:val="single" w:sz="4" w:space="4" w:color="auto"/>
-        </w:pBdr>
-        <w:tabs>
-          <w:tab w:val="left" w:pos="1418"/>
-        </w:tabs>
-        <w:ind w:left="1418" w:hanging="1418"/>
-        <w:rPr>
-          <w:rFonts w:cstheme="minorHAnsi"/>
-          <w:lang w:val="en-GB"/>
-        </w:rPr>
-      </w:pPr>
-      <w:r>
-        <w:rPr>
-          <w:rFonts w:cstheme="minorHAnsi"/>
-          <w:b/>
-          <w:bCs/>
-          <w:lang w:val="en-GB"/>
-        </w:rPr>
-        <w:t>Fill gaps</w:t>
-      </w:r>
-      <w:r>
-        <w:rPr>
-          <w:rFonts w:cstheme="minorHAnsi"/>
-          <w:lang w:val="en-GB"/>
-        </w:rPr>
-        <w:t>:</w:t>
-      </w:r>
-      <w:r>
-        <w:rPr>
-          <w:rFonts w:cstheme="minorHAnsi"/>
-          <w:lang w:val="en-GB"/>
-        </w:rPr>
-        <w:tab/>
-        <w:t xml:space="preserve">Fill in missing information. EXAMPLE: Add specific acronyms used in the DMP in the Terminology section on page 2. </w:t>
-      </w:r>
-    </w:p>
-    <w:p>
-      <w:pPr>
-        <w:pBdr>
-          <w:top w:val="single" w:sz="4" w:space="1" w:color="auto"/>
-          <w:left w:val="single" w:sz="4" w:space="4" w:color="auto"/>
-          <w:bottom w:val="single" w:sz="4" w:space="1" w:color="auto"/>
-          <w:right w:val="single" w:sz="4" w:space="4" w:color="auto"/>
-        </w:pBdr>
-        <w:tabs>
-          <w:tab w:val="left" w:pos="1418"/>
-        </w:tabs>
-        <w:rPr>
-          <w:rFonts w:cstheme="minorHAnsi"/>
-          <w:lang w:val="en-GB"/>
-        </w:rPr>
-      </w:pPr>
-      <w:r>
-        <w:rPr>
-          <w:rFonts w:cstheme="minorHAnsi"/>
-          <w:b/>
-          <w:bCs/>
-          <w:lang w:val="en-GB"/>
-        </w:rPr>
-        <w:t>Delete (1):</w:t>
-      </w:r>
-      <w:r>
-        <w:rPr>
-          <w:rFonts w:cstheme="minorHAnsi"/>
-          <w:b/>
-          <w:bCs/>
-          <w:lang w:val="en-GB"/>
-        </w:rPr>
-        <w:tab/>
-      </w:r>
-      <w:r>
-        <w:rPr>
-          <w:rFonts w:cstheme="minorHAnsi"/>
-          <w:lang w:val="en-GB"/>
-        </w:rPr>
-        <w:t>You can delete the blue boxes with the guiding questions if you wish.</w:t>
-      </w:r>
-    </w:p>
-    <w:p>
-      <w:pPr>
-        <w:pBdr>
-          <w:top w:val="single" w:sz="4" w:space="1" w:color="auto"/>
-          <w:left w:val="single" w:sz="4" w:space="4" w:color="auto"/>
-          <w:bottom w:val="single" w:sz="4" w:space="1" w:color="auto"/>
-          <w:right w:val="single" w:sz="4" w:space="4" w:color="auto"/>
-        </w:pBdr>
-        <w:tabs>
-          <w:tab w:val="left" w:pos="1418"/>
-        </w:tabs>
-        <w:ind w:left="1418" w:hanging="1418"/>
-        <w:rPr>
-          <w:rFonts w:cstheme="minorHAnsi"/>
-          <w:lang w:val="en-GB"/>
-        </w:rPr>
-      </w:pPr>
-      <w:r>
-        <w:rPr>
-          <w:rFonts w:cstheme="minorHAnsi"/>
-          <w:b/>
-          <w:bCs/>
-          <w:lang w:val="en-GB"/>
-        </w:rPr>
-        <w:t>Delete (2):</w:t>
-      </w:r>
-      <w:r>
-        <w:rPr>
-          <w:rFonts w:cstheme="minorHAnsi"/>
-          <w:b/>
-          <w:bCs/>
-          <w:lang w:val="en-GB"/>
-        </w:rPr>
-        <w:tab/>
-      </w:r>
-      <w:r>
-        <w:rPr>
-          <w:rFonts w:cstheme="minorHAnsi"/>
-          <w:lang w:val="en-GB"/>
-        </w:rPr>
-        <w:t xml:space="preserve">Delete this instruction page. </w:t>
-      </w:r>
-    </w:p>
-    <w:p>
-      <w:pPr>
-        <w:pBdr>
-          <w:top w:val="single" w:sz="4" w:space="1" w:color="auto"/>
-          <w:left w:val="single" w:sz="4" w:space="4" w:color="auto"/>
-          <w:bottom w:val="single" w:sz="4" w:space="1" w:color="auto"/>
-          <w:right w:val="single" w:sz="4" w:space="4" w:color="auto"/>
-        </w:pBdr>
-        <w:tabs>
-          <w:tab w:val="left" w:pos="1418"/>
-        </w:tabs>
-        <w:ind w:left="1418" w:hanging="1418"/>
-        <w:rPr>
-          <w:rFonts w:cstheme="minorHAnsi"/>
-          <w:lang w:val="en-GB"/>
-        </w:rPr>
-      </w:pPr>
-      <w:r>
-        <w:rPr>
-          <w:rFonts w:cstheme="minorHAnsi"/>
-          <w:b/>
-          <w:bCs/>
-          <w:lang w:val="en-GB"/>
-        </w:rPr>
-        <w:t>Update:</w:t>
-      </w:r>
-      <w:r>
-        <w:rPr>
-          <w:rFonts w:cstheme="minorHAnsi"/>
-          <w:lang w:val="en-GB"/>
-        </w:rPr>
-        <w:t xml:space="preserve"> </w:t>
-      </w:r>
-      <w:r>
-        <w:rPr>
-          <w:rFonts w:cstheme="minorHAnsi"/>
-          <w:lang w:val="en-GB"/>
-        </w:rPr>
-        <w:tab/>
-        <w:t xml:space="preserve">Update the table of contents. </w:t>
-      </w:r>
-    </w:p>
-    <w:p>
-      <w:pPr>
-        <w:jc w:val="center"/>
-        <w:rPr>
-          <w:b/>
-          <w:bCs/>
-          <w:color w:val="000000" w:themeColor="text1"/>
-          <w:sz w:val="72"/>
-          <w:szCs w:val="72"/>
-          <w:lang w:val="en-GB"/>
-        </w:rPr>
-      </w:pPr>
-    </w:p>
-    <w:p>
-      <w:pPr>
-        <w:tabs>
-          <w:tab w:val="clear" w:pos="4513"/>
-          <w:tab w:val="clear" w:pos="9026"/>
-        </w:tabs>
-        <w:spacing w:after="0" w:line="240" w:lineRule="auto"/>
-        <w:jc w:val="left"/>
-        <w:rPr>
-          <w:b/>
-          <w:bCs/>
-          <w:color w:val="000000" w:themeColor="text1"/>
-          <w:sz w:val="72"/>
-          <w:szCs w:val="72"/>
-        </w:rPr>
-      </w:pPr>
-      <w:r>
-        <w:rPr>
-          <w:b/>
-          <w:bCs/>
-          <w:color w:val="000000" w:themeColor="text1"/>
-          <w:sz w:val="72"/>
-          <w:szCs w:val="72"/>
-        </w:rPr>
-        <w:br w:type="page"/>
-      </w:r>
-    </w:p>
-    <w:p>
-      <w:pPr>
-        <w:jc w:val="center"/>
-        <w:rPr>
-          <w:b/>
-          <w:bCs/>
-          <w:color w:val="000000" w:themeColor="text1"/>
-          <w:sz w:val="72"/>
-          <w:szCs w:val="72"/>
-        </w:rPr>
-      </w:pPr>
-      <w:r>
-        <w:rPr>
-          <w:noProof/>
-        </w:rPr>
-        <w:lastRenderedPageBreak/>
-        <w:drawing>
-          <wp:inline distT="0" distB="0" distL="0" distR="0" wp14:anchorId="0F6599E5" wp14:editId="68152A81">
-            <wp:extent cx="2857500" cy="1085850"/>
-            <wp:effectExtent l="0" t="0" r="0" b="0"/>
-            <wp:docPr id="557178972" name="Grafik 557178972" descr="Ein Bild, das Text, Schrift, Logo, Symbol enthält.  KI-generierte Inhalte können fehlerhaft sein."/>
-            <wp:cNvGraphicFramePr>
-              <a:graphicFrameLocks xmlns:a="http://schemas.openxmlformats.org/drawingml/2006/main" noChangeAspect="1"/>
-            </wp:cNvGraphicFramePr>
-            <a:graphic xmlns:a="http://schemas.openxmlformats.org/drawingml/2006/main">
-              <a:graphicData uri="http://schemas.openxmlformats.org/drawingml/2006/picture">
-                <pic:pic xmlns:pic="http://schemas.openxmlformats.org/drawingml/2006/picture">
-                  <pic:nvPicPr>
-                    <pic:cNvPr id="1148383784" name="Grafik 1148383784" descr="Ein Bild, das Text, Schrift, Logo, Symbol enthält.  KI-generierte Inhalte können fehlerhaft sein."/>
-                    <pic:cNvPicPr/>
-                  </pic:nvPicPr>
-                  <pic:blipFill>
-                    <a:blip r:embed="rId11" cstate="print">
-                      <a:extLst>
-                        <a:ext uri="{28A0092B-C50C-407E-A947-70E740481C1C}">
-                          <a14:useLocalDpi xmlns:a14="http://schemas.microsoft.com/office/drawing/2010/main" val="0"/>
-                        </a:ext>
-                      </a:extLst>
-                    </a:blip>
-                    <a:stretch>
-                      <a:fillRect/>
-                    </a:stretch>
-                  </pic:blipFill>
-                  <pic:spPr>
-                    <a:xfrm>
-                      <a:off x="0" y="0"/>
-                      <a:ext cx="2857500" cy="1085850"/>
-                    </a:xfrm>
-                    <a:prstGeom prst="rect">
-                      <a:avLst/>
-                    </a:prstGeom>
-                  </pic:spPr>
-                </pic:pic>
-              </a:graphicData>
-            </a:graphic>
-          </wp:inline>
-        </w:drawing>
-      </w:r>
-    </w:p>
-    <w:p>
-      <w:pPr>
-        <w:jc w:val="center"/>
-        <w:rPr>
-          <w:color w:val="000000" w:themeColor="text1"/>
-        </w:rPr>
-      </w:pPr>
-      <w:r>
-        <w:rPr>
-          <w:b/>
-          <w:bCs/>
-          <w:color w:val="000000" w:themeColor="text1"/>
-          <w:sz w:val="72"/>
-          <w:szCs w:val="72"/>
-        </w:rPr>
-        <w:t>Frost Day Prediction in Vienna</w:t>
-      </w:r>
-    </w:p>
-    <w:p>
-      <w:pPr>
-        <w:jc w:val="center"/>
-        <w:rPr>
-          <w:color w:val="000000" w:themeColor="text1"/>
-        </w:rPr>
-      </w:pPr>
-      <w:r>
-        <w:rPr>
-          <w:b/>
-          <w:bCs/>
-          <w:color w:val="000000" w:themeColor="text1"/>
-          <w:sz w:val="48"/>
-          <w:szCs w:val="48"/>
-        </w:rPr>
-        <w:t>FDPV</w:t>
-      </w:r>
-    </w:p>
-    <w:p>
-      <w:pPr>
-        <w:rPr>
-          <w:color w:val="595959" w:themeColor="text1" w:themeTint="A6"/>
-          <w:sz w:val="48"/>
-          <w:szCs w:val="48"/>
-        </w:rPr>
-      </w:pPr>
-    </w:p>
-    <w:p>
-      <w:pPr>
-        <w:jc w:val="center"/>
-        <w:rPr>
-          <w:b/>
-          <w:bCs/>
-          <w:sz w:val="48"/>
-          <w:szCs w:val="48"/>
-        </w:rPr>
-      </w:pPr>
-      <w:bookmarkStart w:id="0" w:name="_Toc69311942"/>
-      <w:r>
-        <w:rPr>
-          <w:b/>
-          <w:bCs/>
-          <w:sz w:val="48"/>
-          <w:szCs w:val="48"/>
-        </w:rPr>
-        <w:t>Data Management Plan</w:t>
+        <w:pStyle w:val="Heading1"/>
+      </w:pPr>
+      <w:bookmarkStart w:id="0" w:name="_Toc123731430"/>
+      <w:bookmarkStart w:id="1" w:name="_Toc156287338"/>
+      <w:r>
+        <w:t>Executive Summary</w:t>
       </w:r>
       <w:bookmarkEnd w:id="0"/>
-      <w:r>
-        <w:rPr>
-          <w:b/>
-          <w:bCs/>
-          <w:sz w:val="48"/>
-          <w:szCs w:val="48"/>
-        </w:rPr>
-        <w:t xml:space="preserve"> (DMP)</w:t>
-      </w:r>
-    </w:p>
-    <w:p>
-      <w:pPr>
-        <w:spacing w:before="120"/>
-        <w:jc w:val="left"/>
-        <w:rPr>
-          <w:b/>
-          <w:bCs/>
-          <w:sz w:val="48"/>
-          <w:szCs w:val="48"/>
-        </w:rPr>
-      </w:pPr>
-    </w:p>
-    <w:tbl>
-      <w:tblPr>
-        <w:tblStyle w:val="TableGridLight2"/>
-        <w:tblW w:w="0" w:type="auto"/>
-        <w:jc w:val="center"/>
-        <w:tblLayout w:type="fixed"/>
-        <w:tblLook w:val="0080" w:firstRow="0" w:lastRow="0" w:firstColumn="1" w:lastColumn="0" w:noHBand="0" w:noVBand="0"/>
-      </w:tblPr>
-      <w:tblGrid>
-        <w:gridCol w:w="2263"/>
-        <w:gridCol w:w="5642"/>
-      </w:tblGrid>
-      <w:tr>
-        <w:trPr>
-          <w:trHeight w:val="526"/>
-          <w:jc w:val="center"/>
-        </w:trPr>
-        <w:tc>
-          <w:tcPr>
-            <w:tcW w:w="2263" w:type="dxa"/>
-          </w:tcPr>
-          <w:p>
-            <w:pPr>
-              <w:rPr>
-                <w:rFonts w:eastAsiaTheme="minorHAnsi"/>
-                <w:b/>
-                <w:bCs/>
-                <w:noProof/>
-                <w:color w:val="auto"/>
-              </w:rPr>
-            </w:pPr>
-            <w:bookmarkStart w:id="1" w:name="_Hlk155799545"/>
-            <w:r>
-              <w:rPr>
-                <w:rFonts w:eastAsiaTheme="minorHAnsi"/>
-                <w:b/>
-                <w:bCs/>
-                <w:noProof/>
-                <w:color w:val="auto"/>
-              </w:rPr>
-              <w:t>Lead partner:</w:t>
-            </w:r>
-          </w:p>
-        </w:tc>
-        <w:tc>
-          <w:tcPr>
-            <w:tcW w:w="5642" w:type="dxa"/>
-          </w:tcPr>
-          <w:p>
-            <w:pPr>
-              <w:rPr>
-                <w:rFonts w:eastAsiaTheme="minorHAnsi"/>
-                <w:noProof/>
-                <w:color w:val="auto"/>
-              </w:rPr>
-            </w:pPr>
-          </w:p>
-        </w:tc>
-      </w:tr>
-      <w:tr>
-        <w:trPr>
-          <w:trHeight w:val="508"/>
-          <w:jc w:val="center"/>
-        </w:trPr>
-        <w:tc>
-          <w:tcPr>
-            <w:tcW w:w="2263" w:type="dxa"/>
-          </w:tcPr>
-          <w:p>
-            <w:pPr>
-              <w:rPr>
-                <w:rFonts w:eastAsiaTheme="minorHAnsi"/>
-                <w:b/>
-                <w:bCs/>
-                <w:noProof/>
-                <w:color w:val="auto"/>
-              </w:rPr>
-            </w:pPr>
-            <w:r>
-              <w:rPr>
-                <w:rFonts w:eastAsiaTheme="minorHAnsi"/>
-                <w:b/>
-                <w:bCs/>
-                <w:noProof/>
-                <w:color w:val="auto"/>
-              </w:rPr>
-              <w:t>Version:</w:t>
-            </w:r>
-          </w:p>
-        </w:tc>
-        <w:tc>
-          <w:tcPr>
-            <w:tcW w:w="5642" w:type="dxa"/>
-          </w:tcPr>
-          <w:p>
-            <w:pPr>
-              <w:rPr>
-                <w:rFonts w:eastAsiaTheme="minorHAnsi"/>
-                <w:noProof/>
-                <w:color w:val="auto"/>
-              </w:rPr>
-            </w:pPr>
-            <w:r>
-              <w:rPr>
-                <w:rFonts w:eastAsiaTheme="minorHAnsi"/>
-                <w:noProof/>
-                <w:color w:val="92D050"/>
-              </w:rPr>
-              <w:t>1.0</w:t>
-            </w:r>
-          </w:p>
-        </w:tc>
-      </w:tr>
-      <w:tr>
-        <w:trPr>
-          <w:trHeight w:val="508"/>
-          <w:jc w:val="center"/>
-        </w:trPr>
-        <w:tc>
-          <w:tcPr>
-            <w:tcW w:w="2263" w:type="dxa"/>
-          </w:tcPr>
-          <w:p>
-            <w:pPr>
-              <w:rPr>
-                <w:rFonts w:eastAsiaTheme="minorHAnsi"/>
-                <w:b/>
-                <w:bCs/>
-                <w:noProof/>
-                <w:color w:val="auto"/>
-              </w:rPr>
-            </w:pPr>
-            <w:r>
-              <w:rPr>
-                <w:rFonts w:eastAsiaTheme="minorHAnsi"/>
-                <w:b/>
-                <w:bCs/>
-                <w:noProof/>
-                <w:color w:val="auto"/>
-              </w:rPr>
-              <w:t>Status:</w:t>
-            </w:r>
-          </w:p>
-        </w:tc>
-        <w:tc>
-          <w:tcPr>
-            <w:tcW w:w="5642" w:type="dxa"/>
-          </w:tcPr>
-          <w:p>
-            <w:pPr>
-              <w:rPr>
-                <w:rFonts w:eastAsiaTheme="minorHAnsi"/>
-                <w:noProof/>
-                <w:color w:val="auto"/>
-              </w:rPr>
-            </w:pPr>
-          </w:p>
-        </w:tc>
-      </w:tr>
-      <w:tr>
-        <w:trPr>
-          <w:trHeight w:val="508"/>
-          <w:jc w:val="center"/>
-        </w:trPr>
-        <w:tc>
-          <w:tcPr>
-            <w:tcW w:w="2263" w:type="dxa"/>
-          </w:tcPr>
-          <w:p>
-            <w:pPr>
-              <w:rPr>
-                <w:rFonts w:eastAsiaTheme="minorHAnsi"/>
-                <w:b/>
-                <w:bCs/>
-                <w:noProof/>
-                <w:color w:val="auto"/>
-              </w:rPr>
-            </w:pPr>
-            <w:r>
-              <w:rPr>
-                <w:rFonts w:eastAsiaTheme="minorHAnsi"/>
-                <w:b/>
-                <w:bCs/>
-                <w:noProof/>
-                <w:color w:val="auto"/>
-              </w:rPr>
-              <w:t>Dissemination level:</w:t>
-            </w:r>
-          </w:p>
-        </w:tc>
-        <w:tc>
-          <w:tcPr>
-            <w:tcW w:w="5642" w:type="dxa"/>
-          </w:tcPr>
-          <w:p>
-            <w:pPr>
-              <w:rPr>
-                <w:rFonts w:eastAsiaTheme="minorHAnsi"/>
-                <w:noProof/>
-                <w:color w:val="auto"/>
-              </w:rPr>
-            </w:pPr>
-            <w:r>
-              <w:rPr>
-                <w:rFonts w:eastAsiaTheme="minorHAnsi"/>
-                <w:noProof/>
-                <w:color w:val="auto"/>
-              </w:rPr>
-              <w:t>PU: Public</w:t>
-            </w:r>
-          </w:p>
-        </w:tc>
-      </w:tr>
-      <w:tr>
-        <w:trPr>
-          <w:trHeight w:val="526"/>
-          <w:jc w:val="center"/>
-        </w:trPr>
-        <w:tc>
-          <w:tcPr>
-            <w:tcW w:w="2263" w:type="dxa"/>
-          </w:tcPr>
-          <w:p>
-            <w:pPr>
-              <w:rPr>
-                <w:rFonts w:eastAsiaTheme="minorHAnsi"/>
-                <w:b/>
-                <w:bCs/>
-                <w:noProof/>
-                <w:color w:val="auto"/>
-              </w:rPr>
-            </w:pPr>
-            <w:r>
-              <w:rPr>
-                <w:rFonts w:eastAsiaTheme="minorHAnsi"/>
-                <w:b/>
-                <w:bCs/>
-                <w:noProof/>
-                <w:color w:val="auto"/>
-              </w:rPr>
-              <w:t>Document link:</w:t>
-            </w:r>
-          </w:p>
-        </w:tc>
-        <w:tc>
-          <w:tcPr>
-            <w:tcW w:w="5642" w:type="dxa"/>
-          </w:tcPr>
-          <w:p>
-            <w:pPr>
-              <w:rPr>
-                <w:rFonts w:eastAsiaTheme="minorHAnsi"/>
-                <w:noProof/>
-                <w:color w:val="auto"/>
-              </w:rPr>
-            </w:pPr>
-          </w:p>
-        </w:tc>
-      </w:tr>
-      <w:tr>
-        <w:trPr>
-          <w:trHeight w:val="526"/>
-          <w:jc w:val="center"/>
-        </w:trPr>
-        <w:tc>
-          <w:tcPr>
-            <w:tcW w:w="2263" w:type="dxa"/>
-          </w:tcPr>
-          <w:p>
-            <w:pPr>
-              <w:rPr>
-                <w:rFonts w:eastAsiaTheme="minorHAnsi"/>
-                <w:b/>
-                <w:bCs/>
-                <w:noProof/>
-                <w:color w:val="auto"/>
-              </w:rPr>
-            </w:pPr>
-            <w:r>
-              <w:rPr>
-                <w:rFonts w:eastAsiaTheme="minorHAnsi"/>
-                <w:b/>
-                <w:bCs/>
-                <w:noProof/>
-                <w:color w:val="auto"/>
-              </w:rPr>
-              <w:t>Project code of the funding body</w:t>
-            </w:r>
-          </w:p>
-        </w:tc>
-        <w:tc>
-          <w:tcPr>
-            <w:tcW w:w="5642" w:type="dxa"/>
-          </w:tcPr>
-          <w:p>
-            <w:pPr>
-              <w:rPr>
-                <w:rFonts w:eastAsiaTheme="minorHAnsi"/>
-                <w:noProof/>
-                <w:color w:val="auto"/>
-              </w:rPr>
-            </w:pPr>
-          </w:p>
-        </w:tc>
-      </w:tr>
-      <w:tr>
-        <w:trPr>
-          <w:trHeight w:val="526"/>
-          <w:jc w:val="center"/>
-        </w:trPr>
-        <w:tc>
-          <w:tcPr>
-            <w:tcW w:w="2263" w:type="dxa"/>
-          </w:tcPr>
-          <w:p>
-            <w:pPr>
-              <w:rPr>
-                <w:rFonts w:eastAsiaTheme="minorHAnsi"/>
-                <w:b/>
-                <w:bCs/>
-                <w:noProof/>
-                <w:color w:val="auto"/>
-              </w:rPr>
-            </w:pPr>
-            <w:r>
-              <w:rPr>
-                <w:rFonts w:eastAsiaTheme="minorHAnsi"/>
-                <w:b/>
-                <w:bCs/>
-                <w:noProof/>
-                <w:color w:val="auto"/>
-              </w:rPr>
-              <w:t>Internal project ID</w:t>
-            </w:r>
-          </w:p>
-        </w:tc>
-        <w:tc>
-          <w:tcPr>
-            <w:tcW w:w="5642" w:type="dxa"/>
-          </w:tcPr>
-          <w:p>
-            <w:pPr>
-              <w:rPr>
-                <w:rFonts w:eastAsiaTheme="minorHAnsi"/>
-                <w:noProof/>
-                <w:color w:val="auto"/>
-              </w:rPr>
-            </w:pPr>
-          </w:p>
-        </w:tc>
-      </w:tr>
       <w:bookmarkEnd w:id="1"/>
-    </w:tbl>
-    <w:p>
-      <w:pPr>
-        <w:suppressAutoHyphens w:val="0"/>
-        <w:spacing w:before="120"/>
-        <w:rPr>
-          <w:rFonts w:eastAsiaTheme="minorHAnsi"/>
-          <w:noProof/>
-        </w:rPr>
-      </w:pPr>
-    </w:p>
-    <w:tbl>
-      <w:tblPr>
-        <w:tblStyle w:val="TableGridLight2"/>
-        <w:tblW w:w="0" w:type="auto"/>
-        <w:jc w:val="center"/>
-        <w:tblLayout w:type="fixed"/>
-        <w:tblLook w:val="0000" w:firstRow="0" w:lastRow="0" w:firstColumn="0" w:lastColumn="0" w:noHBand="0" w:noVBand="0"/>
-      </w:tblPr>
-      <w:tblGrid>
-        <w:gridCol w:w="7933"/>
-      </w:tblGrid>
-      <w:tr>
-        <w:trPr>
-          <w:cantSplit/>
-          <w:trHeight w:val="319"/>
-          <w:jc w:val="center"/>
-        </w:trPr>
-        <w:tc>
-          <w:tcPr>
-            <w:tcW w:w="7933" w:type="dxa"/>
-          </w:tcPr>
-          <w:p>
-            <w:pPr>
-              <w:keepNext/>
-              <w:rPr>
-                <w:rFonts w:eastAsiaTheme="minorHAnsi"/>
-                <w:b/>
-                <w:bCs/>
-                <w:noProof/>
-              </w:rPr>
-            </w:pPr>
-            <w:r>
-              <w:rPr>
-                <w:rFonts w:eastAsiaTheme="minorHAnsi"/>
-                <w:b/>
-                <w:bCs/>
-                <w:noProof/>
-                <w:color w:val="auto"/>
-              </w:rPr>
-              <w:lastRenderedPageBreak/>
-              <w:t>Deliverable abstract</w:t>
-            </w:r>
-          </w:p>
-        </w:tc>
-      </w:tr>
-      <w:tr>
-        <w:trPr>
-          <w:cantSplit/>
-          <w:trHeight w:val="2801"/>
-          <w:jc w:val="center"/>
-        </w:trPr>
-        <w:tc>
-          <w:tcPr>
-            <w:tcW w:w="7933" w:type="dxa"/>
-          </w:tcPr>
-          <w:p>
-            <w:pPr>
-              <w:rPr>
-                <w:rFonts w:eastAsiaTheme="minorHAnsi"/>
-                <w:noProof/>
-              </w:rPr>
-            </w:pPr>
-            <w:r>
-              <w:rPr>
-                <w:rFonts w:eastAsia="Arial"/>
-              </w:rPr>
-              <w:t>This deliverable is the initial Data Management Plan (DMP) for t</w:t>
-            </w:r>
-            <w:r>
-              <w:rPr>
-                <w:rFonts w:eastAsia="Arial"/>
-                <w:color w:val="000000" w:themeColor="text1"/>
-              </w:rPr>
-              <w:t>he Frost Day Prediction in Vienna p</w:t>
-            </w:r>
-            <w:r>
-              <w:rPr>
-                <w:rFonts w:eastAsia="Arial"/>
-              </w:rPr>
-              <w:t xml:space="preserve">roject, delivered in </w:t>
-            </w:r>
-            <w:r>
-              <w:rPr>
-                <w:rFonts w:eastAsia="Arial"/>
-                <w:color w:val="92D050"/>
-              </w:rPr>
-              <w:t xml:space="preserve">[M4]. </w:t>
-            </w:r>
-            <w:r>
-              <w:rPr>
-                <w:rFonts w:eastAsia="Arial"/>
-              </w:rPr>
-              <w:t xml:space="preserve">It will be kept updated as a living document. The DMP addresses the relevant aspects of the management of data and other outputs produced by the project according to the principles outlined in the </w:t>
-            </w:r>
-            <w:r>
-              <w:rPr>
-                <w:rFonts w:eastAsia="Arial"/>
-                <w:color w:val="92D050"/>
-              </w:rPr>
-              <w:t>[section name]</w:t>
-            </w:r>
-            <w:r>
-              <w:rPr>
-                <w:rFonts w:eastAsia="Arial"/>
-              </w:rPr>
-              <w:t xml:space="preserve"> section.</w:t>
-            </w:r>
-          </w:p>
-        </w:tc>
-      </w:tr>
-    </w:tbl>
-    <w:p>
-      <w:pPr>
-        <w:tabs>
-          <w:tab w:val="clear" w:pos="4513"/>
-          <w:tab w:val="clear" w:pos="9026"/>
-        </w:tabs>
-        <w:spacing w:after="0" w:line="240" w:lineRule="auto"/>
-        <w:jc w:val="left"/>
-      </w:pPr>
-      <w:r>
-        <w:br w:type="page"/>
-      </w:r>
-    </w:p>
-    <w:p>
-      <w:pPr>
-        <w:rPr>
-          <w:b/>
-          <w:bCs/>
-        </w:rPr>
-      </w:pPr>
-      <w:r>
-        <w:rPr>
-          <w:b/>
-          <w:bCs/>
-        </w:rPr>
-        <w:lastRenderedPageBreak/>
-        <w:t>COPYRIGHT NOTICE</w:t>
-      </w:r>
-    </w:p>
-    <w:p>
-      <w:pPr>
-        <w:rPr>
-          <w:color w:val="000000" w:themeColor="text1"/>
-        </w:rPr>
-      </w:pPr>
-      <w:r>
-        <w:rPr>
-          <w:noProof/>
-          <w:color w:val="000000" w:themeColor="text1"/>
-        </w:rPr>
-        <w:drawing>
-          <wp:anchor distT="0" distB="0" distL="0" distR="114300" simplePos="0" relativeHeight="3" behindDoc="0" locked="0" layoutInCell="0" allowOverlap="1" wp14:anchorId="21042A87" wp14:editId="37E03205">
-            <wp:simplePos x="0" y="0"/>
-            <wp:positionH relativeFrom="column">
-              <wp:align>left</wp:align>
-            </wp:positionH>
-            <wp:positionV relativeFrom="paragraph">
-              <wp:posOffset>635</wp:posOffset>
-            </wp:positionV>
-            <wp:extent cx="1227455" cy="429260"/>
-            <wp:effectExtent l="0" t="0" r="0" b="0"/>
-            <wp:wrapTopAndBottom/>
-            <wp:docPr id="1" name="Picture 2" descr="Ein Bild, das Text, ClipArt enthält.  Automatisch generierte Beschreibung"/>
-            <wp:cNvGraphicFramePr>
-              <a:graphicFrameLocks xmlns:a="http://schemas.openxmlformats.org/drawingml/2006/main" noChangeAspect="1"/>
-            </wp:cNvGraphicFramePr>
-            <a:graphic xmlns:a="http://schemas.openxmlformats.org/drawingml/2006/main">
-              <a:graphicData uri="http://schemas.openxmlformats.org/drawingml/2006/picture">
-                <pic:pic xmlns:pic="http://schemas.openxmlformats.org/drawingml/2006/picture">
-                  <pic:nvPicPr>
-                    <pic:cNvPr id="1" name="Picture 2" descr="Ein Bild, das Text, ClipArt enthält.  Automatisch generierte Beschreibung"/>
-                    <pic:cNvPicPr>
-                      <a:picLocks noChangeAspect="1" noChangeArrowheads="1"/>
-                    </pic:cNvPicPr>
-                  </pic:nvPicPr>
-                  <pic:blipFill>
-                    <a:blip r:embed="rId12"/>
-                    <a:stretch>
-                      <a:fillRect/>
-                    </a:stretch>
-                  </pic:blipFill>
-                  <pic:spPr bwMode="auto">
-                    <a:xfrm>
-                      <a:off x="0" y="0"/>
-                      <a:ext cx="1227455" cy="429260"/>
-                    </a:xfrm>
-                    <a:prstGeom prst="rect">
-                      <a:avLst/>
-                    </a:prstGeom>
-                  </pic:spPr>
-                </pic:pic>
-              </a:graphicData>
-            </a:graphic>
-          </wp:anchor>
-        </w:drawing>
-      </w:r>
-      <w:r>
-        <w:rPr>
-          <w:color w:val="000000" w:themeColor="text1"/>
-        </w:rPr>
-        <w:t>This work by parties of the Frost Day Prediction in Vienna project is licensed under a Creative Commons Attribution 4.0 International License (</w:t>
-      </w:r>
-      <w:hyperlink r:id="rId13" w:tgtFrame="http://creativecommons.org/licenses/by/4.0/">
-        <w:r>
-          <w:rPr>
-            <w:rStyle w:val="Hyperlink"/>
-            <w:color w:val="000000" w:themeColor="text1"/>
-            <w:sz w:val="22"/>
-          </w:rPr>
-          <w:t>http://creativecommons.org/licenses/by/4.0/</w:t>
-        </w:r>
-      </w:hyperlink>
-      <w:r>
-        <w:rPr>
-          <w:color w:val="000000" w:themeColor="text1"/>
-        </w:rPr>
-        <w:t>). The Frost Day Prediction in Vienna project is funded by the European Union Horizon Europe programme under Grant Agreement No .</w:t>
-      </w:r>
-    </w:p>
-    <w:p>
-      <w:pPr>
-        <w:spacing w:before="240"/>
-        <w:rPr>
-          <w:b/>
-          <w:bCs/>
-        </w:rPr>
-      </w:pPr>
-      <w:r>
-        <w:rPr>
-          <w:b/>
-          <w:bCs/>
-        </w:rPr>
-        <w:t>DELIVERY SLIP</w:t>
-      </w:r>
-    </w:p>
-    <w:tbl>
-      <w:tblPr>
-        <w:tblW w:w="9199" w:type="dxa"/>
-        <w:tblLayout w:type="fixed"/>
-        <w:tblLook w:val="0400" w:firstRow="0" w:lastRow="0" w:firstColumn="0" w:lastColumn="0" w:noHBand="0" w:noVBand="1"/>
-      </w:tblPr>
-      <w:tblGrid>
-        <w:gridCol w:w="2113"/>
-        <w:gridCol w:w="2835"/>
-        <w:gridCol w:w="2839"/>
-        <w:gridCol w:w="1412"/>
-      </w:tblGrid>
-      <w:tr>
-        <w:tc>
-          <w:tcPr>
-            <w:tcW w:w="2113" w:type="dxa"/>
-            <w:tcBorders>
-              <w:top w:val="single" w:sz="12" w:space="0" w:color="BFBFBF"/>
-              <w:left w:val="single" w:sz="12" w:space="0" w:color="BFBFBF"/>
-              <w:bottom w:val="single" w:sz="12" w:space="0" w:color="2E74B5"/>
-              <w:right w:val="single" w:sz="12" w:space="0" w:color="BFBFBF"/>
-            </w:tcBorders>
-            <w:vAlign w:val="center"/>
-          </w:tcPr>
-          <w:p>
-            <w:pPr>
-              <w:widowControl w:val="0"/>
-              <w:spacing w:before="60" w:after="60"/>
-              <w:jc w:val="left"/>
-              <w:rPr>
-                <w:bCs/>
-                <w:color w:val="000000"/>
-                <w:sz w:val="20"/>
-                <w:szCs w:val="20"/>
-                <w:lang w:val="en-GB"/>
-              </w:rPr>
-            </w:pPr>
-          </w:p>
-        </w:tc>
-        <w:tc>
-          <w:tcPr>
-            <w:tcW w:w="2835" w:type="dxa"/>
-            <w:tcBorders>
-              <w:top w:val="single" w:sz="12" w:space="0" w:color="BFBFBF"/>
-              <w:left w:val="single" w:sz="12" w:space="0" w:color="BFBFBF"/>
-              <w:bottom w:val="single" w:sz="12" w:space="0" w:color="2E74B5"/>
-              <w:right w:val="single" w:sz="12" w:space="0" w:color="BFBFBF"/>
-            </w:tcBorders>
-            <w:vAlign w:val="center"/>
-          </w:tcPr>
-          <w:p>
-            <w:pPr>
-              <w:widowControl w:val="0"/>
-              <w:spacing w:before="60" w:after="60"/>
-              <w:jc w:val="center"/>
-              <w:rPr>
-                <w:color w:val="000000"/>
-              </w:rPr>
-            </w:pPr>
-            <w:r>
-              <w:rPr>
-                <w:b/>
-                <w:color w:val="000000"/>
-                <w:sz w:val="20"/>
-                <w:szCs w:val="20"/>
-                <w:lang w:val="en-GB"/>
-              </w:rPr>
-              <w:t>Name</w:t>
-            </w:r>
-          </w:p>
-        </w:tc>
-        <w:tc>
-          <w:tcPr>
-            <w:tcW w:w="2839" w:type="dxa"/>
-            <w:tcBorders>
-              <w:top w:val="single" w:sz="12" w:space="0" w:color="BFBFBF"/>
-              <w:left w:val="single" w:sz="12" w:space="0" w:color="BFBFBF"/>
-              <w:bottom w:val="single" w:sz="12" w:space="0" w:color="2E74B5"/>
-              <w:right w:val="single" w:sz="12" w:space="0" w:color="BFBFBF"/>
-            </w:tcBorders>
-            <w:vAlign w:val="center"/>
-          </w:tcPr>
-          <w:p>
-            <w:pPr>
-              <w:widowControl w:val="0"/>
-              <w:spacing w:before="60" w:after="60"/>
-              <w:jc w:val="center"/>
-              <w:rPr>
-                <w:color w:val="000000"/>
-              </w:rPr>
-            </w:pPr>
-            <w:r>
-              <w:rPr>
-                <w:b/>
-                <w:color w:val="000000"/>
-                <w:sz w:val="20"/>
-                <w:szCs w:val="20"/>
-                <w:lang w:val="en-GB"/>
-              </w:rPr>
-              <w:t>Partner/Activity</w:t>
-            </w:r>
-          </w:p>
-        </w:tc>
-        <w:tc>
-          <w:tcPr>
-            <w:tcW w:w="1412" w:type="dxa"/>
-            <w:tcBorders>
-              <w:top w:val="single" w:sz="12" w:space="0" w:color="BFBFBF"/>
-              <w:left w:val="single" w:sz="12" w:space="0" w:color="BFBFBF"/>
-              <w:bottom w:val="single" w:sz="12" w:space="0" w:color="2E74B5"/>
-              <w:right w:val="single" w:sz="12" w:space="0" w:color="BFBFBF"/>
-            </w:tcBorders>
-            <w:vAlign w:val="center"/>
-          </w:tcPr>
-          <w:p>
-            <w:pPr>
-              <w:widowControl w:val="0"/>
-              <w:spacing w:before="60" w:after="60"/>
-              <w:jc w:val="center"/>
-              <w:rPr>
-                <w:color w:val="000000"/>
-              </w:rPr>
-            </w:pPr>
-            <w:r>
-              <w:rPr>
-                <w:b/>
-                <w:color w:val="000000"/>
-                <w:sz w:val="20"/>
-                <w:szCs w:val="20"/>
-                <w:lang w:val="en-GB"/>
-              </w:rPr>
-              <w:t>Date</w:t>
-            </w:r>
-          </w:p>
-        </w:tc>
-      </w:tr>
-      <w:tr>
-        <w:tc>
-          <w:tcPr>
-            <w:tcW w:w="2113" w:type="dxa"/>
-            <w:tcBorders>
-              <w:top w:val="single" w:sz="12" w:space="0" w:color="2E74B5"/>
-              <w:left w:val="single" w:sz="12" w:space="0" w:color="BFBFBF"/>
-              <w:bottom w:val="single" w:sz="12" w:space="0" w:color="BFBFBF"/>
-              <w:right w:val="single" w:sz="12" w:space="0" w:color="BFBFBF"/>
-            </w:tcBorders>
-            <w:vAlign w:val="center"/>
-          </w:tcPr>
-          <w:p>
-            <w:pPr>
-              <w:widowControl w:val="0"/>
-              <w:spacing w:before="60" w:after="60"/>
-              <w:jc w:val="left"/>
-              <w:rPr>
-                <w:color w:val="000000"/>
-              </w:rPr>
-            </w:pPr>
-            <w:r>
-              <w:rPr>
-                <w:color w:val="000000"/>
-                <w:sz w:val="20"/>
-                <w:szCs w:val="20"/>
-              </w:rPr>
-              <w:t>From:</w:t>
-            </w:r>
-          </w:p>
-        </w:tc>
-        <w:tc>
-          <w:tcPr>
-            <w:tcW w:w="2835" w:type="dxa"/>
-            <w:tcBorders>
-              <w:top w:val="single" w:sz="12" w:space="0" w:color="2E74B5"/>
-              <w:left w:val="single" w:sz="12" w:space="0" w:color="BFBFBF"/>
-              <w:bottom w:val="single" w:sz="12" w:space="0" w:color="BFBFBF"/>
-              <w:right w:val="single" w:sz="12" w:space="0" w:color="BFBFBF"/>
-            </w:tcBorders>
-            <w:vAlign w:val="center"/>
-          </w:tcPr>
-          <w:p>
-            <w:pPr>
-              <w:widowControl w:val="0"/>
-              <w:spacing w:before="60" w:after="60"/>
-              <w:jc w:val="left"/>
-              <w:rPr>
-                <w:color w:val="auto"/>
-                <w:sz w:val="20"/>
-                <w:szCs w:val="20"/>
-              </w:rPr>
-            </w:pPr>
-          </w:p>
-        </w:tc>
-        <w:tc>
-          <w:tcPr>
-            <w:tcW w:w="2839" w:type="dxa"/>
-            <w:tcBorders>
-              <w:top w:val="single" w:sz="12" w:space="0" w:color="2E74B5"/>
-              <w:left w:val="single" w:sz="12" w:space="0" w:color="BFBFBF"/>
-              <w:bottom w:val="single" w:sz="12" w:space="0" w:color="BFBFBF"/>
-              <w:right w:val="single" w:sz="12" w:space="0" w:color="BFBFBF"/>
-            </w:tcBorders>
-            <w:vAlign w:val="center"/>
-          </w:tcPr>
-          <w:p>
-            <w:pPr>
-              <w:widowControl w:val="0"/>
-              <w:spacing w:before="60" w:after="60"/>
-              <w:jc w:val="left"/>
-              <w:rPr>
-                <w:color w:val="auto"/>
-                <w:sz w:val="20"/>
-                <w:szCs w:val="20"/>
-                <w:lang w:val="en-GB"/>
-              </w:rPr>
-            </w:pPr>
-          </w:p>
-        </w:tc>
-        <w:tc>
-          <w:tcPr>
-            <w:tcW w:w="1412" w:type="dxa"/>
-            <w:tcBorders>
-              <w:top w:val="single" w:sz="12" w:space="0" w:color="2E74B5"/>
-              <w:left w:val="single" w:sz="12" w:space="0" w:color="BFBFBF"/>
-              <w:bottom w:val="single" w:sz="12" w:space="0" w:color="BFBFBF"/>
-              <w:right w:val="single" w:sz="12" w:space="0" w:color="BFBFBF"/>
-            </w:tcBorders>
-            <w:vAlign w:val="center"/>
-          </w:tcPr>
-          <w:p>
-            <w:pPr>
-              <w:widowControl w:val="0"/>
-              <w:spacing w:before="60" w:after="60"/>
-              <w:jc w:val="center"/>
-              <w:rPr>
-                <w:color w:val="auto"/>
-                <w:sz w:val="20"/>
-                <w:szCs w:val="20"/>
-                <w:lang w:val="en-GB"/>
-              </w:rPr>
-            </w:pPr>
-          </w:p>
-        </w:tc>
-      </w:tr>
-      <w:tr>
-        <w:tc>
-          <w:tcPr>
-            <w:tcW w:w="2113" w:type="dxa"/>
-            <w:tcBorders>
-              <w:top w:val="single" w:sz="12" w:space="0" w:color="BFBFBF"/>
-              <w:left w:val="single" w:sz="12" w:space="0" w:color="BFBFBF"/>
-              <w:bottom w:val="single" w:sz="12" w:space="0" w:color="BFBFBF"/>
-              <w:right w:val="single" w:sz="12" w:space="0" w:color="BFBFBF"/>
-            </w:tcBorders>
-            <w:vAlign w:val="center"/>
-          </w:tcPr>
-          <w:p>
-            <w:pPr>
-              <w:widowControl w:val="0"/>
-              <w:spacing w:before="60" w:after="60"/>
-              <w:jc w:val="left"/>
-              <w:rPr>
-                <w:color w:val="000000"/>
-              </w:rPr>
-            </w:pPr>
-            <w:r>
-              <w:rPr>
-                <w:color w:val="000000"/>
-                <w:sz w:val="20"/>
-                <w:szCs w:val="20"/>
-              </w:rPr>
-              <w:t>Moderated by:</w:t>
-            </w:r>
-          </w:p>
-        </w:tc>
-        <w:tc>
-          <w:tcPr>
-            <w:tcW w:w="2835" w:type="dxa"/>
-            <w:tcBorders>
-              <w:top w:val="single" w:sz="12" w:space="0" w:color="BFBFBF"/>
-              <w:left w:val="single" w:sz="12" w:space="0" w:color="BFBFBF"/>
-              <w:bottom w:val="single" w:sz="12" w:space="0" w:color="BFBFBF"/>
-              <w:right w:val="single" w:sz="12" w:space="0" w:color="BFBFBF"/>
-            </w:tcBorders>
-            <w:vAlign w:val="center"/>
-          </w:tcPr>
-          <w:p>
-            <w:pPr>
-              <w:widowControl w:val="0"/>
-              <w:spacing w:before="60" w:after="60"/>
-              <w:jc w:val="left"/>
-              <w:rPr>
-                <w:color w:val="auto"/>
-                <w:sz w:val="20"/>
-                <w:szCs w:val="20"/>
-              </w:rPr>
-            </w:pPr>
-          </w:p>
-        </w:tc>
-        <w:tc>
-          <w:tcPr>
-            <w:tcW w:w="2839" w:type="dxa"/>
-            <w:tcBorders>
-              <w:top w:val="single" w:sz="12" w:space="0" w:color="BFBFBF"/>
-              <w:left w:val="single" w:sz="12" w:space="0" w:color="BFBFBF"/>
-              <w:bottom w:val="single" w:sz="12" w:space="0" w:color="BFBFBF"/>
-              <w:right w:val="single" w:sz="12" w:space="0" w:color="BFBFBF"/>
-            </w:tcBorders>
-            <w:vAlign w:val="center"/>
-          </w:tcPr>
-          <w:p>
-            <w:pPr>
-              <w:widowControl w:val="0"/>
-              <w:spacing w:before="60" w:after="60"/>
-              <w:jc w:val="left"/>
-              <w:rPr>
-                <w:color w:val="auto"/>
-                <w:sz w:val="20"/>
-                <w:szCs w:val="20"/>
-                <w:lang w:val="en-GB"/>
-              </w:rPr>
-            </w:pPr>
-          </w:p>
-        </w:tc>
-        <w:tc>
-          <w:tcPr>
-            <w:tcW w:w="1412" w:type="dxa"/>
-            <w:tcBorders>
-              <w:top w:val="single" w:sz="12" w:space="0" w:color="BFBFBF"/>
-              <w:left w:val="single" w:sz="12" w:space="0" w:color="BFBFBF"/>
-              <w:bottom w:val="single" w:sz="12" w:space="0" w:color="BFBFBF"/>
-              <w:right w:val="single" w:sz="12" w:space="0" w:color="BFBFBF"/>
-            </w:tcBorders>
-            <w:vAlign w:val="center"/>
-          </w:tcPr>
-          <w:p>
-            <w:pPr>
-              <w:widowControl w:val="0"/>
-              <w:spacing w:before="60" w:after="60"/>
-              <w:jc w:val="center"/>
-              <w:rPr>
-                <w:color w:val="auto"/>
-                <w:sz w:val="20"/>
-                <w:szCs w:val="20"/>
-                <w:lang w:val="en-GB"/>
-              </w:rPr>
-            </w:pPr>
-          </w:p>
-        </w:tc>
-      </w:tr>
-      <w:tr>
-        <w:tc>
-          <w:tcPr>
-            <w:tcW w:w="2113" w:type="dxa"/>
-            <w:tcBorders>
-              <w:top w:val="single" w:sz="12" w:space="0" w:color="BFBFBF"/>
-              <w:left w:val="single" w:sz="12" w:space="0" w:color="BFBFBF"/>
-              <w:bottom w:val="single" w:sz="12" w:space="0" w:color="BFBFBF"/>
-              <w:right w:val="single" w:sz="12" w:space="0" w:color="BFBFBF"/>
-            </w:tcBorders>
-            <w:vAlign w:val="center"/>
-          </w:tcPr>
-          <w:p>
-            <w:pPr>
-              <w:widowControl w:val="0"/>
-              <w:spacing w:before="60" w:after="60"/>
-              <w:jc w:val="left"/>
-              <w:rPr>
-                <w:color w:val="000000"/>
-              </w:rPr>
-            </w:pPr>
-            <w:r>
-              <w:rPr>
-                <w:color w:val="000000"/>
-                <w:sz w:val="20"/>
-                <w:szCs w:val="20"/>
-              </w:rPr>
-              <w:t>Reviewed by:</w:t>
-            </w:r>
-          </w:p>
-        </w:tc>
-        <w:tc>
-          <w:tcPr>
-            <w:tcW w:w="2835" w:type="dxa"/>
-            <w:tcBorders>
-              <w:top w:val="single" w:sz="12" w:space="0" w:color="BFBFBF"/>
-              <w:left w:val="single" w:sz="12" w:space="0" w:color="BFBFBF"/>
-              <w:bottom w:val="single" w:sz="12" w:space="0" w:color="BFBFBF"/>
-              <w:right w:val="single" w:sz="12" w:space="0" w:color="BFBFBF"/>
-            </w:tcBorders>
-            <w:vAlign w:val="center"/>
-          </w:tcPr>
-          <w:p>
-            <w:pPr>
-              <w:widowControl w:val="0"/>
-              <w:spacing w:before="60" w:after="60"/>
-              <w:jc w:val="left"/>
-              <w:rPr>
-                <w:color w:val="000000"/>
-                <w:sz w:val="20"/>
-                <w:szCs w:val="20"/>
-                <w:lang w:val="en-GB"/>
-              </w:rPr>
-            </w:pPr>
-          </w:p>
-        </w:tc>
-        <w:tc>
-          <w:tcPr>
-            <w:tcW w:w="2839" w:type="dxa"/>
-            <w:tcBorders>
-              <w:top w:val="single" w:sz="12" w:space="0" w:color="BFBFBF"/>
-              <w:left w:val="single" w:sz="12" w:space="0" w:color="BFBFBF"/>
-              <w:bottom w:val="single" w:sz="12" w:space="0" w:color="BFBFBF"/>
-              <w:right w:val="single" w:sz="12" w:space="0" w:color="BFBFBF"/>
-            </w:tcBorders>
-            <w:vAlign w:val="center"/>
-          </w:tcPr>
-          <w:p>
-            <w:pPr>
-              <w:widowControl w:val="0"/>
-              <w:spacing w:before="60" w:after="60"/>
-              <w:jc w:val="left"/>
-              <w:rPr>
-                <w:color w:val="000000"/>
-                <w:sz w:val="20"/>
-                <w:szCs w:val="20"/>
-                <w:lang w:val="en-GB"/>
-              </w:rPr>
-            </w:pPr>
-          </w:p>
-        </w:tc>
-        <w:tc>
-          <w:tcPr>
-            <w:tcW w:w="1412" w:type="dxa"/>
-            <w:tcBorders>
-              <w:top w:val="single" w:sz="12" w:space="0" w:color="BFBFBF"/>
-              <w:left w:val="single" w:sz="12" w:space="0" w:color="BFBFBF"/>
-              <w:bottom w:val="single" w:sz="12" w:space="0" w:color="BFBFBF"/>
-              <w:right w:val="single" w:sz="12" w:space="0" w:color="BFBFBF"/>
-            </w:tcBorders>
-            <w:vAlign w:val="center"/>
-          </w:tcPr>
-          <w:p>
-            <w:pPr>
-              <w:widowControl w:val="0"/>
-              <w:spacing w:before="60" w:after="60"/>
-              <w:jc w:val="center"/>
-              <w:rPr>
-                <w:color w:val="000000"/>
-                <w:sz w:val="20"/>
-                <w:szCs w:val="20"/>
-                <w:lang w:val="en-GB"/>
-              </w:rPr>
-            </w:pPr>
-          </w:p>
-        </w:tc>
-      </w:tr>
-      <w:tr>
-        <w:tc>
-          <w:tcPr>
-            <w:tcW w:w="2113" w:type="dxa"/>
-            <w:tcBorders>
-              <w:top w:val="single" w:sz="12" w:space="0" w:color="BFBFBF"/>
-              <w:left w:val="single" w:sz="12" w:space="0" w:color="BFBFBF"/>
-              <w:bottom w:val="single" w:sz="12" w:space="0" w:color="BFBFBF"/>
-              <w:right w:val="single" w:sz="12" w:space="0" w:color="BFBFBF"/>
-            </w:tcBorders>
-            <w:vAlign w:val="center"/>
-          </w:tcPr>
-          <w:p>
-            <w:pPr>
-              <w:widowControl w:val="0"/>
-              <w:spacing w:before="60" w:after="60"/>
-              <w:jc w:val="left"/>
-              <w:rPr>
-                <w:color w:val="000000"/>
-              </w:rPr>
-            </w:pPr>
-            <w:r>
-              <w:rPr>
-                <w:color w:val="000000"/>
-                <w:sz w:val="20"/>
-                <w:szCs w:val="20"/>
-              </w:rPr>
-              <w:t>Approved by:</w:t>
-            </w:r>
-          </w:p>
-        </w:tc>
-        <w:tc>
-          <w:tcPr>
-            <w:tcW w:w="2835" w:type="dxa"/>
-            <w:tcBorders>
-              <w:top w:val="single" w:sz="12" w:space="0" w:color="BFBFBF"/>
-              <w:left w:val="single" w:sz="12" w:space="0" w:color="BFBFBF"/>
-              <w:bottom w:val="single" w:sz="12" w:space="0" w:color="BFBFBF"/>
-              <w:right w:val="single" w:sz="12" w:space="0" w:color="BFBFBF"/>
-            </w:tcBorders>
-            <w:vAlign w:val="center"/>
-          </w:tcPr>
-          <w:p>
-            <w:pPr>
-              <w:widowControl w:val="0"/>
-              <w:spacing w:before="60" w:after="60"/>
-              <w:jc w:val="left"/>
-              <w:rPr>
-                <w:color w:val="000000"/>
-                <w:sz w:val="20"/>
-                <w:szCs w:val="20"/>
-                <w:lang w:val="en-GB"/>
-              </w:rPr>
-            </w:pPr>
-          </w:p>
-        </w:tc>
-        <w:tc>
-          <w:tcPr>
-            <w:tcW w:w="2839" w:type="dxa"/>
-            <w:tcBorders>
-              <w:top w:val="single" w:sz="12" w:space="0" w:color="BFBFBF"/>
-              <w:left w:val="single" w:sz="12" w:space="0" w:color="BFBFBF"/>
-              <w:bottom w:val="single" w:sz="12" w:space="0" w:color="BFBFBF"/>
-              <w:right w:val="single" w:sz="12" w:space="0" w:color="BFBFBF"/>
-            </w:tcBorders>
-            <w:vAlign w:val="center"/>
-          </w:tcPr>
-          <w:p>
-            <w:pPr>
-              <w:widowControl w:val="0"/>
-              <w:spacing w:before="60" w:after="60"/>
-              <w:jc w:val="left"/>
-              <w:rPr>
-                <w:color w:val="000000"/>
-                <w:sz w:val="20"/>
-                <w:szCs w:val="20"/>
-                <w:lang w:val="en-GB"/>
-              </w:rPr>
-            </w:pPr>
-          </w:p>
-        </w:tc>
-        <w:tc>
-          <w:tcPr>
-            <w:tcW w:w="1412" w:type="dxa"/>
-            <w:tcBorders>
-              <w:top w:val="single" w:sz="12" w:space="0" w:color="BFBFBF"/>
-              <w:left w:val="single" w:sz="12" w:space="0" w:color="BFBFBF"/>
-              <w:bottom w:val="single" w:sz="12" w:space="0" w:color="BFBFBF"/>
-              <w:right w:val="single" w:sz="12" w:space="0" w:color="BFBFBF"/>
-            </w:tcBorders>
-            <w:vAlign w:val="center"/>
-          </w:tcPr>
-          <w:p>
-            <w:pPr>
-              <w:widowControl w:val="0"/>
-              <w:spacing w:before="60" w:after="60"/>
-              <w:jc w:val="center"/>
-              <w:rPr>
-                <w:color w:val="000000"/>
-                <w:sz w:val="20"/>
-                <w:szCs w:val="20"/>
-                <w:lang w:val="en-GB"/>
-              </w:rPr>
-            </w:pPr>
-            <w:bookmarkStart w:id="2" w:name="_Hlk1237225941"/>
-            <w:bookmarkEnd w:id="2"/>
-          </w:p>
-        </w:tc>
-      </w:tr>
-    </w:tbl>
-    <w:p>
-      <w:pPr>
-        <w:spacing w:before="240"/>
-        <w:rPr>
-          <w:b/>
-          <w:bCs/>
-        </w:rPr>
-      </w:pPr>
-      <w:r>
-        <w:rPr>
-          <w:b/>
-          <w:bCs/>
-        </w:rPr>
-        <w:t>DOCUMENT LOG</w:t>
-      </w:r>
-    </w:p>
-    <w:tbl>
-      <w:tblPr>
-        <w:tblW w:w="9184" w:type="dxa"/>
-        <w:tblBorders>
-          <w:top w:val="single" w:sz="12" w:space="0" w:color="BFBFBF"/>
-          <w:left w:val="single" w:sz="12" w:space="0" w:color="BFBFBF"/>
-          <w:bottom w:val="single" w:sz="12" w:space="0" w:color="BFBFBF"/>
-          <w:right w:val="single" w:sz="12" w:space="0" w:color="BFBFBF"/>
-          <w:insideH w:val="single" w:sz="12" w:space="0" w:color="BFBFBF"/>
-          <w:insideV w:val="single" w:sz="12" w:space="0" w:color="BFBFBF"/>
-        </w:tblBorders>
-        <w:tblLayout w:type="fixed"/>
-        <w:tblLook w:val="0400" w:firstRow="0" w:lastRow="0" w:firstColumn="0" w:lastColumn="0" w:noHBand="0" w:noVBand="1"/>
-      </w:tblPr>
-      <w:tblGrid>
-        <w:gridCol w:w="1134"/>
-        <w:gridCol w:w="1545"/>
-        <w:gridCol w:w="3670"/>
-        <w:gridCol w:w="2835"/>
-      </w:tblGrid>
-      <w:tr>
-        <w:tc>
-          <w:tcPr>
-            <w:tcW w:w="1134" w:type="dxa"/>
-            <w:tcBorders>
-              <w:bottom w:val="single" w:sz="12" w:space="0" w:color="006AAB"/>
-            </w:tcBorders>
-            <w:vAlign w:val="center"/>
-          </w:tcPr>
-          <w:p>
-            <w:pPr>
-              <w:spacing w:before="60" w:after="60"/>
-              <w:jc w:val="center"/>
-              <w:rPr>
-                <w:b/>
-                <w:color w:val="000000" w:themeColor="text1"/>
-                <w:sz w:val="20"/>
-                <w:szCs w:val="20"/>
-                <w:lang w:val="en-GB"/>
-              </w:rPr>
-            </w:pPr>
-            <w:r>
-              <w:rPr>
-                <w:b/>
-                <w:color w:val="000000" w:themeColor="text1"/>
-                <w:sz w:val="20"/>
-                <w:szCs w:val="20"/>
-                <w:lang w:val="en-GB"/>
-              </w:rPr>
-              <w:t>Issue</w:t>
-            </w:r>
-          </w:p>
-        </w:tc>
-        <w:tc>
-          <w:tcPr>
-            <w:tcW w:w="1545" w:type="dxa"/>
-            <w:tcBorders>
-              <w:bottom w:val="single" w:sz="12" w:space="0" w:color="006AAB"/>
-            </w:tcBorders>
-            <w:vAlign w:val="center"/>
-          </w:tcPr>
-          <w:p>
-            <w:pPr>
-              <w:spacing w:before="60" w:after="60"/>
-              <w:jc w:val="center"/>
-              <w:rPr>
-                <w:b/>
-                <w:color w:val="000000" w:themeColor="text1"/>
-                <w:sz w:val="20"/>
-                <w:szCs w:val="20"/>
-                <w:lang w:val="en-GB"/>
-              </w:rPr>
-            </w:pPr>
-            <w:r>
-              <w:rPr>
-                <w:b/>
-                <w:color w:val="000000" w:themeColor="text1"/>
-                <w:sz w:val="20"/>
-                <w:szCs w:val="20"/>
-                <w:lang w:val="en-GB"/>
-              </w:rPr>
-              <w:t>Date</w:t>
-            </w:r>
-          </w:p>
-        </w:tc>
-        <w:tc>
-          <w:tcPr>
-            <w:tcW w:w="3670" w:type="dxa"/>
-            <w:tcBorders>
-              <w:bottom w:val="single" w:sz="12" w:space="0" w:color="006AAB"/>
-            </w:tcBorders>
-            <w:vAlign w:val="center"/>
-          </w:tcPr>
-          <w:p>
-            <w:pPr>
-              <w:spacing w:before="60" w:after="60"/>
-              <w:jc w:val="center"/>
-              <w:rPr>
-                <w:b/>
-                <w:color w:val="000000" w:themeColor="text1"/>
-                <w:sz w:val="20"/>
-                <w:szCs w:val="20"/>
-                <w:lang w:val="en-GB"/>
-              </w:rPr>
-            </w:pPr>
-            <w:r>
-              <w:rPr>
-                <w:b/>
-                <w:color w:val="000000" w:themeColor="text1"/>
-                <w:sz w:val="20"/>
-                <w:szCs w:val="20"/>
-                <w:lang w:val="en-GB"/>
-              </w:rPr>
-              <w:t>Comment</w:t>
-            </w:r>
-          </w:p>
-        </w:tc>
-        <w:tc>
-          <w:tcPr>
-            <w:tcW w:w="2835" w:type="dxa"/>
-            <w:tcBorders>
-              <w:bottom w:val="single" w:sz="12" w:space="0" w:color="006AAB"/>
-            </w:tcBorders>
-            <w:vAlign w:val="center"/>
-          </w:tcPr>
-          <w:p>
-            <w:pPr>
-              <w:spacing w:before="60" w:after="60"/>
-              <w:jc w:val="center"/>
-              <w:rPr>
-                <w:b/>
-                <w:color w:val="000000" w:themeColor="text1"/>
-                <w:sz w:val="20"/>
-                <w:szCs w:val="20"/>
-                <w:lang w:val="en-GB"/>
-              </w:rPr>
-            </w:pPr>
-            <w:r>
-              <w:rPr>
-                <w:b/>
-                <w:color w:val="000000" w:themeColor="text1"/>
-                <w:sz w:val="20"/>
-                <w:szCs w:val="20"/>
-                <w:lang w:val="en-GB"/>
-              </w:rPr>
-              <w:t>Author</w:t>
-            </w:r>
-          </w:p>
-        </w:tc>
-      </w:tr>
-      <w:tr>
-        <w:tc>
-          <w:tcPr>
-            <w:tcW w:w="1134" w:type="dxa"/>
-            <w:tcBorders>
-              <w:top w:val="single" w:sz="12" w:space="0" w:color="006AAB"/>
-            </w:tcBorders>
-            <w:vAlign w:val="center"/>
-          </w:tcPr>
-          <w:p>
-            <w:pPr>
-              <w:spacing w:before="60" w:after="60"/>
-              <w:jc w:val="center"/>
-              <w:rPr>
-                <w:color w:val="auto"/>
-                <w:sz w:val="20"/>
-                <w:szCs w:val="20"/>
-              </w:rPr>
-            </w:pPr>
-            <w:r>
-              <w:rPr>
-                <w:color w:val="auto"/>
-                <w:sz w:val="20"/>
-                <w:szCs w:val="20"/>
-              </w:rPr>
-              <w:t>1.0</w:t>
-            </w:r>
-          </w:p>
-        </w:tc>
-        <w:tc>
-          <w:tcPr>
-            <w:tcW w:w="1545" w:type="dxa"/>
-            <w:tcBorders>
-              <w:top w:val="single" w:sz="12" w:space="0" w:color="006AAB"/>
-            </w:tcBorders>
-            <w:vAlign w:val="center"/>
-          </w:tcPr>
-          <w:p>
-            <w:pPr>
-              <w:spacing w:before="60" w:after="60"/>
-              <w:jc w:val="center"/>
-              <w:rPr>
-                <w:color w:val="auto"/>
-                <w:sz w:val="20"/>
-                <w:szCs w:val="20"/>
-              </w:rPr>
-            </w:pPr>
-            <w:r>
-              <w:rPr>
-                <w:color w:val="92D050"/>
-                <w:sz w:val="20"/>
-                <w:szCs w:val="20"/>
-              </w:rPr>
-              <w:t>[dd.mm.yyyy]</w:t>
-            </w:r>
-          </w:p>
-        </w:tc>
-        <w:tc>
-          <w:tcPr>
-            <w:tcW w:w="3670" w:type="dxa"/>
-            <w:tcBorders>
-              <w:top w:val="single" w:sz="12" w:space="0" w:color="006AAB"/>
-            </w:tcBorders>
-            <w:vAlign w:val="center"/>
-          </w:tcPr>
-          <w:p>
-            <w:pPr>
-              <w:spacing w:before="60" w:after="60"/>
-              <w:jc w:val="left"/>
-              <w:rPr>
-                <w:color w:val="auto"/>
-                <w:sz w:val="20"/>
-                <w:szCs w:val="20"/>
-                <w:lang w:val="en-GB"/>
-              </w:rPr>
-            </w:pPr>
-          </w:p>
-        </w:tc>
-        <w:tc>
-          <w:tcPr>
-            <w:tcW w:w="2835" w:type="dxa"/>
-            <w:tcBorders>
-              <w:top w:val="single" w:sz="12" w:space="0" w:color="006AAB"/>
-            </w:tcBorders>
-            <w:vAlign w:val="center"/>
-          </w:tcPr>
-          <w:p>
-            <w:pPr>
-              <w:spacing w:before="60" w:after="60"/>
-              <w:jc w:val="left"/>
-              <w:rPr>
-                <w:color w:val="auto"/>
-                <w:sz w:val="20"/>
-                <w:szCs w:val="20"/>
-                <w:lang w:val="en-GB"/>
-              </w:rPr>
-            </w:pPr>
-          </w:p>
-        </w:tc>
-      </w:tr>
-      <w:tr>
-        <w:tc>
-          <w:tcPr>
-            <w:tcW w:w="1134" w:type="dxa"/>
-            <w:vAlign w:val="center"/>
-          </w:tcPr>
-          <w:p>
-            <w:pPr>
-              <w:spacing w:before="60" w:after="60"/>
-              <w:jc w:val="center"/>
-              <w:rPr>
-                <w:color w:val="auto"/>
-                <w:sz w:val="20"/>
-                <w:szCs w:val="20"/>
-              </w:rPr>
-            </w:pPr>
-          </w:p>
-        </w:tc>
-        <w:tc>
-          <w:tcPr>
-            <w:tcW w:w="1545" w:type="dxa"/>
-            <w:vAlign w:val="center"/>
-          </w:tcPr>
-          <w:p>
-            <w:pPr>
-              <w:spacing w:before="60" w:after="60"/>
-              <w:jc w:val="center"/>
-              <w:rPr>
-                <w:color w:val="auto"/>
-                <w:sz w:val="20"/>
-                <w:szCs w:val="20"/>
-              </w:rPr>
-            </w:pPr>
-          </w:p>
-        </w:tc>
-        <w:tc>
-          <w:tcPr>
-            <w:tcW w:w="3670" w:type="dxa"/>
-            <w:vAlign w:val="center"/>
-          </w:tcPr>
-          <w:p>
-            <w:pPr>
-              <w:spacing w:before="60" w:after="60"/>
-              <w:jc w:val="left"/>
-              <w:rPr>
-                <w:color w:val="auto"/>
-                <w:sz w:val="20"/>
-                <w:szCs w:val="20"/>
-                <w:lang w:val="en-GB"/>
-              </w:rPr>
-            </w:pPr>
-          </w:p>
-        </w:tc>
-        <w:tc>
-          <w:tcPr>
-            <w:tcW w:w="2835" w:type="dxa"/>
-            <w:vAlign w:val="center"/>
-          </w:tcPr>
-          <w:p>
-            <w:pPr>
-              <w:spacing w:before="60" w:after="60"/>
-              <w:jc w:val="left"/>
-              <w:rPr>
-                <w:color w:val="auto"/>
-                <w:sz w:val="20"/>
-                <w:szCs w:val="20"/>
-                <w:lang w:val="en-GB"/>
-              </w:rPr>
-            </w:pPr>
-          </w:p>
-        </w:tc>
-      </w:tr>
-      <w:tr>
-        <w:tc>
-          <w:tcPr>
-            <w:tcW w:w="1134" w:type="dxa"/>
-            <w:vAlign w:val="center"/>
-          </w:tcPr>
-          <w:p>
-            <w:pPr>
-              <w:spacing w:before="60" w:after="60"/>
-              <w:jc w:val="center"/>
-              <w:rPr>
-                <w:color w:val="auto"/>
-                <w:sz w:val="20"/>
-                <w:szCs w:val="20"/>
-                <w:lang w:val="en-GB"/>
-              </w:rPr>
-            </w:pPr>
-          </w:p>
-        </w:tc>
-        <w:tc>
-          <w:tcPr>
-            <w:tcW w:w="1545" w:type="dxa"/>
-            <w:vAlign w:val="center"/>
-          </w:tcPr>
-          <w:p>
-            <w:pPr>
-              <w:spacing w:before="60" w:after="60"/>
-              <w:jc w:val="center"/>
-              <w:rPr>
-                <w:color w:val="000000"/>
-                <w:sz w:val="20"/>
-                <w:szCs w:val="20"/>
-                <w:lang w:val="en-GB"/>
-              </w:rPr>
-            </w:pPr>
-          </w:p>
-        </w:tc>
-        <w:tc>
-          <w:tcPr>
-            <w:tcW w:w="3670" w:type="dxa"/>
-            <w:vAlign w:val="center"/>
-          </w:tcPr>
-          <w:p>
-            <w:pPr>
-              <w:spacing w:before="60" w:after="60"/>
-              <w:jc w:val="left"/>
-              <w:rPr>
-                <w:color w:val="000000"/>
-                <w:sz w:val="20"/>
-                <w:szCs w:val="20"/>
-                <w:lang w:val="en-GB"/>
-              </w:rPr>
-            </w:pPr>
-          </w:p>
-        </w:tc>
-        <w:tc>
-          <w:tcPr>
-            <w:tcW w:w="2835" w:type="dxa"/>
-            <w:vAlign w:val="center"/>
-          </w:tcPr>
-          <w:p>
-            <w:pPr>
-              <w:spacing w:before="60" w:after="60"/>
-              <w:jc w:val="left"/>
-              <w:rPr>
-                <w:color w:val="000000"/>
-                <w:sz w:val="20"/>
-                <w:szCs w:val="20"/>
-                <w:lang w:val="en-GB"/>
-              </w:rPr>
-            </w:pPr>
-          </w:p>
-        </w:tc>
-      </w:tr>
-    </w:tbl>
-    <w:p>
-      <w:pPr>
-        <w:spacing w:before="240"/>
-        <w:rPr>
-          <w:b/>
-          <w:bCs/>
-        </w:rPr>
-      </w:pPr>
-      <w:bookmarkStart w:id="3" w:name="_Hlk123723002"/>
+    </w:p>
+    <w:p>
+      <w:pPr>
+        <w:pStyle w:val="Heading2"/>
+      </w:pPr>
+      <w:bookmarkStart w:id="2" w:name="_Toc123731431"/>
+      <w:bookmarkStart w:id="3" w:name="_Toc109653673"/>
+      <w:bookmarkStart w:id="4" w:name="_Toc156287339"/>
+      <w:r>
+        <w:t>Introduction</w:t>
+      </w:r>
+      <w:bookmarkEnd w:id="2"/>
       <w:bookmarkEnd w:id="3"/>
-      <w:r>
-        <w:rPr>
-          <w:b/>
-          <w:bCs/>
-        </w:rPr>
-        <w:t>TERMINOLOGY</w:t>
-      </w:r>
-    </w:p>
-    <w:p>
-      <w:pPr>
-        <w:spacing w:before="240"/>
-        <w:rPr>
-          <w:b/>
-          <w:bCs/>
-        </w:rPr>
-      </w:pPr>
-    </w:p>
-    <w:tbl>
-      <w:tblPr>
-        <w:tblW w:w="9199" w:type="dxa"/>
-        <w:tblLayout w:type="fixed"/>
-        <w:tblLook w:val="0400" w:firstRow="0" w:lastRow="0" w:firstColumn="0" w:lastColumn="0" w:noHBand="0" w:noVBand="1"/>
-      </w:tblPr>
-      <w:tblGrid>
-        <w:gridCol w:w="2112"/>
-        <w:gridCol w:w="7087"/>
-      </w:tblGrid>
-      <w:tr>
-        <w:tc>
-          <w:tcPr>
-            <w:tcW w:w="2112" w:type="dxa"/>
-            <w:tcBorders>
-              <w:top w:val="single" w:sz="12" w:space="0" w:color="BFBFBF"/>
-              <w:left w:val="single" w:sz="12" w:space="0" w:color="BFBFBF"/>
-              <w:bottom w:val="single" w:sz="12" w:space="0" w:color="006AAB"/>
-              <w:right w:val="single" w:sz="12" w:space="0" w:color="BFBFBF"/>
-            </w:tcBorders>
-            <w:vAlign w:val="center"/>
-          </w:tcPr>
-          <w:p>
-            <w:pPr>
-              <w:widowControl w:val="0"/>
-              <w:spacing w:before="60" w:after="60"/>
-              <w:jc w:val="center"/>
-              <w:rPr>
-                <w:color w:val="000000"/>
-              </w:rPr>
-            </w:pPr>
-            <w:r>
-              <w:rPr>
-                <w:b/>
-                <w:color w:val="000000"/>
-                <w:sz w:val="20"/>
-                <w:szCs w:val="20"/>
-                <w:lang w:val="en-GB"/>
-              </w:rPr>
-              <w:t>Acronym</w:t>
-            </w:r>
-          </w:p>
-        </w:tc>
-        <w:tc>
-          <w:tcPr>
-            <w:tcW w:w="7087" w:type="dxa"/>
-            <w:tcBorders>
-              <w:top w:val="single" w:sz="12" w:space="0" w:color="BFBFBF"/>
-              <w:left w:val="single" w:sz="12" w:space="0" w:color="BFBFBF"/>
-              <w:bottom w:val="single" w:sz="12" w:space="0" w:color="006AAB"/>
-              <w:right w:val="single" w:sz="12" w:space="0" w:color="BFBFBF"/>
-            </w:tcBorders>
-            <w:vAlign w:val="center"/>
-          </w:tcPr>
-          <w:p>
-            <w:pPr>
-              <w:widowControl w:val="0"/>
-              <w:spacing w:before="60" w:after="60"/>
-              <w:jc w:val="center"/>
-              <w:rPr>
-                <w:color w:val="000000"/>
-              </w:rPr>
-            </w:pPr>
-            <w:r>
-              <w:rPr>
-                <w:b/>
-                <w:color w:val="000000"/>
-                <w:sz w:val="20"/>
-                <w:szCs w:val="20"/>
-                <w:lang w:val="en-GB"/>
-              </w:rPr>
-              <w:t>Definition</w:t>
-            </w:r>
-          </w:p>
-        </w:tc>
-      </w:tr>
-      <w:tr>
-        <w:tc>
-          <w:tcPr>
-            <w:tcW w:w="2112" w:type="dxa"/>
-            <w:tcBorders>
-              <w:top w:val="single" w:sz="12" w:space="0" w:color="BFBFBF"/>
-              <w:left w:val="single" w:sz="12" w:space="0" w:color="BFBFBF"/>
-              <w:bottom w:val="single" w:sz="12" w:space="0" w:color="BFBFBF"/>
-              <w:right w:val="single" w:sz="12" w:space="0" w:color="BFBFBF"/>
-            </w:tcBorders>
-          </w:tcPr>
-          <w:p>
-            <w:pPr>
-              <w:widowControl w:val="0"/>
-              <w:spacing w:before="60" w:after="60"/>
-              <w:ind w:right="-106"/>
-              <w:jc w:val="left"/>
-              <w:rPr>
-                <w:color w:val="auto"/>
-                <w:sz w:val="20"/>
-                <w:szCs w:val="20"/>
-                <w:lang w:val="en-GB"/>
-              </w:rPr>
-            </w:pPr>
-            <w:r>
-              <w:t>DMP</w:t>
-            </w:r>
-          </w:p>
-        </w:tc>
-        <w:tc>
-          <w:tcPr>
-            <w:tcW w:w="7087" w:type="dxa"/>
-            <w:tcBorders>
-              <w:top w:val="single" w:sz="12" w:space="0" w:color="BFBFBF"/>
-              <w:left w:val="single" w:sz="12" w:space="0" w:color="BFBFBF"/>
-              <w:bottom w:val="single" w:sz="12" w:space="0" w:color="BFBFBF"/>
-              <w:right w:val="single" w:sz="12" w:space="0" w:color="BFBFBF"/>
-            </w:tcBorders>
-          </w:tcPr>
-          <w:p>
-            <w:pPr>
-              <w:widowControl w:val="0"/>
-              <w:spacing w:before="60" w:after="60"/>
-              <w:ind w:right="-106"/>
-              <w:jc w:val="left"/>
-              <w:rPr>
-                <w:color w:val="auto"/>
-                <w:sz w:val="20"/>
-                <w:szCs w:val="20"/>
-                <w:lang w:val="en-GB"/>
-              </w:rPr>
-            </w:pPr>
-            <w:r>
-              <w:t>Data Management Plan</w:t>
-            </w:r>
-          </w:p>
-        </w:tc>
-      </w:tr>
-      <w:tr>
-        <w:tc>
-          <w:tcPr>
-            <w:tcW w:w="2112" w:type="dxa"/>
-            <w:tcBorders>
-              <w:top w:val="single" w:sz="12" w:space="0" w:color="BFBFBF"/>
-              <w:left w:val="single" w:sz="12" w:space="0" w:color="BFBFBF"/>
-              <w:bottom w:val="single" w:sz="12" w:space="0" w:color="BFBFBF"/>
-              <w:right w:val="single" w:sz="12" w:space="0" w:color="BFBFBF"/>
-            </w:tcBorders>
-          </w:tcPr>
-          <w:p>
-            <w:pPr>
-              <w:widowControl w:val="0"/>
-              <w:spacing w:before="60" w:after="60"/>
-              <w:jc w:val="left"/>
-              <w:rPr>
-                <w:color w:val="auto"/>
-                <w:sz w:val="20"/>
-                <w:szCs w:val="20"/>
-                <w:lang w:val="en-GB"/>
-              </w:rPr>
-            </w:pPr>
-            <w:r>
-              <w:t>CSV</w:t>
-            </w:r>
-          </w:p>
-        </w:tc>
-        <w:tc>
-          <w:tcPr>
-            <w:tcW w:w="7087" w:type="dxa"/>
-            <w:tcBorders>
-              <w:top w:val="single" w:sz="12" w:space="0" w:color="BFBFBF"/>
-              <w:left w:val="single" w:sz="12" w:space="0" w:color="BFBFBF"/>
-              <w:bottom w:val="single" w:sz="12" w:space="0" w:color="BFBFBF"/>
-              <w:right w:val="single" w:sz="12" w:space="0" w:color="BFBFBF"/>
-            </w:tcBorders>
-          </w:tcPr>
-          <w:p>
-            <w:pPr>
-              <w:widowControl w:val="0"/>
-              <w:spacing w:before="60" w:after="60"/>
-              <w:jc w:val="left"/>
-              <w:rPr>
-                <w:color w:val="auto"/>
-                <w:sz w:val="20"/>
-                <w:szCs w:val="20"/>
-                <w:lang w:val="en-GB"/>
-              </w:rPr>
-            </w:pPr>
-            <w:r>
-              <w:t>Comma Separated Values</w:t>
-            </w:r>
-          </w:p>
-        </w:tc>
-      </w:tr>
-      <w:tr>
-        <w:tc>
-          <w:tcPr>
-            <w:tcW w:w="2112" w:type="dxa"/>
-            <w:tcBorders>
-              <w:top w:val="single" w:sz="12" w:space="0" w:color="BFBFBF"/>
-              <w:left w:val="single" w:sz="12" w:space="0" w:color="BFBFBF"/>
-              <w:bottom w:val="single" w:sz="12" w:space="0" w:color="BFBFBF"/>
-              <w:right w:val="single" w:sz="12" w:space="0" w:color="BFBFBF"/>
-            </w:tcBorders>
-          </w:tcPr>
-          <w:p>
-            <w:pPr>
-              <w:widowControl w:val="0"/>
-              <w:spacing w:before="60" w:after="60"/>
-              <w:jc w:val="left"/>
-              <w:rPr>
-                <w:color w:val="000000"/>
-                <w:sz w:val="20"/>
-                <w:szCs w:val="20"/>
-                <w:lang w:val="en-GB"/>
-              </w:rPr>
-            </w:pPr>
-            <w:r>
-              <w:t>FAIR</w:t>
-            </w:r>
-          </w:p>
-        </w:tc>
-        <w:tc>
-          <w:tcPr>
-            <w:tcW w:w="7087" w:type="dxa"/>
-            <w:tcBorders>
-              <w:top w:val="single" w:sz="12" w:space="0" w:color="BFBFBF"/>
-              <w:left w:val="single" w:sz="12" w:space="0" w:color="BFBFBF"/>
-              <w:bottom w:val="single" w:sz="12" w:space="0" w:color="BFBFBF"/>
-              <w:right w:val="single" w:sz="12" w:space="0" w:color="BFBFBF"/>
-            </w:tcBorders>
-          </w:tcPr>
-          <w:p>
-            <w:pPr>
-              <w:widowControl w:val="0"/>
-              <w:spacing w:before="60" w:after="60"/>
-              <w:jc w:val="left"/>
-              <w:rPr>
-                <w:color w:val="000000"/>
-                <w:sz w:val="20"/>
-                <w:szCs w:val="20"/>
-                <w:lang w:val="en-GB"/>
-              </w:rPr>
-            </w:pPr>
-            <w:r>
-              <w:t>FAIR-Principles: Findable, Accessible, Interoperable, and Reusable</w:t>
-            </w:r>
-          </w:p>
-        </w:tc>
-      </w:tr>
-      <w:tr>
-        <w:tc>
-          <w:tcPr>
-            <w:tcW w:w="2112" w:type="dxa"/>
-            <w:tcBorders>
-              <w:top w:val="single" w:sz="12" w:space="0" w:color="BFBFBF"/>
-              <w:left w:val="single" w:sz="12" w:space="0" w:color="BFBFBF"/>
-              <w:bottom w:val="single" w:sz="12" w:space="0" w:color="BFBFBF"/>
-              <w:right w:val="single" w:sz="12" w:space="0" w:color="BFBFBF"/>
-            </w:tcBorders>
-          </w:tcPr>
-          <w:p>
-            <w:pPr>
-              <w:widowControl w:val="0"/>
-              <w:spacing w:before="60" w:after="60"/>
-              <w:jc w:val="left"/>
-            </w:pPr>
-            <w:r>
-              <w:t>MB</w:t>
-            </w:r>
-          </w:p>
-        </w:tc>
-        <w:tc>
-          <w:tcPr>
-            <w:tcW w:w="7087" w:type="dxa"/>
-            <w:tcBorders>
-              <w:top w:val="single" w:sz="12" w:space="0" w:color="BFBFBF"/>
-              <w:left w:val="single" w:sz="12" w:space="0" w:color="BFBFBF"/>
-              <w:bottom w:val="single" w:sz="12" w:space="0" w:color="BFBFBF"/>
-              <w:right w:val="single" w:sz="12" w:space="0" w:color="BFBFBF"/>
-            </w:tcBorders>
-          </w:tcPr>
-          <w:p>
-            <w:pPr>
-              <w:widowControl w:val="0"/>
-              <w:spacing w:before="60" w:after="60"/>
-              <w:jc w:val="left"/>
-            </w:pPr>
-            <w:r>
-              <w:t>Megabyte</w:t>
-            </w:r>
-          </w:p>
-        </w:tc>
-      </w:tr>
-      <w:tr>
-        <w:tc>
-          <w:tcPr>
-            <w:tcW w:w="2112" w:type="dxa"/>
-            <w:tcBorders>
-              <w:top w:val="single" w:sz="12" w:space="0" w:color="BFBFBF"/>
-              <w:left w:val="single" w:sz="12" w:space="0" w:color="BFBFBF"/>
-              <w:bottom w:val="single" w:sz="12" w:space="0" w:color="BFBFBF"/>
-              <w:right w:val="single" w:sz="12" w:space="0" w:color="BFBFBF"/>
-            </w:tcBorders>
-          </w:tcPr>
-          <w:p>
-            <w:pPr>
-              <w:widowControl w:val="0"/>
-              <w:spacing w:before="60" w:after="60"/>
-              <w:jc w:val="left"/>
-            </w:pPr>
-            <w:r>
-              <w:t>PDF</w:t>
-            </w:r>
-          </w:p>
-        </w:tc>
-        <w:tc>
-          <w:tcPr>
-            <w:tcW w:w="7087" w:type="dxa"/>
-            <w:tcBorders>
-              <w:top w:val="single" w:sz="12" w:space="0" w:color="BFBFBF"/>
-              <w:left w:val="single" w:sz="12" w:space="0" w:color="BFBFBF"/>
-              <w:bottom w:val="single" w:sz="12" w:space="0" w:color="BFBFBF"/>
-              <w:right w:val="single" w:sz="12" w:space="0" w:color="BFBFBF"/>
-            </w:tcBorders>
-          </w:tcPr>
-          <w:p>
-            <w:pPr>
-              <w:widowControl w:val="0"/>
-              <w:spacing w:before="60" w:after="60"/>
-              <w:jc w:val="left"/>
-            </w:pPr>
-            <w:r>
-              <w:t xml:space="preserve">Portable Document Format </w:t>
-            </w:r>
-          </w:p>
-        </w:tc>
-      </w:tr>
-      <w:tr>
-        <w:tc>
-          <w:tcPr>
-            <w:tcW w:w="2112" w:type="dxa"/>
-            <w:tcBorders>
-              <w:top w:val="single" w:sz="12" w:space="0" w:color="BFBFBF"/>
-              <w:left w:val="single" w:sz="12" w:space="0" w:color="BFBFBF"/>
-              <w:bottom w:val="single" w:sz="12" w:space="0" w:color="BFBFBF"/>
-              <w:right w:val="single" w:sz="12" w:space="0" w:color="BFBFBF"/>
-            </w:tcBorders>
-          </w:tcPr>
-          <w:p>
-            <w:pPr>
-              <w:widowControl w:val="0"/>
-              <w:spacing w:before="60" w:after="60"/>
-              <w:jc w:val="left"/>
-            </w:pPr>
-            <w:r>
-              <w:t>WP</w:t>
-            </w:r>
-          </w:p>
-        </w:tc>
-        <w:tc>
-          <w:tcPr>
-            <w:tcW w:w="7087" w:type="dxa"/>
-            <w:tcBorders>
-              <w:top w:val="single" w:sz="12" w:space="0" w:color="BFBFBF"/>
-              <w:left w:val="single" w:sz="12" w:space="0" w:color="BFBFBF"/>
-              <w:bottom w:val="single" w:sz="12" w:space="0" w:color="BFBFBF"/>
-              <w:right w:val="single" w:sz="12" w:space="0" w:color="BFBFBF"/>
-            </w:tcBorders>
-          </w:tcPr>
-          <w:p>
-            <w:pPr>
-              <w:widowControl w:val="0"/>
-              <w:spacing w:before="60" w:after="60"/>
-              <w:jc w:val="left"/>
-            </w:pPr>
-            <w:r>
-              <w:t>Work Package</w:t>
-            </w:r>
-          </w:p>
-        </w:tc>
-      </w:tr>
-    </w:tbl>
-    <w:p/>
-    <w:p/>
-    <w:p>
-      <w:pPr>
-        <w:pBdr>
-          <w:top w:val="none" w:sz="0" w:space="0" w:color="000000"/>
-          <w:left w:val="none" w:sz="0" w:space="0" w:color="000000"/>
-          <w:bottom w:val="none" w:sz="0" w:space="0" w:color="000000"/>
-          <w:right w:val="none" w:sz="0" w:space="0" w:color="000000"/>
-          <w:between w:val="none" w:sz="0" w:space="0" w:color="000000"/>
-        </w:pBdr>
-        <w:jc w:val="left"/>
-        <w:rPr>
-          <w:b/>
-          <w:bCs/>
-          <w:lang w:val="en-GB"/>
-        </w:rPr>
-      </w:pPr>
-      <w:r>
-        <w:rPr>
-          <w:b/>
-          <w:bCs/>
-          <w:lang w:val="en-GB"/>
-        </w:rPr>
-        <w:t>CONTRIBUTORS</w:t>
-      </w:r>
-    </w:p>
-    <w:tbl>
-      <w:tblPr>
-        <w:tblW w:w="9199" w:type="dxa"/>
-        <w:tblLayout w:type="fixed"/>
-        <w:tblLook w:val="0400" w:firstRow="0" w:lastRow="0" w:firstColumn="0" w:lastColumn="0" w:noHBand="0" w:noVBand="1"/>
-      </w:tblPr>
-      <w:tblGrid>
-        <w:gridCol w:w="2505"/>
-        <w:gridCol w:w="6694"/>
-      </w:tblGrid>
-      <w:tr>
-        <w:tc>
-          <w:tcPr>
-            <w:tcW w:w="2505" w:type="dxa"/>
-            <w:tcBorders>
-              <w:top w:val="single" w:sz="12" w:space="0" w:color="BFBFBF"/>
-              <w:left w:val="single" w:sz="12" w:space="0" w:color="BFBFBF"/>
-              <w:bottom w:val="single" w:sz="12" w:space="0" w:color="006AAB"/>
-              <w:right w:val="single" w:sz="12" w:space="0" w:color="BFBFBF"/>
-            </w:tcBorders>
-            <w:vAlign w:val="center"/>
-          </w:tcPr>
-          <w:p>
-            <w:pPr>
-              <w:widowControl w:val="0"/>
-              <w:spacing w:before="60" w:after="60"/>
-              <w:jc w:val="center"/>
-              <w:rPr>
-                <w:color w:val="000000"/>
-              </w:rPr>
-            </w:pPr>
-            <w:r>
-              <w:rPr>
-                <w:b/>
-                <w:color w:val="000000"/>
-                <w:sz w:val="20"/>
-                <w:szCs w:val="20"/>
-                <w:lang w:val="en-GB"/>
-              </w:rPr>
-              <w:t>Role</w:t>
-            </w:r>
-          </w:p>
-        </w:tc>
-        <w:tc>
-          <w:tcPr>
-            <w:tcW w:w="6694" w:type="dxa"/>
-            <w:tcBorders>
-              <w:top w:val="single" w:sz="12" w:space="0" w:color="BFBFBF"/>
-              <w:left w:val="single" w:sz="12" w:space="0" w:color="BFBFBF"/>
-              <w:bottom w:val="single" w:sz="12" w:space="0" w:color="006AAB"/>
-              <w:right w:val="single" w:sz="12" w:space="0" w:color="BFBFBF"/>
-            </w:tcBorders>
-            <w:vAlign w:val="center"/>
-          </w:tcPr>
-          <w:p>
-            <w:pPr>
-              <w:widowControl w:val="0"/>
-              <w:spacing w:before="60" w:after="60"/>
-              <w:jc w:val="center"/>
-              <w:rPr>
-                <w:color w:val="000000"/>
-              </w:rPr>
-            </w:pPr>
-            <w:r>
-              <w:rPr>
-                <w:b/>
-                <w:color w:val="000000"/>
-                <w:sz w:val="20"/>
-                <w:szCs w:val="20"/>
-                <w:lang w:val="en-GB"/>
-              </w:rPr>
-              <w:t>Persons</w:t>
-            </w:r>
-          </w:p>
-        </w:tc>
-      </w:tr>
-      <w:tr>
-        <w:tc>
-          <w:tcPr>
-            <w:tcW w:w="2505" w:type="dxa"/>
-            <w:tcBorders>
-              <w:top w:val="single" w:sz="12" w:space="0" w:color="BFBFBF"/>
-              <w:left w:val="single" w:sz="12" w:space="0" w:color="BFBFBF"/>
-              <w:bottom w:val="single" w:sz="12" w:space="0" w:color="BFBFBF"/>
-              <w:right w:val="single" w:sz="12" w:space="0" w:color="BFBFBF"/>
-            </w:tcBorders>
-          </w:tcPr>
-          <w:p>
-            <w:pPr>
-              <w:widowControl w:val="0"/>
-              <w:spacing w:before="60" w:after="60"/>
-              <w:ind w:right="-106"/>
-              <w:jc w:val="left"/>
-              <w:rPr>
-                <w:color w:val="auto"/>
-                <w:sz w:val="20"/>
-                <w:szCs w:val="20"/>
-                <w:lang w:val="en-GB"/>
-              </w:rPr>
-            </w:pPr>
-            <w:r>
-              <w:rPr>
-                <w:bCs/>
-                <w:color w:val="auto"/>
-                <w:sz w:val="20"/>
-                <w:szCs w:val="20"/>
-                <w:lang w:val="en-GB"/>
-              </w:rPr>
-              <w:t>Project Coordinator</w:t>
-            </w:r>
-            <w:r>
-              <w:rPr>
-                <w:bCs/>
-                <w:color w:val="auto"/>
-                <w:sz w:val="20"/>
-                <w:szCs w:val="20"/>
-                <w:lang w:val="en-GB"/>
-              </w:rPr>
-              <w:br/>
-              <w:t>Principal Investigator</w:t>
-            </w:r>
-          </w:p>
-        </w:tc>
-        <w:tc>
-          <w:tcPr>
-            <w:tcW w:w="6694" w:type="dxa"/>
-            <w:tcBorders>
-              <w:top w:val="single" w:sz="12" w:space="0" w:color="BFBFBF"/>
-              <w:left w:val="single" w:sz="12" w:space="0" w:color="BFBFBF"/>
-              <w:bottom w:val="single" w:sz="12" w:space="0" w:color="BFBFBF"/>
-              <w:right w:val="single" w:sz="12" w:space="0" w:color="BFBFBF"/>
-            </w:tcBorders>
-          </w:tcPr>
-          <w:p>
-            <w:pPr>
-              <w:widowControl w:val="0"/>
-              <w:spacing w:before="60" w:after="60"/>
-              <w:ind w:right="-106"/>
-              <w:jc w:val="left"/>
-              <w:rPr>
-                <w:color w:val="auto"/>
-                <w:sz w:val="20"/>
-                <w:szCs w:val="20"/>
-                <w:lang w:val="en-GB"/>
-              </w:rPr>
-            </w:pPr>
-          </w:p>
-        </w:tc>
-      </w:tr>
-      <w:tr>
-        <w:tc>
-          <w:tcPr>
-            <w:tcW w:w="2505" w:type="dxa"/>
-            <w:tcBorders>
-              <w:top w:val="single" w:sz="12" w:space="0" w:color="BFBFBF"/>
-              <w:left w:val="single" w:sz="12" w:space="0" w:color="BFBFBF"/>
-              <w:bottom w:val="single" w:sz="12" w:space="0" w:color="BFBFBF"/>
-              <w:right w:val="single" w:sz="12" w:space="0" w:color="BFBFBF"/>
-            </w:tcBorders>
-          </w:tcPr>
-          <w:p>
-            <w:pPr>
-              <w:widowControl w:val="0"/>
-              <w:spacing w:before="60" w:after="60"/>
-              <w:jc w:val="left"/>
-              <w:rPr>
-                <w:color w:val="auto"/>
-                <w:sz w:val="20"/>
-                <w:szCs w:val="20"/>
-                <w:lang w:val="en-GB"/>
-              </w:rPr>
-            </w:pPr>
-            <w:r>
-              <w:rPr>
-                <w:color w:val="auto"/>
-                <w:sz w:val="20"/>
-                <w:szCs w:val="20"/>
-                <w:lang w:val="en-GB"/>
-              </w:rPr>
-              <w:t>Contact person (responsible for data management and DMP)</w:t>
-            </w:r>
-          </w:p>
-        </w:tc>
-        <w:tc>
-          <w:tcPr>
-            <w:tcW w:w="6694" w:type="dxa"/>
-            <w:tcBorders>
-              <w:top w:val="single" w:sz="12" w:space="0" w:color="BFBFBF"/>
-              <w:left w:val="single" w:sz="12" w:space="0" w:color="BFBFBF"/>
-              <w:bottom w:val="single" w:sz="12" w:space="0" w:color="BFBFBF"/>
-              <w:right w:val="single" w:sz="12" w:space="0" w:color="BFBFBF"/>
-            </w:tcBorders>
-          </w:tcPr>
-          <w:p>
-            <w:pPr>
-              <w:widowControl w:val="0"/>
-              <w:spacing w:before="60" w:after="60"/>
-              <w:jc w:val="left"/>
-              <w:rPr>
-                <w:color w:val="auto"/>
-                <w:sz w:val="20"/>
-                <w:szCs w:val="20"/>
-                <w:lang w:val="en-GB"/>
-              </w:rPr>
-            </w:pPr>
-            <w:r>
-              <w:rPr>
-                <w:color w:val="auto"/>
-                <w:sz w:val="20"/>
-                <w:szCs w:val="20"/>
-                <w:lang w:val="en-GB"/>
-              </w:rPr>
-              <w:t>Anxhela Sulmina, ORCID: 0009-0008-9371-0488, TU Wien</w:t>
-            </w:r>
-          </w:p>
-        </w:tc>
-      </w:tr>
-      <w:tr>
-        <w:tc>
-          <w:tcPr>
-            <w:tcW w:w="2505" w:type="dxa"/>
-            <w:tcBorders>
-              <w:top w:val="single" w:sz="12" w:space="0" w:color="BFBFBF"/>
-              <w:left w:val="single" w:sz="12" w:space="0" w:color="BFBFBF"/>
-              <w:bottom w:val="single" w:sz="12" w:space="0" w:color="BFBFBF"/>
-              <w:right w:val="single" w:sz="12" w:space="0" w:color="BFBFBF"/>
-            </w:tcBorders>
-          </w:tcPr>
-          <w:p>
-            <w:pPr>
-              <w:widowControl w:val="0"/>
-              <w:spacing w:before="60" w:after="60"/>
-              <w:jc w:val="left"/>
-              <w:rPr>
-                <w:color w:val="auto"/>
-                <w:sz w:val="20"/>
-                <w:szCs w:val="20"/>
-                <w:lang w:val="en-GB"/>
-              </w:rPr>
-            </w:pPr>
-            <w:r>
-              <w:rPr>
-                <w:color w:val="auto"/>
-                <w:sz w:val="20"/>
-                <w:szCs w:val="20"/>
-                <w:lang w:val="en-GB"/>
-              </w:rPr>
-              <w:t>Contributors</w:t>
-            </w:r>
-          </w:p>
-        </w:tc>
-        <w:tc>
-          <w:tcPr>
-            <w:tcW w:w="6694" w:type="dxa"/>
-            <w:tcBorders>
-              <w:top w:val="single" w:sz="12" w:space="0" w:color="BFBFBF"/>
-              <w:left w:val="single" w:sz="12" w:space="0" w:color="BFBFBF"/>
-              <w:bottom w:val="single" w:sz="12" w:space="0" w:color="BFBFBF"/>
-              <w:right w:val="single" w:sz="12" w:space="0" w:color="BFBFBF"/>
-            </w:tcBorders>
-          </w:tcPr>
-          <w:p>
-            <w:pPr>
-              <w:widowControl w:val="0"/>
-              <w:spacing w:before="60" w:after="60" w:line="240" w:lineRule="auto"/>
-              <w:jc w:val="left"/>
-              <w:rPr>
-                <w:color w:val="auto"/>
-                <w:sz w:val="20"/>
-                <w:szCs w:val="20"/>
-                <w:lang w:val="en-GB"/>
-              </w:rPr>
-            </w:pPr>
-            <w:r>
-              <w:rPr>
-                <w:color w:val="auto"/>
-                <w:sz w:val="20"/>
-                <w:szCs w:val="20"/>
-                <w:lang w:val="en-GB"/>
-              </w:rPr>
-              <w:t>Vivek Sharma, ORCID: 0009-0006-4879-6388, Maharishi Markandeshwar University, Mullana, Researcher</w:t>
-            </w:r>
-            <w:r>
-              <w:rPr>
-                <w:color w:val="auto"/>
-                <w:sz w:val="20"/>
-                <w:szCs w:val="20"/>
-                <w:lang w:val="en-GB"/>
-              </w:rPr>
-              <w:br/>
-            </w:r>
-            <w:r>
-              <w:rPr>
-                <w:color w:val="auto"/>
-                <w:sz w:val="20"/>
-                <w:szCs w:val="20"/>
-                <w:lang w:val="en-GB"/>
-              </w:rPr>
-              <w:br/>
-              <w:t>Sophie Konecny, ORCID: 0009-0006-5745-5729, Researcher</w:t>
-            </w:r>
-            <w:r>
-              <w:rPr>
-                <w:color w:val="auto"/>
-                <w:sz w:val="20"/>
-                <w:szCs w:val="20"/>
-                <w:lang w:val="en-GB"/>
-              </w:rPr>
-              <w:br/>
-            </w:r>
-            <w:r>
-              <w:rPr>
-                <w:color w:val="auto"/>
-                <w:sz w:val="20"/>
-                <w:szCs w:val="20"/>
-                <w:lang w:val="en-GB"/>
-              </w:rPr>
-              <w:br/>
-              <w:t>Anxhela Sulmina, ORCID: 0009-0008-9371-0488, TU Wien, Researcher</w:t>
-            </w:r>
-            <w:r>
-              <w:rPr>
-                <w:color w:val="auto"/>
-                <w:sz w:val="20"/>
-                <w:szCs w:val="20"/>
-                <w:lang w:val="en-GB"/>
-              </w:rPr>
-              <w:br/>
-            </w:r>
-            <w:r>
-              <w:rPr>
-                <w:color w:val="auto"/>
-                <w:sz w:val="20"/>
-                <w:szCs w:val="20"/>
-                <w:lang w:val="en-GB"/>
-              </w:rPr>
-              <w:br/>
-              <w:t>Nayma Alam, e12512103@student.tuwien.ac.at, TU Wien, ROR: ror.org/04d836q62, Researcher</w:t>
-            </w:r>
-          </w:p>
-        </w:tc>
-      </w:tr>
-    </w:tbl>
-    <w:p>
-      <w:pPr>
-        <w:pStyle w:val="TOCHeading"/>
-        <w:ind w:left="0" w:firstLine="0"/>
-        <w:rPr>
-          <w:lang w:val="en-US"/>
-        </w:rPr>
-      </w:pPr>
-      <w:r>
-        <w:rPr>
-          <w:lang w:val="en-US"/>
-        </w:rPr>
-        <w:br w:type="page"/>
-      </w:r>
-    </w:p>
-    <w:sdt>
-      <w:sdtPr>
-        <w:rPr>
-          <w:rFonts w:ascii="Open Sans" w:eastAsiaTheme="minorHAnsi" w:hAnsi="Open Sans" w:cs="Open Sans"/>
-          <w:b w:val="0"/>
-          <w:bCs w:val="0"/>
-          <w:noProof/>
-          <w:color w:val="404040" w:themeColor="text1" w:themeTint="BF"/>
-          <w:sz w:val="22"/>
-          <w:szCs w:val="22"/>
-          <w:lang w:val="en-US" w:eastAsia="en-US"/>
-        </w:rPr>
-        <w:id w:val="1608856113"/>
-        <w:docPartObj>
-          <w:docPartGallery w:val="Table of Contents"/>
-          <w:docPartUnique/>
-        </w:docPartObj>
-      </w:sdtPr>
-      <w:sdtEndPr/>
-      <w:sdtContent>
-        <w:p>
-          <w:pPr>
-            <w:pStyle w:val="TOCHeading"/>
-            <w:ind w:firstLine="0"/>
-            <w:rPr>
-              <w:rFonts w:ascii="Open Sans" w:hAnsi="Open Sans" w:cs="Open Sans"/>
-            </w:rPr>
-          </w:pPr>
-          <w:r>
-            <w:rPr>
-              <w:rFonts w:ascii="Open Sans" w:hAnsi="Open Sans" w:cs="Open Sans"/>
-            </w:rPr>
-            <w:t>Content</w:t>
-          </w:r>
-        </w:p>
-        <w:p>
-          <w:pPr>
-            <w:pStyle w:val="TOC1"/>
-            <w:tabs>
-              <w:tab w:val="left" w:pos="440"/>
-              <w:tab w:val="right" w:pos="9062"/>
-            </w:tabs>
-            <w:rPr>
-              <w:rFonts w:eastAsiaTheme="minorEastAsia"/>
-              <w:noProof/>
-              <w:color w:val="auto"/>
-              <w:kern w:val="2"/>
-              <w:lang w:val="de-AT" w:eastAsia="de-AT"/>
-              <w14:ligatures w14:val="standardContextual"/>
-            </w:rPr>
-          </w:pPr>
-          <w:r>
-            <w:rPr>
-              <w:rFonts w:eastAsiaTheme="minorHAnsi"/>
-              <w:noProof/>
-              <w:color w:val="auto"/>
-            </w:rPr>
-            <w:fldChar w:fldCharType="begin"/>
-          </w:r>
-          <w:r>
-            <w:rPr>
-              <w:rFonts w:eastAsiaTheme="minorHAnsi"/>
-              <w:noProof/>
-              <w:color w:val="auto"/>
-            </w:rPr>
-            <w:instrText xml:space="preserve"> TOC \o "1-3" \h \z \u </w:instrText>
-          </w:r>
-          <w:r>
-            <w:rPr>
-              <w:rFonts w:eastAsiaTheme="minorHAnsi"/>
-              <w:noProof/>
-              <w:color w:val="auto"/>
-            </w:rPr>
-            <w:fldChar w:fldCharType="separate"/>
-          </w:r>
-          <w:hyperlink w:anchor="_Toc156287338" w:history="1">
-            <w:r>
-              <w:rPr>
-                <w:rStyle w:val="Hyperlink"/>
-                <w:rFonts w:ascii="Open Sans" w:hAnsi="Open Sans"/>
-                <w:noProof/>
-              </w:rPr>
-              <w:t>1.</w:t>
-            </w:r>
-            <w:r>
-              <w:rPr>
-                <w:rFonts w:eastAsiaTheme="minorEastAsia"/>
-                <w:noProof/>
-                <w:color w:val="auto"/>
-                <w:kern w:val="2"/>
-                <w:lang w:val="de-AT" w:eastAsia="de-AT"/>
-                <w14:ligatures w14:val="standardContextual"/>
-              </w:rPr>
-              <w:tab/>
-            </w:r>
-            <w:r>
-              <w:rPr>
-                <w:rStyle w:val="Hyperlink"/>
-                <w:rFonts w:ascii="Open Sans" w:hAnsi="Open Sans"/>
-                <w:noProof/>
-              </w:rPr>
-              <w:t>Executive Summary</w:t>
-            </w:r>
-            <w:r>
-              <w:rPr>
-                <w:noProof/>
-                <w:webHidden/>
-              </w:rPr>
-              <w:tab/>
-            </w:r>
-            <w:r>
-              <w:rPr>
-                <w:noProof/>
-                <w:webHidden/>
-              </w:rPr>
-              <w:fldChar w:fldCharType="begin"/>
-            </w:r>
-            <w:r>
-              <w:rPr>
-                <w:noProof/>
-                <w:webHidden/>
-              </w:rPr>
-              <w:instrText xml:space="preserve"> PAGEREF _Toc156287338 \h </w:instrText>
-            </w:r>
-            <w:r>
-              <w:rPr>
-                <w:noProof/>
-                <w:webHidden/>
-              </w:rPr>
-            </w:r>
-            <w:r>
-              <w:rPr>
-                <w:noProof/>
-                <w:webHidden/>
-              </w:rPr>
-              <w:fldChar w:fldCharType="separate"/>
-            </w:r>
-            <w:r>
-              <w:rPr>
-                <w:noProof/>
-                <w:webHidden/>
-              </w:rPr>
-              <w:t>5</w:t>
-            </w:r>
-            <w:r>
-              <w:rPr>
-                <w:noProof/>
-                <w:webHidden/>
-              </w:rPr>
-              <w:fldChar w:fldCharType="end"/>
-            </w:r>
-          </w:hyperlink>
-        </w:p>
-        <w:p>
-          <w:pPr>
-            <w:pStyle w:val="TOC2"/>
-            <w:rPr>
-              <w:rFonts w:eastAsiaTheme="minorEastAsia"/>
-              <w:noProof/>
-              <w:color w:val="auto"/>
-              <w:kern w:val="2"/>
-              <w:lang w:val="de-AT" w:eastAsia="de-AT"/>
-              <w14:ligatures w14:val="standardContextual"/>
-            </w:rPr>
-          </w:pPr>
-          <w:hyperlink w:anchor="_Toc156287339" w:history="1">
-            <w:r>
-              <w:rPr>
-                <w:rStyle w:val="Hyperlink"/>
-                <w:rFonts w:ascii="Open Sans" w:hAnsi="Open Sans"/>
-                <w:noProof/>
-              </w:rPr>
-              <w:t>1.1.</w:t>
-            </w:r>
-            <w:r>
-              <w:rPr>
-                <w:rFonts w:eastAsiaTheme="minorEastAsia"/>
-                <w:noProof/>
-                <w:color w:val="auto"/>
-                <w:kern w:val="2"/>
-                <w:lang w:val="de-AT" w:eastAsia="de-AT"/>
-                <w14:ligatures w14:val="standardContextual"/>
-              </w:rPr>
-              <w:tab/>
-            </w:r>
-            <w:r>
-              <w:rPr>
-                <w:rStyle w:val="Hyperlink"/>
-                <w:rFonts w:ascii="Open Sans" w:hAnsi="Open Sans"/>
-                <w:noProof/>
-              </w:rPr>
-              <w:t>Introduction</w:t>
-            </w:r>
-            <w:r>
-              <w:rPr>
-                <w:noProof/>
-                <w:webHidden/>
-              </w:rPr>
-              <w:tab/>
-            </w:r>
-            <w:r>
-              <w:rPr>
-                <w:noProof/>
-                <w:webHidden/>
-              </w:rPr>
-              <w:fldChar w:fldCharType="begin"/>
-            </w:r>
-            <w:r>
-              <w:rPr>
-                <w:noProof/>
-                <w:webHidden/>
-              </w:rPr>
-              <w:instrText xml:space="preserve"> PAGEREF _Toc156287339 \h </w:instrText>
-            </w:r>
-            <w:r>
-              <w:rPr>
-                <w:noProof/>
-                <w:webHidden/>
-              </w:rPr>
-            </w:r>
-            <w:r>
-              <w:rPr>
-                <w:noProof/>
-                <w:webHidden/>
-              </w:rPr>
-              <w:fldChar w:fldCharType="separate"/>
-            </w:r>
-            <w:r>
-              <w:rPr>
-                <w:noProof/>
-                <w:webHidden/>
-              </w:rPr>
-              <w:t>5</w:t>
-            </w:r>
-            <w:r>
-              <w:rPr>
-                <w:noProof/>
-                <w:webHidden/>
-              </w:rPr>
-              <w:fldChar w:fldCharType="end"/>
-            </w:r>
-          </w:hyperlink>
-        </w:p>
-        <w:p>
-          <w:pPr>
-            <w:pStyle w:val="TOC2"/>
-            <w:rPr>
-              <w:rFonts w:eastAsiaTheme="minorEastAsia"/>
-              <w:noProof/>
-              <w:color w:val="auto"/>
-              <w:kern w:val="2"/>
-              <w:lang w:val="de-AT" w:eastAsia="de-AT"/>
-              <w14:ligatures w14:val="standardContextual"/>
-            </w:rPr>
-          </w:pPr>
-          <w:hyperlink w:anchor="_Toc156287340" w:history="1">
-            <w:r>
-              <w:rPr>
-                <w:rStyle w:val="Hyperlink"/>
-                <w:rFonts w:ascii="Open Sans" w:hAnsi="Open Sans"/>
-                <w:noProof/>
-              </w:rPr>
-              <w:t>1.2.</w:t>
-            </w:r>
-            <w:r>
-              <w:rPr>
-                <w:rFonts w:eastAsiaTheme="minorEastAsia"/>
-                <w:noProof/>
-                <w:color w:val="auto"/>
-                <w:kern w:val="2"/>
-                <w:lang w:val="de-AT" w:eastAsia="de-AT"/>
-                <w14:ligatures w14:val="standardContextual"/>
-              </w:rPr>
-              <w:tab/>
-            </w:r>
-            <w:r>
-              <w:rPr>
-                <w:rStyle w:val="Hyperlink"/>
-                <w:rFonts w:ascii="Open Sans" w:hAnsi="Open Sans"/>
-                <w:noProof/>
-              </w:rPr>
-              <w:t>Data Summary</w:t>
-            </w:r>
-            <w:r>
-              <w:rPr>
-                <w:noProof/>
-                <w:webHidden/>
-              </w:rPr>
-              <w:tab/>
-            </w:r>
-            <w:r>
-              <w:rPr>
-                <w:noProof/>
-                <w:webHidden/>
-              </w:rPr>
-              <w:fldChar w:fldCharType="begin"/>
-            </w:r>
-            <w:r>
-              <w:rPr>
-                <w:noProof/>
-                <w:webHidden/>
-              </w:rPr>
-              <w:instrText xml:space="preserve"> PAGEREF _Toc156287340 \h </w:instrText>
-            </w:r>
-            <w:r>
-              <w:rPr>
-                <w:noProof/>
-                <w:webHidden/>
-              </w:rPr>
-            </w:r>
-            <w:r>
-              <w:rPr>
-                <w:noProof/>
-                <w:webHidden/>
-              </w:rPr>
-              <w:fldChar w:fldCharType="separate"/>
-            </w:r>
-            <w:r>
-              <w:rPr>
-                <w:noProof/>
-                <w:webHidden/>
-              </w:rPr>
-              <w:t>5</w:t>
-            </w:r>
-            <w:r>
-              <w:rPr>
-                <w:noProof/>
-                <w:webHidden/>
-              </w:rPr>
-              <w:fldChar w:fldCharType="end"/>
-            </w:r>
-          </w:hyperlink>
-        </w:p>
-        <w:p>
-          <w:pPr>
-            <w:pStyle w:val="TOC2"/>
-            <w:rPr>
-              <w:rFonts w:eastAsiaTheme="minorEastAsia"/>
-              <w:noProof/>
-              <w:color w:val="auto"/>
-              <w:kern w:val="2"/>
-              <w:lang w:val="de-AT" w:eastAsia="de-AT"/>
-              <w14:ligatures w14:val="standardContextual"/>
-            </w:rPr>
-          </w:pPr>
-          <w:hyperlink w:anchor="_Toc156287341" w:history="1">
-            <w:r>
-              <w:rPr>
-                <w:rStyle w:val="Hyperlink"/>
-                <w:rFonts w:ascii="Open Sans" w:hAnsi="Open Sans"/>
-                <w:noProof/>
-              </w:rPr>
-              <w:t>1.3.</w:t>
-            </w:r>
-            <w:r>
-              <w:rPr>
-                <w:rFonts w:eastAsiaTheme="minorEastAsia"/>
-                <w:noProof/>
-                <w:color w:val="auto"/>
-                <w:kern w:val="2"/>
-                <w:lang w:val="de-AT" w:eastAsia="de-AT"/>
-                <w14:ligatures w14:val="standardContextual"/>
-              </w:rPr>
-              <w:tab/>
-            </w:r>
-            <w:r>
-              <w:rPr>
-                <w:rStyle w:val="Hyperlink"/>
-                <w:rFonts w:ascii="Open Sans" w:hAnsi="Open Sans"/>
-                <w:noProof/>
-              </w:rPr>
-              <w:t>Methods and software used for data generation and reuse</w:t>
-            </w:r>
-            <w:r>
-              <w:rPr>
-                <w:noProof/>
-                <w:webHidden/>
-              </w:rPr>
-              <w:tab/>
-            </w:r>
-            <w:r>
-              <w:rPr>
-                <w:noProof/>
-                <w:webHidden/>
-              </w:rPr>
-              <w:fldChar w:fldCharType="begin"/>
-            </w:r>
-            <w:r>
-              <w:rPr>
-                <w:noProof/>
-                <w:webHidden/>
-              </w:rPr>
-              <w:instrText xml:space="preserve"> PAGEREF _Toc156287341 \h </w:instrText>
-            </w:r>
-            <w:r>
-              <w:rPr>
-                <w:noProof/>
-                <w:webHidden/>
-              </w:rPr>
-            </w:r>
-            <w:r>
-              <w:rPr>
-                <w:noProof/>
-                <w:webHidden/>
-              </w:rPr>
-              <w:fldChar w:fldCharType="separate"/>
-            </w:r>
-            <w:r>
-              <w:rPr>
-                <w:noProof/>
-                <w:webHidden/>
-              </w:rPr>
-              <w:t>5</w:t>
-            </w:r>
-            <w:r>
-              <w:rPr>
-                <w:noProof/>
-                <w:webHidden/>
-              </w:rPr>
-              <w:fldChar w:fldCharType="end"/>
-            </w:r>
-          </w:hyperlink>
-        </w:p>
-        <w:p>
-          <w:pPr>
-            <w:pStyle w:val="TOC2"/>
-            <w:rPr>
-              <w:rFonts w:eastAsiaTheme="minorEastAsia"/>
-              <w:noProof/>
-              <w:color w:val="auto"/>
-              <w:kern w:val="2"/>
-              <w:lang w:val="de-AT" w:eastAsia="de-AT"/>
-              <w14:ligatures w14:val="standardContextual"/>
-            </w:rPr>
-          </w:pPr>
-          <w:hyperlink w:anchor="_Toc156287342" w:history="1">
-            <w:r>
-              <w:rPr>
-                <w:rStyle w:val="Hyperlink"/>
-                <w:rFonts w:ascii="Open Sans" w:hAnsi="Open Sans"/>
-                <w:noProof/>
-              </w:rPr>
-              <w:t>1.4.</w:t>
-            </w:r>
-            <w:r>
-              <w:rPr>
-                <w:rFonts w:eastAsiaTheme="minorEastAsia"/>
-                <w:noProof/>
-                <w:color w:val="auto"/>
-                <w:kern w:val="2"/>
-                <w:lang w:val="de-AT" w:eastAsia="de-AT"/>
-                <w14:ligatures w14:val="standardContextual"/>
-              </w:rPr>
-              <w:tab/>
-            </w:r>
-            <w:r>
-              <w:rPr>
-                <w:rStyle w:val="Hyperlink"/>
-                <w:rFonts w:ascii="Open Sans" w:hAnsi="Open Sans"/>
-                <w:noProof/>
-              </w:rPr>
-              <w:t>Foreseeable research uses and /or users:</w:t>
-            </w:r>
-            <w:r>
-              <w:rPr>
-                <w:noProof/>
-                <w:webHidden/>
-              </w:rPr>
-              <w:tab/>
-            </w:r>
-            <w:r>
-              <w:rPr>
-                <w:noProof/>
-                <w:webHidden/>
-              </w:rPr>
-              <w:fldChar w:fldCharType="begin"/>
-            </w:r>
-            <w:r>
-              <w:rPr>
-                <w:noProof/>
-                <w:webHidden/>
-              </w:rPr>
-              <w:instrText xml:space="preserve"> PAGEREF _Toc156287342 \h </w:instrText>
-            </w:r>
-            <w:r>
-              <w:rPr>
-                <w:noProof/>
-                <w:webHidden/>
-              </w:rPr>
-            </w:r>
-            <w:r>
-              <w:rPr>
-                <w:noProof/>
-                <w:webHidden/>
-              </w:rPr>
-              <w:fldChar w:fldCharType="separate"/>
-            </w:r>
-            <w:r>
-              <w:rPr>
-                <w:noProof/>
-                <w:webHidden/>
-              </w:rPr>
-              <w:t>6</w:t>
-            </w:r>
-            <w:r>
-              <w:rPr>
-                <w:noProof/>
-                <w:webHidden/>
-              </w:rPr>
-              <w:fldChar w:fldCharType="end"/>
-            </w:r>
-          </w:hyperlink>
-        </w:p>
-        <w:p>
-          <w:pPr>
-            <w:pStyle w:val="TOC1"/>
-            <w:tabs>
-              <w:tab w:val="left" w:pos="440"/>
-              <w:tab w:val="right" w:pos="9062"/>
-            </w:tabs>
-            <w:rPr>
-              <w:rFonts w:eastAsiaTheme="minorEastAsia"/>
-              <w:noProof/>
-              <w:color w:val="auto"/>
-              <w:kern w:val="2"/>
-              <w:lang w:val="de-AT" w:eastAsia="de-AT"/>
-              <w14:ligatures w14:val="standardContextual"/>
-            </w:rPr>
-          </w:pPr>
-          <w:hyperlink w:anchor="_Toc156287343" w:history="1">
-            <w:r>
-              <w:rPr>
-                <w:rStyle w:val="Hyperlink"/>
-                <w:rFonts w:ascii="Open Sans" w:hAnsi="Open Sans"/>
-                <w:noProof/>
-              </w:rPr>
-              <w:t>2.</w:t>
-            </w:r>
-            <w:r>
-              <w:rPr>
-                <w:rFonts w:eastAsiaTheme="minorEastAsia"/>
-                <w:noProof/>
-                <w:color w:val="auto"/>
-                <w:kern w:val="2"/>
-                <w:lang w:val="de-AT" w:eastAsia="de-AT"/>
-                <w14:ligatures w14:val="standardContextual"/>
-              </w:rPr>
-              <w:tab/>
-            </w:r>
-            <w:r>
-              <w:rPr>
-                <w:rStyle w:val="Hyperlink"/>
-                <w:rFonts w:ascii="Open Sans" w:hAnsi="Open Sans"/>
-                <w:noProof/>
-              </w:rPr>
-              <w:t>FAIR data</w:t>
-            </w:r>
-            <w:r>
-              <w:rPr>
-                <w:noProof/>
-                <w:webHidden/>
-              </w:rPr>
-              <w:tab/>
-            </w:r>
-            <w:r>
-              <w:rPr>
-                <w:noProof/>
-                <w:webHidden/>
-              </w:rPr>
-              <w:fldChar w:fldCharType="begin"/>
-            </w:r>
-            <w:r>
-              <w:rPr>
-                <w:noProof/>
-                <w:webHidden/>
-              </w:rPr>
-              <w:instrText xml:space="preserve"> PAGEREF _Toc156287343 \h </w:instrText>
-            </w:r>
-            <w:r>
-              <w:rPr>
-                <w:noProof/>
-                <w:webHidden/>
-              </w:rPr>
-            </w:r>
-            <w:r>
-              <w:rPr>
-                <w:noProof/>
-                <w:webHidden/>
-              </w:rPr>
-              <w:fldChar w:fldCharType="separate"/>
-            </w:r>
-            <w:r>
-              <w:rPr>
-                <w:noProof/>
-                <w:webHidden/>
-              </w:rPr>
-              <w:t>6</w:t>
-            </w:r>
-            <w:r>
-              <w:rPr>
-                <w:noProof/>
-                <w:webHidden/>
-              </w:rPr>
-              <w:fldChar w:fldCharType="end"/>
-            </w:r>
-          </w:hyperlink>
-        </w:p>
-        <w:p>
-          <w:pPr>
-            <w:pStyle w:val="TOC2"/>
-            <w:rPr>
-              <w:rFonts w:eastAsiaTheme="minorEastAsia"/>
-              <w:noProof/>
-              <w:color w:val="auto"/>
-              <w:kern w:val="2"/>
-              <w:lang w:val="de-AT" w:eastAsia="de-AT"/>
-              <w14:ligatures w14:val="standardContextual"/>
-            </w:rPr>
-          </w:pPr>
-          <w:hyperlink w:anchor="_Toc156287344" w:history="1">
-            <w:r>
-              <w:rPr>
-                <w:rStyle w:val="Hyperlink"/>
-                <w:rFonts w:ascii="Open Sans" w:hAnsi="Open Sans"/>
-                <w:noProof/>
-              </w:rPr>
-              <w:t>2.1.</w:t>
-            </w:r>
-            <w:r>
-              <w:rPr>
-                <w:rFonts w:eastAsiaTheme="minorEastAsia"/>
-                <w:noProof/>
-                <w:color w:val="auto"/>
-                <w:kern w:val="2"/>
-                <w:lang w:val="de-AT" w:eastAsia="de-AT"/>
-                <w14:ligatures w14:val="standardContextual"/>
-              </w:rPr>
-              <w:tab/>
-            </w:r>
-            <w:r>
-              <w:rPr>
-                <w:rStyle w:val="Hyperlink"/>
-                <w:rFonts w:ascii="Open Sans" w:hAnsi="Open Sans"/>
-                <w:noProof/>
-              </w:rPr>
-              <w:t>Making data findable, including provisions for metadata</w:t>
-            </w:r>
-            <w:r>
-              <w:rPr>
-                <w:noProof/>
-                <w:webHidden/>
-              </w:rPr>
-              <w:tab/>
-            </w:r>
-            <w:r>
-              <w:rPr>
-                <w:noProof/>
-                <w:webHidden/>
-              </w:rPr>
-              <w:fldChar w:fldCharType="begin"/>
-            </w:r>
-            <w:r>
-              <w:rPr>
-                <w:noProof/>
-                <w:webHidden/>
-              </w:rPr>
-              <w:instrText xml:space="preserve"> PAGEREF _Toc156287344 \h </w:instrText>
-            </w:r>
-            <w:r>
-              <w:rPr>
-                <w:noProof/>
-                <w:webHidden/>
-              </w:rPr>
-            </w:r>
-            <w:r>
-              <w:rPr>
-                <w:noProof/>
-                <w:webHidden/>
-              </w:rPr>
-              <w:fldChar w:fldCharType="separate"/>
-            </w:r>
-            <w:r>
-              <w:rPr>
-                <w:noProof/>
-                <w:webHidden/>
-              </w:rPr>
-              <w:t>6</w:t>
-            </w:r>
-            <w:r>
-              <w:rPr>
-                <w:noProof/>
-                <w:webHidden/>
-              </w:rPr>
-              <w:fldChar w:fldCharType="end"/>
-            </w:r>
-          </w:hyperlink>
-        </w:p>
-        <w:p>
-          <w:pPr>
-            <w:pStyle w:val="TOC2"/>
-            <w:rPr>
-              <w:rFonts w:eastAsiaTheme="minorEastAsia"/>
-              <w:noProof/>
-              <w:color w:val="auto"/>
-              <w:kern w:val="2"/>
-              <w:lang w:val="de-AT" w:eastAsia="de-AT"/>
-              <w14:ligatures w14:val="standardContextual"/>
-            </w:rPr>
-          </w:pPr>
-          <w:hyperlink w:anchor="_Toc156287345" w:history="1">
-            <w:r>
-              <w:rPr>
-                <w:rStyle w:val="Hyperlink"/>
-                <w:rFonts w:ascii="Open Sans" w:hAnsi="Open Sans"/>
-                <w:noProof/>
-              </w:rPr>
-              <w:t>2.2.</w:t>
-            </w:r>
-            <w:r>
-              <w:rPr>
-                <w:rFonts w:eastAsiaTheme="minorEastAsia"/>
-                <w:noProof/>
-                <w:color w:val="auto"/>
-                <w:kern w:val="2"/>
-                <w:lang w:val="de-AT" w:eastAsia="de-AT"/>
-                <w14:ligatures w14:val="standardContextual"/>
-              </w:rPr>
-              <w:tab/>
-            </w:r>
-            <w:r>
-              <w:rPr>
-                <w:rStyle w:val="Hyperlink"/>
-                <w:rFonts w:ascii="Open Sans" w:hAnsi="Open Sans"/>
-                <w:noProof/>
-              </w:rPr>
-              <w:t>Making data accessible</w:t>
-            </w:r>
-            <w:r>
-              <w:rPr>
-                <w:noProof/>
-                <w:webHidden/>
-              </w:rPr>
-              <w:tab/>
-            </w:r>
-            <w:r>
-              <w:rPr>
-                <w:noProof/>
-                <w:webHidden/>
-              </w:rPr>
-              <w:fldChar w:fldCharType="begin"/>
-            </w:r>
-            <w:r>
-              <w:rPr>
-                <w:noProof/>
-                <w:webHidden/>
-              </w:rPr>
-              <w:instrText xml:space="preserve"> PAGEREF _Toc156287345 \h </w:instrText>
-            </w:r>
-            <w:r>
-              <w:rPr>
-                <w:noProof/>
-                <w:webHidden/>
-              </w:rPr>
-            </w:r>
-            <w:r>
-              <w:rPr>
-                <w:noProof/>
-                <w:webHidden/>
-              </w:rPr>
-              <w:fldChar w:fldCharType="separate"/>
-            </w:r>
-            <w:r>
-              <w:rPr>
-                <w:noProof/>
-                <w:webHidden/>
-              </w:rPr>
-              <w:t>6</w:t>
-            </w:r>
-            <w:r>
-              <w:rPr>
-                <w:noProof/>
-                <w:webHidden/>
-              </w:rPr>
-              <w:fldChar w:fldCharType="end"/>
-            </w:r>
-          </w:hyperlink>
-        </w:p>
-        <w:p>
-          <w:pPr>
-            <w:pStyle w:val="TOC2"/>
-            <w:rPr>
-              <w:rFonts w:eastAsiaTheme="minorEastAsia"/>
-              <w:noProof/>
-              <w:color w:val="auto"/>
-              <w:kern w:val="2"/>
-              <w:lang w:val="de-AT" w:eastAsia="de-AT"/>
-              <w14:ligatures w14:val="standardContextual"/>
-            </w:rPr>
-          </w:pPr>
-          <w:hyperlink w:anchor="_Toc156287346" w:history="1">
-            <w:r>
-              <w:rPr>
-                <w:rStyle w:val="Hyperlink"/>
-                <w:rFonts w:ascii="Open Sans" w:hAnsi="Open Sans"/>
-                <w:noProof/>
-              </w:rPr>
-              <w:t>2.3.</w:t>
-            </w:r>
-            <w:r>
-              <w:rPr>
-                <w:rFonts w:eastAsiaTheme="minorEastAsia"/>
-                <w:noProof/>
-                <w:color w:val="auto"/>
-                <w:kern w:val="2"/>
-                <w:lang w:val="de-AT" w:eastAsia="de-AT"/>
-                <w14:ligatures w14:val="standardContextual"/>
-              </w:rPr>
-              <w:tab/>
-            </w:r>
-            <w:r>
-              <w:rPr>
-                <w:rStyle w:val="Hyperlink"/>
-                <w:rFonts w:ascii="Open Sans" w:hAnsi="Open Sans"/>
-                <w:noProof/>
-              </w:rPr>
-              <w:t>Making data</w:t>
-            </w:r>
-            <w:r>
-              <w:rPr>
-                <w:rStyle w:val="Hyperlink"/>
-                <w:rFonts w:ascii="Open Sans" w:hAnsi="Open Sans"/>
-                <w:noProof/>
-                <w:spacing w:val="-4"/>
-              </w:rPr>
-              <w:t xml:space="preserve"> </w:t>
-            </w:r>
-            <w:r>
-              <w:rPr>
-                <w:rStyle w:val="Hyperlink"/>
-                <w:rFonts w:ascii="Open Sans" w:hAnsi="Open Sans"/>
-                <w:noProof/>
-              </w:rPr>
-              <w:t>interoperable</w:t>
-            </w:r>
-            <w:r>
-              <w:rPr>
-                <w:noProof/>
-                <w:webHidden/>
-              </w:rPr>
-              <w:tab/>
-            </w:r>
-            <w:r>
-              <w:rPr>
-                <w:noProof/>
-                <w:webHidden/>
-              </w:rPr>
-              <w:fldChar w:fldCharType="begin"/>
-            </w:r>
-            <w:r>
-              <w:rPr>
-                <w:noProof/>
-                <w:webHidden/>
-              </w:rPr>
-              <w:instrText xml:space="preserve"> PAGEREF _Toc156287346 \h </w:instrText>
-            </w:r>
-            <w:r>
-              <w:rPr>
-                <w:noProof/>
-                <w:webHidden/>
-              </w:rPr>
-            </w:r>
-            <w:r>
-              <w:rPr>
-                <w:noProof/>
-                <w:webHidden/>
-              </w:rPr>
-              <w:fldChar w:fldCharType="separate"/>
-            </w:r>
-            <w:r>
-              <w:rPr>
-                <w:noProof/>
-                <w:webHidden/>
-              </w:rPr>
-              <w:t>7</w:t>
-            </w:r>
-            <w:r>
-              <w:rPr>
-                <w:noProof/>
-                <w:webHidden/>
-              </w:rPr>
-              <w:fldChar w:fldCharType="end"/>
-            </w:r>
-          </w:hyperlink>
-        </w:p>
-        <w:p>
-          <w:pPr>
-            <w:pStyle w:val="TOC2"/>
-            <w:rPr>
-              <w:rFonts w:eastAsiaTheme="minorEastAsia"/>
-              <w:noProof/>
-              <w:color w:val="auto"/>
-              <w:kern w:val="2"/>
-              <w:lang w:val="de-AT" w:eastAsia="de-AT"/>
-              <w14:ligatures w14:val="standardContextual"/>
-            </w:rPr>
-          </w:pPr>
-          <w:hyperlink w:anchor="_Toc156287347" w:history="1">
-            <w:r>
-              <w:rPr>
-                <w:rStyle w:val="Hyperlink"/>
-                <w:rFonts w:ascii="Open Sans" w:hAnsi="Open Sans"/>
-                <w:noProof/>
-              </w:rPr>
-              <w:t>2.4.</w:t>
-            </w:r>
-            <w:r>
-              <w:rPr>
-                <w:rFonts w:eastAsiaTheme="minorEastAsia"/>
-                <w:noProof/>
-                <w:color w:val="auto"/>
-                <w:kern w:val="2"/>
-                <w:lang w:val="de-AT" w:eastAsia="de-AT"/>
-                <w14:ligatures w14:val="standardContextual"/>
-              </w:rPr>
-              <w:tab/>
-            </w:r>
-            <w:r>
-              <w:rPr>
-                <w:rStyle w:val="Hyperlink"/>
-                <w:rFonts w:ascii="Open Sans" w:hAnsi="Open Sans"/>
-                <w:noProof/>
-              </w:rPr>
-              <w:t>Increase data re-use</w:t>
-            </w:r>
-            <w:r>
-              <w:rPr>
-                <w:noProof/>
-                <w:webHidden/>
-              </w:rPr>
-              <w:tab/>
-            </w:r>
-            <w:r>
-              <w:rPr>
-                <w:noProof/>
-                <w:webHidden/>
-              </w:rPr>
-              <w:fldChar w:fldCharType="begin"/>
-            </w:r>
-            <w:r>
-              <w:rPr>
-                <w:noProof/>
-                <w:webHidden/>
-              </w:rPr>
-              <w:instrText xml:space="preserve"> PAGEREF _Toc156287347 \h </w:instrText>
-            </w:r>
-            <w:r>
-              <w:rPr>
-                <w:noProof/>
-                <w:webHidden/>
-              </w:rPr>
-            </w:r>
-            <w:r>
-              <w:rPr>
-                <w:noProof/>
-                <w:webHidden/>
-              </w:rPr>
-              <w:fldChar w:fldCharType="separate"/>
-            </w:r>
-            <w:r>
-              <w:rPr>
-                <w:noProof/>
-                <w:webHidden/>
-              </w:rPr>
-              <w:t>8</w:t>
-            </w:r>
-            <w:r>
-              <w:rPr>
-                <w:noProof/>
-                <w:webHidden/>
-              </w:rPr>
-              <w:fldChar w:fldCharType="end"/>
-            </w:r>
-          </w:hyperlink>
-        </w:p>
-        <w:p>
-          <w:pPr>
-            <w:pStyle w:val="TOC1"/>
-            <w:tabs>
-              <w:tab w:val="left" w:pos="440"/>
-              <w:tab w:val="right" w:pos="9062"/>
-            </w:tabs>
-            <w:rPr>
-              <w:rFonts w:eastAsiaTheme="minorEastAsia"/>
-              <w:noProof/>
-              <w:color w:val="auto"/>
-              <w:kern w:val="2"/>
-              <w:lang w:val="de-AT" w:eastAsia="de-AT"/>
-              <w14:ligatures w14:val="standardContextual"/>
-            </w:rPr>
-          </w:pPr>
-          <w:hyperlink w:anchor="_Toc156287348" w:history="1">
-            <w:r>
-              <w:rPr>
-                <w:rStyle w:val="Hyperlink"/>
-                <w:rFonts w:ascii="Open Sans" w:hAnsi="Open Sans"/>
-                <w:noProof/>
-              </w:rPr>
-              <w:t>3.</w:t>
-            </w:r>
-            <w:r>
-              <w:rPr>
-                <w:rFonts w:eastAsiaTheme="minorEastAsia"/>
-                <w:noProof/>
-                <w:color w:val="auto"/>
-                <w:kern w:val="2"/>
-                <w:lang w:val="de-AT" w:eastAsia="de-AT"/>
-                <w14:ligatures w14:val="standardContextual"/>
-              </w:rPr>
-              <w:tab/>
-            </w:r>
-            <w:r>
-              <w:rPr>
-                <w:rStyle w:val="Hyperlink"/>
-                <w:rFonts w:ascii="Open Sans" w:hAnsi="Open Sans"/>
-                <w:noProof/>
-              </w:rPr>
-              <w:t>Other research outputs</w:t>
-            </w:r>
-            <w:r>
-              <w:rPr>
-                <w:noProof/>
-                <w:webHidden/>
-              </w:rPr>
-              <w:tab/>
-            </w:r>
-            <w:r>
-              <w:rPr>
-                <w:noProof/>
-                <w:webHidden/>
-              </w:rPr>
-              <w:fldChar w:fldCharType="begin"/>
-            </w:r>
-            <w:r>
-              <w:rPr>
-                <w:noProof/>
-                <w:webHidden/>
-              </w:rPr>
-              <w:instrText xml:space="preserve"> PAGEREF _Toc156287348 \h </w:instrText>
-            </w:r>
-            <w:r>
-              <w:rPr>
-                <w:noProof/>
-                <w:webHidden/>
-              </w:rPr>
-            </w:r>
-            <w:r>
-              <w:rPr>
-                <w:noProof/>
-                <w:webHidden/>
-              </w:rPr>
-              <w:fldChar w:fldCharType="separate"/>
-            </w:r>
-            <w:r>
-              <w:rPr>
-                <w:noProof/>
-                <w:webHidden/>
-              </w:rPr>
-              <w:t>8</w:t>
-            </w:r>
-            <w:r>
-              <w:rPr>
-                <w:noProof/>
-                <w:webHidden/>
-              </w:rPr>
-              <w:fldChar w:fldCharType="end"/>
-            </w:r>
-          </w:hyperlink>
-        </w:p>
-        <w:p>
-          <w:pPr>
-            <w:pStyle w:val="TOC1"/>
-            <w:tabs>
-              <w:tab w:val="left" w:pos="440"/>
-              <w:tab w:val="right" w:pos="9062"/>
-            </w:tabs>
-            <w:rPr>
-              <w:rFonts w:eastAsiaTheme="minorEastAsia"/>
-              <w:noProof/>
-              <w:color w:val="auto"/>
-              <w:kern w:val="2"/>
-              <w:lang w:val="de-AT" w:eastAsia="de-AT"/>
-              <w14:ligatures w14:val="standardContextual"/>
-            </w:rPr>
-          </w:pPr>
-          <w:hyperlink w:anchor="_Toc156287349" w:history="1">
-            <w:r>
-              <w:rPr>
-                <w:rStyle w:val="Hyperlink"/>
-                <w:rFonts w:ascii="Open Sans" w:hAnsi="Open Sans"/>
-                <w:noProof/>
-              </w:rPr>
-              <w:t>4.</w:t>
-            </w:r>
-            <w:r>
-              <w:rPr>
-                <w:rFonts w:eastAsiaTheme="minorEastAsia"/>
-                <w:noProof/>
-                <w:color w:val="auto"/>
-                <w:kern w:val="2"/>
-                <w:lang w:val="de-AT" w:eastAsia="de-AT"/>
-                <w14:ligatures w14:val="standardContextual"/>
-              </w:rPr>
-              <w:tab/>
-            </w:r>
-            <w:r>
-              <w:rPr>
-                <w:rStyle w:val="Hyperlink"/>
-                <w:rFonts w:ascii="Open Sans" w:hAnsi="Open Sans"/>
-                <w:noProof/>
-              </w:rPr>
-              <w:t>Allocation of</w:t>
-            </w:r>
-            <w:r>
-              <w:rPr>
-                <w:rStyle w:val="Hyperlink"/>
-                <w:rFonts w:ascii="Open Sans" w:hAnsi="Open Sans"/>
-                <w:noProof/>
-                <w:spacing w:val="-3"/>
-              </w:rPr>
-              <w:t xml:space="preserve"> </w:t>
-            </w:r>
-            <w:r>
-              <w:rPr>
-                <w:rStyle w:val="Hyperlink"/>
-                <w:rFonts w:ascii="Open Sans" w:hAnsi="Open Sans"/>
-                <w:noProof/>
-              </w:rPr>
-              <w:t>resources</w:t>
-            </w:r>
-            <w:r>
-              <w:rPr>
-                <w:noProof/>
-                <w:webHidden/>
-              </w:rPr>
-              <w:tab/>
-            </w:r>
-            <w:r>
-              <w:rPr>
-                <w:noProof/>
-                <w:webHidden/>
-              </w:rPr>
-              <w:fldChar w:fldCharType="begin"/>
-            </w:r>
-            <w:r>
-              <w:rPr>
-                <w:noProof/>
-                <w:webHidden/>
-              </w:rPr>
-              <w:instrText xml:space="preserve"> PAGEREF _Toc156287349 \h </w:instrText>
-            </w:r>
-            <w:r>
-              <w:rPr>
-                <w:noProof/>
-                <w:webHidden/>
-              </w:rPr>
-            </w:r>
-            <w:r>
-              <w:rPr>
-                <w:noProof/>
-                <w:webHidden/>
-              </w:rPr>
-              <w:fldChar w:fldCharType="separate"/>
-            </w:r>
-            <w:r>
-              <w:rPr>
-                <w:noProof/>
-                <w:webHidden/>
-              </w:rPr>
-              <w:t>9</w:t>
-            </w:r>
-            <w:r>
-              <w:rPr>
-                <w:noProof/>
-                <w:webHidden/>
-              </w:rPr>
-              <w:fldChar w:fldCharType="end"/>
-            </w:r>
-          </w:hyperlink>
-        </w:p>
-        <w:p>
-          <w:pPr>
-            <w:pStyle w:val="TOC1"/>
-            <w:tabs>
-              <w:tab w:val="left" w:pos="440"/>
-              <w:tab w:val="right" w:pos="9062"/>
-            </w:tabs>
-            <w:rPr>
-              <w:rFonts w:eastAsiaTheme="minorEastAsia"/>
-              <w:noProof/>
-              <w:color w:val="auto"/>
-              <w:kern w:val="2"/>
-              <w:lang w:val="de-AT" w:eastAsia="de-AT"/>
-              <w14:ligatures w14:val="standardContextual"/>
-            </w:rPr>
-          </w:pPr>
-          <w:hyperlink w:anchor="_Toc156287350" w:history="1">
-            <w:r>
-              <w:rPr>
-                <w:rStyle w:val="Hyperlink"/>
-                <w:rFonts w:ascii="Open Sans" w:hAnsi="Open Sans"/>
-                <w:noProof/>
-              </w:rPr>
-              <w:t>5.</w:t>
-            </w:r>
-            <w:r>
-              <w:rPr>
-                <w:rFonts w:eastAsiaTheme="minorEastAsia"/>
-                <w:noProof/>
-                <w:color w:val="auto"/>
-                <w:kern w:val="2"/>
-                <w:lang w:val="de-AT" w:eastAsia="de-AT"/>
-                <w14:ligatures w14:val="standardContextual"/>
-              </w:rPr>
-              <w:tab/>
-            </w:r>
-            <w:r>
-              <w:rPr>
-                <w:rStyle w:val="Hyperlink"/>
-                <w:rFonts w:ascii="Open Sans" w:hAnsi="Open Sans"/>
-                <w:noProof/>
-              </w:rPr>
-              <w:t>Data</w:t>
-            </w:r>
-            <w:r>
-              <w:rPr>
-                <w:rStyle w:val="Hyperlink"/>
-                <w:rFonts w:ascii="Open Sans" w:hAnsi="Open Sans"/>
-                <w:noProof/>
-                <w:spacing w:val="-3"/>
-              </w:rPr>
-              <w:t xml:space="preserve"> </w:t>
-            </w:r>
-            <w:r>
-              <w:rPr>
-                <w:rStyle w:val="Hyperlink"/>
-                <w:rFonts w:ascii="Open Sans" w:hAnsi="Open Sans"/>
-                <w:noProof/>
-              </w:rPr>
-              <w:t>security</w:t>
-            </w:r>
-            <w:r>
-              <w:rPr>
-                <w:noProof/>
-                <w:webHidden/>
-              </w:rPr>
-              <w:tab/>
-            </w:r>
-            <w:r>
-              <w:rPr>
-                <w:noProof/>
-                <w:webHidden/>
-              </w:rPr>
-              <w:fldChar w:fldCharType="begin"/>
-            </w:r>
-            <w:r>
-              <w:rPr>
-                <w:noProof/>
-                <w:webHidden/>
-              </w:rPr>
-              <w:instrText xml:space="preserve"> PAGEREF _Toc156287350 \h </w:instrText>
-            </w:r>
-            <w:r>
-              <w:rPr>
-                <w:noProof/>
-                <w:webHidden/>
-              </w:rPr>
-            </w:r>
-            <w:r>
-              <w:rPr>
-                <w:noProof/>
-                <w:webHidden/>
-              </w:rPr>
-              <w:fldChar w:fldCharType="separate"/>
-            </w:r>
-            <w:r>
-              <w:rPr>
-                <w:noProof/>
-                <w:webHidden/>
-              </w:rPr>
-              <w:t>9</w:t>
-            </w:r>
-            <w:r>
-              <w:rPr>
-                <w:noProof/>
-                <w:webHidden/>
-              </w:rPr>
-              <w:fldChar w:fldCharType="end"/>
-            </w:r>
-          </w:hyperlink>
-        </w:p>
-        <w:p>
-          <w:pPr>
-            <w:pStyle w:val="TOC2"/>
-            <w:rPr>
-              <w:rFonts w:eastAsiaTheme="minorEastAsia"/>
-              <w:noProof/>
-              <w:color w:val="auto"/>
-              <w:kern w:val="2"/>
-              <w:lang w:val="de-AT" w:eastAsia="de-AT"/>
-              <w14:ligatures w14:val="standardContextual"/>
-            </w:rPr>
-          </w:pPr>
-          <w:hyperlink w:anchor="_Toc156287351" w:history="1">
-            <w:r>
-              <w:rPr>
-                <w:rStyle w:val="Hyperlink"/>
-                <w:rFonts w:ascii="Open Sans" w:hAnsi="Open Sans"/>
-                <w:noProof/>
-              </w:rPr>
-              <w:t>5.1.</w:t>
-            </w:r>
-            <w:r>
-              <w:rPr>
-                <w:rFonts w:eastAsiaTheme="minorEastAsia"/>
-                <w:noProof/>
-                <w:color w:val="auto"/>
-                <w:kern w:val="2"/>
-                <w:lang w:val="de-AT" w:eastAsia="de-AT"/>
-                <w14:ligatures w14:val="standardContextual"/>
-              </w:rPr>
-              <w:tab/>
-            </w:r>
-            <w:r>
-              <w:rPr>
-                <w:rStyle w:val="Hyperlink"/>
-                <w:rFonts w:ascii="Open Sans" w:hAnsi="Open Sans"/>
-                <w:noProof/>
-              </w:rPr>
-              <w:t>Storage and backup facilities</w:t>
-            </w:r>
-            <w:r>
-              <w:rPr>
-                <w:noProof/>
-                <w:webHidden/>
-              </w:rPr>
-              <w:tab/>
-            </w:r>
-            <w:r>
-              <w:rPr>
-                <w:noProof/>
-                <w:webHidden/>
-              </w:rPr>
-              <w:fldChar w:fldCharType="begin"/>
-            </w:r>
-            <w:r>
-              <w:rPr>
-                <w:noProof/>
-                <w:webHidden/>
-              </w:rPr>
-              <w:instrText xml:space="preserve"> PAGEREF _Toc156287351 \h </w:instrText>
-            </w:r>
-            <w:r>
-              <w:rPr>
-                <w:noProof/>
-                <w:webHidden/>
-              </w:rPr>
-            </w:r>
-            <w:r>
-              <w:rPr>
-                <w:noProof/>
-                <w:webHidden/>
-              </w:rPr>
-              <w:fldChar w:fldCharType="separate"/>
-            </w:r>
-            <w:r>
-              <w:rPr>
-                <w:noProof/>
-                <w:webHidden/>
-              </w:rPr>
-              <w:t>10</w:t>
-            </w:r>
-            <w:r>
-              <w:rPr>
-                <w:noProof/>
-                <w:webHidden/>
-              </w:rPr>
-              <w:fldChar w:fldCharType="end"/>
-            </w:r>
-          </w:hyperlink>
-        </w:p>
-        <w:p>
-          <w:pPr>
-            <w:pStyle w:val="TOC2"/>
-            <w:rPr>
-              <w:rFonts w:eastAsiaTheme="minorEastAsia"/>
-              <w:noProof/>
-              <w:color w:val="auto"/>
-              <w:kern w:val="2"/>
-              <w:lang w:val="de-AT" w:eastAsia="de-AT"/>
-              <w14:ligatures w14:val="standardContextual"/>
-            </w:rPr>
-          </w:pPr>
-          <w:hyperlink w:anchor="_Toc156287352" w:history="1">
-            <w:r>
-              <w:rPr>
-                <w:rStyle w:val="Hyperlink"/>
-                <w:rFonts w:ascii="Open Sans" w:hAnsi="Open Sans"/>
-                <w:noProof/>
-              </w:rPr>
-              <w:t>5.2.</w:t>
-            </w:r>
-            <w:r>
-              <w:rPr>
-                <w:rFonts w:eastAsiaTheme="minorEastAsia"/>
-                <w:noProof/>
-                <w:color w:val="auto"/>
-                <w:kern w:val="2"/>
-                <w:lang w:val="de-AT" w:eastAsia="de-AT"/>
-                <w14:ligatures w14:val="standardContextual"/>
-              </w:rPr>
-              <w:tab/>
-            </w:r>
-            <w:r>
-              <w:rPr>
-                <w:rStyle w:val="Hyperlink"/>
-                <w:rFonts w:ascii="Open Sans" w:hAnsi="Open Sans"/>
-                <w:noProof/>
-              </w:rPr>
-              <w:t>Data security and protection of sensitive data</w:t>
-            </w:r>
-            <w:r>
-              <w:rPr>
-                <w:noProof/>
-                <w:webHidden/>
-              </w:rPr>
-              <w:tab/>
-            </w:r>
-            <w:r>
-              <w:rPr>
-                <w:noProof/>
-                <w:webHidden/>
-              </w:rPr>
-              <w:fldChar w:fldCharType="begin"/>
-            </w:r>
-            <w:r>
-              <w:rPr>
-                <w:noProof/>
-                <w:webHidden/>
-              </w:rPr>
-              <w:instrText xml:space="preserve"> PAGEREF _Toc156287352 \h </w:instrText>
-            </w:r>
-            <w:r>
-              <w:rPr>
-                <w:noProof/>
-                <w:webHidden/>
-              </w:rPr>
-            </w:r>
-            <w:r>
-              <w:rPr>
-                <w:noProof/>
-                <w:webHidden/>
-              </w:rPr>
-              <w:fldChar w:fldCharType="separate"/>
-            </w:r>
-            <w:r>
-              <w:rPr>
-                <w:noProof/>
-                <w:webHidden/>
-              </w:rPr>
-              <w:t>10</w:t>
-            </w:r>
-            <w:r>
-              <w:rPr>
-                <w:noProof/>
-                <w:webHidden/>
-              </w:rPr>
-              <w:fldChar w:fldCharType="end"/>
-            </w:r>
-          </w:hyperlink>
-        </w:p>
-        <w:p>
-          <w:pPr>
-            <w:pStyle w:val="TOC2"/>
-            <w:rPr>
-              <w:rFonts w:eastAsiaTheme="minorEastAsia"/>
-              <w:noProof/>
-              <w:color w:val="auto"/>
-              <w:kern w:val="2"/>
-              <w:lang w:val="de-AT" w:eastAsia="de-AT"/>
-              <w14:ligatures w14:val="standardContextual"/>
-            </w:rPr>
-          </w:pPr>
-          <w:hyperlink w:anchor="_Toc156287353" w:history="1">
-            <w:r>
-              <w:rPr>
-                <w:rStyle w:val="Hyperlink"/>
-                <w:rFonts w:ascii="Open Sans" w:hAnsi="Open Sans"/>
-                <w:noProof/>
-              </w:rPr>
-              <w:t>5.3.</w:t>
-            </w:r>
-            <w:r>
-              <w:rPr>
-                <w:rFonts w:eastAsiaTheme="minorEastAsia"/>
-                <w:noProof/>
-                <w:color w:val="auto"/>
-                <w:kern w:val="2"/>
-                <w:lang w:val="de-AT" w:eastAsia="de-AT"/>
-                <w14:ligatures w14:val="standardContextual"/>
-              </w:rPr>
-              <w:tab/>
-            </w:r>
-            <w:r>
-              <w:rPr>
-                <w:rStyle w:val="Hyperlink"/>
-                <w:rFonts w:ascii="Open Sans" w:hAnsi="Open Sans"/>
-                <w:noProof/>
-              </w:rPr>
-              <w:t>Long-term preservation and deletion of data</w:t>
-            </w:r>
-            <w:r>
-              <w:rPr>
-                <w:noProof/>
-                <w:webHidden/>
-              </w:rPr>
-              <w:tab/>
-            </w:r>
-            <w:r>
-              <w:rPr>
-                <w:noProof/>
-                <w:webHidden/>
-              </w:rPr>
-              <w:fldChar w:fldCharType="begin"/>
-            </w:r>
-            <w:r>
-              <w:rPr>
-                <w:noProof/>
-                <w:webHidden/>
-              </w:rPr>
-              <w:instrText xml:space="preserve"> PAGEREF _Toc156287353 \h </w:instrText>
-            </w:r>
-            <w:r>
-              <w:rPr>
-                <w:noProof/>
-                <w:webHidden/>
-              </w:rPr>
-            </w:r>
-            <w:r>
-              <w:rPr>
-                <w:noProof/>
-                <w:webHidden/>
-              </w:rPr>
-              <w:fldChar w:fldCharType="separate"/>
-            </w:r>
-            <w:r>
-              <w:rPr>
-                <w:noProof/>
-                <w:webHidden/>
-              </w:rPr>
-              <w:t>10</w:t>
-            </w:r>
-            <w:r>
-              <w:rPr>
-                <w:noProof/>
-                <w:webHidden/>
-              </w:rPr>
-              <w:fldChar w:fldCharType="end"/>
-            </w:r>
-          </w:hyperlink>
-        </w:p>
-        <w:p>
-          <w:pPr>
-            <w:pStyle w:val="TOC1"/>
-            <w:tabs>
-              <w:tab w:val="left" w:pos="440"/>
-              <w:tab w:val="right" w:pos="9062"/>
-            </w:tabs>
-            <w:rPr>
-              <w:rFonts w:eastAsiaTheme="minorEastAsia"/>
-              <w:noProof/>
-              <w:color w:val="auto"/>
-              <w:kern w:val="2"/>
-              <w:lang w:val="de-AT" w:eastAsia="de-AT"/>
-              <w14:ligatures w14:val="standardContextual"/>
-            </w:rPr>
-          </w:pPr>
-          <w:hyperlink w:anchor="_Toc156287354" w:history="1">
-            <w:r>
-              <w:rPr>
-                <w:rStyle w:val="Hyperlink"/>
-                <w:rFonts w:ascii="Open Sans" w:hAnsi="Open Sans"/>
-                <w:noProof/>
-              </w:rPr>
-              <w:t>6.</w:t>
-            </w:r>
-            <w:r>
-              <w:rPr>
-                <w:rFonts w:eastAsiaTheme="minorEastAsia"/>
-                <w:noProof/>
-                <w:color w:val="auto"/>
-                <w:kern w:val="2"/>
-                <w:lang w:val="de-AT" w:eastAsia="de-AT"/>
-                <w14:ligatures w14:val="standardContextual"/>
-              </w:rPr>
-              <w:tab/>
-            </w:r>
-            <w:r>
-              <w:rPr>
-                <w:rStyle w:val="Hyperlink"/>
-                <w:rFonts w:ascii="Open Sans" w:hAnsi="Open Sans"/>
-                <w:noProof/>
-              </w:rPr>
-              <w:t>Ethical and legal issues</w:t>
-            </w:r>
-            <w:r>
-              <w:rPr>
-                <w:noProof/>
-                <w:webHidden/>
-              </w:rPr>
-              <w:tab/>
-            </w:r>
-            <w:r>
-              <w:rPr>
-                <w:noProof/>
-                <w:webHidden/>
-              </w:rPr>
-              <w:fldChar w:fldCharType="begin"/>
-            </w:r>
-            <w:r>
-              <w:rPr>
-                <w:noProof/>
-                <w:webHidden/>
-              </w:rPr>
-              <w:instrText xml:space="preserve"> PAGEREF _Toc156287354 \h </w:instrText>
-            </w:r>
-            <w:r>
-              <w:rPr>
-                <w:noProof/>
-                <w:webHidden/>
-              </w:rPr>
-            </w:r>
-            <w:r>
-              <w:rPr>
-                <w:noProof/>
-                <w:webHidden/>
-              </w:rPr>
-              <w:fldChar w:fldCharType="separate"/>
-            </w:r>
-            <w:r>
-              <w:rPr>
-                <w:noProof/>
-                <w:webHidden/>
-              </w:rPr>
-              <w:t>11</w:t>
-            </w:r>
-            <w:r>
-              <w:rPr>
-                <w:noProof/>
-                <w:webHidden/>
-              </w:rPr>
-              <w:fldChar w:fldCharType="end"/>
-            </w:r>
-          </w:hyperlink>
-        </w:p>
-        <w:p>
-          <w:pPr>
-            <w:pStyle w:val="TOC2"/>
-            <w:rPr>
-              <w:rFonts w:eastAsiaTheme="minorEastAsia"/>
-              <w:noProof/>
-              <w:color w:val="auto"/>
-              <w:kern w:val="2"/>
-              <w:lang w:val="de-AT" w:eastAsia="de-AT"/>
-              <w14:ligatures w14:val="standardContextual"/>
-            </w:rPr>
-          </w:pPr>
-          <w:hyperlink w:anchor="_Toc156287355" w:history="1">
-            <w:r>
-              <w:rPr>
-                <w:rStyle w:val="Hyperlink"/>
-                <w:rFonts w:ascii="Open Sans" w:hAnsi="Open Sans"/>
-                <w:noProof/>
-              </w:rPr>
-              <w:t>6.1.</w:t>
-            </w:r>
-            <w:r>
-              <w:rPr>
-                <w:rFonts w:eastAsiaTheme="minorEastAsia"/>
-                <w:noProof/>
-                <w:color w:val="auto"/>
-                <w:kern w:val="2"/>
-                <w:lang w:val="de-AT" w:eastAsia="de-AT"/>
-                <w14:ligatures w14:val="standardContextual"/>
-              </w:rPr>
-              <w:tab/>
-            </w:r>
-            <w:r>
-              <w:rPr>
-                <w:rStyle w:val="Hyperlink"/>
-                <w:rFonts w:ascii="Open Sans" w:hAnsi="Open Sans"/>
-                <w:noProof/>
-              </w:rPr>
-              <w:t>Personal data</w:t>
-            </w:r>
-            <w:r>
-              <w:rPr>
-                <w:noProof/>
-                <w:webHidden/>
-              </w:rPr>
-              <w:tab/>
-            </w:r>
-            <w:r>
-              <w:rPr>
-                <w:noProof/>
-                <w:webHidden/>
-              </w:rPr>
-              <w:fldChar w:fldCharType="begin"/>
-            </w:r>
-            <w:r>
-              <w:rPr>
-                <w:noProof/>
-                <w:webHidden/>
-              </w:rPr>
-              <w:instrText xml:space="preserve"> PAGEREF _Toc156287355 \h </w:instrText>
-            </w:r>
-            <w:r>
-              <w:rPr>
-                <w:noProof/>
-                <w:webHidden/>
-              </w:rPr>
-            </w:r>
-            <w:r>
-              <w:rPr>
-                <w:noProof/>
-                <w:webHidden/>
-              </w:rPr>
-              <w:fldChar w:fldCharType="separate"/>
-            </w:r>
-            <w:r>
-              <w:rPr>
-                <w:noProof/>
-                <w:webHidden/>
-              </w:rPr>
-              <w:t>11</w:t>
-            </w:r>
-            <w:r>
-              <w:rPr>
-                <w:noProof/>
-                <w:webHidden/>
-              </w:rPr>
-              <w:fldChar w:fldCharType="end"/>
-            </w:r>
-          </w:hyperlink>
-        </w:p>
-        <w:p>
-          <w:pPr>
-            <w:pStyle w:val="TOC2"/>
-            <w:rPr>
-              <w:rFonts w:eastAsiaTheme="minorEastAsia"/>
-              <w:noProof/>
-              <w:color w:val="auto"/>
-              <w:kern w:val="2"/>
-              <w:lang w:val="de-AT" w:eastAsia="de-AT"/>
-              <w14:ligatures w14:val="standardContextual"/>
-            </w:rPr>
-          </w:pPr>
-          <w:hyperlink w:anchor="_Toc156287356" w:history="1">
-            <w:r>
-              <w:rPr>
-                <w:rStyle w:val="Hyperlink"/>
-                <w:rFonts w:ascii="Open Sans" w:hAnsi="Open Sans"/>
-                <w:noProof/>
-              </w:rPr>
-              <w:t>6.2.</w:t>
-            </w:r>
-            <w:r>
-              <w:rPr>
-                <w:rFonts w:eastAsiaTheme="minorEastAsia"/>
-                <w:noProof/>
-                <w:color w:val="auto"/>
-                <w:kern w:val="2"/>
-                <w:lang w:val="de-AT" w:eastAsia="de-AT"/>
-                <w14:ligatures w14:val="standardContextual"/>
-              </w:rPr>
-              <w:tab/>
-            </w:r>
-            <w:r>
-              <w:rPr>
-                <w:rStyle w:val="Hyperlink"/>
-                <w:rFonts w:ascii="Open Sans" w:hAnsi="Open Sans"/>
-                <w:noProof/>
-              </w:rPr>
-              <w:t>Intellectual property rights and ownership</w:t>
-            </w:r>
-            <w:r>
-              <w:rPr>
-                <w:noProof/>
-                <w:webHidden/>
-              </w:rPr>
-              <w:tab/>
-            </w:r>
-            <w:r>
-              <w:rPr>
-                <w:noProof/>
-                <w:webHidden/>
-              </w:rPr>
-              <w:fldChar w:fldCharType="begin"/>
-            </w:r>
-            <w:r>
-              <w:rPr>
-                <w:noProof/>
-                <w:webHidden/>
-              </w:rPr>
-              <w:instrText xml:space="preserve"> PAGEREF _Toc156287356 \h </w:instrText>
-            </w:r>
-            <w:r>
-              <w:rPr>
-                <w:noProof/>
-                <w:webHidden/>
-              </w:rPr>
-            </w:r>
-            <w:r>
-              <w:rPr>
-                <w:noProof/>
-                <w:webHidden/>
-              </w:rPr>
-              <w:fldChar w:fldCharType="separate"/>
-            </w:r>
-            <w:r>
-              <w:rPr>
-                <w:noProof/>
-                <w:webHidden/>
-              </w:rPr>
-              <w:t>11</w:t>
-            </w:r>
-            <w:r>
-              <w:rPr>
-                <w:noProof/>
-                <w:webHidden/>
-              </w:rPr>
-              <w:fldChar w:fldCharType="end"/>
-            </w:r>
-          </w:hyperlink>
-        </w:p>
-        <w:p>
-          <w:pPr>
-            <w:pStyle w:val="TOC2"/>
-            <w:rPr>
-              <w:rFonts w:eastAsiaTheme="minorEastAsia"/>
-              <w:noProof/>
-              <w:color w:val="auto"/>
-              <w:kern w:val="2"/>
-              <w:lang w:val="de-AT" w:eastAsia="de-AT"/>
-              <w14:ligatures w14:val="standardContextual"/>
-            </w:rPr>
-          </w:pPr>
-          <w:hyperlink w:anchor="_Toc156287357" w:history="1">
-            <w:r>
-              <w:rPr>
-                <w:rStyle w:val="Hyperlink"/>
-                <w:rFonts w:ascii="Open Sans" w:hAnsi="Open Sans"/>
-                <w:noProof/>
-              </w:rPr>
-              <w:t>6.3.</w:t>
-            </w:r>
-            <w:r>
-              <w:rPr>
-                <w:rFonts w:eastAsiaTheme="minorEastAsia"/>
-                <w:noProof/>
-                <w:color w:val="auto"/>
-                <w:kern w:val="2"/>
-                <w:lang w:val="de-AT" w:eastAsia="de-AT"/>
-                <w14:ligatures w14:val="standardContextual"/>
-              </w:rPr>
-              <w:tab/>
-            </w:r>
-            <w:r>
-              <w:rPr>
-                <w:rStyle w:val="Hyperlink"/>
-                <w:rFonts w:ascii="Open Sans" w:hAnsi="Open Sans"/>
-                <w:noProof/>
-              </w:rPr>
-              <w:t>Ethical issues</w:t>
-            </w:r>
-            <w:r>
-              <w:rPr>
-                <w:noProof/>
-                <w:webHidden/>
-              </w:rPr>
-              <w:tab/>
-            </w:r>
-            <w:r>
-              <w:rPr>
-                <w:noProof/>
-                <w:webHidden/>
-              </w:rPr>
-              <w:fldChar w:fldCharType="begin"/>
-            </w:r>
-            <w:r>
-              <w:rPr>
-                <w:noProof/>
-                <w:webHidden/>
-              </w:rPr>
-              <w:instrText xml:space="preserve"> PAGEREF _Toc156287357 \h </w:instrText>
-            </w:r>
-            <w:r>
-              <w:rPr>
-                <w:noProof/>
-                <w:webHidden/>
-              </w:rPr>
-            </w:r>
-            <w:r>
-              <w:rPr>
-                <w:noProof/>
-                <w:webHidden/>
-              </w:rPr>
-              <w:fldChar w:fldCharType="separate"/>
-            </w:r>
-            <w:r>
-              <w:rPr>
-                <w:noProof/>
-                <w:webHidden/>
-              </w:rPr>
-              <w:t>11</w:t>
-            </w:r>
-            <w:r>
-              <w:rPr>
-                <w:noProof/>
-                <w:webHidden/>
-              </w:rPr>
-              <w:fldChar w:fldCharType="end"/>
-            </w:r>
-          </w:hyperlink>
-        </w:p>
-        <w:p>
-          <w:pPr>
-            <w:pStyle w:val="TOC1"/>
-            <w:tabs>
-              <w:tab w:val="left" w:pos="440"/>
-              <w:tab w:val="right" w:pos="9062"/>
-            </w:tabs>
-            <w:rPr>
-              <w:rFonts w:eastAsiaTheme="minorEastAsia"/>
-              <w:noProof/>
-              <w:color w:val="auto"/>
-              <w:kern w:val="2"/>
-              <w:lang w:val="de-AT" w:eastAsia="de-AT"/>
-              <w14:ligatures w14:val="standardContextual"/>
-            </w:rPr>
-          </w:pPr>
-          <w:hyperlink w:anchor="_Toc156287358" w:history="1">
-            <w:r>
-              <w:rPr>
-                <w:rStyle w:val="Hyperlink"/>
-                <w:rFonts w:ascii="Open Sans" w:hAnsi="Open Sans"/>
-                <w:noProof/>
-              </w:rPr>
-              <w:t>7.</w:t>
-            </w:r>
-            <w:r>
-              <w:rPr>
-                <w:rFonts w:eastAsiaTheme="minorEastAsia"/>
-                <w:noProof/>
-                <w:color w:val="auto"/>
-                <w:kern w:val="2"/>
-                <w:lang w:val="de-AT" w:eastAsia="de-AT"/>
-                <w14:ligatures w14:val="standardContextual"/>
-              </w:rPr>
-              <w:tab/>
-            </w:r>
-            <w:r>
-              <w:rPr>
-                <w:rStyle w:val="Hyperlink"/>
-                <w:rFonts w:ascii="Open Sans" w:hAnsi="Open Sans"/>
-                <w:noProof/>
-              </w:rPr>
-              <w:t>Other issues</w:t>
-            </w:r>
-            <w:r>
-              <w:rPr>
-                <w:noProof/>
-                <w:webHidden/>
-              </w:rPr>
-              <w:tab/>
-            </w:r>
-            <w:r>
-              <w:rPr>
-                <w:noProof/>
-                <w:webHidden/>
-              </w:rPr>
-              <w:fldChar w:fldCharType="begin"/>
-            </w:r>
-            <w:r>
-              <w:rPr>
-                <w:noProof/>
-                <w:webHidden/>
-              </w:rPr>
-              <w:instrText xml:space="preserve"> PAGEREF _Toc156287358 \h </w:instrText>
-            </w:r>
-            <w:r>
-              <w:rPr>
-                <w:noProof/>
-                <w:webHidden/>
-              </w:rPr>
-            </w:r>
-            <w:r>
-              <w:rPr>
-                <w:noProof/>
-                <w:webHidden/>
-              </w:rPr>
-              <w:fldChar w:fldCharType="separate"/>
-            </w:r>
-            <w:r>
-              <w:rPr>
-                <w:noProof/>
-                <w:webHidden/>
-              </w:rPr>
-              <w:t>11</w:t>
-            </w:r>
-            <w:r>
-              <w:rPr>
-                <w:noProof/>
-                <w:webHidden/>
-              </w:rPr>
-              <w:fldChar w:fldCharType="end"/>
-            </w:r>
-          </w:hyperlink>
-        </w:p>
-        <w:p>
-          <w:pPr>
-            <w:suppressAutoHyphens w:val="0"/>
-            <w:rPr>
-              <w:rFonts w:eastAsiaTheme="minorHAnsi"/>
-              <w:noProof/>
-            </w:rPr>
-          </w:pPr>
-          <w:r>
-            <w:rPr>
-              <w:rFonts w:eastAsiaTheme="minorHAnsi"/>
-              <w:b/>
-              <w:bCs/>
-              <w:noProof/>
-              <w:color w:val="auto"/>
-              <w:lang w:val="de-DE"/>
-            </w:rPr>
-            <w:fldChar w:fldCharType="end"/>
-          </w:r>
-        </w:p>
-      </w:sdtContent>
-    </w:sdt>
-    <w:p>
-      <w:pPr>
-        <w:tabs>
-          <w:tab w:val="clear" w:pos="4513"/>
-          <w:tab w:val="clear" w:pos="9026"/>
-        </w:tabs>
-        <w:suppressAutoHyphens w:val="0"/>
-        <w:spacing w:after="160" w:line="259" w:lineRule="auto"/>
-        <w:jc w:val="left"/>
-        <w:rPr>
-          <w:rFonts w:eastAsiaTheme="minorHAnsi"/>
-          <w:noProof/>
-        </w:rPr>
-      </w:pPr>
-      <w:r>
-        <w:rPr>
-          <w:rFonts w:eastAsiaTheme="minorHAnsi"/>
-          <w:noProof/>
-        </w:rPr>
-        <w:br w:type="page"/>
-      </w:r>
-    </w:p>
-    <w:p>
-      <w:pPr>
-        <w:pStyle w:val="Heading1"/>
-      </w:pPr>
-      <w:bookmarkStart w:id="4" w:name="_Toc123731430"/>
-      <w:bookmarkStart w:id="5" w:name="_Toc156287338"/>
-      <w:r>
-        <w:lastRenderedPageBreak/>
-        <w:t>Executive Summary</w:t>
-      </w:r>
       <w:bookmarkEnd w:id="4"/>
-      <w:bookmarkEnd w:id="5"/>
-    </w:p>
-    <w:p>
-      <w:pPr>
-        <w:pStyle w:val="Heading2"/>
-      </w:pPr>
-      <w:bookmarkStart w:id="6" w:name="_Toc123731431"/>
-      <w:bookmarkStart w:id="7" w:name="_Toc109653673"/>
-      <w:bookmarkStart w:id="8" w:name="_Toc156287339"/>
-      <w:r>
-        <w:t>Introduction</w:t>
-      </w:r>
-      <w:bookmarkEnd w:id="6"/>
-      <w:bookmarkEnd w:id="7"/>
-      <w:bookmarkEnd w:id="8"/>
     </w:p>
     <w:p>
       <w:r>
         <w:t xml:space="preserve">A data management plan (DMP) is a structured document that keeps record of what research data is created or reused and what happens to that data during and after a project. It helps with planning the research process and defining responsibilities in a research project involving several researchers or institutions. For writing this DMP, we followed the </w:t>
       </w:r>
-      <w:hyperlink r:id="rId14">
+      <w:hyperlink r:id="rId11">
         <w:r>
           <w:rPr>
             <w:rStyle w:val="Hyperlink"/>
@@ -5030,15 +100,15 @@
       <w:pPr>
         <w:pStyle w:val="Heading2"/>
       </w:pPr>
-      <w:bookmarkStart w:id="9" w:name="_Toc69311943"/>
-      <w:bookmarkStart w:id="10" w:name="_Toc123731432"/>
-      <w:bookmarkStart w:id="11" w:name="_Toc156287340"/>
+      <w:bookmarkStart w:id="5" w:name="_Toc69311943"/>
+      <w:bookmarkStart w:id="6" w:name="_Toc123731432"/>
+      <w:bookmarkStart w:id="7" w:name="_Toc156287340"/>
       <w:r>
         <w:t>Data Summary</w:t>
       </w:r>
-      <w:bookmarkEnd w:id="9"/>
-      <w:bookmarkEnd w:id="10"/>
-      <w:bookmarkEnd w:id="11"/>
+      <w:bookmarkEnd w:id="5"/>
+      <w:bookmarkEnd w:id="6"/>
+      <w:bookmarkEnd w:id="7"/>
     </w:p>
     <w:p>
       <w:pPr>
@@ -5629,6 +699,7 @@
                 <w:sz w:val="18"/>
                 <w:szCs w:val="18"/>
               </w:rPr>
+              <w:lastRenderedPageBreak/>
               <w:t>P2</w:t>
             </w:r>
           </w:p>
@@ -5804,12 +875,6 @@
           <w:color w:val="auto"/>
         </w:rPr>
         <w:br/>
-      </w:r>
-      <w:r>
-        <w:rPr>
-          <w:color w:val="auto"/>
-        </w:rPr>
-        <w:lastRenderedPageBreak/>
         <w:t>Description for "Frost Day Prediction Evaluation Results":</w:t>
       </w:r>
       <w:r>
@@ -6153,7 +1218,7 @@
       <w:pPr>
         <w:jc w:val="left"/>
       </w:pPr>
-      <w:bookmarkStart w:id="12" w:name="_Toc156287341"/>
+      <w:bookmarkStart w:id="8" w:name="_Toc156287341"/>
       <w:r>
         <w:t>Description for "Messstationen Tagesdaten v2 (Daily Station Measurements)":</w:t>
       </w:r>
@@ -6170,9 +1235,10 @@
         <w:pStyle w:val="Heading2"/>
       </w:pPr>
       <w:r>
+        <w:lastRenderedPageBreak/>
         <w:t>Methods and software used for data generation and reuse</w:t>
       </w:r>
-      <w:bookmarkEnd w:id="12"/>
+      <w:bookmarkEnd w:id="8"/>
     </w:p>
     <w:p>
       <w:pPr>
@@ -6201,12 +1267,11 @@
       <w:pPr>
         <w:pStyle w:val="Heading2"/>
       </w:pPr>
-      <w:bookmarkStart w:id="13" w:name="_Toc156287342"/>
-      <w:r>
-        <w:lastRenderedPageBreak/>
+      <w:bookmarkStart w:id="9" w:name="_Toc156287342"/>
+      <w:r>
         <w:t>Foreseeable research uses and /or users</w:t>
       </w:r>
-      <w:bookmarkEnd w:id="13"/>
+      <w:bookmarkEnd w:id="9"/>
     </w:p>
     <w:p>
       <w:pPr>
@@ -6225,22 +1290,22 @@
       <w:pPr>
         <w:pStyle w:val="Heading1"/>
       </w:pPr>
-      <w:bookmarkStart w:id="14" w:name="_Toc123731433"/>
-      <w:bookmarkStart w:id="15" w:name="_Toc69311944"/>
-      <w:bookmarkStart w:id="16" w:name="_Toc156287343"/>
+      <w:bookmarkStart w:id="10" w:name="_Toc123731433"/>
+      <w:bookmarkStart w:id="11" w:name="_Toc69311944"/>
+      <w:bookmarkStart w:id="12" w:name="_Toc156287343"/>
       <w:r>
         <w:t>FAIR data</w:t>
       </w:r>
-      <w:bookmarkEnd w:id="14"/>
-      <w:bookmarkEnd w:id="15"/>
-      <w:bookmarkEnd w:id="16"/>
+      <w:bookmarkEnd w:id="10"/>
+      <w:bookmarkEnd w:id="11"/>
+      <w:bookmarkEnd w:id="12"/>
     </w:p>
     <w:p>
       <w:pPr>
         <w:pStyle w:val="Heading2"/>
       </w:pPr>
-      <w:bookmarkStart w:id="17" w:name="_Toc123731434"/>
-      <w:bookmarkStart w:id="18" w:name="_Toc156287344"/>
+      <w:bookmarkStart w:id="13" w:name="_Toc123731434"/>
+      <w:bookmarkStart w:id="14" w:name="_Toc156287344"/>
       <w:r>
         <w:rPr>
           <w:rStyle w:val="Heading3Char"/>
@@ -6251,8 +1316,8 @@
         </w:rPr>
         <w:t>Making data findable, including provisions for metadata</w:t>
       </w:r>
-      <w:bookmarkEnd w:id="17"/>
-      <w:bookmarkEnd w:id="18"/>
+      <w:bookmarkEnd w:id="13"/>
+      <w:bookmarkEnd w:id="14"/>
     </w:p>
     <w:p>
       <w:pPr>
@@ -6373,29 +1438,29 @@
     </w:p>
     <w:p>
       <w:r>
-        <w:t>The input data is stored in a relational database in DBRepo following a Third Normal Form (3NF) schema consisting of two tables: station (station metadata) and daily_observation (daily meteorological measurements). The schema includes primary and foreign key constraints to ensure data integrity.  All code, notebooks, and configuration files are version-controlled in a public GitHub repository using Git. A consistent file-naming convention is applied covering input datasets, output files, scripts and configu</w:t>
-      </w:r>
-      <w:r>
-        <w:t>ration files, documented in the README. GitHub releases are used to create versioned snapshots of the experiment at key milestones. The repository is connected to Zenodo for automatic DOI minting upon each release, ensuring persistent and citable versions of the software.  Output artefacts including the trained model, evaluation figures and metrics are deposited in the TU Wien Research Data Repository as separate versioned deposits with full metadata.</w:t>
-      </w:r>
-    </w:p>
-    <w:p>
-      <w:r>
-        <w:t xml:space="preserve">The experiment applies multiple complementary metadata standards to ensure full FAIR compliance.  Input data is described using semantic mappings to the CF Standard Names </w:t>
+        <w:t xml:space="preserve">The input data is stored in a relational database in DBRepo following a Third Normal Form (3NF) schema consisting of two tables: station (station metadata) and daily_observation </w:t>
       </w:r>
       <w:r>
         <w:lastRenderedPageBreak/>
-        <w:t>ontology (for meteorological attributes) and SOSA/SSN (for observation and station metadata). Units of measurement are mapped to the SI Digital Framework ontology and stored in DBRepo column metadata.  The software and experiment package is described using RO-Crate (ro-crate-metadata.json) covering all entities, relationships, licences and persistent identifiers. CodeMeta (codemeta.json) documents software dependencies, authors with ORCIDs, and the runtime environment. The trained ML model is described usin</w:t>
-      </w:r>
-      <w:r>
-        <w:t>g FAIR4ML metadata and a Model Card (docs/model-card.md) covering intended use, evaluation results, limitations and ethical considerations. Input datasets are described using a Croissant JSON-LD record.  All deposits in the TU Wien Research Data Repository include extensive metadata: title, description, keywords, creators with ORCIDs, licences, and cross-references via related identifiers. A CITATION.cff file is provided in the repository root referencing the Zenodo DOI. This will help others to identify, d</w:t>
-      </w:r>
-      <w:r>
-        <w:t>iscover and reuse our data.</w:t>
-      </w:r>
-    </w:p>
-    <w:p>
-      <w:bookmarkStart w:id="19" w:name="_Toc123731435"/>
+        <w:t>(daily meteorological measurements). The schema includes primary and foreign key constraints to ensure data integrity.  All code, notebooks, and configuration files are version-controlled in a public GitHub repository using Git. A consistent file-naming convention is applied covering input datasets, output files, scripts and configuration files, documented in the README. GitHub releases are used to create versioned snapshots of the experiment at key milestones. The repository is connected to Zenodo for auto</w:t>
+      </w:r>
+      <w:r>
+        <w:t>matic DOI minting upon each release, ensuring persistent and citable versions of the software.  Output artefacts including the trained model, evaluation figures and metrics are deposited in the TU Wien Research Data Repository as separate versioned deposits with full metadata.</w:t>
+      </w:r>
+    </w:p>
+    <w:p>
+      <w:r>
+        <w:t>The experiment applies multiple complementary metadata standards to ensure full FAIR compliance.  Input data is described using semantic mappings to the CF Standard Names ontology (for meteorological attributes) and SOSA/SSN (for observation and station metadata). Units of measurement are mapped to the SI Digital Framework ontology and stored in DBRepo column metadata.  The software and experiment package is described using RO-Crate (ro-crate-metadata.json) covering all entities, relationships, licences and</w:t>
+      </w:r>
+      <w:r>
+        <w:t xml:space="preserve"> persistent identifiers. CodeMeta (codemeta.json) documents software dependencies, authors with ORCIDs, and the runtime environment. The trained ML model is described using FAIR4ML metadata and a Model Card (docs/model-card.md) covering intended use, evaluation results, limitations and ethical considerations. Input datasets are described using a Croissant JSON-LD record.  All deposits in the TU Wien Research Data Repository include extensive metadata: title, description, keywords, creators with ORCIDs, lice</w:t>
+      </w:r>
+      <w:r>
+        <w:t>nces, and cross-references via related identifiers. A CITATION.cff file is provided in the repository root referencing the Zenodo DOI. This will help others to identify, discover and reuse our data.</w:t>
+      </w:r>
+    </w:p>
+    <w:p>
+      <w:bookmarkStart w:id="15" w:name="_Toc123731435"/>
       <w:r>
         <w:t>Additionally, we will provide common metadata such as title, description, or keywords when publishing data. In this case, we will follow the default template provided by the repository, such as Data Cite Metadata or Dublin Core.</w:t>
       </w:r>
@@ -6409,12 +1474,12 @@
       <w:pPr>
         <w:pStyle w:val="Heading2"/>
       </w:pPr>
-      <w:bookmarkStart w:id="20" w:name="_Toc156287345"/>
+      <w:bookmarkStart w:id="16" w:name="_Toc156287345"/>
       <w:r>
         <w:t>Making data accessible</w:t>
       </w:r>
-      <w:bookmarkEnd w:id="19"/>
-      <w:bookmarkEnd w:id="20"/>
+      <w:bookmarkEnd w:id="15"/>
+      <w:bookmarkEnd w:id="16"/>
     </w:p>
     <w:p>
       <w:pPr>
@@ -6581,6 +1646,7 @@
           <w:color w:val="auto"/>
           <w:lang w:val="en-GB"/>
         </w:rPr>
+        <w:lastRenderedPageBreak/>
         <w:t>Will all data be made openly available? If certain datasets cannot be shared (or need to be shared under restricted access conditions), explain why, clearly separating legal and contractual reasons from intentional restrictions. Note that in multi-beneficiary projects it is also possible for specific beneficiaries to keep their data closed if opening their data goes against their legitimate interests or other constraints as per the Grant Agreement.</w:t>
       </w:r>
     </w:p>
@@ -6752,7 +1818,6 @@
           <w:bCs/>
           <w:color w:val="auto"/>
         </w:rPr>
-        <w:lastRenderedPageBreak/>
         <w:t>Metadata:</w:t>
       </w:r>
     </w:p>
@@ -7257,7 +2322,7 @@
                 <w:color w:val="auto"/>
               </w:rPr>
             </w:pPr>
-            <w:hyperlink r:id="rId15">
+            <w:hyperlink r:id="rId12">
               <w:r>
                 <w:rPr>
                   <w:rStyle w:val="Hyperlink"/>
@@ -7434,7 +2499,7 @@
                 <w:color w:val="auto"/>
               </w:rPr>
             </w:pPr>
-            <w:hyperlink r:id="rId16">
+            <w:hyperlink r:id="rId13">
               <w:r>
                 <w:rPr>
                   <w:rStyle w:val="Hyperlink"/>
@@ -7467,7 +2532,11 @@
         <w:br/>
       </w:r>
       <w:r>
-        <w:t>TU Wien Research Data is an institutional repository of TU Wien to enable storing, sharing and publishing of digital objects, in particular research data. It facilitates the funders' requirements for open access to research data and the FAIR principles by making research output findable, accessible, interoperable, and reusable. A DOI is assigned to each dataset published in TU Wien Research Data. This service is developed by the TU Wien Center for Research Data Management and hosted by TU.it. https://resear</w:t>
+        <w:t xml:space="preserve">TU Wien Research Data is an institutional repository of TU Wien to enable storing, sharing and publishing of digital objects, in particular research data. It facilitates the funders' requirements for open access to research data and the FAIR principles by </w:t>
+      </w:r>
+      <w:r>
+        <w:lastRenderedPageBreak/>
+        <w:t>making research output findable, accessible, interoperable, and reusable. A DOI is assigned to each dataset published in TU Wien Research Data. This service is developed by the TU Wien Center for Research Data Management and hosted by TU.it. https://resear</w:t>
       </w:r>
       <w:r>
         <w:t>chdata.tuwien.ac.at/</w:t>
@@ -7489,8 +2558,8 @@
       <w:pPr>
         <w:pStyle w:val="Heading2"/>
       </w:pPr>
-      <w:bookmarkStart w:id="21" w:name="_Toc123731436"/>
-      <w:bookmarkStart w:id="22" w:name="_Toc156287346"/>
+      <w:bookmarkStart w:id="17" w:name="_Toc123731436"/>
+      <w:bookmarkStart w:id="18" w:name="_Toc156287346"/>
       <w:r>
         <w:t>Making data</w:t>
       </w:r>
@@ -7503,8 +2572,8 @@
       <w:r>
         <w:t>interoperable</w:t>
       </w:r>
-      <w:bookmarkEnd w:id="21"/>
-      <w:bookmarkEnd w:id="22"/>
+      <w:bookmarkEnd w:id="17"/>
+      <w:bookmarkEnd w:id="18"/>
     </w:p>
     <w:p>
       <w:pPr>
@@ -7594,7 +2663,7 @@
       </w:r>
     </w:p>
     <w:p>
-      <w:bookmarkStart w:id="23" w:name="_Toc123731437"/>
+      <w:bookmarkStart w:id="19" w:name="_Toc123731437"/>
       <w:r>
         <w:t>We will make our data interoperable by providing and describing data in a way that is common within our domain. As far as possible, we will use controlled vocabularies for our data to allow inter-disciplinary interoperability and machine-actionability. We will provide good documentation for all our datasets.</w:t>
       </w:r>
@@ -7603,12 +2672,12 @@
       <w:pPr>
         <w:pStyle w:val="Heading2"/>
       </w:pPr>
-      <w:bookmarkStart w:id="24" w:name="_Toc156287347"/>
+      <w:bookmarkStart w:id="20" w:name="_Toc156287347"/>
       <w:r>
         <w:t>Increase data re-use</w:t>
       </w:r>
-      <w:bookmarkEnd w:id="23"/>
-      <w:bookmarkEnd w:id="24"/>
+      <w:bookmarkEnd w:id="19"/>
+      <w:bookmarkEnd w:id="20"/>
     </w:p>
     <w:p>
       <w:pPr>
@@ -7752,6 +2821,7 @@
           <w:color w:val="auto"/>
           <w:lang w:val="en-GB"/>
         </w:rPr>
+        <w:lastRenderedPageBreak/>
         <w:t>Describe all relevant data quality assurance processes.</w:t>
       </w:r>
     </w:p>
@@ -7791,46 +2861,46 @@
     </w:p>
     <w:p>
       <w:r>
-        <w:t xml:space="preserve">The experiment follows the CRISP-DM methodology and is fully documented to ensure reproducibility and reuse.  All data processing, model training and evaluation steps are implemented in Jupyter notebooks stored in the src/ folder of the GitHub repository. The </w:t>
+        <w:t>The experiment follows the CRISP-DM methodology and is fully documented to ensure reproducibility and reuse.  All data processing, model training and evaluation steps are implemented in Jupyter notebooks stored in the src/ folder of the GitHub repository. The notebooks include inline comments explaining each step and decision. A step-by-step reproduction guide is provided in the README.md covering requirements, installation, and execution instructions.  The relational database schema is documented with an E</w:t>
+      </w:r>
+      <w:r>
+        <w:t>ntity-Relationship diagram and SQL CREATE statements stored in the repository. All DBRepo tables include descriptive column metadata, semantic concept mappings and unit of measurement mappings via ontology URIs.  The trained model is accompanied by a Model Card (docs/model-card.md) documenting training data, evaluation metrics, intended use, limitations and ethical considerations. FAIR4ML metadata records all hyperparameters, evaluation metrics and algorithm details. A standards overlap analysis is included</w:t>
+      </w:r>
+      <w:r>
+        <w:t xml:space="preserve"> in the final report comparing RO-Crate, CodeMeta, FAIR4ML, Croissant and Model Card.  Fixed random seeds and stratified splits ensure that the experiment produces identical results when re-executed. The API-based data loading reimplementation (T2.6) is verified to produce results identical to the original local-file version.</w:t>
+      </w:r>
+    </w:p>
+    <w:p>
+      <w:pPr>
+        <w:ind w:right="243"/>
+      </w:pPr>
+      <w:r>
+        <w:t>The following data quality checks will be done: standardised data capture, data entry validation, representation with controlled vocabularies and The input data is obtained from GeoSphere Austria, an official national meteorological service, ensuring high quality and scientific reliability. The dataset is publicly available under a CC0 licence and listed in re3data, confirming it meets open data standards.  Data quality control measures applied during processing include: identification and handling of missi</w:t>
+      </w:r>
+      <w:r>
+        <w:t>ng values (represented as -1 in the original CSV, converted to NULL during loading into DBRepo), removal of rows with invalid or incomplete measurements, and verification of data types and value ranges during import.  The relational schema enforces data integrity through primary key constraints, foreign key constraints between the station and daily_observation tables, and appropriate data types for all columns.  The machine learning pipeline uses a stratified 70/15/15% train/validation/test split with a fix</w:t>
+      </w:r>
+      <w:r>
+        <w:t xml:space="preserve">ed random seed to ensure reproducibility and prevent data leakage. Model performance </w:t>
       </w:r>
       <w:r>
         <w:lastRenderedPageBreak/>
-        <w:t>notebooks include inline comments explaining each step and decision. A step-by-step reproduction guide is provided in the README.md covering requirements, installation, and execution instructions.  The relational database schema is documented with an Entity-Relationship diagram and SQL CREATE statements stored in the repository. All DBRepo tables include descriptive column metadata, semantic concept mappings and unit of measurement mappings via ontology URIs.  The trained model is accompanied by a Model Car</w:t>
-      </w:r>
-      <w:r>
-        <w:t>d (docs/model-card.md) documenting training data, evaluation metrics, intended use, limitations and ethical considerations. FAIR4ML metadata records all hyperparameters, evaluation metrics and algorithm details. A standards overlap analysis is included in the final report comparing RO-Crate, CodeMeta, FAIR4ML, Croissant and Model Card.  Fixed random seeds and stratified splits ensure that the experiment produces identical results when re-executed. The API-based data loading reimplementation (T2.6) is verifi</w:t>
-      </w:r>
-      <w:r>
-        <w:t>ed to produce results identical to the original local-file version.</w:t>
-      </w:r>
-    </w:p>
-    <w:p>
-      <w:pPr>
-        <w:ind w:right="243"/>
-      </w:pPr>
-      <w:r>
-        <w:t>The following data quality checks will be done: standardised data capture, data entry validation, representation with controlled vocabularies and The input data is obtained from GeoSphere Austria, an official national meteorological service, ensuring high quality and scientific reliability. The dataset is publicly available under a CC0 licence and listed in re3data, confirming it meets open data standards.  Data quality control measures applied during processing include: identification and handling of missi</w:t>
-      </w:r>
-      <w:r>
-        <w:t>ng values (represented as -1 in the original CSV, converted to NULL during loading into DBRepo), removal of rows with invalid or incomplete measurements, and verification of data types and value ranges during import.  The relational schema enforces data integrity through primary key constraints, foreign key constraints between the station and daily_observation tables, and appropriate data types for all columns.  The machine learning pipeline uses a stratified 70/15/15% train/validation/test split with a fix</w:t>
-      </w:r>
-      <w:r>
-        <w:t>ed random seed to ensure reproducibility and prevent data leakage. Model performance is evaluated on a held-out test set using multiple metrics including accuracy, precision, recall, F1-score and ROC-AUC. The API-based reimplementation is verified to produce results identical to the original local-file version, confirming consistency across different data access methods..</w:t>
+        <w:t>is evaluated on a held-out test set using multiple metrics including accuracy, precision, recall, F1-score and ROC-AUC. The API-based reimplementation is verified to produce results identical to the original local-file version, confirming consistency across different data access methods..</w:t>
       </w:r>
     </w:p>
     <w:p>
       <w:pPr>
         <w:pStyle w:val="Heading1"/>
       </w:pPr>
-      <w:bookmarkStart w:id="25" w:name="_Toc123731438"/>
-      <w:bookmarkStart w:id="26" w:name="_Toc69311945"/>
-      <w:bookmarkStart w:id="27" w:name="_Toc156287348"/>
+      <w:bookmarkStart w:id="21" w:name="_Toc123731438"/>
+      <w:bookmarkStart w:id="22" w:name="_Toc69311945"/>
+      <w:bookmarkStart w:id="23" w:name="_Toc156287348"/>
       <w:r>
         <w:t>Other research outputs</w:t>
       </w:r>
-      <w:bookmarkEnd w:id="25"/>
-      <w:bookmarkEnd w:id="26"/>
-      <w:bookmarkEnd w:id="27"/>
+      <w:bookmarkEnd w:id="21"/>
+      <w:bookmarkEnd w:id="22"/>
+      <w:bookmarkEnd w:id="23"/>
     </w:p>
     <w:p>
       <w:pPr>
@@ -7853,8 +2923,8 @@
           <w:lang w:val="en-GB"/>
         </w:rPr>
       </w:pPr>
-      <w:bookmarkStart w:id="28" w:name="_Toc123731439"/>
-      <w:bookmarkStart w:id="29" w:name="_Toc69311946"/>
+      <w:bookmarkStart w:id="24" w:name="_Toc123731439"/>
+      <w:bookmarkStart w:id="25" w:name="_Toc69311946"/>
       <w:r>
         <w:rPr>
           <w:color w:val="auto"/>
@@ -7889,7 +2959,6 @@
           <w:color w:val="auto"/>
           <w:lang w:val="en-GB"/>
         </w:rPr>
-        <w:lastRenderedPageBreak/>
         <w:t>Beneficiaries should consider which of the questions pertaining to FAIR data above, can apply to the management of other research outputs, and should strive to provide sufficient detail on how their research outputs will be managed and shared, or made available for re-use, in line with the FAIR principles.</w:t>
       </w:r>
     </w:p>
@@ -7912,7 +2981,7 @@
       <w:pPr>
         <w:pStyle w:val="Heading1"/>
       </w:pPr>
-      <w:bookmarkStart w:id="30" w:name="_Toc156287349"/>
+      <w:bookmarkStart w:id="26" w:name="_Toc156287349"/>
       <w:r>
         <w:t>Allocation of</w:t>
       </w:r>
@@ -7925,9 +2994,9 @@
       <w:r>
         <w:t>resources</w:t>
       </w:r>
-      <w:bookmarkEnd w:id="28"/>
-      <w:bookmarkEnd w:id="29"/>
-      <w:bookmarkEnd w:id="30"/>
+      <w:bookmarkEnd w:id="24"/>
+      <w:bookmarkEnd w:id="25"/>
+      <w:bookmarkEnd w:id="26"/>
     </w:p>
     <w:p>
       <w:pPr>
@@ -8083,10 +3152,11 @@
       <w:pPr>
         <w:pStyle w:val="Heading1"/>
       </w:pPr>
-      <w:bookmarkStart w:id="31" w:name="_Toc123731440"/>
-      <w:bookmarkStart w:id="32" w:name="_Toc69311947"/>
-      <w:bookmarkStart w:id="33" w:name="_Toc156287350"/>
-      <w:r>
+      <w:bookmarkStart w:id="27" w:name="_Toc123731440"/>
+      <w:bookmarkStart w:id="28" w:name="_Toc69311947"/>
+      <w:bookmarkStart w:id="29" w:name="_Toc156287350"/>
+      <w:r>
+        <w:lastRenderedPageBreak/>
         <w:t>Data</w:t>
       </w:r>
       <w:r>
@@ -8098,9 +3168,9 @@
       <w:r>
         <w:t>security</w:t>
       </w:r>
-      <w:bookmarkEnd w:id="31"/>
-      <w:bookmarkEnd w:id="32"/>
-      <w:bookmarkEnd w:id="33"/>
+      <w:bookmarkEnd w:id="27"/>
+      <w:bookmarkEnd w:id="28"/>
+      <w:bookmarkEnd w:id="29"/>
     </w:p>
     <w:p>
       <w:pPr>
@@ -8122,7 +3192,7 @@
           <w:lang w:val="en-GB"/>
         </w:rPr>
       </w:pPr>
-      <w:bookmarkStart w:id="34" w:name="_Toc123731441"/>
+      <w:bookmarkStart w:id="30" w:name="_Toc123731441"/>
       <w:r>
         <w:rPr>
           <w:color w:val="000000" w:themeColor="text1"/>
@@ -8163,50 +3233,49 @@
       <w:pPr>
         <w:pStyle w:val="Heading2"/>
       </w:pPr>
-      <w:bookmarkStart w:id="35" w:name="_Toc156287351"/>
+      <w:bookmarkStart w:id="31" w:name="_Toc156287351"/>
       <w:r>
         <w:t>Storage and backup facilities</w:t>
       </w:r>
+      <w:bookmarkEnd w:id="30"/>
+      <w:bookmarkEnd w:id="31"/>
+    </w:p>
+    <w:p>
+      <w:pPr>
+        <w:rPr>
+          <w:rFonts w:eastAsiaTheme="minorEastAsia"/>
+          <w:lang w:val="en-GB"/>
+        </w:rPr>
+      </w:pPr>
+      <w:r>
+        <w:rPr>
+          <w:rFonts w:eastAsiaTheme="minorEastAsia"/>
+          <w:lang w:val="en-GB"/>
+        </w:rPr>
+        <w:t>For the duration of the project, storage and backup of data will be ensured by Anxhela Sulmina (acting as the person responsible for data management and DMP) in cooperation with the system operator. Data and code are stored in GitHub (version control), DBRepo (structured input data), Zenodo (software archiving), and the TU Wien Research Data Repository (model and output deposits).</w:t>
+      </w:r>
+    </w:p>
+    <w:p>
+      <w:pPr>
+        <w:jc w:val="left"/>
+        <w:rPr>
+          <w:lang w:val="en-GB"/>
+        </w:rPr>
+      </w:pPr>
+    </w:p>
+    <w:p>
+      <w:pPr>
+        <w:pStyle w:val="Heading2"/>
+      </w:pPr>
+      <w:bookmarkStart w:id="32" w:name="_Toc109653684"/>
+      <w:bookmarkStart w:id="33" w:name="_Toc123731442"/>
+      <w:bookmarkStart w:id="34" w:name="_Toc156287352"/>
+      <w:r>
+        <w:t>Data security and protection of sensitive data</w:t>
+      </w:r>
+      <w:bookmarkEnd w:id="32"/>
+      <w:bookmarkEnd w:id="33"/>
       <w:bookmarkEnd w:id="34"/>
-      <w:bookmarkEnd w:id="35"/>
-    </w:p>
-    <w:p>
-      <w:pPr>
-        <w:rPr>
-          <w:rFonts w:eastAsiaTheme="minorEastAsia"/>
-          <w:lang w:val="en-GB"/>
-        </w:rPr>
-      </w:pPr>
-      <w:r>
-        <w:rPr>
-          <w:rFonts w:eastAsiaTheme="minorEastAsia"/>
-          <w:lang w:val="en-GB"/>
-        </w:rPr>
-        <w:t>For the duration of the project, storage and backup of data will be ensured by Anxhela Sulmina (acting as the person responsible for data management and DMP) in cooperation with the system operator. Data and code are stored in GitHub (version control), DBRepo (structured input data), Zenodo (software archiving), and the TU Wien Research Data Repository (model and output deposits).</w:t>
-      </w:r>
-    </w:p>
-    <w:p>
-      <w:pPr>
-        <w:jc w:val="left"/>
-        <w:rPr>
-          <w:lang w:val="en-GB"/>
-        </w:rPr>
-      </w:pPr>
-    </w:p>
-    <w:p>
-      <w:pPr>
-        <w:pStyle w:val="Heading2"/>
-      </w:pPr>
-      <w:bookmarkStart w:id="36" w:name="_Toc109653684"/>
-      <w:bookmarkStart w:id="37" w:name="_Toc123731442"/>
-      <w:bookmarkStart w:id="38" w:name="_Toc156287352"/>
-      <w:r>
-        <w:lastRenderedPageBreak/>
-        <w:t>Data security and protection of sensitive data</w:t>
-      </w:r>
-      <w:bookmarkEnd w:id="36"/>
-      <w:bookmarkEnd w:id="37"/>
-      <w:bookmarkEnd w:id="38"/>
     </w:p>
     <w:p>
       <w:r>
@@ -8705,13 +3774,13 @@
       <w:pPr>
         <w:pStyle w:val="Heading2"/>
       </w:pPr>
-      <w:bookmarkStart w:id="39" w:name="_Toc109653691"/>
-      <w:bookmarkStart w:id="40" w:name="_Toc156287353"/>
+      <w:bookmarkStart w:id="35" w:name="_Toc109653691"/>
+      <w:bookmarkStart w:id="36" w:name="_Toc156287353"/>
       <w:r>
         <w:t>Long-term preservation and deletion of data</w:t>
       </w:r>
-      <w:bookmarkEnd w:id="39"/>
-      <w:bookmarkEnd w:id="40"/>
+      <w:bookmarkEnd w:id="35"/>
+      <w:bookmarkEnd w:id="36"/>
     </w:p>
     <w:tbl>
       <w:tblPr>
@@ -8965,6 +4034,7 @@
                 <w:sz w:val="18"/>
                 <w:szCs w:val="18"/>
               </w:rPr>
+              <w:lastRenderedPageBreak/>
               <w:t>P2</w:t>
             </w:r>
           </w:p>
@@ -9023,9 +4093,9 @@
       <w:pPr>
         <w:pStyle w:val="Heading1"/>
       </w:pPr>
-      <w:bookmarkStart w:id="41" w:name="_Toc123731443"/>
-      <w:bookmarkStart w:id="42" w:name="_Toc69311948"/>
-      <w:bookmarkStart w:id="43" w:name="_Toc156287354"/>
+      <w:bookmarkStart w:id="37" w:name="_Toc123731443"/>
+      <w:bookmarkStart w:id="38" w:name="_Toc69311948"/>
+      <w:bookmarkStart w:id="39" w:name="_Toc156287354"/>
       <w:r>
         <w:rPr>
           <w:rStyle w:val="Heading2Char"/>
@@ -9036,8 +4106,8 @@
         </w:rPr>
         <w:t>Ethic</w:t>
       </w:r>
-      <w:bookmarkEnd w:id="41"/>
-      <w:bookmarkEnd w:id="42"/>
+      <w:bookmarkEnd w:id="37"/>
+      <w:bookmarkEnd w:id="38"/>
       <w:r>
         <w:rPr>
           <w:rStyle w:val="Heading2Char"/>
@@ -9048,7 +4118,7 @@
         </w:rPr>
         <w:t>al and legal issues</w:t>
       </w:r>
-      <w:bookmarkEnd w:id="43"/>
+      <w:bookmarkEnd w:id="39"/>
     </w:p>
     <w:p>
       <w:pPr>
@@ -9110,13 +4180,13 @@
       <w:pPr>
         <w:pStyle w:val="Heading2"/>
       </w:pPr>
-      <w:bookmarkStart w:id="44" w:name="_Toc109653686"/>
-      <w:bookmarkStart w:id="45" w:name="_Toc156287355"/>
+      <w:bookmarkStart w:id="40" w:name="_Toc109653686"/>
+      <w:bookmarkStart w:id="41" w:name="_Toc156287355"/>
       <w:r>
         <w:t>Personal data</w:t>
       </w:r>
-      <w:bookmarkEnd w:id="44"/>
-      <w:bookmarkEnd w:id="45"/>
+      <w:bookmarkEnd w:id="40"/>
+      <w:bookmarkEnd w:id="41"/>
     </w:p>
     <w:p>
       <w:r>
@@ -9128,7 +4198,6 @@
         <w:pStyle w:val="Heading2"/>
       </w:pPr>
       <w:r>
-        <w:lastRenderedPageBreak/>
         <w:t>Intellectual property rights and rights of use</w:t>
       </w:r>
     </w:p>
@@ -9144,71 +4213,23 @@
       <w:pPr>
         <w:pStyle w:val="Heading2"/>
       </w:pPr>
-      <w:bookmarkStart w:id="46" w:name="_Toc109653688"/>
-      <w:bookmarkStart w:id="47" w:name="_Toc156287357"/>
+      <w:bookmarkStart w:id="42" w:name="_Toc109653688"/>
+      <w:bookmarkStart w:id="43" w:name="_Toc156287357"/>
       <w:r>
         <w:t>Ethical issues</w:t>
       </w:r>
-      <w:bookmarkEnd w:id="46"/>
-      <w:bookmarkEnd w:id="47"/>
+      <w:bookmarkEnd w:id="42"/>
+      <w:bookmarkEnd w:id="43"/>
     </w:p>
     <w:p>
       <w:r>
         <w:t xml:space="preserve">No particular ethical issue is foreseen with the data to be used or produced by the project. This section will be updated if issues arise. </w:t>
       </w:r>
     </w:p>
-    <w:p>
-      <w:pPr>
-        <w:pStyle w:val="Heading1"/>
-      </w:pPr>
-      <w:bookmarkStart w:id="48" w:name="_Toc123731444"/>
-      <w:bookmarkStart w:id="49" w:name="_Toc69311949"/>
-      <w:bookmarkStart w:id="50" w:name="_Toc156287358"/>
-      <w:r>
-        <w:t>Other issues</w:t>
-      </w:r>
-      <w:bookmarkEnd w:id="48"/>
-      <w:bookmarkEnd w:id="49"/>
-      <w:bookmarkEnd w:id="50"/>
-    </w:p>
-    <w:p>
-      <w:pPr>
-        <w:pStyle w:val="Listenabsatz1"/>
-        <w:numPr>
-          <w:ilvl w:val="0"/>
-          <w:numId w:val="2"/>
-        </w:numPr>
-        <w:pBdr>
-          <w:top w:val="single" w:sz="12" w:space="1" w:color="006699"/>
-          <w:left w:val="single" w:sz="12" w:space="4" w:color="006699"/>
-          <w:bottom w:val="single" w:sz="12" w:space="1" w:color="006699"/>
-          <w:right w:val="single" w:sz="12" w:space="4" w:color="006699"/>
-        </w:pBdr>
-        <w:ind w:left="567" w:hanging="567"/>
-        <w:rPr>
-          <w:color w:val="000000"/>
-          <w:lang w:val="en-US"/>
-        </w:rPr>
-      </w:pPr>
-      <w:r>
-        <w:rPr>
-          <w:color w:val="000000"/>
-          <w:lang w:val="en-GB"/>
-        </w:rPr>
-        <w:t>Do you, or will you, make use of other national/funder/sectorial/departmental procedures for data management? If yes, which ones (please list and briefly describe them)?</w:t>
-      </w:r>
-    </w:p>
-    <w:p>
-      <w:pPr>
-        <w:rPr>
-          <w:lang w:eastAsia="nl-BE"/>
-        </w:rPr>
-      </w:pPr>
-    </w:p>
     <w:sectPr>
-      <w:headerReference w:type="even" r:id="rId17"/>
-      <w:footerReference w:type="default" r:id="rId18"/>
-      <w:footerReference w:type="first" r:id="rId19"/>
+      <w:headerReference w:type="even" r:id="rId14"/>
+      <w:footerReference w:type="default" r:id="rId15"/>
+      <w:footerReference w:type="first" r:id="rId16"/>
       <w:pgSz w:w="11906" w:h="16838"/>
       <w:pgMar w:top="1701" w:right="1700" w:bottom="1134" w:left="1134" w:header="709" w:footer="709" w:gutter="0"/>
       <w:cols w:space="720"/>
